--- a/Handleiding configuratie.docx
+++ b/Handleiding configuratie.docx
@@ -1,6 +1,6 @@
 
 <file path=word/document.xml><?xml version="1.0" encoding="utf-8"?>
-<w:document xmlns:wpc="http://schemas.microsoft.com/office/word/2010/wordprocessingCanvas" xmlns:cx="http://schemas.microsoft.com/office/drawing/2014/chartex" xmlns:cx1="http://schemas.microsoft.com/office/drawing/2015/9/8/chartex" xmlns:cx2="http://schemas.microsoft.com/office/drawing/2015/10/21/chartex" xmlns:cx3="http://schemas.microsoft.com/office/drawing/2016/5/9/chartex" xmlns:cx4="http://schemas.microsoft.com/office/drawing/2016/5/10/chartex" xmlns:cx5="http://schemas.microsoft.com/office/drawing/2016/5/11/chartex" xmlns:cx6="http://schemas.microsoft.com/office/drawing/2016/5/12/chartex" xmlns:cx7="http://schemas.microsoft.com/office/drawing/2016/5/13/chartex" xmlns:cx8="http://schemas.microsoft.com/office/drawing/2016/5/14/chartex" xmlns:mc="http://schemas.openxmlformats.org/markup-compatibility/2006" xmlns:aink="http://schemas.microsoft.com/office/drawing/2016/ink" xmlns:am3d="http://schemas.microsoft.com/office/drawing/2017/model3d" xmlns:o="urn:schemas-microsoft-com:office:office" xmlns:oel="http://schemas.microsoft.com/office/2019/extlst" xmlns:r="http://schemas.openxmlformats.org/officeDocument/2006/relationships" xmlns:m="http://schemas.openxmlformats.org/officeDocument/2006/math" xmlns:v="urn:schemas-microsoft-com:vml" xmlns:wp14="http://schemas.microsoft.com/office/word/2010/wordprocessingDrawing" xmlns:wp="http://schemas.openxmlformats.org/drawingml/2006/wordprocessingDrawing" xmlns:w10="urn:schemas-microsoft-com:office:word" xmlns:w="http://schemas.openxmlformats.org/wordprocessingml/2006/main" xmlns:w14="http://schemas.microsoft.com/office/word/2010/wordml" xmlns:w15="http://schemas.microsoft.com/office/word/2012/wordml" xmlns:w16cex="http://schemas.microsoft.com/office/word/2018/wordml/cex" xmlns:w16cid="http://schemas.microsoft.com/office/word/2016/wordml/cid" xmlns:w16="http://schemas.microsoft.com/office/word/2018/wordml" xmlns:w16du="http://schemas.microsoft.com/office/word/2023/wordml/word16du" xmlns:w16sdtdh="http://schemas.microsoft.com/office/word/2020/wordml/sdtdatahash" xmlns:w16se="http://schemas.microsoft.com/office/word/2015/wordml/symex" xmlns:wpg="http://schemas.microsoft.com/office/word/2010/wordprocessingGroup" xmlns:wpi="http://schemas.microsoft.com/office/word/2010/wordprocessingInk" xmlns:wne="http://schemas.microsoft.com/office/word/2006/wordml" xmlns:wps="http://schemas.microsoft.com/office/word/2010/wordprocessingShape" mc:Ignorable="w14 w15 w16se w16cid w16 w16cex w16sdtdh w16du wp14">
+<w:document xmlns:wpc="http://schemas.microsoft.com/office/word/2010/wordprocessingCanvas" xmlns:cx="http://schemas.microsoft.com/office/drawing/2014/chartex" xmlns:cx1="http://schemas.microsoft.com/office/drawing/2015/9/8/chartex" xmlns:cx2="http://schemas.microsoft.com/office/drawing/2015/10/21/chartex" xmlns:cx3="http://schemas.microsoft.com/office/drawing/2016/5/9/chartex" xmlns:cx4="http://schemas.microsoft.com/office/drawing/2016/5/10/chartex" xmlns:cx5="http://schemas.microsoft.com/office/drawing/2016/5/11/chartex" xmlns:cx6="http://schemas.microsoft.com/office/drawing/2016/5/12/chartex" xmlns:cx7="http://schemas.microsoft.com/office/drawing/2016/5/13/chartex" xmlns:cx8="http://schemas.microsoft.com/office/drawing/2016/5/14/chartex" xmlns:mc="http://schemas.openxmlformats.org/markup-compatibility/2006" xmlns:aink="http://schemas.microsoft.com/office/drawing/2016/ink" xmlns:am3d="http://schemas.microsoft.com/office/drawing/2017/model3d" xmlns:o="urn:schemas-microsoft-com:office:office" xmlns:oel="http://schemas.microsoft.com/office/2019/extlst" xmlns:r="http://schemas.openxmlformats.org/officeDocument/2006/relationships" xmlns:m="http://schemas.openxmlformats.org/officeDocument/2006/math" xmlns:v="urn:schemas-microsoft-com:vml" xmlns:wp14="http://schemas.microsoft.com/office/word/2010/wordprocessingDrawing" xmlns:wp="http://schemas.openxmlformats.org/drawingml/2006/wordprocessingDrawing" xmlns:w10="urn:schemas-microsoft-com:office:word" xmlns:w="http://schemas.openxmlformats.org/wordprocessingml/2006/main" xmlns:w14="http://schemas.microsoft.com/office/word/2010/wordml" xmlns:w15="http://schemas.microsoft.com/office/word/2012/wordml" xmlns:w16cex="http://schemas.microsoft.com/office/word/2018/wordml/cex" xmlns:w16cid="http://schemas.microsoft.com/office/word/2016/wordml/cid" xmlns:w16="http://schemas.microsoft.com/office/word/2018/wordml" xmlns:w16du="http://schemas.microsoft.com/office/word/2023/wordml/word16du" xmlns:w16sdtdh="http://schemas.microsoft.com/office/word/2020/wordml/sdtdatahash" xmlns:w16sdtfl="http://schemas.microsoft.com/office/word/2024/wordml/sdtformatlock" xmlns:w16se="http://schemas.microsoft.com/office/word/2015/wordml/symex" xmlns:wpg="http://schemas.microsoft.com/office/word/2010/wordprocessingGroup" xmlns:wpi="http://schemas.microsoft.com/office/word/2010/wordprocessingInk" xmlns:wne="http://schemas.microsoft.com/office/word/2006/wordml" xmlns:wps="http://schemas.microsoft.com/office/word/2010/wordprocessingShape" mc:Ignorable="w14 w15 w16se w16cid w16 w16cex w16sdtdh w16sdtfl w16du wp14">
   <w:body>
     <w:p>
       <w:pPr>
@@ -31,15 +31,7 @@
       </w:r>
       <w:r>
         <w:noBreakHyphen/>
-        <w:t xml:space="preserve">script waarmee data uit gezondheidsmonitors wordt omgezet naar tabellenboeken voor verschillende niveaus (bijv. gemeenten, </w:t>
-      </w:r>
-      <w:proofErr w:type="spellStart"/>
-      <w:r>
-        <w:t>subregio’s</w:t>
-      </w:r>
-      <w:proofErr w:type="spellEnd"/>
-      <w:r>
-        <w:t>, GGD</w:t>
+        <w:t>script waarmee data uit gezondheidsmonitors wordt omgezet naar tabellenboeken voor verschillende niveaus (bijv. gemeenten, subregio’s, GGD</w:t>
       </w:r>
       <w:r>
         <w:noBreakHyphen/>
@@ -49,23 +41,7 @@
         <w:t>, etc.</w:t>
       </w:r>
       <w:r>
-        <w:t xml:space="preserve">) en verschillende vormen van uitvoer (Excel, </w:t>
-      </w:r>
-      <w:proofErr w:type="spellStart"/>
-      <w:r>
-        <w:t>digitoegankelijke</w:t>
-      </w:r>
-      <w:proofErr w:type="spellEnd"/>
-      <w:r>
-        <w:t xml:space="preserve"> HTML, </w:t>
-      </w:r>
-      <w:proofErr w:type="spellStart"/>
-      <w:r>
-        <w:t>onderzoeksexport</w:t>
-      </w:r>
-      <w:proofErr w:type="spellEnd"/>
-      <w:r>
-        <w:t>). Het script is modulair, werkt configuratie</w:t>
+        <w:t>) en verschillende vormen van uitvoer (Excel, digitoegankelijke HTML, onderzoeksexport). Het script is modulair, werkt configuratie</w:t>
       </w:r>
       <w:r>
         <w:noBreakHyphen/>
@@ -93,15 +69,7 @@
       </w:r>
       <w:r>
         <w:noBreakHyphen/>
-        <w:t xml:space="preserve">bestanden, met correcte labels en </w:t>
-      </w:r>
-      <w:proofErr w:type="spellStart"/>
-      <w:r>
-        <w:t>missings</w:t>
-      </w:r>
-      <w:proofErr w:type="spellEnd"/>
-      <w:r>
-        <w:t>.</w:t>
+        <w:t>bestanden, met correcte labels en missings.</w:t>
       </w:r>
     </w:p>
     <w:p>
@@ -122,27 +90,11 @@
         <w:t>survey design</w:t>
       </w:r>
       <w:r>
-        <w:t xml:space="preserve"> (weging/</w:t>
-      </w:r>
-      <w:proofErr w:type="spellStart"/>
-      <w:r>
-        <w:t>strata</w:t>
-      </w:r>
-      <w:proofErr w:type="spellEnd"/>
-      <w:r>
-        <w:t>), chi²</w:t>
+        <w:t xml:space="preserve"> (weging/strata), chi²</w:t>
       </w:r>
       <w:r>
         <w:noBreakHyphen/>
-        <w:t xml:space="preserve">toetsen en optionele multiple </w:t>
-      </w:r>
-      <w:proofErr w:type="spellStart"/>
-      <w:r>
-        <w:t>testing</w:t>
-      </w:r>
-      <w:proofErr w:type="spellEnd"/>
-      <w:r>
-        <w:t xml:space="preserve"> correcties.</w:t>
+        <w:t>toetsen en optionele multiple testing correcties.</w:t>
       </w:r>
     </w:p>
     <w:p>
@@ -161,17 +113,8 @@
       </w:r>
       <w:r>
         <w:noBreakHyphen/>
-        <w:t>tabellenboek, HTML (</w:t>
-      </w:r>
-      <w:proofErr w:type="spellStart"/>
-      <w:r>
-        <w:t>digitoegankelijk</w:t>
-      </w:r>
-      <w:proofErr w:type="spellEnd"/>
-      <w:r>
-        <w:t xml:space="preserve">), </w:t>
-      </w:r>
-      <w:proofErr w:type="spellStart"/>
+        <w:t xml:space="preserve">tabellenboek, HTML (digitoegankelijk), </w:t>
+      </w:r>
       <w:r>
         <w:rPr>
           <w:i/>
@@ -179,7 +122,6 @@
         </w:rPr>
         <w:t>resultaten_csv</w:t>
       </w:r>
-      <w:proofErr w:type="spellEnd"/>
       <w:r>
         <w:t xml:space="preserve"> voor hergebruik in rapportages, en (nieuw) kubusdata voor Swing.</w:t>
       </w:r>
@@ -199,31 +141,7 @@
         <w:br/>
       </w:r>
       <w:r>
-        <w:t xml:space="preserve">Dit script is een herschreven versie van het tabellenboekscript dat al een paar jaar circuleert en telkens wordt uitgebreid. Deze situatie werd na het vijf keer doorgeven van het auteurschap onhoudbaar, waarop er vanuit </w:t>
-      </w:r>
-      <w:proofErr w:type="spellStart"/>
-      <w:r>
-        <w:t>GGData</w:t>
-      </w:r>
-      <w:proofErr w:type="spellEnd"/>
-      <w:r>
-        <w:t xml:space="preserve"> een werkgroep is opgezet om één universeel script op te zetten, welke voor alle monitors gebruikt kan worden. Het script zal daarom vanaf heden worden onderhouden door deze werkgroep. De laatste versie is altijd beschikbaar vanaf de </w:t>
-      </w:r>
-      <w:proofErr w:type="spellStart"/>
-      <w:r>
-        <w:t>Github</w:t>
-      </w:r>
-      <w:proofErr w:type="spellEnd"/>
-      <w:r>
-        <w:t xml:space="preserve"> van </w:t>
-      </w:r>
-      <w:proofErr w:type="spellStart"/>
-      <w:r>
-        <w:t>GGData</w:t>
-      </w:r>
-      <w:proofErr w:type="spellEnd"/>
-      <w:r>
-        <w:t xml:space="preserve">: </w:t>
+        <w:t xml:space="preserve">Dit script is een herschreven versie van het tabellenboekscript dat al een paar jaar circuleert en telkens wordt uitgebreid. Deze situatie werd na het vijf keer doorgeven van het auteurschap onhoudbaar, waarop er vanuit GGData een werkgroep is opgezet om één universeel script op te zetten, welke voor alle monitors gebruikt kan worden. Het script zal daarom vanaf heden worden onderhouden door deze werkgroep. De laatste versie is altijd beschikbaar vanaf de Github van GGData: </w:t>
       </w:r>
       <w:hyperlink r:id="rId6" w:history="1">
         <w:r>
@@ -239,13 +157,8 @@
       <w:pPr>
         <w:pStyle w:val="Geenafstand"/>
       </w:pPr>
-      <w:proofErr w:type="spellStart"/>
-      <w:r>
-        <w:t>Werkgroepleden</w:t>
-      </w:r>
-      <w:proofErr w:type="spellEnd"/>
-      <w:r>
-        <w:t>:</w:t>
+      <w:r>
+        <w:t>Werkgroepleden:</w:t>
       </w:r>
     </w:p>
     <w:p>
@@ -294,15 +207,7 @@
         <w:pStyle w:val="Geenafstand"/>
       </w:pPr>
       <w:r>
-        <w:t xml:space="preserve">Voor foutmeldingen en functionaliteitsaanvragen verwijzen we in eerste instantie naar de ‘Issues’ pagina op </w:t>
-      </w:r>
-      <w:proofErr w:type="spellStart"/>
-      <w:r>
-        <w:t>Github</w:t>
-      </w:r>
-      <w:proofErr w:type="spellEnd"/>
-      <w:r>
-        <w:t xml:space="preserve">: </w:t>
+        <w:t xml:space="preserve">Voor foutmeldingen en functionaliteitsaanvragen verwijzen we in eerste instantie naar de ‘Issues’ pagina op Github: </w:t>
       </w:r>
       <w:hyperlink r:id="rId7" w:history="1">
         <w:r>
@@ -319,15 +224,7 @@
     <w:p/>
     <w:p>
       <w:r>
-        <w:t xml:space="preserve">Nieuwe functionaliteiten die in het script (+configuratiebestand) gebouwd worden zullen altijd </w:t>
-      </w:r>
-      <w:proofErr w:type="spellStart"/>
-      <w:r>
-        <w:t>backwards</w:t>
-      </w:r>
-      <w:proofErr w:type="spellEnd"/>
-      <w:r>
-        <w:t xml:space="preserve"> compatible  moeten zijn! Concreet betekent dit dat oude configuraties probleemloos in het nieuwe script moeten werken. Er verschijnen dan wel waarschuwing over de nieuw toegevoegde functies, maar deze kunnen genegeerd worden als de functies niet gewenst zijn.</w:t>
+        <w:t>Nieuwe functionaliteiten die in het script (+configuratiebestand) gebouwd worden zullen altijd backwards compatible  moeten zijn! Concreet betekent dit dat oude configuraties probleemloos in het nieuwe script moeten werken. Er verschijnen dan wel waarschuwing over de nieuw toegevoegde functies, maar deze kunnen genegeerd worden als de functies niet gewenst zijn.</w:t>
       </w:r>
     </w:p>
     <w:p/>
@@ -372,13 +269,17 @@
         <w:t>Deze handleiding is</w:t>
       </w:r>
       <w:r>
-        <w:t xml:space="preserve"> </w:t>
-      </w:r>
-      <w:proofErr w:type="spellStart"/>
-      <w:r>
-        <w:t>geupdate</w:t>
-      </w:r>
-      <w:proofErr w:type="spellEnd"/>
+        <w:t xml:space="preserve"> ge</w:t>
+      </w:r>
+      <w:r>
+        <w:t>ü</w:t>
+      </w:r>
+      <w:r>
+        <w:t>pdate</w:t>
+      </w:r>
+      <w:r>
+        <w:t>t</w:t>
+      </w:r>
       <w:r>
         <w:t xml:space="preserve"> en</w:t>
       </w:r>
@@ -416,55 +317,7 @@
         <w:t>‑</w:t>
       </w:r>
       <w:r>
-        <w:t>export maak je vanuit hetzelfde script direct platte kubusdata voor Swing. Je configureert dit via drie tabbladen (</w:t>
-      </w:r>
-      <w:proofErr w:type="spellStart"/>
-      <w:r>
-        <w:t>swing_configuraties</w:t>
-      </w:r>
-      <w:proofErr w:type="spellEnd"/>
-      <w:r>
-        <w:t xml:space="preserve">, </w:t>
-      </w:r>
-      <w:proofErr w:type="spellStart"/>
-      <w:r>
-        <w:t>swing_variabelen</w:t>
-      </w:r>
-      <w:proofErr w:type="spellEnd"/>
-      <w:r>
-        <w:t xml:space="preserve">, </w:t>
-      </w:r>
-      <w:proofErr w:type="spellStart"/>
-      <w:r>
-        <w:t>swing_crossings</w:t>
-      </w:r>
-      <w:proofErr w:type="spellEnd"/>
-      <w:r>
-        <w:t>) en enkele opties in algemeen (</w:t>
-      </w:r>
-      <w:proofErr w:type="spellStart"/>
-      <w:r>
-        <w:t>swing_output</w:t>
-      </w:r>
-      <w:proofErr w:type="spellEnd"/>
-      <w:r>
-        <w:t xml:space="preserve">, </w:t>
-      </w:r>
-      <w:proofErr w:type="spellStart"/>
-      <w:r>
-        <w:t>swing_output_bestandsnaam</w:t>
-      </w:r>
-      <w:proofErr w:type="spellEnd"/>
-      <w:r>
-        <w:t xml:space="preserve">, </w:t>
-      </w:r>
-      <w:proofErr w:type="spellStart"/>
-      <w:r>
-        <w:t>swing_afkapwaarde</w:t>
-      </w:r>
-      <w:proofErr w:type="spellEnd"/>
-      <w:r>
-        <w:t>).</w:t>
+        <w:t>export maak je vanuit hetzelfde script direct platte kubusdata voor Swing. Je configureert dit via drie tabbladen (swing_configuraties, swing_variabelen, swing_crossings) en enkele opties in algemeen (swing_output, swing_output_bestandsnaam, swing_afkapwaarde).</w:t>
       </w:r>
     </w:p>
     <w:p>
@@ -483,14 +336,12 @@
         <w:t xml:space="preserve"> </w:t>
       </w:r>
       <w:hyperlink r:id="rId8" w:history="1">
-        <w:proofErr w:type="spellStart"/>
         <w:r>
           <w:rPr>
             <w:rStyle w:val="Hyperlink"/>
           </w:rPr>
           <w:t>swing_kubusdata_wizard</w:t>
         </w:r>
-        <w:proofErr w:type="spellEnd"/>
       </w:hyperlink>
       <w:r>
         <w:t>.</w:t>
@@ -536,13 +387,8 @@
           <w:numId w:val="19"/>
         </w:numPr>
       </w:pPr>
-      <w:proofErr w:type="spellStart"/>
-      <w:r>
-        <w:t>tabellenboek_output</w:t>
-      </w:r>
-      <w:proofErr w:type="spellEnd"/>
-      <w:r>
-        <w:t xml:space="preserve">: </w:t>
+      <w:r>
+        <w:t xml:space="preserve">tabellenboek_output: </w:t>
       </w:r>
       <w:r>
         <w:rPr>
@@ -563,11 +409,9 @@
           <w:numId w:val="19"/>
         </w:numPr>
       </w:pPr>
-      <w:proofErr w:type="spellStart"/>
       <w:r>
         <w:t>swing_output</w:t>
       </w:r>
-      <w:proofErr w:type="spellEnd"/>
       <w:r>
         <w:t>: wel/</w:t>
       </w:r>
@@ -590,11 +434,9 @@
           <w:numId w:val="19"/>
         </w:numPr>
       </w:pPr>
-      <w:proofErr w:type="spellStart"/>
       <w:r>
         <w:t>swing_output_bestandsnaam</w:t>
       </w:r>
-      <w:proofErr w:type="spellEnd"/>
     </w:p>
     <w:p>
       <w:pPr>
@@ -604,11 +446,9 @@
           <w:numId w:val="19"/>
         </w:numPr>
       </w:pPr>
-      <w:proofErr w:type="spellStart"/>
       <w:r>
         <w:t>swing_afkapwaarde</w:t>
       </w:r>
-      <w:proofErr w:type="spellEnd"/>
     </w:p>
     <w:p>
       <w:pPr>
@@ -618,13 +458,8 @@
           <w:numId w:val="19"/>
         </w:numPr>
       </w:pPr>
-      <w:proofErr w:type="spellStart"/>
-      <w:r>
-        <w:t>swing_configuraties</w:t>
-      </w:r>
-      <w:proofErr w:type="spellEnd"/>
-      <w:r>
-        <w:t xml:space="preserve"> (nieuw tabblad)</w:t>
+      <w:r>
+        <w:t>swing_configuraties (nieuw tabblad)</w:t>
       </w:r>
     </w:p>
     <w:p>
@@ -635,13 +470,8 @@
           <w:numId w:val="19"/>
         </w:numPr>
       </w:pPr>
-      <w:proofErr w:type="spellStart"/>
-      <w:r>
-        <w:t>swing_variabelen</w:t>
-      </w:r>
-      <w:proofErr w:type="spellEnd"/>
-      <w:r>
-        <w:t xml:space="preserve"> (nieuw tabblad)</w:t>
+      <w:r>
+        <w:t>swing_variabelen (nieuw tabblad)</w:t>
       </w:r>
     </w:p>
     <w:p>
@@ -652,13 +482,8 @@
           <w:numId w:val="19"/>
         </w:numPr>
       </w:pPr>
-      <w:proofErr w:type="spellStart"/>
-      <w:r>
-        <w:t>swing_crossings</w:t>
-      </w:r>
-      <w:proofErr w:type="spellEnd"/>
-      <w:r>
-        <w:t xml:space="preserve"> (nieuw tabblad)</w:t>
+      <w:r>
+        <w:t>swing_crossings (nieuw tabblad)</w:t>
       </w:r>
     </w:p>
     <w:p/>
@@ -674,39 +499,7 @@
           <w:b/>
           <w:bCs/>
         </w:rPr>
-        <w:t xml:space="preserve">Multiple </w:t>
-      </w:r>
-      <w:proofErr w:type="spellStart"/>
-      <w:r>
-        <w:rPr>
-          <w:b/>
-          <w:bCs/>
-        </w:rPr>
-        <w:t>Testing</w:t>
-      </w:r>
-      <w:proofErr w:type="spellEnd"/>
-      <w:r>
-        <w:rPr>
-          <w:b/>
-          <w:bCs/>
-        </w:rPr>
-        <w:t xml:space="preserve"> </w:t>
-      </w:r>
-      <w:proofErr w:type="spellStart"/>
-      <w:r>
-        <w:rPr>
-          <w:b/>
-          <w:bCs/>
-        </w:rPr>
-        <w:t>Correction</w:t>
-      </w:r>
-      <w:proofErr w:type="spellEnd"/>
-      <w:r>
-        <w:rPr>
-          <w:b/>
-          <w:bCs/>
-        </w:rPr>
-        <w:t xml:space="preserve"> (MTC)</w:t>
+        <w:t>Multiple Testing Correction (MTC)</w:t>
       </w:r>
     </w:p>
     <w:p>
@@ -730,15 +523,7 @@
         </w:numPr>
       </w:pPr>
       <w:r>
-        <w:t>Alleen toetsen die relevant zijn voor eindoutput tellen mee (</w:t>
-      </w:r>
-      <w:proofErr w:type="spellStart"/>
-      <w:r>
-        <w:t>mtc_include</w:t>
-      </w:r>
-      <w:proofErr w:type="spellEnd"/>
-      <w:r>
-        <w:t>).</w:t>
+        <w:t>Alleen toetsen die relevant zijn voor eindoutput tellen mee (mtc_include).</w:t>
       </w:r>
     </w:p>
     <w:p>
@@ -750,37 +535,7 @@
         </w:numPr>
       </w:pPr>
       <w:r>
-        <w:t xml:space="preserve">Gecorrigeerde </w:t>
-      </w:r>
-      <w:proofErr w:type="spellStart"/>
-      <w:r>
-        <w:t>alpha’s</w:t>
-      </w:r>
-      <w:proofErr w:type="spellEnd"/>
-      <w:r>
-        <w:t xml:space="preserve"> worden opgeslagen</w:t>
-      </w:r>
-      <w:r>
-        <w:t xml:space="preserve"> in </w:t>
-      </w:r>
-      <w:proofErr w:type="spellStart"/>
-      <w:r>
-        <w:t>resultaten_csv</w:t>
-      </w:r>
-      <w:proofErr w:type="spellEnd"/>
-      <w:r>
-        <w:t>/</w:t>
-      </w:r>
-      <w:proofErr w:type="spellStart"/>
-      <w:r>
-        <w:t>alphas</w:t>
-      </w:r>
-      <w:proofErr w:type="spellEnd"/>
-      <w:r>
-        <w:t>_...</w:t>
-      </w:r>
-      <w:r>
-        <w:t xml:space="preserve"> en later per subset toegepast bij HTML/Excel-output.</w:t>
+        <w:t>Gecorrigeerde alpha’s worden opgeslagen in resultaten_csv/alphas_... en later per subset toegepast bij HTML/Excel-output.</w:t>
       </w:r>
     </w:p>
     <w:p/>
@@ -817,15 +572,7 @@
         </w:numPr>
       </w:pPr>
       <w:r>
-        <w:t xml:space="preserve">Er is nu centrale </w:t>
-      </w:r>
-      <w:proofErr w:type="spellStart"/>
-      <w:r>
-        <w:t>include</w:t>
-      </w:r>
-      <w:proofErr w:type="spellEnd"/>
-      <w:r>
-        <w:t>-logica via helper:</w:t>
+        <w:t>Er is nu centrale include-logica via helper:</w:t>
       </w:r>
     </w:p>
     <w:p>
@@ -836,13 +583,8 @@
           <w:numId w:val="21"/>
         </w:numPr>
       </w:pPr>
-      <w:proofErr w:type="spellStart"/>
-      <w:r>
-        <w:t>display_include</w:t>
-      </w:r>
-      <w:proofErr w:type="spellEnd"/>
-      <w:r>
-        <w:t>: wat in tabellen getoond wordt.</w:t>
+      <w:r>
+        <w:t>display_include: wat in tabellen getoond wordt.</w:t>
       </w:r>
     </w:p>
     <w:p>
@@ -853,21 +595,8 @@
           <w:numId w:val="21"/>
         </w:numPr>
       </w:pPr>
-      <w:proofErr w:type="spellStart"/>
-      <w:r>
-        <w:t>mtc_include</w:t>
-      </w:r>
-      <w:proofErr w:type="spellEnd"/>
-      <w:r>
-        <w:t>: wat meetelt in multiple-</w:t>
-      </w:r>
-      <w:proofErr w:type="spellStart"/>
-      <w:r>
-        <w:t>testing</w:t>
-      </w:r>
-      <w:proofErr w:type="spellEnd"/>
-      <w:r>
-        <w:t>-correctie.</w:t>
+      <w:r>
+        <w:t>mtc_include: wat meetelt in multiple-testing-correctie.</w:t>
       </w:r>
     </w:p>
     <w:p>
@@ -879,15 +608,7 @@
         </w:numPr>
       </w:pPr>
       <w:r>
-        <w:t xml:space="preserve">Deze </w:t>
-      </w:r>
-      <w:proofErr w:type="spellStart"/>
-      <w:r>
-        <w:t>flags</w:t>
-      </w:r>
-      <w:proofErr w:type="spellEnd"/>
-      <w:r>
-        <w:t xml:space="preserve"> worden:</w:t>
+        <w:t>Deze flags worden:</w:t>
       </w:r>
     </w:p>
     <w:p>
@@ -923,15 +644,7 @@
         </w:numPr>
       </w:pPr>
       <w:r>
-        <w:t xml:space="preserve">Hiermee is oude, verspreide </w:t>
-      </w:r>
-      <w:proofErr w:type="spellStart"/>
-      <w:r>
-        <w:t>dichotoomlogica</w:t>
-      </w:r>
-      <w:proofErr w:type="spellEnd"/>
-      <w:r>
-        <w:t xml:space="preserve"> vervangen door één centrale route.</w:t>
+        <w:t>Hiermee is oude, verspreide dichotoomlogica vervangen door één centrale route.</w:t>
       </w:r>
     </w:p>
     <w:p/>
@@ -971,23 +684,7 @@
         <w:t>‑</w:t>
       </w:r>
       <w:r>
-        <w:t xml:space="preserve">scripts met prefix </w:t>
-      </w:r>
-      <w:proofErr w:type="spellStart"/>
-      <w:r>
-        <w:t>tbl</w:t>
-      </w:r>
-      <w:proofErr w:type="spellEnd"/>
-      <w:r>
-        <w:t xml:space="preserve">_ (waarvan </w:t>
-      </w:r>
-      <w:proofErr w:type="spellStart"/>
-      <w:r>
-        <w:t>tbl_maken.R</w:t>
-      </w:r>
-      <w:proofErr w:type="spellEnd"/>
-      <w:r>
-        <w:t xml:space="preserve"> de entry</w:t>
+        <w:t>scripts met prefix tbl_ (waarvan tbl_maken.R de entry</w:t>
       </w:r>
       <w:r>
         <w:rPr>
@@ -1020,15 +717,7 @@
         </w:numPr>
       </w:pPr>
       <w:r>
-        <w:t xml:space="preserve">Uitvoer: map output met tabellenboeken/bestanden, map </w:t>
-      </w:r>
-      <w:proofErr w:type="spellStart"/>
-      <w:r>
-        <w:t>resultaten_csv</w:t>
-      </w:r>
-      <w:proofErr w:type="spellEnd"/>
-      <w:r>
-        <w:t xml:space="preserve"> met tussenresultaten en herbruikbare cijfers.</w:t>
+        <w:t>Uitvoer: map output met tabellenboeken/bestanden, map resultaten_csv met tussenresultaten en herbruikbare cijfers.</w:t>
       </w:r>
     </w:p>
     <w:p>
@@ -1075,23 +764,7 @@
         </w:numPr>
       </w:pPr>
       <w:r>
-        <w:t>Samenstellen ‘superdataset’ (indien meerdere datasets): weegfactoren/</w:t>
-      </w:r>
-      <w:proofErr w:type="spellStart"/>
-      <w:r>
-        <w:t>strata</w:t>
-      </w:r>
-      <w:proofErr w:type="spellEnd"/>
-      <w:r>
-        <w:t xml:space="preserve"> en interne </w:t>
-      </w:r>
-      <w:proofErr w:type="spellStart"/>
-      <w:r>
-        <w:t>dummies</w:t>
-      </w:r>
-      <w:proofErr w:type="spellEnd"/>
-      <w:r>
-        <w:t xml:space="preserve"> voor selectie.</w:t>
+        <w:t>Samenstellen ‘superdataset’ (indien meerdere datasets): weegfactoren/strata en interne dummies voor selectie.</w:t>
       </w:r>
     </w:p>
     <w:p>
@@ -1112,15 +785,7 @@
         <w:t>‑</w:t>
       </w:r>
       <w:r>
-        <w:t xml:space="preserve">toetsen (intern, of tegen totaal/andere kolom), multiple </w:t>
-      </w:r>
-      <w:proofErr w:type="spellStart"/>
-      <w:r>
-        <w:t>testing</w:t>
-      </w:r>
-      <w:proofErr w:type="spellEnd"/>
-      <w:r>
-        <w:t xml:space="preserve"> (optioneel).</w:t>
+        <w:t>toetsen (intern, of tegen totaal/andere kolom), multiple testing (optioneel).</w:t>
       </w:r>
     </w:p>
     <w:p>
@@ -1131,21 +796,8 @@
           <w:numId w:val="12"/>
         </w:numPr>
       </w:pPr>
-      <w:proofErr w:type="spellStart"/>
-      <w:r>
-        <w:t>Cachen</w:t>
-      </w:r>
-      <w:proofErr w:type="spellEnd"/>
-      <w:r>
-        <w:t xml:space="preserve"> van resultaten om latere runs te versnellen (alleen </w:t>
-      </w:r>
-      <w:proofErr w:type="spellStart"/>
-      <w:r>
-        <w:t>layoutwijzigingen</w:t>
-      </w:r>
-      <w:proofErr w:type="spellEnd"/>
-      <w:r>
-        <w:t xml:space="preserve"> → geen herberekening).</w:t>
+      <w:r>
+        <w:t>Cachen van resultaten om latere runs te versnellen (alleen layoutwijzigingen → geen herberekening).</w:t>
       </w:r>
     </w:p>
     <w:p>
@@ -1157,15 +809,7 @@
         </w:numPr>
       </w:pPr>
       <w:r>
-        <w:t xml:space="preserve">Export naar Excel / HTML / </w:t>
-      </w:r>
-      <w:proofErr w:type="spellStart"/>
-      <w:r>
-        <w:t>onderzoeksexport</w:t>
-      </w:r>
-      <w:proofErr w:type="spellEnd"/>
-      <w:r>
-        <w:t xml:space="preserve"> / Swing</w:t>
+        <w:t>Export naar Excel / HTML / onderzoeksexport / Swing</w:t>
       </w:r>
       <w:r>
         <w:rPr>
@@ -1183,60 +827,20 @@
         <w:pStyle w:val="Geenafstand"/>
       </w:pPr>
       <w:r>
-        <w:t>Het script bestaat uit een aantal R-bestanden (te herkennen aan de prefix “</w:t>
-      </w:r>
-      <w:proofErr w:type="spellStart"/>
-      <w:r>
-        <w:t>tbl</w:t>
-      </w:r>
-      <w:proofErr w:type="spellEnd"/>
-      <w:r>
-        <w:t xml:space="preserve">_”), deze handleiding, en een configuratiebestand in Excel. Het uitvoeren van het script gebeurt door </w:t>
-      </w:r>
-      <w:proofErr w:type="spellStart"/>
-      <w:r>
-        <w:t>tbl_maken.R</w:t>
-      </w:r>
-      <w:proofErr w:type="spellEnd"/>
-      <w:r>
-        <w:t xml:space="preserve"> uit te voeren in R of </w:t>
-      </w:r>
-      <w:proofErr w:type="spellStart"/>
-      <w:r>
-        <w:t>Rstudio</w:t>
-      </w:r>
-      <w:proofErr w:type="spellEnd"/>
-      <w:r>
-        <w:t>; de andere onderdelen worden vanuit dit script automatisch ingeladen.</w:t>
-      </w:r>
-    </w:p>
-    <w:p>
-      <w:pPr>
-        <w:pStyle w:val="Geenafstand"/>
-      </w:pPr>
-    </w:p>
-    <w:p>
-      <w:pPr>
-        <w:pStyle w:val="Geenafstand"/>
-      </w:pPr>
-      <w:r>
-        <w:t>Het script kan data verwerken uit één of meerdere datasets. Als er meerdere datasets zijn worden deze gecombineerd tot één ‘superdataset’, waarin automatisch ‘superweegfactoren’ en ‘</w:t>
-      </w:r>
-      <w:proofErr w:type="spellStart"/>
-      <w:r>
-        <w:t>superstrata</w:t>
-      </w:r>
-      <w:proofErr w:type="spellEnd"/>
-      <w:r>
-        <w:t xml:space="preserve">’ worden aangemaakt. Hierbij dient wel te worden aangegeven welke variabelen de </w:t>
-      </w:r>
-      <w:proofErr w:type="spellStart"/>
-      <w:r>
-        <w:t>strata</w:t>
-      </w:r>
-      <w:proofErr w:type="spellEnd"/>
-      <w:r>
-        <w:t xml:space="preserve"> en de weegfactoren bevatten. (Zie de naslag hieronder.)</w:t>
+        <w:t>Het script bestaat uit een aantal R-bestanden (te herkennen aan de prefix “tbl_”), deze handleiding, en een configuratiebestand in Excel. Het uitvoeren van het script gebeurt door tbl_maken.R uit te voeren in R of Rstudio; de andere onderdelen worden vanuit dit script automatisch ingeladen.</w:t>
+      </w:r>
+    </w:p>
+    <w:p>
+      <w:pPr>
+        <w:pStyle w:val="Geenafstand"/>
+      </w:pPr>
+    </w:p>
+    <w:p>
+      <w:pPr>
+        <w:pStyle w:val="Geenafstand"/>
+      </w:pPr>
+      <w:r>
+        <w:t>Het script kan data verwerken uit één of meerdere datasets. Als er meerdere datasets zijn worden deze gecombineerd tot één ‘superdataset’, waarin automatisch ‘superweegfactoren’ en ‘superstrata’ worden aangemaakt. Hierbij dient wel te worden aangegeven welke variabelen de strata en de weegfactoren bevatten. (Zie de naslag hieronder.)</w:t>
       </w:r>
     </w:p>
     <w:p>
@@ -1278,15 +882,7 @@
         <w:t>survey</w:t>
       </w:r>
       <w:r>
-        <w:t xml:space="preserve"> package van Thomas </w:t>
-      </w:r>
-      <w:proofErr w:type="spellStart"/>
-      <w:r>
-        <w:t>Lumley</w:t>
-      </w:r>
-      <w:proofErr w:type="spellEnd"/>
-      <w:r>
-        <w:t xml:space="preserve">. Deze werkt volgens dezelfde principes als </w:t>
+        <w:t xml:space="preserve"> package van Thomas Lumley. Deze werkt volgens dezelfde principes als </w:t>
       </w:r>
       <w:r>
         <w:rPr>
@@ -1361,15 +957,7 @@
         </w:numPr>
       </w:pPr>
       <w:r>
-        <w:t xml:space="preserve">R en (optioneel) </w:t>
-      </w:r>
-      <w:proofErr w:type="spellStart"/>
-      <w:r>
-        <w:t>RStudio</w:t>
-      </w:r>
-      <w:proofErr w:type="spellEnd"/>
-      <w:r>
-        <w:t>.</w:t>
+        <w:t>R en (optioneel) RStudio.</w:t>
       </w:r>
     </w:p>
     <w:p>
@@ -1390,15 +978,7 @@
         <w:t>‑</w:t>
       </w:r>
       <w:r>
-        <w:t xml:space="preserve">bestanden met valide variabelen, labels en </w:t>
-      </w:r>
-      <w:proofErr w:type="spellStart"/>
-      <w:r>
-        <w:t>missings</w:t>
-      </w:r>
-      <w:proofErr w:type="spellEnd"/>
-      <w:r>
-        <w:t>.</w:t>
+        <w:t>bestanden met valide variabelen, labels en missings.</w:t>
       </w:r>
     </w:p>
     <w:p>
@@ -1508,21 +1088,12 @@
           <w:numId w:val="17"/>
         </w:numPr>
       </w:pPr>
-      <w:proofErr w:type="spellStart"/>
       <w:r>
         <w:rPr>
           <w:i/>
           <w:iCs/>
         </w:rPr>
-        <w:t>resultaten_csv</w:t>
-      </w:r>
-      <w:proofErr w:type="spellEnd"/>
-      <w:r>
-        <w:rPr>
-          <w:i/>
-          <w:iCs/>
-        </w:rPr>
-        <w:t>/</w:t>
+        <w:t>resultaten_csv/</w:t>
       </w:r>
       <w:r>
         <w:t xml:space="preserve"> (wordt automatisch aangemaakt)</w:t>
@@ -1554,15 +1125,13 @@
         </w:numPr>
       </w:pPr>
       <w:r>
-        <w:t xml:space="preserve">Labels en </w:t>
-      </w:r>
-      <w:proofErr w:type="spellStart"/>
-      <w:r>
-        <w:t>missendewaarden</w:t>
-      </w:r>
-      <w:proofErr w:type="spellEnd"/>
-      <w:r>
-        <w:t xml:space="preserve"> in SPSS correct invullen (het script neemt deze over).</w:t>
+        <w:t>Labels en missende</w:t>
+      </w:r>
+      <w:r>
+        <w:t xml:space="preserve"> </w:t>
+      </w:r>
+      <w:r>
+        <w:t>waarden in SPSS correct invullen (het script neemt deze over).</w:t>
       </w:r>
     </w:p>
     <w:p>
@@ -1654,26 +1223,10 @@
         </w:rPr>
       </w:pPr>
       <w:r>
-        <w:t xml:space="preserve">Open R of </w:t>
-      </w:r>
-      <w:proofErr w:type="spellStart"/>
-      <w:r>
-        <w:t>Rstudio</w:t>
-      </w:r>
-      <w:proofErr w:type="spellEnd"/>
-      <w:r>
-        <w:t xml:space="preserve"> en vo</w:t>
-      </w:r>
-      <w:r>
-        <w:t xml:space="preserve">er </w:t>
-      </w:r>
-      <w:proofErr w:type="spellStart"/>
-      <w:r>
-        <w:t>tbl_maken.R</w:t>
-      </w:r>
-      <w:proofErr w:type="spellEnd"/>
-      <w:r>
-        <w:t xml:space="preserve"> uit. </w:t>
+        <w:t>Open R of Rstudio en vo</w:t>
+      </w:r>
+      <w:r>
+        <w:t xml:space="preserve">er tbl_maken.R uit. </w:t>
       </w:r>
       <w:r>
         <w:rPr>
@@ -1803,15 +1356,7 @@
         </w:numPr>
       </w:pPr>
       <w:r>
-        <w:t xml:space="preserve">De resultaten kunnen ook gebruikt worden voor verdere analyse of het maken van een rapportage. Voer </w:t>
-      </w:r>
-      <w:proofErr w:type="spellStart"/>
-      <w:r>
-        <w:t>tbl_onderzoeksexport.R</w:t>
-      </w:r>
-      <w:proofErr w:type="spellEnd"/>
-      <w:r>
-        <w:t xml:space="preserve"> uit om hier een leesbare tabel van te maken.</w:t>
+        <w:t>De resultaten kunnen ook gebruikt worden voor verdere analyse of het maken van een rapportage. Voer tbl_onderzoeksexport.R uit om hier een leesbare tabel van te maken.</w:t>
       </w:r>
     </w:p>
     <w:p/>
@@ -1869,15 +1414,7 @@
         <w:pStyle w:val="Kop2"/>
       </w:pPr>
       <w:r>
-        <w:t>HTML (</w:t>
-      </w:r>
-      <w:proofErr w:type="spellStart"/>
-      <w:r>
-        <w:t>digitoegankelijk</w:t>
-      </w:r>
-      <w:proofErr w:type="spellEnd"/>
-      <w:r>
-        <w:t>)</w:t>
+        <w:t>HTML (digitoegankelijk)</w:t>
       </w:r>
     </w:p>
     <w:p>
@@ -1891,46 +1428,20 @@
         <w:t>‑</w:t>
       </w:r>
       <w:r>
-        <w:t xml:space="preserve">versie met dezelfde inhoudslogica als Excel, maar opgebouwd met semantische tabellen, </w:t>
-      </w:r>
-      <w:proofErr w:type="spellStart"/>
-      <w:r>
-        <w:t>captions</w:t>
-      </w:r>
-      <w:proofErr w:type="spellEnd"/>
-      <w:r>
-        <w:t xml:space="preserve">, </w:t>
-      </w:r>
-      <w:proofErr w:type="spellStart"/>
-      <w:r>
-        <w:t>colgroup</w:t>
-      </w:r>
-      <w:proofErr w:type="spellEnd"/>
-      <w:r>
-        <w:t xml:space="preserve"> en toegankelijke headers. Opmaak via CSS en template.</w:t>
+        <w:t>versie met dezelfde inhoudslogica als Excel, maar opgebouwd met semantische tabellen, captions, colgroup en toegankelijke headers. Opmaak via CSS en template.</w:t>
       </w:r>
     </w:p>
     <w:p>
       <w:pPr>
         <w:pStyle w:val="Kop2"/>
       </w:pPr>
-      <w:proofErr w:type="spellStart"/>
       <w:r>
         <w:t>Onderzoeksexport</w:t>
       </w:r>
-      <w:proofErr w:type="spellEnd"/>
-    </w:p>
-    <w:p>
-      <w:r>
-        <w:t xml:space="preserve">Uitvoer van tussenresultaten naar leesbare tabellen voor gebruik in rapportage (via </w:t>
-      </w:r>
-      <w:proofErr w:type="spellStart"/>
-      <w:r>
-        <w:t>tbl_onderzoeksexport.R</w:t>
-      </w:r>
-      <w:proofErr w:type="spellEnd"/>
-      <w:r>
-        <w:t>).</w:t>
+    </w:p>
+    <w:p>
+      <w:r>
+        <w:t>Uitvoer van tussenresultaten naar leesbare tabellen voor gebruik in rapportage (via tbl_onderzoeksexport.R).</w:t>
       </w:r>
     </w:p>
     <w:p>
@@ -1944,21 +1455,12 @@
       <w:r>
         <w:t xml:space="preserve">Map </w:t>
       </w:r>
-      <w:proofErr w:type="spellStart"/>
       <w:r>
         <w:rPr>
           <w:i/>
           <w:iCs/>
         </w:rPr>
-        <w:t>resultaten_csv</w:t>
-      </w:r>
-      <w:proofErr w:type="spellEnd"/>
-      <w:r>
-        <w:rPr>
-          <w:i/>
-          <w:iCs/>
-        </w:rPr>
-        <w:t>/</w:t>
+        <w:t>resultaten_csv/</w:t>
       </w:r>
     </w:p>
     <w:p>
@@ -2008,69 +1510,13 @@
     </w:p>
     <w:p>
       <w:r>
-        <w:t xml:space="preserve">Zet in algemeen → </w:t>
-      </w:r>
-      <w:proofErr w:type="spellStart"/>
-      <w:r>
-        <w:t>swing_output</w:t>
-      </w:r>
-      <w:proofErr w:type="spellEnd"/>
-      <w:r>
-        <w:t xml:space="preserve"> = kubusdata om deze export te activeren.</w:t>
+        <w:t>Zet in algemeen → swing_output = kubusdata om deze export te activeren.</w:t>
       </w:r>
       <w:r>
         <w:t xml:space="preserve"> </w:t>
       </w:r>
       <w:r>
-        <w:t xml:space="preserve">Stel optioneel een </w:t>
-      </w:r>
-      <w:proofErr w:type="spellStart"/>
-      <w:r>
-        <w:t>swing_output_bestandsnaam</w:t>
-      </w:r>
-      <w:proofErr w:type="spellEnd"/>
-      <w:r>
-        <w:t xml:space="preserve"> in en bepaal de </w:t>
-      </w:r>
-      <w:proofErr w:type="spellStart"/>
-      <w:r>
-        <w:t>placeholder</w:t>
-      </w:r>
-      <w:proofErr w:type="spellEnd"/>
-      <w:r>
-        <w:t xml:space="preserve"> voor onderdrukte cellen via </w:t>
-      </w:r>
-      <w:proofErr w:type="spellStart"/>
-      <w:r>
-        <w:t>swing_afkapwaarde</w:t>
-      </w:r>
-      <w:proofErr w:type="spellEnd"/>
-      <w:r>
-        <w:t xml:space="preserve"> (in jouw configuratie: -99996). De kubusdata gebruikt de tabbladen </w:t>
-      </w:r>
-      <w:proofErr w:type="spellStart"/>
-      <w:r>
-        <w:t>swing_configuraties</w:t>
-      </w:r>
-      <w:proofErr w:type="spellEnd"/>
-      <w:r>
-        <w:t xml:space="preserve"> (per exportdoel), </w:t>
-      </w:r>
-      <w:proofErr w:type="spellStart"/>
-      <w:r>
-        <w:t>swing_variabelen</w:t>
-      </w:r>
-      <w:proofErr w:type="spellEnd"/>
-      <w:r>
-        <w:t xml:space="preserve"> (indicatoren, optioneel eigen weegfactor per dataset), en </w:t>
-      </w:r>
-      <w:proofErr w:type="spellStart"/>
-      <w:r>
-        <w:t>swing_crossings</w:t>
-      </w:r>
-      <w:proofErr w:type="spellEnd"/>
-      <w:r>
-        <w:t xml:space="preserve"> (optionele uitsplitsingen).</w:t>
+        <w:t>Stel optioneel een swing_output_bestandsnaam in en bepaal de placeholder voor onderdrukte cellen via swing_afkapwaarde (in jouw configuratie: -99996). De kubusdata gebruikt de tabbladen swing_configuraties (per exportdoel), swing_variabelen (indicatoren, optioneel eigen weegfactor per dataset), en swing_crossings (optionele uitsplitsingen).</w:t>
       </w:r>
     </w:p>
     <w:p>
@@ -2115,7 +1561,6 @@
       <w:r>
         <w:t xml:space="preserve">en </w:t>
       </w:r>
-      <w:proofErr w:type="spellStart"/>
       <w:r>
         <w:rPr>
           <w:i/>
@@ -2123,7 +1568,6 @@
         </w:rPr>
         <w:t>indeling_rijen</w:t>
       </w:r>
-      <w:proofErr w:type="spellEnd"/>
       <w:r>
         <w:t>; daar is alles belangrijk om aan te passen naar eigen huisstijl. Let erop dat alle instellingen hierin, inclusief de namen van de tabbladen en de gebruikte variabelen in SPSS, hoofdlettergevoelig zijn. Extra tabbladen toevoegen is geen probleem, tabbladen verwijderen zal leiden tot een fout in het script. Verplaatsen van tabbladen is eveneens geen probleem: het script zoekt op basis van naam. Daarnaast kunnen tabbladen overgenomen worden uit andere configuraties.</w:t>
       </w:r>
@@ -2237,12 +1681,10 @@
             <w:tcW w:w="2689" w:type="dxa"/>
           </w:tcPr>
           <w:p>
-            <w:proofErr w:type="spellStart"/>
             <w:r>
               <w:lastRenderedPageBreak/>
               <w:t>min_observaties_per_vraag</w:t>
             </w:r>
-            <w:proofErr w:type="spellEnd"/>
           </w:p>
         </w:tc>
         <w:tc>
@@ -2272,11 +1714,9 @@
             <w:tcW w:w="2689" w:type="dxa"/>
           </w:tcPr>
           <w:p>
-            <w:proofErr w:type="spellStart"/>
             <w:r>
               <w:t>min_observaties_per_antwoord</w:t>
             </w:r>
-            <w:proofErr w:type="spellEnd"/>
           </w:p>
         </w:tc>
         <w:tc>
@@ -2306,11 +1746,9 @@
             <w:tcW w:w="2689" w:type="dxa"/>
           </w:tcPr>
           <w:p>
-            <w:proofErr w:type="spellStart"/>
             <w:r>
               <w:t>afkapwaarde_antwoord</w:t>
             </w:r>
-            <w:proofErr w:type="spellEnd"/>
           </w:p>
         </w:tc>
         <w:tc>
@@ -2331,7 +1769,6 @@
             <w:r>
               <w:t xml:space="preserve">Indien gewenst kan bij een percentage onder deze afkapwaarde het percentage worden verborgen. Getallen kleiner dan of gelijk aan deze waarde worden vervangen door de tekst in </w:t>
             </w:r>
-            <w:proofErr w:type="spellStart"/>
             <w:r>
               <w:rPr>
                 <w:i/>
@@ -2339,7 +1776,6 @@
               </w:rPr>
               <w:t>tekst_min_antwoord_niet_gehaald</w:t>
             </w:r>
-            <w:proofErr w:type="spellEnd"/>
             <w:r>
               <w:t>.</w:t>
             </w:r>
@@ -2352,11 +1788,9 @@
             <w:tcW w:w="2689" w:type="dxa"/>
           </w:tcPr>
           <w:p>
-            <w:proofErr w:type="spellStart"/>
             <w:r>
               <w:t>vraag_verbergen_bij_missend_antwoord</w:t>
             </w:r>
-            <w:proofErr w:type="spellEnd"/>
           </w:p>
         </w:tc>
         <w:tc>
@@ -2396,11 +1830,9 @@
             <w:tcW w:w="2689" w:type="dxa"/>
           </w:tcPr>
           <w:p>
-            <w:proofErr w:type="spellStart"/>
             <w:r>
               <w:t>tekst_min_vraag_niet_gehaald</w:t>
             </w:r>
-            <w:proofErr w:type="spellEnd"/>
           </w:p>
         </w:tc>
         <w:tc>
@@ -2430,11 +1862,9 @@
             <w:tcW w:w="2689" w:type="dxa"/>
           </w:tcPr>
           <w:p>
-            <w:proofErr w:type="spellStart"/>
             <w:r>
               <w:t>tekst_min_antwoord_niet_gehaald</w:t>
             </w:r>
-            <w:proofErr w:type="spellEnd"/>
           </w:p>
         </w:tc>
         <w:tc>
@@ -2464,11 +1894,9 @@
             <w:tcW w:w="2689" w:type="dxa"/>
           </w:tcPr>
           <w:p>
-            <w:proofErr w:type="spellStart"/>
             <w:r>
               <w:t>tekst_missende_data</w:t>
             </w:r>
-            <w:proofErr w:type="spellEnd"/>
           </w:p>
         </w:tc>
         <w:tc>
@@ -2504,7 +1932,6 @@
                 <w:bCs/>
               </w:rPr>
             </w:pPr>
-            <w:proofErr w:type="spellStart"/>
             <w:r>
               <w:rPr>
                 <w:b/>
@@ -2512,7 +1939,6 @@
               </w:rPr>
               <w:t>sign_toetsen</w:t>
             </w:r>
-            <w:proofErr w:type="spellEnd"/>
           </w:p>
         </w:tc>
         <w:tc>
@@ -2536,7 +1962,6 @@
             <w:r>
               <w:t xml:space="preserve">end. Het niveau kan worden aangepast middels de waarde in </w:t>
             </w:r>
-            <w:proofErr w:type="spellStart"/>
             <w:r>
               <w:rPr>
                 <w:i/>
@@ -2544,7 +1969,6 @@
               </w:rPr>
               <w:t>confidence_level</w:t>
             </w:r>
-            <w:proofErr w:type="spellEnd"/>
             <w:r>
               <w:t xml:space="preserve">. De vergelijking die getoetst moet worden dient gespecificeerd te worden in </w:t>
             </w:r>
@@ -2558,7 +1982,6 @@
             <w:r>
               <w:t xml:space="preserve">Significante verschillen worden standaard dikgedrukt weergegeven. (Dit kan desgewenst worden aangepast in </w:t>
             </w:r>
-            <w:proofErr w:type="spellStart"/>
             <w:r>
               <w:rPr>
                 <w:i/>
@@ -2566,17 +1989,8 @@
               </w:rPr>
               <w:t>tbl_MakeExcel.R</w:t>
             </w:r>
-            <w:proofErr w:type="spellEnd"/>
-            <w:r>
-              <w:t>, zoek op “</w:t>
-            </w:r>
-            <w:proofErr w:type="spellStart"/>
-            <w:r>
-              <w:t>style.sign</w:t>
-            </w:r>
-            <w:proofErr w:type="spellEnd"/>
-            <w:r>
-              <w:t>”.)</w:t>
+            <w:r>
+              <w:t>, zoek op “style.sign”.)</w:t>
             </w:r>
           </w:p>
         </w:tc>
@@ -2587,11 +2001,9 @@
             <w:tcW w:w="2689" w:type="dxa"/>
           </w:tcPr>
           <w:p>
-            <w:proofErr w:type="spellStart"/>
             <w:r>
               <w:t>multiple_testing_correction</w:t>
             </w:r>
-            <w:proofErr w:type="spellEnd"/>
           </w:p>
         </w:tc>
         <w:tc>
@@ -2608,42 +2020,20 @@
               <w:rPr>
                 <w:lang w:val="en-US"/>
               </w:rPr>
-              <w:t>“</w:t>
-            </w:r>
-            <w:proofErr w:type="spellStart"/>
+              <w:t>“bonferroni” / “BH</w:t>
+            </w:r>
             <w:r>
               <w:rPr>
                 <w:lang w:val="en-US"/>
               </w:rPr>
-              <w:t>bonferroni</w:t>
-            </w:r>
-            <w:proofErr w:type="spellEnd"/>
+              <w:t>”</w:t>
+            </w:r>
             <w:r>
               <w:rPr>
                 <w:lang w:val="en-US"/>
               </w:rPr>
-              <w:t>” / “BH</w:t>
-            </w:r>
-            <w:r>
-              <w:rPr>
-                <w:lang w:val="en-US"/>
-              </w:rPr>
-              <w:t>”</w:t>
-            </w:r>
-            <w:r>
-              <w:rPr>
-                <w:lang w:val="en-US"/>
-              </w:rPr>
-              <w:t xml:space="preserve"> / </w:t>
-            </w:r>
-            <w:proofErr w:type="spellStart"/>
-            <w:r>
-              <w:rPr>
-                <w:lang w:val="en-US"/>
-              </w:rPr>
-              <w:t>leeg</w:t>
-            </w:r>
-            <w:proofErr w:type="spellEnd"/>
+              <w:t xml:space="preserve"> / leeg</w:t>
+            </w:r>
           </w:p>
         </w:tc>
         <w:tc>
@@ -2652,65 +2042,8 @@
           </w:tcPr>
           <w:p>
             <w:r>
-              <w:t xml:space="preserve">Indien gewenst kan multiple </w:t>
-            </w:r>
-            <w:proofErr w:type="spellStart"/>
-            <w:r>
-              <w:t>testing</w:t>
-            </w:r>
-            <w:proofErr w:type="spellEnd"/>
-            <w:r>
-              <w:t xml:space="preserve"> </w:t>
-            </w:r>
-            <w:proofErr w:type="spellStart"/>
-            <w:r>
-              <w:t>correction</w:t>
-            </w:r>
-            <w:proofErr w:type="spellEnd"/>
-            <w:r>
-              <w:t xml:space="preserve"> worden uitgevoerd op de resultaten. De opties zijn </w:t>
-            </w:r>
-            <w:proofErr w:type="spellStart"/>
-            <w:r>
-              <w:t>Bonferroni</w:t>
-            </w:r>
-            <w:proofErr w:type="spellEnd"/>
-            <w:r>
-              <w:t xml:space="preserve">- of </w:t>
-            </w:r>
-            <w:proofErr w:type="spellStart"/>
-            <w:r>
-              <w:t>Benjamini</w:t>
-            </w:r>
-            <w:proofErr w:type="spellEnd"/>
-            <w:r>
-              <w:t>-</w:t>
-            </w:r>
-            <w:proofErr w:type="spellStart"/>
-            <w:r>
-              <w:t>Hochberg</w:t>
-            </w:r>
-            <w:proofErr w:type="spellEnd"/>
-            <w:r>
-              <w:t xml:space="preserve">-correctie. (De laatste wordt aangeraden door de werkgroep statistiek.) Let op: bij </w:t>
-            </w:r>
-            <w:proofErr w:type="spellStart"/>
-            <w:r>
-              <w:t>Benjamini</w:t>
-            </w:r>
-            <w:proofErr w:type="spellEnd"/>
-            <w:r>
-              <w:t>-</w:t>
-            </w:r>
-            <w:proofErr w:type="spellStart"/>
-            <w:r>
-              <w:t>Hochberg</w:t>
-            </w:r>
-            <w:proofErr w:type="spellEnd"/>
-            <w:r>
-              <w:t xml:space="preserve">-correctie wordt de waarde in </w:t>
-            </w:r>
-            <w:proofErr w:type="spellStart"/>
+              <w:t xml:space="preserve">Indien gewenst kan multiple testing correction worden uitgevoerd op de resultaten. De opties zijn Bonferroni- of Benjamini-Hochberg-correctie. (De laatste wordt aangeraden door de werkgroep statistiek.) Let op: bij Benjamini-Hochberg-correctie wordt de waarde in </w:t>
+            </w:r>
             <w:r>
               <w:rPr>
                 <w:i/>
@@ -2718,33 +2051,8 @@
               </w:rPr>
               <w:t>confidence_level</w:t>
             </w:r>
-            <w:proofErr w:type="spellEnd"/>
-            <w:r>
-              <w:t xml:space="preserve"> aangenomen als gewenste </w:t>
-            </w:r>
-            <w:proofErr w:type="spellStart"/>
-            <w:r>
-              <w:t>false</w:t>
-            </w:r>
-            <w:proofErr w:type="spellEnd"/>
-            <w:r>
-              <w:t xml:space="preserve"> </w:t>
-            </w:r>
-            <w:proofErr w:type="spellStart"/>
-            <w:r>
-              <w:t>discovery</w:t>
-            </w:r>
-            <w:proofErr w:type="spellEnd"/>
-            <w:r>
-              <w:t xml:space="preserve"> </w:t>
-            </w:r>
-            <w:proofErr w:type="spellStart"/>
-            <w:r>
-              <w:t>rate</w:t>
-            </w:r>
-            <w:proofErr w:type="spellEnd"/>
-            <w:r>
-              <w:t>.</w:t>
+            <w:r>
+              <w:t xml:space="preserve"> aangenomen als gewenste false discovery rate.</w:t>
             </w:r>
           </w:p>
         </w:tc>
@@ -2755,11 +2063,9 @@
             <w:tcW w:w="2689" w:type="dxa"/>
           </w:tcPr>
           <w:p>
-            <w:proofErr w:type="spellStart"/>
             <w:r>
               <w:t>aantal_toetsen</w:t>
             </w:r>
-            <w:proofErr w:type="spellEnd"/>
           </w:p>
         </w:tc>
         <w:tc>
@@ -2772,28 +2078,12 @@
                 <w:lang w:val="en-US"/>
               </w:rPr>
             </w:pPr>
-            <w:proofErr w:type="spellStart"/>
             <w:r>
               <w:rPr>
                 <w:lang w:val="en-US"/>
               </w:rPr>
-              <w:t>Getal</w:t>
-            </w:r>
-            <w:proofErr w:type="spellEnd"/>
-            <w:r>
-              <w:rPr>
-                <w:lang w:val="en-US"/>
-              </w:rPr>
-              <w:t xml:space="preserve"> / </w:t>
-            </w:r>
-            <w:proofErr w:type="spellStart"/>
-            <w:r>
-              <w:rPr>
-                <w:lang w:val="en-US"/>
-              </w:rPr>
-              <w:t>leeg</w:t>
-            </w:r>
-            <w:proofErr w:type="spellEnd"/>
+              <w:t>Getal / leeg</w:t>
+            </w:r>
           </w:p>
         </w:tc>
         <w:tc>
@@ -2802,23 +2092,7 @@
           </w:tcPr>
           <w:p>
             <w:r>
-              <w:t xml:space="preserve">Voor multiple </w:t>
-            </w:r>
-            <w:proofErr w:type="spellStart"/>
-            <w:r>
-              <w:t>testing</w:t>
-            </w:r>
-            <w:proofErr w:type="spellEnd"/>
-            <w:r>
-              <w:t xml:space="preserve"> </w:t>
-            </w:r>
-            <w:proofErr w:type="spellStart"/>
-            <w:r>
-              <w:t>correction</w:t>
-            </w:r>
-            <w:proofErr w:type="spellEnd"/>
-            <w:r>
-              <w:t xml:space="preserve"> kan het wensel</w:t>
+              <w:t>Voor multiple testing correction kan het wensel</w:t>
             </w:r>
             <w:r>
               <w:t xml:space="preserve">ijk zijn om het aantal toetsen handmatig op te geven. Dat kan met deze waarde. </w:t>
@@ -2848,7 +2122,6 @@
                 <w:bCs/>
               </w:rPr>
             </w:pPr>
-            <w:proofErr w:type="spellStart"/>
             <w:r>
               <w:rPr>
                 <w:b/>
@@ -2857,7 +2130,6 @@
               <w:lastRenderedPageBreak/>
               <w:t>sign_hovertekst</w:t>
             </w:r>
-            <w:proofErr w:type="spellEnd"/>
           </w:p>
         </w:tc>
         <w:tc>
@@ -2876,23 +2148,7 @@
           </w:tcPr>
           <w:p>
             <w:r>
-              <w:t xml:space="preserve">In de </w:t>
-            </w:r>
-            <w:proofErr w:type="spellStart"/>
-            <w:r>
-              <w:t>digitoegankelijke</w:t>
-            </w:r>
-            <w:proofErr w:type="spellEnd"/>
-            <w:r>
-              <w:t xml:space="preserve"> versie krijgen significante resultaten een ‘</w:t>
-            </w:r>
-            <w:proofErr w:type="spellStart"/>
-            <w:r>
-              <w:t>hover</w:t>
-            </w:r>
-            <w:proofErr w:type="spellEnd"/>
-            <w:r>
-              <w:t>’ die informatie geeft over de opmaak. Hierdoor kan een screenreader lezen wat met de opmaak bedoelt wordt, en voor gebruikers zonder toegankelijkheidsproblemen is dit leesbaar als een tekstballon wanneer er op de cel gewezen wordt met de muis. De tekst die hierbij wordt weergegeven is via deze waarde op te geven.</w:t>
+              <w:t>In de digitoegankelijke versie krijgen significante resultaten een ‘hover’ die informatie geeft over de opmaak. Hierdoor kan een screenreader lezen wat met de opmaak bedoelt wordt, en voor gebruikers zonder toegankelijkheidsproblemen is dit leesbaar als een tekstballon wanneer er op de cel gewezen wordt met de muis. De tekst die hierbij wordt weergegeven is via deze waarde op te geven.</w:t>
             </w:r>
           </w:p>
         </w:tc>
@@ -2903,11 +2159,9 @@
             <w:tcW w:w="2689" w:type="dxa"/>
           </w:tcPr>
           <w:p>
-            <w:proofErr w:type="spellStart"/>
             <w:r>
               <w:t>sign_verbergen_wanneer_afgerond_gelijk</w:t>
             </w:r>
-            <w:proofErr w:type="spellEnd"/>
           </w:p>
         </w:tc>
         <w:tc>
@@ -2954,11 +2208,9 @@
                 <w:bCs/>
               </w:rPr>
             </w:pPr>
-            <w:proofErr w:type="spellStart"/>
             <w:r>
               <w:t>confidence_level</w:t>
             </w:r>
-            <w:proofErr w:type="spellEnd"/>
           </w:p>
         </w:tc>
         <w:tc>
@@ -2994,7 +2246,6 @@
             <w:r>
               <w:t xml:space="preserve"> </w:t>
             </w:r>
-            <w:proofErr w:type="spellStart"/>
             <w:r>
               <w:rPr>
                 <w:i/>
@@ -3002,7 +2253,6 @@
               </w:rPr>
               <w:t>indeling_kolommen</w:t>
             </w:r>
-            <w:proofErr w:type="spellEnd"/>
             <w:r>
               <w:t>.)</w:t>
             </w:r>
@@ -3021,7 +2271,6 @@
                 <w:bCs/>
               </w:rPr>
             </w:pPr>
-            <w:proofErr w:type="spellStart"/>
             <w:r>
               <w:rPr>
                 <w:b/>
@@ -3029,7 +2278,6 @@
               </w:rPr>
               <w:t>missing_weegfactoren</w:t>
             </w:r>
-            <w:proofErr w:type="spellEnd"/>
           </w:p>
         </w:tc>
         <w:tc>
@@ -3060,15 +2308,7 @@
               <w:t>t</w:t>
             </w:r>
             <w:r>
-              <w:t xml:space="preserve"> als er </w:t>
-            </w:r>
-            <w:proofErr w:type="spellStart"/>
-            <w:r>
-              <w:t>missings</w:t>
-            </w:r>
-            <w:proofErr w:type="spellEnd"/>
-            <w:r>
-              <w:t xml:space="preserve"> zijn op de weegfactoren. “fout”</w:t>
+              <w:t xml:space="preserve"> als er missings zijn op de weegfactoren. “fout”</w:t>
             </w:r>
             <w:r>
               <w:t xml:space="preserve"> </w:t>
@@ -3086,15 +2326,7 @@
               <w:t>g</w:t>
             </w:r>
             <w:r>
-              <w:t xml:space="preserve">t alle </w:t>
-            </w:r>
-            <w:proofErr w:type="spellStart"/>
-            <w:r>
-              <w:t>missings</w:t>
-            </w:r>
-            <w:proofErr w:type="spellEnd"/>
-            <w:r>
-              <w:t xml:space="preserve"> met dat nummer.</w:t>
+              <w:t>t alle missings met dat nummer.</w:t>
             </w:r>
           </w:p>
         </w:tc>
@@ -3111,7 +2343,6 @@
                 <w:bCs/>
               </w:rPr>
             </w:pPr>
-            <w:proofErr w:type="spellStart"/>
             <w:r>
               <w:rPr>
                 <w:b/>
@@ -3119,7 +2350,6 @@
               </w:rPr>
               <w:t>waarden_dichotoom</w:t>
             </w:r>
-            <w:proofErr w:type="spellEnd"/>
           </w:p>
         </w:tc>
         <w:tc>
@@ -3138,7 +2368,13 @@
           </w:tcPr>
           <w:p>
             <w:r>
-              <w:t>Indien er bij dichotome variabelen een ander coderingsschema gebruikt wordt dan 0 (nee) en 1 (ja), kan dit hier worden aangegeven, gescheiden door komma’s. Meerdere opties zijn mogelijk, deze dienen te worden gescheiden door |. Bij de JV monitor in 2022 zijn er bijvoorbeeld variabelen die dichotoom zijn met waarden 0/1/8, maar ook met 1/2/8. Dit kan dan worden aangegeven met “0,1,8|1,2,8” Hierbij is het van belang dat waarde 1 altijd gebruikt wordt als waarde voor ja. De andere waardes worden aangenomen als nee. Dit kan bijvoorbeeld relevant zijn als er ook een waarde is voor ‘niet ingevuld’.</w:t>
+              <w:t>Indien er bij dichotome variabelen een ander coderingsschema gebruikt wordt dan 0 (nee) en 1 (ja), kan dit hier worden aangegeven, gescheiden door komma’s. Meerdere opties zijn mogelijk, deze dienen te worden gescheiden door |. Bij de JV</w:t>
+            </w:r>
+            <w:r>
+              <w:t>-</w:t>
+            </w:r>
+            <w:r>
+              <w:t>monitor in 2022 zijn er bijvoorbeeld variabelen die dichotoom zijn met waarden 0/1/8, maar ook met 1/2/8. Dit kan dan worden aangegeven met “0,1,8|1,2,8” Hierbij is het van belang dat waarde 1 altijd gebruikt wordt als waarde voor ja. De andere waardes worden aangenomen als nee. Dit kan bijvoorbeeld relevant zijn als er ook een waarde is voor ‘niet ingevuld’.</w:t>
             </w:r>
           </w:p>
         </w:tc>
@@ -3149,11 +2385,9 @@
             <w:tcW w:w="2689" w:type="dxa"/>
           </w:tcPr>
           <w:p>
-            <w:proofErr w:type="spellStart"/>
             <w:r>
               <w:t>vergelijk_variabelelabels</w:t>
             </w:r>
-            <w:proofErr w:type="spellEnd"/>
           </w:p>
         </w:tc>
         <w:tc>
@@ -3199,7 +2433,6 @@
                 <w:bCs/>
               </w:rPr>
             </w:pPr>
-            <w:proofErr w:type="spellStart"/>
             <w:r>
               <w:rPr>
                 <w:b/>
@@ -3207,7 +2440,6 @@
               </w:rPr>
               <w:t>template_html</w:t>
             </w:r>
-            <w:proofErr w:type="spellEnd"/>
           </w:p>
         </w:tc>
         <w:tc>
@@ -3250,15 +2482,7 @@
               <w:t>{script}</w:t>
             </w:r>
             <w:r>
-              <w:t xml:space="preserve"> kan gebruikt worden om het pad van het script aan te geven. Als deze variabele leeg is worden er geen </w:t>
-            </w:r>
-            <w:proofErr w:type="spellStart"/>
-            <w:r>
-              <w:t>HTML-bestanden</w:t>
-            </w:r>
-            <w:proofErr w:type="spellEnd"/>
-            <w:r>
-              <w:t xml:space="preserve"> gemaakt.</w:t>
+              <w:t xml:space="preserve"> kan gebruikt worden om het pad van het script aan te geven. Als deze variabele leeg is worden er geen HTML-bestanden gemaakt.</w:t>
             </w:r>
           </w:p>
         </w:tc>
@@ -3291,15 +2515,7 @@
           </w:tcPr>
           <w:p>
             <w:r>
-              <w:t xml:space="preserve">Het kan soms handig zijn om de aantallen per antwoord uit te draaien. Hiervoor is in principe de </w:t>
-            </w:r>
-            <w:proofErr w:type="spellStart"/>
-            <w:r>
-              <w:t>onderzoeksexport</w:t>
-            </w:r>
-            <w:proofErr w:type="spellEnd"/>
-            <w:r>
-              <w:t xml:space="preserve"> gemaakt, maar indien gewenst kan ook een tabellenboek met aantallen worden uitgedraaid. Als hier de waarde “n” wordt opgegeven zullen er aantallen in de cellen staan, i.p.v. percentages. </w:t>
+              <w:t xml:space="preserve">Het kan soms handig zijn om de aantallen per antwoord uit te draaien. Hiervoor is in principe de onderzoeksexport gemaakt, maar indien gewenst kan ook een tabellenboek met aantallen worden uitgedraaid. Als hier de waarde “n” wordt opgegeven zullen er aantallen in de cellen staan, i.p.v. percentages. </w:t>
             </w:r>
             <w:r>
               <w:rPr>
@@ -3320,11 +2536,9 @@
             <w:tcW w:w="2689" w:type="dxa"/>
           </w:tcPr>
           <w:p>
-            <w:proofErr w:type="spellStart"/>
             <w:r>
               <w:t>forceer_berekening</w:t>
             </w:r>
-            <w:proofErr w:type="spellEnd"/>
           </w:p>
         </w:tc>
         <w:tc>
@@ -3343,23 +2557,7 @@
           </w:tcPr>
           <w:p>
             <w:r>
-              <w:t xml:space="preserve">Als dit ONWAAR is (de standaard), zal een berekening niet opnieuw worden uitgevoerd als er als resultaten voor een configuratie bekend zijn in de </w:t>
-            </w:r>
-            <w:proofErr w:type="spellStart"/>
-            <w:r>
-              <w:t>submap</w:t>
-            </w:r>
-            <w:proofErr w:type="spellEnd"/>
-            <w:r>
-              <w:t xml:space="preserve"> </w:t>
-            </w:r>
-            <w:proofErr w:type="spellStart"/>
-            <w:r>
-              <w:t>resultaten_csv</w:t>
-            </w:r>
-            <w:proofErr w:type="spellEnd"/>
-            <w:r>
-              <w:t>. Als dit WAAR is, worden resultaten berekend, ongeacht of er al resultaten bekend zijn.</w:t>
+              <w:t>Als dit ONWAAR is (de standaard), zal een berekening niet opnieuw worden uitgevoerd als er als resultaten voor een configuratie bekend zijn in de submap resultaten_csv. Als dit WAAR is, worden resultaten berekend, ongeacht of er al resultaten bekend zijn.</w:t>
             </w:r>
           </w:p>
         </w:tc>
@@ -3370,11 +2568,9 @@
             <w:tcW w:w="2689" w:type="dxa"/>
           </w:tcPr>
           <w:p>
-            <w:proofErr w:type="spellStart"/>
             <w:r>
               <w:t>swing_output</w:t>
             </w:r>
-            <w:proofErr w:type="spellEnd"/>
           </w:p>
         </w:tc>
         <w:tc>
@@ -3393,31 +2589,7 @@
           </w:tcPr>
           <w:p>
             <w:r>
-              <w:t xml:space="preserve">Als dit WAAR is dan word van ook platte kubus bestanden voor Swing als output gegenereerd. De instellingen hiervoor worden in de tabbladen </w:t>
-            </w:r>
-            <w:proofErr w:type="spellStart"/>
-            <w:r>
-              <w:t>swing_configuraties</w:t>
-            </w:r>
-            <w:proofErr w:type="spellEnd"/>
-            <w:r>
-              <w:t xml:space="preserve">, </w:t>
-            </w:r>
-            <w:proofErr w:type="spellStart"/>
-            <w:r>
-              <w:t>swing_variabelen</w:t>
-            </w:r>
-            <w:proofErr w:type="spellEnd"/>
-            <w:r>
-              <w:t xml:space="preserve"> en </w:t>
-            </w:r>
-            <w:proofErr w:type="spellStart"/>
-            <w:r>
-              <w:t>swing_crossings</w:t>
-            </w:r>
-            <w:proofErr w:type="spellEnd"/>
-            <w:r>
-              <w:t xml:space="preserve"> verder gedefinieerd.</w:t>
+              <w:t>Als dit WAAR is dan word van ook platte kubus bestanden voor Swing als output gegenereerd. De instellingen hiervoor worden in de tabbladen swing_configuraties, swing_variabelen en swing_crossings verder gedefinieerd.</w:t>
             </w:r>
           </w:p>
         </w:tc>
@@ -3428,11 +2600,9 @@
             <w:tcW w:w="2689" w:type="dxa"/>
           </w:tcPr>
           <w:p>
-            <w:proofErr w:type="spellStart"/>
             <w:r>
               <w:t>swing_output_bestandsnaam</w:t>
             </w:r>
-            <w:proofErr w:type="spellEnd"/>
           </w:p>
         </w:tc>
         <w:tc>
@@ -3471,11 +2641,9 @@
             <w:tcW w:w="2689" w:type="dxa"/>
           </w:tcPr>
           <w:p>
-            <w:proofErr w:type="spellStart"/>
             <w:r>
               <w:t>swing_afkapwaarde</w:t>
             </w:r>
-            <w:proofErr w:type="spellEnd"/>
           </w:p>
         </w:tc>
         <w:tc>
@@ -3505,11 +2673,9 @@
             <w:tcW w:w="2689" w:type="dxa"/>
           </w:tcPr>
           <w:p>
-            <w:proofErr w:type="spellStart"/>
             <w:r>
               <w:t>swing_unit</w:t>
             </w:r>
-            <w:proofErr w:type="spellEnd"/>
           </w:p>
         </w:tc>
         <w:tc>
@@ -3544,13 +2710,8 @@
         <w:pStyle w:val="Kop2"/>
       </w:pPr>
       <w:r>
-        <w:t xml:space="preserve">7.2 </w:t>
-      </w:r>
-      <w:proofErr w:type="spellStart"/>
-      <w:r>
-        <w:t>crossings</w:t>
-      </w:r>
-      <w:proofErr w:type="spellEnd"/>
+        <w:t>7.2 crossings</w:t>
+      </w:r>
     </w:p>
     <w:p>
       <w:pPr>
@@ -3575,15 +2736,7 @@
         <w:t xml:space="preserve">toetsen per crossing aan/uit te zetten). </w:t>
       </w:r>
       <w:r>
-        <w:t xml:space="preserve">In de praktijk zal dit bijvoorbeeld geslacht, SES, of opleidingsniveau zijn. Meerdere </w:t>
-      </w:r>
-      <w:proofErr w:type="spellStart"/>
-      <w:r>
-        <w:t>crossings</w:t>
-      </w:r>
-      <w:proofErr w:type="spellEnd"/>
-      <w:r>
-        <w:t xml:space="preserve"> zijn mogelijk. </w:t>
+        <w:t xml:space="preserve">In de praktijk zal dit bijvoorbeeld geslacht, SES, of opleidingsniveau zijn. Meerdere crossings zijn mogelijk. </w:t>
       </w:r>
     </w:p>
     <w:tbl>
@@ -3755,23 +2908,7 @@
               <w:pStyle w:val="Geenafstand"/>
             </w:pPr>
             <w:r>
-              <w:t xml:space="preserve">Als </w:t>
-            </w:r>
-            <w:proofErr w:type="spellStart"/>
-            <w:r>
-              <w:t>crossings</w:t>
-            </w:r>
-            <w:proofErr w:type="spellEnd"/>
-            <w:r>
-              <w:t xml:space="preserve"> (intern) getoetst worden (zie ‘onderdelen’) staat deze variabele standaard op WAAR. De gebruiker kan ervoor kiezen toetsen voor een </w:t>
-            </w:r>
-            <w:proofErr w:type="spellStart"/>
-            <w:r>
-              <w:t>crossvar</w:t>
-            </w:r>
-            <w:proofErr w:type="spellEnd"/>
-            <w:r>
-              <w:t xml:space="preserve"> op ONWAAR te zetten. </w:t>
+              <w:t xml:space="preserve">Als crossings (intern) getoetst worden (zie ‘onderdelen’) staat deze variabele standaard op WAAR. De gebruiker kan ervoor kiezen toetsen voor een crossvar op ONWAAR te zetten. </w:t>
             </w:r>
             <w:r>
               <w:lastRenderedPageBreak/>
@@ -3890,7 +3027,6 @@
                 <w:bCs/>
               </w:rPr>
             </w:pPr>
-            <w:proofErr w:type="spellStart"/>
             <w:r>
               <w:rPr>
                 <w:b/>
@@ -3898,7 +3034,6 @@
               </w:rPr>
               <w:t>naam_dataset</w:t>
             </w:r>
-            <w:proofErr w:type="spellEnd"/>
           </w:p>
         </w:tc>
         <w:tc>
@@ -3998,15 +3133,7 @@
               <w:pStyle w:val="Geenafstand"/>
             </w:pPr>
             <w:r>
-              <w:t>Bestandsnaam van de dataset. Het script neemt aan dat dit bestand in dezelfde map staat als de configuratie. Een relatief pad (bijv. “../2021/</w:t>
-            </w:r>
-            <w:proofErr w:type="spellStart"/>
-            <w:r>
-              <w:t>data.sav</w:t>
-            </w:r>
-            <w:proofErr w:type="spellEnd"/>
-            <w:r>
-              <w:t xml:space="preserve">”) is mogelijk, maar niet aan te raden vanwege de onleesbaarheid. N.B.: Wachtwoordbeveiliging van de databestanden is </w:t>
+              <w:t xml:space="preserve">Bestandsnaam van de dataset. Het script neemt aan dat dit bestand in dezelfde map staat als de configuratie. Een relatief pad (bijv. “../2021/data.sav”) is mogelijk, maar niet aan te raden vanwege de onleesbaarheid. N.B.: Wachtwoordbeveiliging van de databestanden is </w:t>
             </w:r>
             <w:r>
               <w:rPr>
@@ -4043,13 +3170,8 @@
             <w:pPr>
               <w:pStyle w:val="Geenafstand"/>
             </w:pPr>
-            <w:proofErr w:type="spellStart"/>
-            <w:r>
-              <w:t>Variabelenaam</w:t>
-            </w:r>
-            <w:proofErr w:type="spellEnd"/>
-            <w:r>
-              <w:t xml:space="preserve"> / leeg</w:t>
+            <w:r>
+              <w:t>Variabelenaam / leeg</w:t>
             </w:r>
           </w:p>
         </w:tc>
@@ -4102,13 +3224,8 @@
             <w:pPr>
               <w:pStyle w:val="Geenafstand"/>
             </w:pPr>
-            <w:proofErr w:type="spellStart"/>
-            <w:r>
-              <w:t>Variabelenaam</w:t>
-            </w:r>
-            <w:proofErr w:type="spellEnd"/>
-            <w:r>
-              <w:t xml:space="preserve"> / leeg</w:t>
+            <w:r>
+              <w:t>Variabelenaam / leeg</w:t>
             </w:r>
           </w:p>
         </w:tc>
@@ -4133,13 +3250,8 @@
             <w:pPr>
               <w:pStyle w:val="Geenafstand"/>
             </w:pPr>
-            <w:proofErr w:type="spellStart"/>
-            <w:r>
-              <w:t>Variabelenaam</w:t>
-            </w:r>
-            <w:proofErr w:type="spellEnd"/>
-            <w:r>
-              <w:t xml:space="preserve"> met informatie over de weging van het design. Als deze leeg is wordt er een ongewogen design gebruikt. </w:t>
+            <w:r>
+              <w:t xml:space="preserve">Variabelenaam met informatie over de weging van het design. Als deze leeg is wordt er een ongewogen design gebruikt. </w:t>
             </w:r>
             <w:r>
               <w:rPr>
@@ -4186,13 +3298,8 @@
             <w:pPr>
               <w:pStyle w:val="Geenafstand"/>
             </w:pPr>
-            <w:proofErr w:type="spellStart"/>
-            <w:r>
-              <w:t>Variabelenaam</w:t>
-            </w:r>
-            <w:proofErr w:type="spellEnd"/>
-            <w:r>
-              <w:t xml:space="preserve"> / leeg</w:t>
+            <w:r>
+              <w:t>Variabelenaam / leeg</w:t>
             </w:r>
           </w:p>
         </w:tc>
@@ -4217,13 +3324,8 @@
             <w:pPr>
               <w:pStyle w:val="Geenafstand"/>
             </w:pPr>
-            <w:proofErr w:type="spellStart"/>
-            <w:r>
-              <w:t>Variabelenaam</w:t>
-            </w:r>
-            <w:proofErr w:type="spellEnd"/>
-            <w:r>
-              <w:t xml:space="preserve"> met informatie over de indeling van het design. Als deze leeg is wordt er een ongewogen design gebruikt.</w:t>
+            <w:r>
+              <w:t>Variabelenaam met informatie over de indeling van het design. Als deze leeg is wordt er een ongewogen design gebruikt.</w:t>
             </w:r>
           </w:p>
         </w:tc>
@@ -4277,15 +3379,7 @@
               <w:pStyle w:val="Geenafstand"/>
             </w:pPr>
             <w:r>
-              <w:t xml:space="preserve">Als dit gevuld is moet het een geldige </w:t>
-            </w:r>
-            <w:proofErr w:type="spellStart"/>
-            <w:r>
-              <w:t>dplyr</w:t>
-            </w:r>
-            <w:proofErr w:type="spellEnd"/>
-            <w:r>
-              <w:t>::filter() expressie zijn als tekst. Dus bijv.:  `geslacht == 1`</w:t>
+              <w:t>Als dit gevuld is moet het een geldige dplyr::filter() expressie zijn als tekst. Dus bijv.:  `geslacht == 1`</w:t>
             </w:r>
           </w:p>
         </w:tc>
@@ -4304,13 +3398,8 @@
         <w:t>7.4 dichotoom</w:t>
       </w:r>
       <w:r>
-        <w:t xml:space="preserve"> en </w:t>
-      </w:r>
-      <w:proofErr w:type="spellStart"/>
-      <w:r>
-        <w:t>niet_dichotoom</w:t>
-      </w:r>
-      <w:proofErr w:type="spellEnd"/>
+        <w:t xml:space="preserve"> en niet_dichotoom</w:t>
+      </w:r>
     </w:p>
     <w:p>
       <w:pPr>
@@ -4319,7 +3408,6 @@
       <w:r>
         <w:t xml:space="preserve">Dichotome variabelen worden in theorie automatisch herkend door het script, en kunnen nog verder geborgd worden middels </w:t>
       </w:r>
-      <w:proofErr w:type="spellStart"/>
       <w:r>
         <w:rPr>
           <w:i/>
@@ -4327,7 +3415,6 @@
         </w:rPr>
         <w:t>waarden_dichotoom</w:t>
       </w:r>
-      <w:proofErr w:type="spellEnd"/>
       <w:r>
         <w:t xml:space="preserve"> op het tabblad </w:t>
       </w:r>
@@ -4339,45 +3426,7 @@
         <w:t>algemeen</w:t>
       </w:r>
       <w:r>
-        <w:t xml:space="preserve">. Mocht er alsnog een variabele zijn die wel dichotoom is, maar niet zo gelezen wordt door het script, of </w:t>
-      </w:r>
-      <w:proofErr w:type="spellStart"/>
-      <w:r>
-        <w:t>vice</w:t>
-      </w:r>
-      <w:proofErr w:type="spellEnd"/>
-      <w:r>
-        <w:t xml:space="preserve"> versa, dan kunnen deze worden geplaatst in het bijbehorende tabblad. Hiermee wordt de detectie omzeild en de status als wel/niet dichotoom geforceerd. Beide tabbladen bestaan simpelweg uit een lijst met </w:t>
-      </w:r>
-      <w:proofErr w:type="spellStart"/>
-      <w:r>
-        <w:t>variabelenamen</w:t>
-      </w:r>
-      <w:proofErr w:type="spellEnd"/>
-      <w:r>
-        <w:t>.</w:t>
-      </w:r>
-      <w:r>
-        <w:t xml:space="preserve"> </w:t>
-      </w:r>
-      <w:r>
-        <w:t>(</w:t>
-      </w:r>
-      <w:proofErr w:type="spellStart"/>
-      <w:r>
-        <w:t>Één</w:t>
-      </w:r>
-      <w:proofErr w:type="spellEnd"/>
-      <w:r>
-        <w:t xml:space="preserve"> </w:t>
-      </w:r>
-      <w:proofErr w:type="spellStart"/>
-      <w:r>
-        <w:t>variabelenaam</w:t>
-      </w:r>
-      <w:proofErr w:type="spellEnd"/>
-      <w:r>
-        <w:t xml:space="preserve"> per rij.)</w:t>
+        <w:t>. Mocht er alsnog een variabele zijn die wel dichotoom is, maar niet zo gelezen wordt door het script, of vice versa, dan kunnen deze worden geplaatst in het bijbehorende tabblad. Hiermee wordt de detectie omzeild en de status als wel/niet dichotoom geforceerd. Beide tabbladen bestaan simpelweg uit een lijst met variabelenamen. (Één variabelenaam per rij.)</w:t>
       </w:r>
     </w:p>
     <w:p>
@@ -4390,13 +3439,8 @@
         <w:pStyle w:val="Kop2"/>
       </w:pPr>
       <w:r>
-        <w:t xml:space="preserve">7.6 </w:t>
-      </w:r>
-      <w:proofErr w:type="spellStart"/>
-      <w:r>
-        <w:t>forceer_datatypen</w:t>
-      </w:r>
-      <w:proofErr w:type="spellEnd"/>
+        <w:t>7.6 forceer_datatypen</w:t>
+      </w:r>
     </w:p>
     <w:p>
       <w:pPr>
@@ -4485,11 +3529,9 @@
             <w:pPr>
               <w:pStyle w:val="Geenafstand"/>
             </w:pPr>
-            <w:proofErr w:type="spellStart"/>
             <w:r>
               <w:t>Variabelenaam</w:t>
             </w:r>
-            <w:proofErr w:type="spellEnd"/>
           </w:p>
         </w:tc>
         <w:tc>
@@ -4529,23 +3571,7 @@
               <w:pStyle w:val="Geenafstand"/>
             </w:pPr>
             <w:r>
-              <w:t>“</w:t>
-            </w:r>
-            <w:proofErr w:type="spellStart"/>
-            <w:r>
-              <w:t>numeric</w:t>
-            </w:r>
-            <w:proofErr w:type="spellEnd"/>
-            <w:r>
-              <w:t>” / “</w:t>
-            </w:r>
-            <w:proofErr w:type="spellStart"/>
-            <w:r>
-              <w:t>character</w:t>
-            </w:r>
-            <w:proofErr w:type="spellEnd"/>
-            <w:r>
-              <w:t>”</w:t>
+              <w:t>“numeric” / “character”</w:t>
             </w:r>
           </w:p>
         </w:tc>
@@ -4558,23 +3584,7 @@
               <w:pStyle w:val="Geenafstand"/>
             </w:pPr>
             <w:r>
-              <w:t>Gewenst datatype. Er zijn momenteel twee opties ingebouwd: getallen (“</w:t>
-            </w:r>
-            <w:proofErr w:type="spellStart"/>
-            <w:r>
-              <w:t>numeric</w:t>
-            </w:r>
-            <w:proofErr w:type="spellEnd"/>
-            <w:r>
-              <w:t>”) en strings (“</w:t>
-            </w:r>
-            <w:proofErr w:type="spellStart"/>
-            <w:r>
-              <w:t>character</w:t>
-            </w:r>
-            <w:proofErr w:type="spellEnd"/>
-            <w:r>
-              <w:t xml:space="preserve">”). De variabele wordt binnen R omgezet naar het gewenste type. </w:t>
+              <w:t xml:space="preserve">Gewenst datatype. Er zijn momenteel twee opties ingebouwd: getallen (“numeric”) en strings (“character”). De variabele wordt binnen R omgezet naar het gewenste type. </w:t>
             </w:r>
             <w:r>
               <w:rPr>
@@ -4615,28 +3625,15 @@
         <w:pStyle w:val="Kop2"/>
       </w:pPr>
       <w:r>
-        <w:t xml:space="preserve">7.7 </w:t>
-      </w:r>
-      <w:proofErr w:type="spellStart"/>
-      <w:r>
-        <w:t>headers_afkortingen</w:t>
-      </w:r>
-      <w:proofErr w:type="spellEnd"/>
-    </w:p>
-    <w:p>
-      <w:pPr>
-        <w:pStyle w:val="Geenafstand"/>
-      </w:pPr>
-      <w:r>
-        <w:t xml:space="preserve">Het kan voorkomen dat de volledige waarde van een categorie te groot is voor een cel. Voor dit geval is er een mogelijkheid om afkortingen op te geven, middels een simpele tekst/vervanging combinatie. In NOG wordt de regio bijvoorbeeld onderverdeeld in </w:t>
-      </w:r>
-      <w:proofErr w:type="spellStart"/>
-      <w:r>
-        <w:t>subregio’s</w:t>
-      </w:r>
-      <w:proofErr w:type="spellEnd"/>
-      <w:r>
-        <w:t>, die te lange namen hebben voor het tabellenboek:</w:t>
+        <w:t>7.7 headers_afkortingen</w:t>
+      </w:r>
+    </w:p>
+    <w:p>
+      <w:pPr>
+        <w:pStyle w:val="Geenafstand"/>
+      </w:pPr>
+      <w:r>
+        <w:t>Het kan voorkomen dat de volledige waarde van een categorie te groot is voor een cel. Voor dit geval is er een mogelijkheid om afkortingen op te geven, middels een simpele tekst/vervanging combinatie. In NOG wordt de regio bijvoorbeeld onderverdeeld in subregio’s, die te lange namen hebben voor het tabellenboek:</w:t>
       </w:r>
     </w:p>
     <w:p>
@@ -4882,52 +3879,15 @@
         <w:pStyle w:val="Kop2"/>
       </w:pPr>
       <w:r>
-        <w:t xml:space="preserve">7.8 </w:t>
-      </w:r>
-      <w:proofErr w:type="spellStart"/>
-      <w:r>
-        <w:t>indeling_rijen</w:t>
-      </w:r>
-      <w:proofErr w:type="spellEnd"/>
-    </w:p>
-    <w:p>
-      <w:pPr>
-        <w:pStyle w:val="Geenafstand"/>
-      </w:pPr>
-      <w:r>
-        <w:t>Hier bouw je de inhoud &amp; volgorde van het tabellenboek op: type (titel/kop/vraag/var/</w:t>
-      </w:r>
-      <w:proofErr w:type="spellStart"/>
-      <w:r>
-        <w:t>nvar</w:t>
-      </w:r>
-      <w:proofErr w:type="spellEnd"/>
-      <w:r>
-        <w:t>/aantallen/tekst), inhoud (</w:t>
-      </w:r>
-      <w:proofErr w:type="spellStart"/>
-      <w:r>
-        <w:t>variabelenaam</w:t>
-      </w:r>
-      <w:proofErr w:type="spellEnd"/>
-      <w:r>
-        <w:t xml:space="preserve"> of tekst), waardes (subset of aangepaste volgorde), kolomkoppen (</w:t>
-      </w:r>
-      <w:proofErr w:type="spellStart"/>
-      <w:r>
-        <w:t>override</w:t>
-      </w:r>
-      <w:proofErr w:type="spellEnd"/>
-      <w:r>
-        <w:t xml:space="preserve">), </w:t>
-      </w:r>
-      <w:proofErr w:type="spellStart"/>
-      <w:r>
-        <w:t>verberg_crossings</w:t>
-      </w:r>
-      <w:proofErr w:type="spellEnd"/>
-      <w:r>
-        <w:t xml:space="preserve"> (display</w:t>
+        <w:t>7.8 indeling_rijen</w:t>
+      </w:r>
+    </w:p>
+    <w:p>
+      <w:pPr>
+        <w:pStyle w:val="Geenafstand"/>
+      </w:pPr>
+      <w:r>
+        <w:t>Hier bouw je de inhoud &amp; volgorde van het tabellenboek op: type (titel/kop/vraag/var/nvar/aantallen/tekst), inhoud (variabelenaam of tekst), waardes (subset of aangepaste volgorde), kolomkoppen (override), verberg_crossings (display</w:t>
       </w:r>
       <w:r>
         <w:rPr>
@@ -4935,13 +3895,8 @@
         </w:rPr>
         <w:t>‑</w:t>
       </w:r>
-      <w:proofErr w:type="spellStart"/>
-      <w:r>
-        <w:t>only</w:t>
-      </w:r>
-      <w:proofErr w:type="spellEnd"/>
-      <w:r>
-        <w:t xml:space="preserve"> verbergen), en weegfactor</w:t>
+      <w:r>
+        <w:t>only verbergen), en weegfactor</w:t>
       </w:r>
       <w:r>
         <w:rPr>
@@ -4949,13 +3904,8 @@
         </w:rPr>
         <w:t>‑</w:t>
       </w:r>
-      <w:proofErr w:type="spellStart"/>
-      <w:r>
-        <w:t>overrides</w:t>
-      </w:r>
-      <w:proofErr w:type="spellEnd"/>
-      <w:r>
-        <w:t xml:space="preserve"> per dataset (weegfactor.d1, weegfactor.d2, </w:t>
+      <w:r>
+        <w:t xml:space="preserve">overrides per dataset (weegfactor.d1, weegfactor.d2, </w:t>
       </w:r>
       <w:r>
         <w:rPr>
@@ -5024,7 +3974,7 @@
           <w:noProof/>
         </w:rPr>
         <w:drawing>
-          <wp:anchor distT="0" distB="0" distL="114300" distR="114300" simplePos="0" relativeHeight="251659264" behindDoc="0" locked="0" layoutInCell="1" allowOverlap="1" wp14:anchorId="33831486" wp14:editId="6DEB4DC8">
+          <wp:anchor distT="0" distB="0" distL="114300" distR="114300" simplePos="0" relativeHeight="251658240" behindDoc="0" locked="0" layoutInCell="1" allowOverlap="1" wp14:anchorId="33831486" wp14:editId="6DEB4DC8">
             <wp:simplePos x="0" y="0"/>
             <wp:positionH relativeFrom="margin">
               <wp:posOffset>1725295</wp:posOffset>
@@ -5480,15 +4430,7 @@
         <w:pStyle w:val="Geenafstand"/>
       </w:pPr>
       <w:r>
-        <w:t>Er kunnen afwijkende weegfactoren per variabele worden aangegeven door het toevoegen van een kolom met de naam “weegfactor” (voor de hele variabele) of “</w:t>
-      </w:r>
-      <w:proofErr w:type="spellStart"/>
-      <w:r>
-        <w:t>weegfactor.d</w:t>
-      </w:r>
-      <w:proofErr w:type="spellEnd"/>
-      <w:r>
-        <w:t xml:space="preserve">_(naam)” (voor een splitsing per dataset). (Specifiek voor VO: als er gebruik wordt gemaakt van een combinatiebestand met meerdere jaren kan er dus gebruik gemaakt worden van een kolom met de naam “weegfactor”, als er gebruik wordt gemaakt van een bestand per jaar dient dit per dataset te worden aangegeven.) Als deze kolommen ontbreken wordt de weegfactor van het tabblad </w:t>
+        <w:t xml:space="preserve">Er kunnen afwijkende weegfactoren per variabele worden aangegeven door het toevoegen van een kolom met de naam “weegfactor” (voor de hele variabele) of “weegfactor.d_(naam)” (voor een splitsing per dataset). (Specifiek voor VO: als er gebruik wordt gemaakt van een combinatiebestand met meerdere jaren kan er dus gebruik gemaakt worden van een kolom met de naam “weegfactor”, als er gebruik wordt gemaakt van een bestand per jaar dient dit per dataset te worden aangegeven.) Als deze kolommen ontbreken wordt de weegfactor van het tabblad </w:t>
       </w:r>
       <w:r>
         <w:rPr>
@@ -5648,7 +4590,6 @@
             <w:r>
               <w:t xml:space="preserve">Tekst kan ingevoerd worden tussen variabelen voor meer uitleg. Een lege tekstregel kan gebruikt worden om een extra witregel in te voegen. Let op: introtekst bevindt zich op een aparte pagina: </w:t>
             </w:r>
-            <w:proofErr w:type="spellStart"/>
             <w:r>
               <w:rPr>
                 <w:i/>
@@ -5656,7 +4597,6 @@
               </w:rPr>
               <w:t>intro_tekst</w:t>
             </w:r>
-            <w:proofErr w:type="spellEnd"/>
             <w:r>
               <w:t>.</w:t>
             </w:r>
@@ -5742,33 +4682,17 @@
           </w:tcPr>
           <w:p>
             <w:r>
-              <w:t>“var” / “</w:t>
-            </w:r>
-            <w:proofErr w:type="spellStart"/>
-            <w:r>
-              <w:t>nvar</w:t>
-            </w:r>
-            <w:proofErr w:type="spellEnd"/>
-            <w:r>
-              <w:t>”</w:t>
-            </w:r>
-          </w:p>
-        </w:tc>
-        <w:tc>
-          <w:tcPr>
-            <w:tcW w:w="0" w:type="auto"/>
-          </w:tcPr>
-          <w:p>
-            <w:r>
-              <w:t>Geeft de genoemde variabele weer. Bij “</w:t>
-            </w:r>
-            <w:proofErr w:type="spellStart"/>
-            <w:r>
-              <w:t>nvar</w:t>
-            </w:r>
-            <w:proofErr w:type="spellEnd"/>
-            <w:r>
-              <w:t xml:space="preserve">” wordt onder het procentteken een extra regel toegevoegd met het aantal respondenten bij die vraag. </w:t>
+              <w:t>“var” / “nvar”</w:t>
+            </w:r>
+          </w:p>
+        </w:tc>
+        <w:tc>
+          <w:tcPr>
+            <w:tcW w:w="0" w:type="auto"/>
+          </w:tcPr>
+          <w:p>
+            <w:r>
+              <w:t xml:space="preserve">Geeft de genoemde variabele weer. Bij “nvar” wordt onder het procentteken een extra regel toegevoegd met het aantal respondenten bij die vraag. </w:t>
             </w:r>
             <w:r>
               <w:rPr>
@@ -5799,31 +4723,18 @@
             <w:tcW w:w="1824" w:type="dxa"/>
           </w:tcPr>
           <w:p>
-            <w:proofErr w:type="spellStart"/>
-            <w:r>
-              <w:t>Variabelenaam</w:t>
-            </w:r>
-            <w:proofErr w:type="spellEnd"/>
-            <w:r>
-              <w:t xml:space="preserve"> / tekst / leeg</w:t>
-            </w:r>
-          </w:p>
-        </w:tc>
-        <w:tc>
-          <w:tcPr>
-            <w:tcW w:w="0" w:type="auto"/>
-          </w:tcPr>
-          <w:p>
-            <w:r>
-              <w:t xml:space="preserve">In dit veld kan de bijbehorende tekst </w:t>
-            </w:r>
-            <w:proofErr w:type="spellStart"/>
-            <w:r>
-              <w:t>danwel</w:t>
-            </w:r>
-            <w:proofErr w:type="spellEnd"/>
-            <w:r>
-              <w:t xml:space="preserve"> variabele ingevuld worden.</w:t>
+            <w:r>
+              <w:t>Variabelenaam / tekst / leeg</w:t>
+            </w:r>
+          </w:p>
+        </w:tc>
+        <w:tc>
+          <w:tcPr>
+            <w:tcW w:w="0" w:type="auto"/>
+          </w:tcPr>
+          <w:p>
+            <w:r>
+              <w:t>In dit veld kan de bijbehorende tekst danwel variabele ingevuld worden.</w:t>
             </w:r>
           </w:p>
         </w:tc>
@@ -5927,15 +4838,7 @@
               <w:t xml:space="preserve">Let op: </w:t>
             </w:r>
             <w:r>
-              <w:t xml:space="preserve">deze variabele heeft alleen effect in de uitvoer in Excel-bestanden. Vanwege de vereisten van </w:t>
-            </w:r>
-            <w:proofErr w:type="spellStart"/>
-            <w:r>
-              <w:t>digitoegankelijkheid</w:t>
-            </w:r>
-            <w:proofErr w:type="spellEnd"/>
-            <w:r>
-              <w:t xml:space="preserve"> is het niet mogelijk om een tabel zonder kolomkoppen aan te maken in HTML.</w:t>
+              <w:t>deze variabele heeft alleen effect in de uitvoer in Excel-bestanden. Vanwege de vereisten van digitoegankelijkheid is het niet mogelijk om een tabel zonder kolomkoppen aan te maken in HTML.</w:t>
             </w:r>
           </w:p>
         </w:tc>
@@ -5946,11 +4849,9 @@
             <w:tcW w:w="2019" w:type="dxa"/>
           </w:tcPr>
           <w:p>
-            <w:proofErr w:type="spellStart"/>
             <w:r>
               <w:t>verberg_crossings</w:t>
             </w:r>
-            <w:proofErr w:type="spellEnd"/>
           </w:p>
         </w:tc>
         <w:tc>
@@ -5969,44 +4870,119 @@
           </w:tcPr>
           <w:p>
             <w:r>
-              <w:t xml:space="preserve">Het kan wenselijk zijn om de uitsplitsing in </w:t>
-            </w:r>
-            <w:proofErr w:type="spellStart"/>
-            <w:r>
-              <w:t>crossings</w:t>
-            </w:r>
-            <w:proofErr w:type="spellEnd"/>
-            <w:r>
-              <w:t xml:space="preserve"> uit te zetten bij specifieke variabelen, bijvoorbeeld als er sprake is van lage aantallen. Door in deze kolom iets toe te voegen worden de percentages niet uitgesplitst. In plaats daarvan wordt het symbool voor missende data weergegeven (zie </w:t>
-            </w:r>
-            <w:proofErr w:type="spellStart"/>
+              <w:t xml:space="preserve">Het kan wenselijk zijn om de uitsplitsing in crossings uit te zetten bij specifieke variabelen, bijvoorbeeld als er sprake is van lage aantallen. Door in deze kolom iets toe te voegen worden de percentages niet uitgesplitst. In plaats daarvan wordt het symbool voor missende data weergegeven (zie </w:t>
+            </w:r>
             <w:r>
               <w:rPr>
                 <w:i/>
                 <w:iCs/>
               </w:rPr>
-              <w:t>tekst_missende_data</w:t>
-            </w:r>
-            <w:proofErr w:type="spellEnd"/>
+              <w:t xml:space="preserve">tekst_missende_data </w:t>
+            </w:r>
+            <w:r>
+              <w:t xml:space="preserve">op het tabblad </w:t>
+            </w:r>
             <w:r>
               <w:rPr>
                 <w:i/>
                 <w:iCs/>
               </w:rPr>
-              <w:t xml:space="preserve"> </w:t>
-            </w:r>
-            <w:r>
-              <w:t xml:space="preserve">op het tabblad </w:t>
+              <w:t>algemeen</w:t>
+            </w:r>
+            <w:r>
+              <w:t xml:space="preserve">). </w:t>
+            </w:r>
+            <w:r>
+              <w:rPr>
+                <w:b/>
+                <w:bCs/>
+              </w:rPr>
+              <w:t xml:space="preserve">Let op: </w:t>
+            </w:r>
+            <w:r>
+              <w:t xml:space="preserve">filtering op basis van lage aantallen gebeurt in principe via </w:t>
             </w:r>
             <w:r>
               <w:rPr>
                 <w:i/>
                 <w:iCs/>
               </w:rPr>
+              <w:t>min_observaties_per_vraag</w:t>
+            </w:r>
+            <w:r>
+              <w:t xml:space="preserve"> en </w:t>
+            </w:r>
+            <w:r>
+              <w:rPr>
+                <w:i/>
+                <w:iCs/>
+              </w:rPr>
+              <w:t>min_observaties_per_antwoord</w:t>
+            </w:r>
+            <w:r>
+              <w:rPr>
+                <w:i/>
+                <w:iCs/>
+              </w:rPr>
+              <w:t xml:space="preserve"> </w:t>
+            </w:r>
+            <w:r>
+              <w:t xml:space="preserve">in het tabblad </w:t>
+            </w:r>
+            <w:r>
+              <w:rPr>
+                <w:i/>
+                <w:iCs/>
+              </w:rPr>
               <w:t>algemeen</w:t>
             </w:r>
             <w:r>
-              <w:t xml:space="preserve">). </w:t>
+              <w:t>.</w:t>
+            </w:r>
+            <w:r>
+              <w:t xml:space="preserve"> Deze optie dient puur ter toevoeging.</w:t>
+            </w:r>
+          </w:p>
+        </w:tc>
+      </w:tr>
+      <w:tr>
+        <w:tc>
+          <w:tcPr>
+            <w:tcW w:w="2019" w:type="dxa"/>
+          </w:tcPr>
+          <w:p>
+            <w:r>
+              <w:t>weegfactor</w:t>
+            </w:r>
+          </w:p>
+        </w:tc>
+        <w:tc>
+          <w:tcPr>
+            <w:tcW w:w="1824" w:type="dxa"/>
+          </w:tcPr>
+          <w:p>
+            <w:r>
+              <w:t>Variabelenaam / leeg</w:t>
+            </w:r>
+          </w:p>
+        </w:tc>
+        <w:tc>
+          <w:tcPr>
+            <w:tcW w:w="0" w:type="auto"/>
+          </w:tcPr>
+          <w:p>
+            <w:r>
+              <w:t xml:space="preserve">Indien er per variabele een andere weegfactor gebruikt moet worden kan dit hier ingevuld worden. Standaard wordt de weegfactor op het tabblad </w:t>
+            </w:r>
+            <w:r>
+              <w:rPr>
+                <w:i/>
+                <w:iCs/>
+              </w:rPr>
+              <w:t>datasets</w:t>
+            </w:r>
+            <w:r>
+              <w:t xml:space="preserve"> gebruikt. </w:t>
             </w:r>
             <w:r>
               <w:rPr>
@@ -6016,51 +4992,79 @@
               <w:t xml:space="preserve">Let op: </w:t>
             </w:r>
             <w:r>
-              <w:t xml:space="preserve">filtering op basis van lage aantallen gebeurt in principe via </w:t>
-            </w:r>
-            <w:proofErr w:type="spellStart"/>
+              <w:t xml:space="preserve">controles op weegfactoren worden niet uitgevoerd. </w:t>
+            </w:r>
+            <w:r>
+              <w:rPr>
+                <w:b/>
+                <w:bCs/>
+              </w:rPr>
+              <w:t xml:space="preserve">Let op: </w:t>
+            </w:r>
+            <w:r>
+              <w:t xml:space="preserve">indien deze functie gebruikt wordt </w:t>
+            </w:r>
+            <w:r>
+              <w:rPr>
+                <w:b/>
+                <w:bCs/>
+              </w:rPr>
+              <w:t>moet</w:t>
+            </w:r>
+            <w:r>
+              <w:t xml:space="preserve"> de weegfactor op het tabblad </w:t>
+            </w:r>
             <w:r>
               <w:rPr>
                 <w:i/>
                 <w:iCs/>
               </w:rPr>
-              <w:t>min_observaties_per_vraag</w:t>
-            </w:r>
-            <w:proofErr w:type="spellEnd"/>
-            <w:r>
-              <w:t xml:space="preserve"> en </w:t>
-            </w:r>
-            <w:proofErr w:type="spellStart"/>
+              <w:t>datasets</w:t>
+            </w:r>
+            <w:r>
+              <w:t xml:space="preserve"> leeg zijn.</w:t>
+            </w:r>
+          </w:p>
+        </w:tc>
+      </w:tr>
+      <w:tr>
+        <w:tc>
+          <w:tcPr>
+            <w:tcW w:w="2019" w:type="dxa"/>
+          </w:tcPr>
+          <w:p>
+            <w:r>
+              <w:t>weegfactor.d(getal)</w:t>
+            </w:r>
+          </w:p>
+        </w:tc>
+        <w:tc>
+          <w:tcPr>
+            <w:tcW w:w="1824" w:type="dxa"/>
+          </w:tcPr>
+          <w:p>
+            <w:r>
+              <w:t>Variabelenaam / leeg</w:t>
+            </w:r>
+          </w:p>
+        </w:tc>
+        <w:tc>
+          <w:tcPr>
+            <w:tcW w:w="0" w:type="auto"/>
+          </w:tcPr>
+          <w:p>
+            <w:r>
+              <w:t xml:space="preserve">Indien deze kolom aanwezig is wordt de hierin aangegeven variabele gebruikt als weegfactor. Hiermee kan een splitsing worden gemaakt tussen bijvoorbeeld verschillende jaren. (getal) duidt op het volggetal van de dataset in </w:t>
+            </w:r>
             <w:r>
               <w:rPr>
                 <w:i/>
                 <w:iCs/>
               </w:rPr>
-              <w:t>min_observaties_per_antwoord</w:t>
-            </w:r>
-            <w:proofErr w:type="spellEnd"/>
-            <w:r>
-              <w:rPr>
-                <w:i/>
-                <w:iCs/>
-              </w:rPr>
-              <w:t xml:space="preserve"> </w:t>
-            </w:r>
-            <w:r>
-              <w:t xml:space="preserve">in het tabblad </w:t>
-            </w:r>
-            <w:r>
-              <w:rPr>
-                <w:i/>
-                <w:iCs/>
-              </w:rPr>
-              <w:t>algemeen</w:t>
-            </w:r>
-            <w:r>
-              <w:t>.</w:t>
-            </w:r>
-            <w:r>
-              <w:t xml:space="preserve"> Deze optie dient puur ter toevoeging.</w:t>
+              <w:t>datasets</w:t>
+            </w:r>
+            <w:r>
+              <w:t>, waarbij 1 de eerste dataset is, 2 de tweede, enz.</w:t>
             </w:r>
           </w:p>
         </w:tc>
@@ -6072,7 +5076,7 @@
           </w:tcPr>
           <w:p>
             <w:r>
-              <w:t>weegfactor</w:t>
+              <w:t>weegfactor.d_(naam)</w:t>
             </w:r>
           </w:p>
         </w:tc>
@@ -6081,175 +5085,18 @@
             <w:tcW w:w="1824" w:type="dxa"/>
           </w:tcPr>
           <w:p>
-            <w:proofErr w:type="spellStart"/>
-            <w:r>
-              <w:t>Variabelenaam</w:t>
-            </w:r>
-            <w:proofErr w:type="spellEnd"/>
-            <w:r>
-              <w:t xml:space="preserve"> / leeg</w:t>
-            </w:r>
-          </w:p>
-        </w:tc>
-        <w:tc>
-          <w:tcPr>
-            <w:tcW w:w="0" w:type="auto"/>
-          </w:tcPr>
-          <w:p>
-            <w:r>
-              <w:t xml:space="preserve">Indien er per variabele een andere weegfactor gebruikt moet worden kan dit hier ingevuld worden. Standaard wordt de weegfactor op het tabblad </w:t>
-            </w:r>
-            <w:r>
-              <w:rPr>
-                <w:i/>
-                <w:iCs/>
-              </w:rPr>
-              <w:t>datasets</w:t>
-            </w:r>
-            <w:r>
-              <w:t xml:space="preserve"> gebruikt. </w:t>
-            </w:r>
-            <w:r>
-              <w:rPr>
-                <w:b/>
-                <w:bCs/>
-              </w:rPr>
-              <w:t xml:space="preserve">Let op: </w:t>
-            </w:r>
-            <w:r>
-              <w:t xml:space="preserve">controles op weegfactoren worden niet uitgevoerd. </w:t>
-            </w:r>
-            <w:r>
-              <w:rPr>
-                <w:b/>
-                <w:bCs/>
-              </w:rPr>
-              <w:t xml:space="preserve">Let op: </w:t>
-            </w:r>
-            <w:r>
-              <w:t xml:space="preserve">indien deze functie gebruikt wordt </w:t>
-            </w:r>
-            <w:r>
-              <w:rPr>
-                <w:b/>
-                <w:bCs/>
-              </w:rPr>
-              <w:t>moet</w:t>
-            </w:r>
-            <w:r>
-              <w:t xml:space="preserve"> de weegfactor op het tabblad </w:t>
-            </w:r>
-            <w:r>
-              <w:rPr>
-                <w:i/>
-                <w:iCs/>
-              </w:rPr>
-              <w:t>datasets</w:t>
-            </w:r>
-            <w:r>
-              <w:t xml:space="preserve"> leeg zijn.</w:t>
-            </w:r>
-          </w:p>
-        </w:tc>
-      </w:tr>
-      <w:tr>
-        <w:tc>
-          <w:tcPr>
-            <w:tcW w:w="2019" w:type="dxa"/>
-          </w:tcPr>
-          <w:p>
-            <w:proofErr w:type="spellStart"/>
-            <w:r>
-              <w:t>weegfactor.d</w:t>
-            </w:r>
-            <w:proofErr w:type="spellEnd"/>
-            <w:r>
-              <w:t>(getal)</w:t>
-            </w:r>
-          </w:p>
-        </w:tc>
-        <w:tc>
-          <w:tcPr>
-            <w:tcW w:w="1824" w:type="dxa"/>
-          </w:tcPr>
-          <w:p>
-            <w:proofErr w:type="spellStart"/>
-            <w:r>
-              <w:t>Variabelenaam</w:t>
-            </w:r>
-            <w:proofErr w:type="spellEnd"/>
-            <w:r>
-              <w:t xml:space="preserve"> / leeg</w:t>
-            </w:r>
-          </w:p>
-        </w:tc>
-        <w:tc>
-          <w:tcPr>
-            <w:tcW w:w="0" w:type="auto"/>
-          </w:tcPr>
-          <w:p>
-            <w:r>
-              <w:t xml:space="preserve">Indien deze kolom aanwezig is wordt de hierin aangegeven variabele gebruikt als weegfactor. Hiermee kan een splitsing worden gemaakt tussen bijvoorbeeld verschillende jaren. (getal) duidt op het volggetal van de dataset in </w:t>
-            </w:r>
-            <w:r>
-              <w:rPr>
-                <w:i/>
-                <w:iCs/>
-              </w:rPr>
-              <w:t>datasets</w:t>
-            </w:r>
-            <w:r>
-              <w:t>, waarbij 1 de eerste dataset is, 2 de tweede, enz.</w:t>
-            </w:r>
-          </w:p>
-        </w:tc>
-      </w:tr>
-      <w:tr>
-        <w:tc>
-          <w:tcPr>
-            <w:tcW w:w="2019" w:type="dxa"/>
-          </w:tcPr>
-          <w:p>
-            <w:proofErr w:type="spellStart"/>
-            <w:r>
-              <w:t>weegfactor.d</w:t>
-            </w:r>
-            <w:proofErr w:type="spellEnd"/>
-            <w:r>
-              <w:t>_(naam)</w:t>
-            </w:r>
-          </w:p>
-        </w:tc>
-        <w:tc>
-          <w:tcPr>
-            <w:tcW w:w="1824" w:type="dxa"/>
-          </w:tcPr>
-          <w:p>
-            <w:proofErr w:type="spellStart"/>
-            <w:r>
-              <w:t>Variabelenaam</w:t>
-            </w:r>
-            <w:proofErr w:type="spellEnd"/>
-            <w:r>
-              <w:t xml:space="preserve"> / leeg</w:t>
-            </w:r>
-          </w:p>
-        </w:tc>
-        <w:tc>
-          <w:tcPr>
-            <w:tcW w:w="0" w:type="auto"/>
-          </w:tcPr>
-          <w:p>
-            <w:r>
-              <w:t xml:space="preserve">Identiek aan de kolom hierboven, maar dan op basis van de naam van een dataset i.p.v. het volggetal. N.B.: Het script differentieert tussen deze twee mogelijkheden door het zoeken naar een </w:t>
-            </w:r>
-            <w:proofErr w:type="spellStart"/>
-            <w:r>
-              <w:t>underscore</w:t>
-            </w:r>
-            <w:proofErr w:type="spellEnd"/>
-            <w:r>
-              <w:t xml:space="preserve"> (_). Deze is daarom verplicht.</w:t>
+            <w:r>
+              <w:t>Variabelenaam / leeg</w:t>
+            </w:r>
+          </w:p>
+        </w:tc>
+        <w:tc>
+          <w:tcPr>
+            <w:tcW w:w="0" w:type="auto"/>
+          </w:tcPr>
+          <w:p>
+            <w:r>
+              <w:t>Identiek aan de kolom hierboven, maar dan op basis van de naam van een dataset i.p.v. het volggetal. N.B.: Het script differentieert tussen deze twee mogelijkheden door het zoeken naar een underscore (_). Deze is daarom verplicht.</w:t>
             </w:r>
           </w:p>
         </w:tc>
@@ -6286,42 +5133,18 @@
       </w:pPr>
       <w:r>
         <w:lastRenderedPageBreak/>
-        <w:t xml:space="preserve">7.9 </w:t>
-      </w:r>
-      <w:proofErr w:type="spellStart"/>
-      <w:r>
-        <w:t>intro_tekst</w:t>
-      </w:r>
-      <w:proofErr w:type="spellEnd"/>
-    </w:p>
-    <w:p>
-      <w:pPr>
-        <w:pStyle w:val="Geenafstand"/>
-      </w:pPr>
-      <w:r>
-        <w:t xml:space="preserve">Introductietekst voor het tabellenboek. Ondersteunt titel/kop/tekst als type en </w:t>
-      </w:r>
-      <w:proofErr w:type="spellStart"/>
-      <w:r>
-        <w:t>placeholders</w:t>
-      </w:r>
-      <w:proofErr w:type="spellEnd"/>
-      <w:r>
-        <w:t xml:space="preserve"> zoals [naam] en [</w:t>
-      </w:r>
-      <w:proofErr w:type="spellStart"/>
-      <w:r>
-        <w:t>subregio</w:t>
-      </w:r>
-      <w:proofErr w:type="spellEnd"/>
-      <w:r>
-        <w:t>].</w:t>
-      </w:r>
-      <w:r>
-        <w:t xml:space="preserve"> Dit staat op een </w:t>
-      </w:r>
-      <w:r>
-        <w:t>apart tabblad voor de overzichtelijkheid en om de opmaak makkelijker te maken in het script.</w:t>
+        <w:t>7.9 intro_tekst</w:t>
+      </w:r>
+    </w:p>
+    <w:p>
+      <w:pPr>
+        <w:pStyle w:val="Geenafstand"/>
+      </w:pPr>
+      <w:r>
+        <w:t>Introductietekst voor het tabellenboek. Ondersteunt titel/kop/tekst als type en placeholders zoals [naam] en [subregio].</w:t>
+      </w:r>
+      <w:r>
+        <w:t xml:space="preserve"> Dit staat op een apart tabblad voor de overzichtelijkheid en om de opmaak makkelijker te maken in het script.</w:t>
       </w:r>
     </w:p>
     <w:tbl>
@@ -6456,31 +5279,7 @@
           </w:tcPr>
           <w:p>
             <w:r>
-              <w:t>De weer te geven tekst. Een witregel kan gemaakt worden door deze leeg te laten. “[naam]” wordt vervangen door de naam van het tabellenboek. (Bijvoorbeeld de gemeentenaam.) Daarnaast kunnen de benodigde waardes van andere subsets ook worden weergegeven, middels “[</w:t>
-            </w:r>
-            <w:proofErr w:type="spellStart"/>
-            <w:r>
-              <w:t>variabelenaam</w:t>
-            </w:r>
-            <w:proofErr w:type="spellEnd"/>
-            <w:r>
-              <w:t>]”, dus bijvoorbeeld “[</w:t>
-            </w:r>
-            <w:proofErr w:type="spellStart"/>
-            <w:r>
-              <w:t>subregio</w:t>
-            </w:r>
-            <w:proofErr w:type="spellEnd"/>
-            <w:r>
-              <w:t xml:space="preserve">]” als de tweede subset over de variabele </w:t>
-            </w:r>
-            <w:proofErr w:type="spellStart"/>
-            <w:r>
-              <w:t>subregio</w:t>
-            </w:r>
-            <w:proofErr w:type="spellEnd"/>
-            <w:r>
-              <w:t xml:space="preserve"> gaat. Let op: “{logo}” kan gebruikt worden voor het invoegen van logo’s op een gewenste plek, zie hieronder. Deze wordt bij de Excelversie verwijderd.</w:t>
+              <w:t>De weer te geven tekst. Een witregel kan gemaakt worden door deze leeg te laten. “[naam]” wordt vervangen door de naam van het tabellenboek. (Bijvoorbeeld de gemeentenaam.) Daarnaast kunnen de benodigde waardes van andere subsets ook worden weergegeven, middels “[variabelenaam]”, dus bijvoorbeeld “[subregio]” als de tweede subset over de variabele subregio gaat. Let op: “{logo}” kan gebruikt worden voor het invoegen van logo’s op een gewenste plek, zie hieronder. Deze wordt bij de Excelversie verwijderd.</w:t>
             </w:r>
           </w:p>
         </w:tc>
@@ -6518,65 +5317,17 @@
         <w:t>‑</w:t>
       </w:r>
       <w:r>
-        <w:t xml:space="preserve"> en </w:t>
-      </w:r>
-      <w:proofErr w:type="spellStart"/>
-      <w:r>
-        <w:t>antwoordlabels</w:t>
-      </w:r>
-      <w:proofErr w:type="spellEnd"/>
-      <w:r>
-        <w:t xml:space="preserve">. Je kunt </w:t>
-      </w:r>
-      <w:proofErr w:type="spellStart"/>
-      <w:r>
-        <w:t>targetten</w:t>
-      </w:r>
-      <w:proofErr w:type="spellEnd"/>
-      <w:r>
-        <w:t xml:space="preserve"> op var, of (met waarschuwing) over alle variabelen zoeken/vervangen op </w:t>
-      </w:r>
-      <w:proofErr w:type="spellStart"/>
-      <w:r>
-        <w:t>antwoordlabels</w:t>
-      </w:r>
-      <w:proofErr w:type="spellEnd"/>
-      <w:r>
-        <w:t>.</w:t>
-      </w:r>
-    </w:p>
-    <w:p>
-      <w:pPr>
-        <w:pStyle w:val="Geenafstand"/>
-      </w:pPr>
-    </w:p>
-    <w:p>
-      <w:r>
-        <w:t xml:space="preserve">De labels in de dataset zijn soms onduidelijk of te lang voor een tabellenboek. Dit kan in principe gecorrigeerd worden in SPSS, aangezien het script de labels uit SPSS haalt, maar in veel gevallen zal de dataset niet voor niets zo opgezet zijn. Daarom is er in het script de mogelijkheid om labels aan te passen. Dit is zeer foutgevoelig, dus een dubbel- of </w:t>
-      </w:r>
-      <w:proofErr w:type="spellStart"/>
-      <w:r>
-        <w:t>triplecheck</w:t>
-      </w:r>
-      <w:proofErr w:type="spellEnd"/>
-      <w:r>
-        <w:t xml:space="preserve"> is aan te raden. Zowel </w:t>
-      </w:r>
-      <w:proofErr w:type="spellStart"/>
-      <w:r>
-        <w:t>variabelelabels</w:t>
-      </w:r>
-      <w:proofErr w:type="spellEnd"/>
-      <w:r>
-        <w:t xml:space="preserve"> als </w:t>
-      </w:r>
-      <w:proofErr w:type="spellStart"/>
-      <w:r>
-        <w:t>antwoordlabels</w:t>
-      </w:r>
-      <w:proofErr w:type="spellEnd"/>
-      <w:r>
-        <w:t xml:space="preserve"> kunnen worden aangepast. Hierbij is het van belang om te kijken welk type het is, aangezien het script hier zelf niet slim genoeg voor is. Bij een dichotome waarde wordt de </w:t>
+        <w:t xml:space="preserve"> en antwoordlabels. Je kunt targetten op var, of (met waarschuwing) over alle variabelen zoeken/vervangen op antwoordlabels.</w:t>
+      </w:r>
+    </w:p>
+    <w:p>
+      <w:pPr>
+        <w:pStyle w:val="Geenafstand"/>
+      </w:pPr>
+    </w:p>
+    <w:p>
+      <w:r>
+        <w:t xml:space="preserve">De labels in de dataset zijn soms onduidelijk of te lang voor een tabellenboek. Dit kan in principe gecorrigeerd worden in SPSS, aangezien het script de labels uit SPSS haalt, maar in veel gevallen zal de dataset niet voor niets zo opgezet zijn. Daarom is er in het script de mogelijkheid om labels aan te passen. Dit is zeer foutgevoelig, dus een dubbel- of triplecheck is aan te raden. Zowel variabelelabels als antwoordlabels kunnen worden aangepast. Hierbij is het van belang om te kijken welk type het is, aangezien het script hier zelf niet slim genoeg voor is. Bij een dichotome waarde wordt de </w:t>
       </w:r>
       <w:r>
         <w:rPr>
@@ -6586,15 +5337,7 @@
         <w:t>vraag</w:t>
       </w:r>
       <w:r>
-        <w:t xml:space="preserve"> (= </w:t>
-      </w:r>
-      <w:proofErr w:type="spellStart"/>
-      <w:r>
-        <w:t>variabelelabel</w:t>
-      </w:r>
-      <w:proofErr w:type="spellEnd"/>
-      <w:r>
-        <w:t xml:space="preserve">) als label weergegeven, bij een niet-dichotome waarde wordt het </w:t>
+        <w:t xml:space="preserve"> (= variabelelabel) als label weergegeven, bij een niet-dichotome waarde wordt het </w:t>
       </w:r>
       <w:r>
         <w:rPr>
@@ -6677,13 +5420,8 @@
             <w:tcW w:w="0" w:type="auto"/>
           </w:tcPr>
           <w:p>
-            <w:proofErr w:type="spellStart"/>
-            <w:r>
-              <w:t>Variabelenaam</w:t>
-            </w:r>
-            <w:proofErr w:type="spellEnd"/>
-            <w:r>
-              <w:t xml:space="preserve"> / leeg</w:t>
+            <w:r>
+              <w:t>Variabelenaam / leeg</w:t>
             </w:r>
           </w:p>
         </w:tc>
@@ -6695,7 +5433,6 @@
             <w:r>
               <w:t xml:space="preserve">Alleen indien </w:t>
             </w:r>
-            <w:proofErr w:type="spellStart"/>
             <w:r>
               <w:rPr>
                 <w:i/>
@@ -6703,38 +5440,122 @@
               </w:rPr>
               <w:t>var_label</w:t>
             </w:r>
-            <w:proofErr w:type="spellEnd"/>
             <w:r>
               <w:t xml:space="preserve"> of </w:t>
             </w:r>
-            <w:proofErr w:type="spellStart"/>
             <w:r>
               <w:rPr>
                 <w:i/>
                 <w:iCs/>
               </w:rPr>
+              <w:t xml:space="preserve">antwoord_waarde </w:t>
+            </w:r>
+            <w:r>
+              <w:t>is ingevuld, optioneel voor antwoorden met zoektekst.</w:t>
+            </w:r>
+          </w:p>
+        </w:tc>
+        <w:tc>
+          <w:tcPr>
+            <w:tcW w:w="0" w:type="auto"/>
+          </w:tcPr>
+          <w:p>
+            <w:r>
+              <w:t xml:space="preserve">Geeft de variabele aan waar de verandering moet plaatsvinden. </w:t>
+            </w:r>
+          </w:p>
+        </w:tc>
+      </w:tr>
+      <w:tr>
+        <w:tc>
+          <w:tcPr>
+            <w:tcW w:w="0" w:type="auto"/>
+          </w:tcPr>
+          <w:p>
+            <w:r>
+              <w:t>var_label</w:t>
+            </w:r>
+          </w:p>
+        </w:tc>
+        <w:tc>
+          <w:tcPr>
+            <w:tcW w:w="0" w:type="auto"/>
+          </w:tcPr>
+          <w:p>
+            <w:r>
+              <w:t>Nieuw label / leeg</w:t>
+            </w:r>
+          </w:p>
+        </w:tc>
+        <w:tc>
+          <w:tcPr>
+            <w:tcW w:w="0" w:type="auto"/>
+          </w:tcPr>
+          <w:p>
+            <w:r>
+              <w:t>Nee</w:t>
+            </w:r>
+          </w:p>
+        </w:tc>
+        <w:tc>
+          <w:tcPr>
+            <w:tcW w:w="0" w:type="auto"/>
+          </w:tcPr>
+          <w:p>
+            <w:r>
+              <w:t>De vervangende waarde voor deze variabele.</w:t>
+            </w:r>
+          </w:p>
+        </w:tc>
+      </w:tr>
+      <w:tr>
+        <w:tc>
+          <w:tcPr>
+            <w:tcW w:w="0" w:type="auto"/>
+          </w:tcPr>
+          <w:p>
+            <w:r>
               <w:t>antwoord_waarde</w:t>
             </w:r>
-            <w:proofErr w:type="spellEnd"/>
+          </w:p>
+        </w:tc>
+        <w:tc>
+          <w:tcPr>
+            <w:tcW w:w="0" w:type="auto"/>
+          </w:tcPr>
+          <w:p>
+            <w:r>
+              <w:t>Antwoordoptie / leeg</w:t>
+            </w:r>
+          </w:p>
+        </w:tc>
+        <w:tc>
+          <w:tcPr>
+            <w:tcW w:w="0" w:type="auto"/>
+          </w:tcPr>
+          <w:p>
+            <w:r>
+              <w:t xml:space="preserve">Alleen indien </w:t>
+            </w:r>
             <w:r>
               <w:rPr>
                 <w:i/>
                 <w:iCs/>
               </w:rPr>
-              <w:t xml:space="preserve"> </w:t>
-            </w:r>
-            <w:r>
-              <w:t>is ingevuld, optioneel voor antwoorden met zoektekst.</w:t>
-            </w:r>
-          </w:p>
-        </w:tc>
-        <w:tc>
-          <w:tcPr>
-            <w:tcW w:w="0" w:type="auto"/>
-          </w:tcPr>
-          <w:p>
-            <w:r>
-              <w:t xml:space="preserve">Geeft de variabele aan waar de verandering moet plaatsvinden. </w:t>
+              <w:t xml:space="preserve">antwoord_oud </w:t>
+            </w:r>
+            <w:r>
+              <w:t>leeg is.</w:t>
+            </w:r>
+          </w:p>
+        </w:tc>
+        <w:tc>
+          <w:tcPr>
+            <w:tcW w:w="0" w:type="auto"/>
+          </w:tcPr>
+          <w:p>
+            <w:r>
+              <w:t>De waarde van het te vervangen antwoordlabel. Dit is de numerieke waarde die in SPSS staat.</w:t>
             </w:r>
           </w:p>
         </w:tc>
@@ -6745,40 +5566,106 @@
             <w:tcW w:w="0" w:type="auto"/>
           </w:tcPr>
           <w:p>
-            <w:proofErr w:type="spellStart"/>
-            <w:r>
-              <w:t>var_label</w:t>
-            </w:r>
-            <w:proofErr w:type="spellEnd"/>
-          </w:p>
-        </w:tc>
-        <w:tc>
-          <w:tcPr>
-            <w:tcW w:w="0" w:type="auto"/>
-          </w:tcPr>
-          <w:p>
-            <w:r>
-              <w:t>Nieuw label / leeg</w:t>
-            </w:r>
-          </w:p>
-        </w:tc>
-        <w:tc>
-          <w:tcPr>
-            <w:tcW w:w="0" w:type="auto"/>
-          </w:tcPr>
-          <w:p>
-            <w:r>
-              <w:t>Nee</w:t>
-            </w:r>
-          </w:p>
-        </w:tc>
-        <w:tc>
-          <w:tcPr>
-            <w:tcW w:w="0" w:type="auto"/>
-          </w:tcPr>
-          <w:p>
-            <w:r>
-              <w:t>De vervangende waarde voor deze variabele.</w:t>
+            <w:r>
+              <w:t>antwoord_oud</w:t>
+            </w:r>
+          </w:p>
+        </w:tc>
+        <w:tc>
+          <w:tcPr>
+            <w:tcW w:w="0" w:type="auto"/>
+          </w:tcPr>
+          <w:p>
+            <w:r>
+              <w:t>Oud antwoord / leeg</w:t>
+            </w:r>
+          </w:p>
+        </w:tc>
+        <w:tc>
+          <w:tcPr>
+            <w:tcW w:w="0" w:type="auto"/>
+          </w:tcPr>
+          <w:p>
+            <w:r>
+              <w:t xml:space="preserve">Alleen indien </w:t>
+            </w:r>
+            <w:r>
+              <w:rPr>
+                <w:i/>
+                <w:iCs/>
+              </w:rPr>
+              <w:t>antwoord_nieuw</w:t>
+            </w:r>
+            <w:r>
+              <w:t xml:space="preserve"> is </w:t>
+            </w:r>
+            <w:r>
+              <w:lastRenderedPageBreak/>
+              <w:t xml:space="preserve">ingevuld en </w:t>
+            </w:r>
+            <w:r>
+              <w:rPr>
+                <w:i/>
+                <w:iCs/>
+              </w:rPr>
+              <w:t xml:space="preserve">antwoord_waarde </w:t>
+            </w:r>
+            <w:r>
+              <w:rPr>
+                <w:b/>
+                <w:bCs/>
+              </w:rPr>
+              <w:t>niet</w:t>
+            </w:r>
+            <w:r>
+              <w:t xml:space="preserve"> is ingevuld.</w:t>
+            </w:r>
+          </w:p>
+        </w:tc>
+        <w:tc>
+          <w:tcPr>
+            <w:tcW w:w="0" w:type="auto"/>
+          </w:tcPr>
+          <w:p>
+            <w:r>
+              <w:lastRenderedPageBreak/>
+              <w:t xml:space="preserve">Zoekwaarde om te vervangen. Deze dient </w:t>
+            </w:r>
+            <w:r>
+              <w:lastRenderedPageBreak/>
+              <w:t>precies identiek te zijn aan de waarde in SPSS. (Dit kan ook gekopieerd worden uit het tabellenboek.)</w:t>
+            </w:r>
+          </w:p>
+          <w:p>
+            <w:r>
+              <w:rPr>
+                <w:b/>
+                <w:bCs/>
+              </w:rPr>
+              <w:t xml:space="preserve">Let op: </w:t>
+            </w:r>
+            <w:r>
+              <w:t xml:space="preserve">Als </w:t>
+            </w:r>
+            <w:r>
+              <w:rPr>
+                <w:i/>
+                <w:iCs/>
+              </w:rPr>
+              <w:t>var</w:t>
+            </w:r>
+            <w:r>
+              <w:t xml:space="preserve"> niet is opgegeven in deze regel wordt het antwoord in alle variabelen vervangen. De waarde in </w:t>
+            </w:r>
+            <w:r>
+              <w:rPr>
+                <w:i/>
+                <w:iCs/>
+              </w:rPr>
+              <w:t xml:space="preserve">var </w:t>
+            </w:r>
+            <w:r>
+              <w:t>geldt daardoor als een filter.</w:t>
             </w:r>
           </w:p>
         </w:tc>
@@ -6789,198 +5676,10 @@
             <w:tcW w:w="0" w:type="auto"/>
           </w:tcPr>
           <w:p>
-            <w:proofErr w:type="spellStart"/>
-            <w:r>
-              <w:t>antwoord_waarde</w:t>
-            </w:r>
-            <w:proofErr w:type="spellEnd"/>
-          </w:p>
-        </w:tc>
-        <w:tc>
-          <w:tcPr>
-            <w:tcW w:w="0" w:type="auto"/>
-          </w:tcPr>
-          <w:p>
-            <w:r>
-              <w:t>Antwoordoptie / leeg</w:t>
-            </w:r>
-          </w:p>
-        </w:tc>
-        <w:tc>
-          <w:tcPr>
-            <w:tcW w:w="0" w:type="auto"/>
-          </w:tcPr>
-          <w:p>
-            <w:r>
-              <w:t xml:space="preserve">Alleen indien </w:t>
-            </w:r>
-            <w:proofErr w:type="spellStart"/>
-            <w:r>
-              <w:rPr>
-                <w:i/>
-                <w:iCs/>
-              </w:rPr>
-              <w:t>antwoord_oud</w:t>
-            </w:r>
-            <w:proofErr w:type="spellEnd"/>
-            <w:r>
-              <w:rPr>
-                <w:i/>
-                <w:iCs/>
-              </w:rPr>
-              <w:t xml:space="preserve"> </w:t>
-            </w:r>
-            <w:r>
-              <w:t>leeg is.</w:t>
-            </w:r>
-          </w:p>
-        </w:tc>
-        <w:tc>
-          <w:tcPr>
-            <w:tcW w:w="0" w:type="auto"/>
-          </w:tcPr>
-          <w:p>
-            <w:r>
-              <w:t>De waarde van het te vervangen antwoordlabel. Dit is de numerieke waarde die in SPSS staat.</w:t>
-            </w:r>
-          </w:p>
-        </w:tc>
-      </w:tr>
-      <w:tr>
-        <w:tc>
-          <w:tcPr>
-            <w:tcW w:w="0" w:type="auto"/>
-          </w:tcPr>
-          <w:p>
-            <w:proofErr w:type="spellStart"/>
-            <w:r>
-              <w:t>antwoord_oud</w:t>
-            </w:r>
-            <w:proofErr w:type="spellEnd"/>
-          </w:p>
-        </w:tc>
-        <w:tc>
-          <w:tcPr>
-            <w:tcW w:w="0" w:type="auto"/>
-          </w:tcPr>
-          <w:p>
-            <w:r>
-              <w:t>Oud antwoord / leeg</w:t>
-            </w:r>
-          </w:p>
-        </w:tc>
-        <w:tc>
-          <w:tcPr>
-            <w:tcW w:w="0" w:type="auto"/>
-          </w:tcPr>
-          <w:p>
-            <w:r>
-              <w:t xml:space="preserve">Alleen indien </w:t>
-            </w:r>
-            <w:proofErr w:type="spellStart"/>
-            <w:r>
-              <w:rPr>
-                <w:i/>
-                <w:iCs/>
-              </w:rPr>
-              <w:t>antwoord_nieuw</w:t>
-            </w:r>
-            <w:proofErr w:type="spellEnd"/>
-            <w:r>
-              <w:t xml:space="preserve"> is </w:t>
-            </w:r>
-            <w:r>
-              <w:lastRenderedPageBreak/>
-              <w:t xml:space="preserve">ingevuld en </w:t>
-            </w:r>
-            <w:proofErr w:type="spellStart"/>
-            <w:r>
-              <w:rPr>
-                <w:i/>
-                <w:iCs/>
-              </w:rPr>
-              <w:t>antwoord_waarde</w:t>
-            </w:r>
-            <w:proofErr w:type="spellEnd"/>
-            <w:r>
-              <w:rPr>
-                <w:i/>
-                <w:iCs/>
-              </w:rPr>
-              <w:t xml:space="preserve"> </w:t>
-            </w:r>
-            <w:r>
-              <w:rPr>
-                <w:b/>
-                <w:bCs/>
-              </w:rPr>
-              <w:t>niet</w:t>
-            </w:r>
-            <w:r>
-              <w:t xml:space="preserve"> is ingevuld.</w:t>
-            </w:r>
-          </w:p>
-        </w:tc>
-        <w:tc>
-          <w:tcPr>
-            <w:tcW w:w="0" w:type="auto"/>
-          </w:tcPr>
-          <w:p>
-            <w:r>
-              <w:lastRenderedPageBreak/>
-              <w:t xml:space="preserve">Zoekwaarde om te vervangen. Deze dient </w:t>
-            </w:r>
-            <w:r>
-              <w:lastRenderedPageBreak/>
-              <w:t>precies identiek te zijn aan de waarde in SPSS. (Dit kan ook gekopieerd worden uit het tabellenboek.)</w:t>
-            </w:r>
-          </w:p>
-          <w:p>
-            <w:r>
-              <w:rPr>
-                <w:b/>
-                <w:bCs/>
-              </w:rPr>
-              <w:t xml:space="preserve">Let op: </w:t>
-            </w:r>
-            <w:r>
-              <w:t xml:space="preserve">Als </w:t>
-            </w:r>
-            <w:r>
-              <w:rPr>
-                <w:i/>
-                <w:iCs/>
-              </w:rPr>
-              <w:t>var</w:t>
-            </w:r>
-            <w:r>
-              <w:t xml:space="preserve"> niet is opgegeven in deze regel wordt het antwoord in alle variabelen vervangen. De waarde in </w:t>
-            </w:r>
-            <w:r>
-              <w:rPr>
-                <w:i/>
-                <w:iCs/>
-              </w:rPr>
-              <w:t xml:space="preserve">var </w:t>
-            </w:r>
-            <w:r>
-              <w:t>geldt daardoor als een filter.</w:t>
-            </w:r>
-          </w:p>
-        </w:tc>
-      </w:tr>
-      <w:tr>
-        <w:tc>
-          <w:tcPr>
-            <w:tcW w:w="0" w:type="auto"/>
-          </w:tcPr>
-          <w:p>
-            <w:proofErr w:type="spellStart"/>
             <w:r>
               <w:lastRenderedPageBreak/>
               <w:t>antwoord_nieuw</w:t>
             </w:r>
-            <w:proofErr w:type="spellEnd"/>
           </w:p>
         </w:tc>
         <w:tc>
@@ -7090,11 +5789,9 @@
             <w:tcW w:w="587" w:type="pct"/>
           </w:tcPr>
           <w:p>
-            <w:proofErr w:type="spellStart"/>
             <w:r>
               <w:t>id</w:t>
             </w:r>
-            <w:proofErr w:type="spellEnd"/>
           </w:p>
         </w:tc>
         <w:tc>
@@ -7113,31 +5810,7 @@
           </w:tcPr>
           <w:p>
             <w:r>
-              <w:t xml:space="preserve">Optionele </w:t>
-            </w:r>
-            <w:proofErr w:type="spellStart"/>
-            <w:r>
-              <w:t>identifier</w:t>
-            </w:r>
-            <w:proofErr w:type="spellEnd"/>
-            <w:r>
-              <w:t xml:space="preserve"> voor het plaatsen in de </w:t>
-            </w:r>
-            <w:proofErr w:type="spellStart"/>
-            <w:r>
-              <w:t>digitoegankelijke</w:t>
-            </w:r>
-            <w:proofErr w:type="spellEnd"/>
-            <w:r>
-              <w:t xml:space="preserve"> versie. Deze werkt anders dan Excel, waardoor logo’s op verschillende plekken in het document geplaatst moeten kunnen worden. Dit veld kan gebruikt worden om de locatie aan te geven; de tekst “{logo (</w:t>
-            </w:r>
-            <w:proofErr w:type="spellStart"/>
-            <w:r>
-              <w:t>id</w:t>
-            </w:r>
-            <w:proofErr w:type="spellEnd"/>
-            <w:r>
-              <w:t>)}” wordt vervangen door de afbeelding wanneer er een waarde opgegeven is. Zo niet, dan wordt deze geplaatst ter vervanging van “{logo}”. Let op: {logo} kan ook toegevoegd worden in de introtekst, indien gewenst.</w:t>
+              <w:t>Optionele identifier voor het plaatsen in de digitoegankelijke versie. Deze werkt anders dan Excel, waardoor logo’s op verschillende plekken in het document geplaatst moeten kunnen worden. Dit veld kan gebruikt worden om de locatie aan te geven; de tekst “{logo (id)}” wordt vervangen door de afbeelding wanneer er een waarde opgegeven is. Zo niet, dan wordt deze geplaatst ter vervanging van “{logo}”. Let op: {logo} kan ook toegevoegd worden in de introtekst, indien gewenst.</w:t>
             </w:r>
           </w:p>
         </w:tc>
@@ -7386,47 +6059,7 @@
         <w:pStyle w:val="Geenafstand"/>
       </w:pPr>
       <w:r>
-        <w:t xml:space="preserve">Definieer kolommen in je tabellenboek: per rij een dataset + subset + (optioneel) jaar + wel/geen </w:t>
-      </w:r>
-      <w:proofErr w:type="spellStart"/>
-      <w:r>
-        <w:t>crossings</w:t>
-      </w:r>
-      <w:proofErr w:type="spellEnd"/>
-      <w:r>
-        <w:t xml:space="preserve"> + testlogica (</w:t>
-      </w:r>
-      <w:proofErr w:type="spellStart"/>
-      <w:r>
-        <w:t>sign_crossing</w:t>
-      </w:r>
-      <w:proofErr w:type="spellEnd"/>
-      <w:r>
-        <w:t xml:space="preserve"> intern/totaal/kolomnummer, </w:t>
-      </w:r>
-      <w:proofErr w:type="spellStart"/>
-      <w:r>
-        <w:t>sign_totaal</w:t>
-      </w:r>
-      <w:proofErr w:type="spellEnd"/>
-      <w:r>
-        <w:t xml:space="preserve"> doelkolom dataset/</w:t>
-      </w:r>
-      <w:proofErr w:type="spellStart"/>
-      <w:r>
-        <w:t>kolomnr</w:t>
-      </w:r>
-      <w:proofErr w:type="spellEnd"/>
-      <w:r>
-        <w:t xml:space="preserve">, </w:t>
-      </w:r>
-      <w:proofErr w:type="spellStart"/>
-      <w:r>
-        <w:t>sign_doelkolom</w:t>
-      </w:r>
-      <w:proofErr w:type="spellEnd"/>
-      <w:r>
-        <w:t xml:space="preserve"> weergave verschuiven).</w:t>
+        <w:t>Definieer kolommen in je tabellenboek: per rij een dataset + subset + (optioneel) jaar + wel/geen crossings + testlogica (sign_crossing intern/totaal/kolomnummer, sign_totaal doelkolom dataset/kolomnr, sign_doelkolom weergave verschuiven).</w:t>
       </w:r>
     </w:p>
     <w:p>
@@ -7512,13 +6145,8 @@
                 <w:iCs/>
               </w:rPr>
             </w:pPr>
-            <w:proofErr w:type="spellStart"/>
-            <w:r>
-              <w:t>naam_dataset</w:t>
-            </w:r>
-            <w:proofErr w:type="spellEnd"/>
-            <w:r>
-              <w:t xml:space="preserve"> uit het tabblad </w:t>
+            <w:r>
+              <w:t xml:space="preserve">naam_dataset uit het tabblad </w:t>
             </w:r>
             <w:r>
               <w:rPr>
@@ -7556,13 +6184,8 @@
             <w:tcW w:w="0" w:type="auto"/>
           </w:tcPr>
           <w:p>
-            <w:proofErr w:type="spellStart"/>
-            <w:r>
-              <w:t>Variabelenaam</w:t>
-            </w:r>
-            <w:proofErr w:type="spellEnd"/>
-            <w:r>
-              <w:t xml:space="preserve"> / leeg</w:t>
+            <w:r>
+              <w:t>Variabelenaam / leeg</w:t>
             </w:r>
           </w:p>
         </w:tc>
@@ -7584,7 +6207,6 @@
             <w:r>
               <w:t xml:space="preserve"> als subset heeft, en de tweede regel </w:t>
             </w:r>
-            <w:proofErr w:type="spellStart"/>
             <w:r>
               <w:rPr>
                 <w:i/>
@@ -7592,17 +6214,8 @@
               </w:rPr>
               <w:t>subregio</w:t>
             </w:r>
-            <w:proofErr w:type="spellEnd"/>
-            <w:r>
-              <w:t xml:space="preserve">, dan wordt de </w:t>
-            </w:r>
-            <w:proofErr w:type="spellStart"/>
-            <w:r>
-              <w:t>subregio</w:t>
-            </w:r>
-            <w:proofErr w:type="spellEnd"/>
-            <w:r>
-              <w:t xml:space="preserve"> waarin de gemeente zich bevind meegenomen. </w:t>
+            <w:r>
+              <w:t xml:space="preserve">, dan wordt de subregio waarin de gemeente zich bevind meegenomen. </w:t>
             </w:r>
             <w:r>
               <w:t>Indien</w:t>
@@ -7663,11 +6276,9 @@
             <w:tcW w:w="0" w:type="auto"/>
           </w:tcPr>
           <w:p>
-            <w:proofErr w:type="spellStart"/>
             <w:r>
               <w:t>met_crossing</w:t>
             </w:r>
-            <w:proofErr w:type="spellEnd"/>
           </w:p>
         </w:tc>
         <w:tc>
@@ -7688,7 +6299,6 @@
             <w:r>
               <w:t xml:space="preserve">Legt vast of dit onderdeel verder uitgesplitst moet worden met kruisvariabelen. (Zie ook tabblad </w:t>
             </w:r>
-            <w:proofErr w:type="spellStart"/>
             <w:r>
               <w:rPr>
                 <w:i/>
@@ -7696,7 +6306,6 @@
               </w:rPr>
               <w:t>crossings</w:t>
             </w:r>
-            <w:proofErr w:type="spellEnd"/>
             <w:r>
               <w:t>.)</w:t>
             </w:r>
@@ -7709,11 +6318,9 @@
             <w:tcW w:w="0" w:type="auto"/>
           </w:tcPr>
           <w:p>
-            <w:proofErr w:type="spellStart"/>
             <w:r>
               <w:t>sign_crossing</w:t>
             </w:r>
-            <w:proofErr w:type="spellEnd"/>
           </w:p>
         </w:tc>
         <w:tc>
@@ -7753,7 +6360,6 @@
             <w:r>
               <w:t xml:space="preserve">als </w:t>
             </w:r>
-            <w:proofErr w:type="spellStart"/>
             <w:r>
               <w:rPr>
                 <w:i/>
@@ -7761,7 +6367,6 @@
               </w:rPr>
               <w:t>sign_toetsen</w:t>
             </w:r>
-            <w:proofErr w:type="spellEnd"/>
             <w:r>
               <w:t xml:space="preserve"> op het tabblad </w:t>
             </w:r>
@@ -7784,11 +6389,9 @@
             <w:tcW w:w="0" w:type="auto"/>
           </w:tcPr>
           <w:p>
-            <w:proofErr w:type="spellStart"/>
             <w:r>
               <w:t>sign_totaal</w:t>
             </w:r>
-            <w:proofErr w:type="spellEnd"/>
           </w:p>
         </w:tc>
         <w:tc>
@@ -7864,15 +6467,7 @@
             </w:r>
             <w:r>
               <w:lastRenderedPageBreak/>
-              <w:t xml:space="preserve">totaal van Nederland, maar niet </w:t>
-            </w:r>
-            <w:proofErr w:type="spellStart"/>
-            <w:r>
-              <w:t>vice</w:t>
-            </w:r>
-            <w:proofErr w:type="spellEnd"/>
-            <w:r>
-              <w:t xml:space="preserve"> versa. De reden is wat lastig uit te leggen; voor nu gewoon niet doen. (Vraag het een keer op een fysieke bijeenkomst, dan doe ik een poging. - AD) Van een kolom </w:t>
+              <w:t xml:space="preserve">totaal van Nederland, maar niet vice versa. De reden is wat lastig uit te leggen; voor nu gewoon niet doen. (Vraag het een keer op een fysieke bijeenkomst, dan doe ik een poging. - AD) Van een kolom </w:t>
             </w:r>
             <w:r>
               <w:rPr>
@@ -7913,12 +6508,10 @@
             <w:tcW w:w="0" w:type="auto"/>
           </w:tcPr>
           <w:p>
-            <w:proofErr w:type="spellStart"/>
             <w:r>
               <w:lastRenderedPageBreak/>
               <w:t>sign_doelkolom</w:t>
             </w:r>
-            <w:proofErr w:type="spellEnd"/>
           </w:p>
         </w:tc>
         <w:tc>
@@ -7939,7 +6532,6 @@
             <w:r>
               <w:t xml:space="preserve">Indien het wenselijk is om de significantie in de kolom met het ‘hogere’ niveau weer te geven (in andere woorden: bij een vergelijking tussen gemeente en regio moet de regiokolom aangemerkt worden als significant), dan kan dat met deze instelling. Hiermee wordt de weergave verschoven naar de doelkolom, oftewel de kolom die is aangegeven bij </w:t>
             </w:r>
-            <w:proofErr w:type="spellStart"/>
             <w:r>
               <w:rPr>
                 <w:i/>
@@ -7947,7 +6539,6 @@
               </w:rPr>
               <w:t>sign_totaal</w:t>
             </w:r>
-            <w:proofErr w:type="spellEnd"/>
             <w:r>
               <w:t>.</w:t>
             </w:r>
@@ -8043,15 +6634,7 @@
         <w:t>‑</w:t>
       </w:r>
       <w:r>
-        <w:t xml:space="preserve">lengte, afwisselende kleuren voor rijen/kolommen, verbergen lege kolommen in/uit </w:t>
-      </w:r>
-      <w:proofErr w:type="spellStart"/>
-      <w:r>
-        <w:t>crossings</w:t>
-      </w:r>
-      <w:proofErr w:type="spellEnd"/>
-      <w:r>
-        <w:t xml:space="preserve">, en titeltemplate. </w:t>
+        <w:t xml:space="preserve">lengte, afwisselende kleuren voor rijen/kolommen, verbergen lege kolommen in/uit crossings, en titeltemplate. </w:t>
       </w:r>
     </w:p>
     <w:p>
@@ -8070,39 +6653,7 @@
         <w:pStyle w:val="Geenafstand"/>
       </w:pPr>
       <w:r>
-        <w:t xml:space="preserve">Voor alle waarden in dit tabblad geldt dat ze optioneel zijn. Indien een waarde mist wordt een standaardwaarde aangehouden. De opmaak voor vragen is later toegevoegd, waardoor er voor terugwerkende functionaliteit gekozen is om de opmaak van een kop over te nemen als opmaak voor een vraag mist. (Dus simpel gezegd: als </w:t>
-      </w:r>
-      <w:proofErr w:type="spellStart"/>
-      <w:r>
-        <w:t>vraag_size</w:t>
-      </w:r>
-      <w:proofErr w:type="spellEnd"/>
-      <w:r>
-        <w:t xml:space="preserve"> = leeg, dan </w:t>
-      </w:r>
-      <w:proofErr w:type="spellStart"/>
-      <w:r>
-        <w:t>vraag_size</w:t>
-      </w:r>
-      <w:proofErr w:type="spellEnd"/>
-      <w:r>
-        <w:t xml:space="preserve"> = </w:t>
-      </w:r>
-      <w:proofErr w:type="spellStart"/>
-      <w:r>
-        <w:t>kop_size</w:t>
-      </w:r>
-      <w:proofErr w:type="spellEnd"/>
-      <w:r>
-        <w:t xml:space="preserve">.) Verder zijn niet alle opties beschikbaar in de </w:t>
-      </w:r>
-      <w:proofErr w:type="spellStart"/>
-      <w:r>
-        <w:t>digitoegankelijke</w:t>
-      </w:r>
-      <w:proofErr w:type="spellEnd"/>
-      <w:r>
-        <w:t xml:space="preserve"> (HTML) versie. Dit is aangegeven per optie met haakjes: (E) voor Excel, (H) voor HTML.</w:t>
+        <w:t>Voor alle waarden in dit tabblad geldt dat ze optioneel zijn. Indien een waarde mist wordt een standaardwaarde aangehouden. De opmaak voor vragen is later toegevoegd, waardoor er voor terugwerkende functionaliteit gekozen is om de opmaak van een kop over te nemen als opmaak voor een vraag mist. (Dus simpel gezegd: als vraag_size = leeg, dan vraag_size = kop_size.) Verder zijn niet alle opties beschikbaar in de digitoegankelijke (HTML) versie. Dit is aangegeven per optie met haakjes: (E) voor Excel, (H) voor HTML.</w:t>
       </w:r>
     </w:p>
     <w:tbl>
@@ -8155,15 +6706,7 @@
           </w:tcPr>
           <w:p>
             <w:r>
-              <w:t>(vraag/kop/titel)_</w:t>
-            </w:r>
-            <w:proofErr w:type="spellStart"/>
-            <w:r>
-              <w:t>size</w:t>
-            </w:r>
-            <w:proofErr w:type="spellEnd"/>
-            <w:r>
-              <w:t xml:space="preserve"> (E, H)</w:t>
+              <w:t>(vraag/kop/titel)_size (E, H)</w:t>
             </w:r>
           </w:p>
         </w:tc>
@@ -8183,15 +6726,7 @@
           </w:tcPr>
           <w:p>
             <w:r>
-              <w:t xml:space="preserve">Grootte van vragen/koppen/titels in </w:t>
-            </w:r>
-            <w:proofErr w:type="spellStart"/>
-            <w:r>
-              <w:t>pt</w:t>
-            </w:r>
-            <w:proofErr w:type="spellEnd"/>
-            <w:r>
-              <w:t xml:space="preserve"> (= lettergrootte in Word en Excel).</w:t>
+              <w:t>Grootte van vragen/koppen/titels in pt (= lettergrootte in Word en Excel).</w:t>
             </w:r>
           </w:p>
         </w:tc>
@@ -8203,15 +6738,7 @@
           </w:tcPr>
           <w:p>
             <w:r>
-              <w:t>(vraag/kop/titel)_</w:t>
-            </w:r>
-            <w:proofErr w:type="spellStart"/>
-            <w:r>
-              <w:t>color</w:t>
-            </w:r>
-            <w:proofErr w:type="spellEnd"/>
-            <w:r>
-              <w:t xml:space="preserve"> (E, H)</w:t>
+              <w:t>(vraag/kop/titel)_color (E, H)</w:t>
             </w:r>
           </w:p>
         </w:tc>
@@ -8242,55 +6769,13 @@
               <w:rPr>
                 <w:lang w:val="en-US"/>
               </w:rPr>
-              <w:t xml:space="preserve">Excel </w:t>
-            </w:r>
-            <w:proofErr w:type="spellStart"/>
+              <w:t>Excel accepteert hexadecimale codes (#FFFFFF) of</w:t>
+            </w:r>
             <w:r>
               <w:rPr>
                 <w:lang w:val="en-US"/>
               </w:rPr>
-              <w:t>accepteert</w:t>
-            </w:r>
-            <w:proofErr w:type="spellEnd"/>
-            <w:r>
-              <w:rPr>
-                <w:lang w:val="en-US"/>
-              </w:rPr>
-              <w:t xml:space="preserve"> </w:t>
-            </w:r>
-            <w:proofErr w:type="spellStart"/>
-            <w:r>
-              <w:rPr>
-                <w:lang w:val="en-US"/>
-              </w:rPr>
-              <w:t>hexadecimale</w:t>
-            </w:r>
-            <w:proofErr w:type="spellEnd"/>
-            <w:r>
-              <w:rPr>
-                <w:lang w:val="en-US"/>
-              </w:rPr>
-              <w:t xml:space="preserve"> codes (#FFFFFF) of</w:t>
-            </w:r>
-            <w:r>
-              <w:rPr>
-                <w:lang w:val="en-US"/>
-              </w:rPr>
-              <w:t xml:space="preserve"> </w:t>
-            </w:r>
-            <w:proofErr w:type="spellStart"/>
-            <w:r>
-              <w:rPr>
-                <w:lang w:val="en-US"/>
-              </w:rPr>
-              <w:t>namen</w:t>
-            </w:r>
-            <w:proofErr w:type="spellEnd"/>
-            <w:r>
-              <w:rPr>
-                <w:lang w:val="en-US"/>
-              </w:rPr>
-              <w:t xml:space="preserve"> (green/red).</w:t>
+              <w:t xml:space="preserve"> namen (green/red).</w:t>
             </w:r>
           </w:p>
         </w:tc>
@@ -8302,15 +6787,7 @@
           </w:tcPr>
           <w:p>
             <w:r>
-              <w:t>(vraag/kop/titel)_</w:t>
-            </w:r>
-            <w:proofErr w:type="spellStart"/>
-            <w:r>
-              <w:t>decoration</w:t>
-            </w:r>
-            <w:proofErr w:type="spellEnd"/>
-            <w:r>
-              <w:t xml:space="preserve"> (E, H)</w:t>
+              <w:t>(vraag/kop/titel)_decoration (E, H)</w:t>
             </w:r>
           </w:p>
         </w:tc>
@@ -8375,31 +6852,7 @@
               <w:t xml:space="preserve">Let op: </w:t>
             </w:r>
             <w:r>
-              <w:t xml:space="preserve">binnen de </w:t>
-            </w:r>
-            <w:proofErr w:type="spellStart"/>
-            <w:r>
-              <w:t>digitoegankelijke</w:t>
-            </w:r>
-            <w:proofErr w:type="spellEnd"/>
-            <w:r>
-              <w:t xml:space="preserve"> versie is alleen </w:t>
-            </w:r>
-            <w:proofErr w:type="spellStart"/>
-            <w:r>
-              <w:t>bold</w:t>
-            </w:r>
-            <w:proofErr w:type="spellEnd"/>
-            <w:r>
-              <w:t xml:space="preserve"> / italic / </w:t>
-            </w:r>
-            <w:proofErr w:type="spellStart"/>
-            <w:r>
-              <w:t>underline</w:t>
-            </w:r>
-            <w:proofErr w:type="spellEnd"/>
-            <w:r>
-              <w:t xml:space="preserve"> toegestaan.</w:t>
+              <w:t>binnen de digitoegankelijke versie is alleen bold / italic / underline toegestaan.</w:t>
             </w:r>
           </w:p>
         </w:tc>
@@ -8411,15 +6864,7 @@
           </w:tcPr>
           <w:p>
             <w:r>
-              <w:t>(vraag/kop/titel)_</w:t>
-            </w:r>
-            <w:proofErr w:type="spellStart"/>
-            <w:r>
-              <w:t>fill</w:t>
-            </w:r>
-            <w:proofErr w:type="spellEnd"/>
-            <w:r>
-              <w:t xml:space="preserve"> (E, H)</w:t>
+              <w:t>(vraag/kop/titel)_fill (E, H)</w:t>
             </w:r>
           </w:p>
         </w:tc>
@@ -8452,54 +6897,18 @@
               </w:rPr>
               <w:t xml:space="preserve">Excel </w:t>
             </w:r>
-            <w:proofErr w:type="spellStart"/>
             <w:r>
               <w:rPr>
                 <w:lang w:val="en-US"/>
               </w:rPr>
               <w:lastRenderedPageBreak/>
-              <w:t>accepteert</w:t>
-            </w:r>
-            <w:proofErr w:type="spellEnd"/>
+              <w:t>accepteert hexadecimale codes (#FFFFFF) of</w:t>
+            </w:r>
             <w:r>
               <w:rPr>
                 <w:lang w:val="en-US"/>
               </w:rPr>
-              <w:t xml:space="preserve"> </w:t>
-            </w:r>
-            <w:proofErr w:type="spellStart"/>
-            <w:r>
-              <w:rPr>
-                <w:lang w:val="en-US"/>
-              </w:rPr>
-              <w:t>hexadecimale</w:t>
-            </w:r>
-            <w:proofErr w:type="spellEnd"/>
-            <w:r>
-              <w:rPr>
-                <w:lang w:val="en-US"/>
-              </w:rPr>
-              <w:t xml:space="preserve"> codes (#FFFFFF) of</w:t>
-            </w:r>
-            <w:r>
-              <w:rPr>
-                <w:lang w:val="en-US"/>
-              </w:rPr>
-              <w:t xml:space="preserve"> </w:t>
-            </w:r>
-            <w:proofErr w:type="spellStart"/>
-            <w:r>
-              <w:rPr>
-                <w:lang w:val="en-US"/>
-              </w:rPr>
-              <w:t>namen</w:t>
-            </w:r>
-            <w:proofErr w:type="spellEnd"/>
-            <w:r>
-              <w:rPr>
-                <w:lang w:val="en-US"/>
-              </w:rPr>
-              <w:t xml:space="preserve"> (green/red).</w:t>
+              <w:t xml:space="preserve"> namen (green/red).</w:t>
             </w:r>
           </w:p>
         </w:tc>
@@ -8515,49 +6924,33 @@
                 <w:lang w:val="en-US"/>
               </w:rPr>
             </w:pPr>
-            <w:proofErr w:type="spellStart"/>
             <w:r>
               <w:rPr>
                 <w:lang w:val="en-US"/>
               </w:rPr>
               <w:lastRenderedPageBreak/>
-              <w:t>font_color</w:t>
-            </w:r>
-            <w:proofErr w:type="spellEnd"/>
-            <w:r>
+              <w:t xml:space="preserve">font_color </w:t>
+            </w:r>
+            <w:r>
+              <w:t>(E, H)</w:t>
+            </w:r>
+          </w:p>
+        </w:tc>
+        <w:tc>
+          <w:tcPr>
+            <w:tcW w:w="2287" w:type="dxa"/>
+          </w:tcPr>
+          <w:p>
+            <w:pPr>
               <w:rPr>
                 <w:lang w:val="en-US"/>
               </w:rPr>
-              <w:t xml:space="preserve"> </w:t>
-            </w:r>
-            <w:r>
-              <w:t>(E, H)</w:t>
-            </w:r>
-          </w:p>
-        </w:tc>
-        <w:tc>
-          <w:tcPr>
-            <w:tcW w:w="2287" w:type="dxa"/>
-          </w:tcPr>
-          <w:p>
-            <w:pPr>
+            </w:pPr>
+            <w:r>
               <w:rPr>
                 <w:lang w:val="en-US"/>
               </w:rPr>
-            </w:pPr>
-            <w:proofErr w:type="spellStart"/>
-            <w:r>
-              <w:rPr>
-                <w:lang w:val="en-US"/>
-              </w:rPr>
-              <w:t>Hexadecimale</w:t>
-            </w:r>
-            <w:proofErr w:type="spellEnd"/>
-            <w:r>
-              <w:rPr>
-                <w:lang w:val="en-US"/>
-              </w:rPr>
-              <w:t xml:space="preserve"> code of naam</w:t>
+              <w:t>Hexadecimale code of naam</w:t>
             </w:r>
           </w:p>
         </w:tc>
@@ -8586,49 +6979,33 @@
                 <w:lang w:val="en-US"/>
               </w:rPr>
             </w:pPr>
-            <w:proofErr w:type="spellStart"/>
             <w:r>
               <w:rPr>
                 <w:lang w:val="en-US"/>
               </w:rPr>
-              <w:t>font_type</w:t>
-            </w:r>
-            <w:proofErr w:type="spellEnd"/>
-            <w:r>
+              <w:t xml:space="preserve">font_type </w:t>
+            </w:r>
+            <w:r>
+              <w:t>(E, H)</w:t>
+            </w:r>
+          </w:p>
+        </w:tc>
+        <w:tc>
+          <w:tcPr>
+            <w:tcW w:w="2287" w:type="dxa"/>
+          </w:tcPr>
+          <w:p>
+            <w:pPr>
               <w:rPr>
                 <w:lang w:val="en-US"/>
               </w:rPr>
-              <w:t xml:space="preserve"> </w:t>
-            </w:r>
-            <w:r>
-              <w:t>(E, H)</w:t>
-            </w:r>
-          </w:p>
-        </w:tc>
-        <w:tc>
-          <w:tcPr>
-            <w:tcW w:w="2287" w:type="dxa"/>
-          </w:tcPr>
-          <w:p>
-            <w:pPr>
+            </w:pPr>
+            <w:r>
               <w:rPr>
                 <w:lang w:val="en-US"/>
               </w:rPr>
-            </w:pPr>
-            <w:r>
-              <w:rPr>
-                <w:lang w:val="en-US"/>
-              </w:rPr>
-              <w:t xml:space="preserve">Naam van </w:t>
-            </w:r>
-            <w:proofErr w:type="spellStart"/>
-            <w:r>
-              <w:rPr>
-                <w:lang w:val="en-US"/>
-              </w:rPr>
-              <w:t>lettertype</w:t>
-            </w:r>
-            <w:proofErr w:type="spellEnd"/>
+              <w:t>Naam van lettertype</w:t>
+            </w:r>
           </w:p>
         </w:tc>
         <w:tc>
@@ -8656,43 +7033,33 @@
                 <w:lang w:val="en-US"/>
               </w:rPr>
             </w:pPr>
-            <w:proofErr w:type="spellStart"/>
             <w:r>
               <w:rPr>
                 <w:lang w:val="en-US"/>
               </w:rPr>
-              <w:t>font_size</w:t>
-            </w:r>
-            <w:proofErr w:type="spellEnd"/>
-            <w:r>
+              <w:t xml:space="preserve">font_size </w:t>
+            </w:r>
+            <w:r>
+              <w:t>(E, H)</w:t>
+            </w:r>
+          </w:p>
+        </w:tc>
+        <w:tc>
+          <w:tcPr>
+            <w:tcW w:w="2287" w:type="dxa"/>
+          </w:tcPr>
+          <w:p>
+            <w:pPr>
               <w:rPr>
                 <w:lang w:val="en-US"/>
               </w:rPr>
-              <w:t xml:space="preserve"> </w:t>
-            </w:r>
-            <w:r>
-              <w:t>(E, H)</w:t>
-            </w:r>
-          </w:p>
-        </w:tc>
-        <w:tc>
-          <w:tcPr>
-            <w:tcW w:w="2287" w:type="dxa"/>
-          </w:tcPr>
-          <w:p>
-            <w:pPr>
+            </w:pPr>
+            <w:r>
               <w:rPr>
                 <w:lang w:val="en-US"/>
               </w:rPr>
-            </w:pPr>
-            <w:proofErr w:type="spellStart"/>
-            <w:r>
-              <w:rPr>
-                <w:lang w:val="en-US"/>
-              </w:rPr>
               <w:t>Getal</w:t>
             </w:r>
-            <w:proofErr w:type="spellEnd"/>
           </w:p>
         </w:tc>
         <w:tc>
@@ -8704,15 +7071,7 @@
               <w:t>Grootte van de tekst i</w:t>
             </w:r>
             <w:r>
-              <w:t xml:space="preserve">n </w:t>
-            </w:r>
-            <w:proofErr w:type="spellStart"/>
-            <w:r>
-              <w:t>pt</w:t>
-            </w:r>
-            <w:proofErr w:type="spellEnd"/>
-            <w:r>
-              <w:t xml:space="preserve"> (= lettergrootte in Word en Excel). Dit geldt voor zowel introtekst als tekst tussen en bij variabelen.</w:t>
+              <w:t>n pt (= lettergrootte in Word en Excel). Dit geldt voor zowel introtekst als tekst tussen en bij variabelen.</w:t>
             </w:r>
           </w:p>
         </w:tc>
@@ -8723,13 +7082,8 @@
             <w:tcW w:w="3296" w:type="dxa"/>
           </w:tcPr>
           <w:p>
-            <w:proofErr w:type="spellStart"/>
-            <w:r>
-              <w:t>rij_hoogte</w:t>
-            </w:r>
-            <w:proofErr w:type="spellEnd"/>
-            <w:r>
-              <w:t xml:space="preserve"> (E)</w:t>
+            <w:r>
+              <w:t>rij_hoogte (E)</w:t>
             </w:r>
           </w:p>
         </w:tc>
@@ -8749,15 +7103,7 @@
           </w:tcPr>
           <w:p>
             <w:r>
-              <w:t xml:space="preserve">De rijen in Excel worden gelijkmatig verdeeld. Dit getal specificeert de hoogte van iedere rij in </w:t>
-            </w:r>
-            <w:proofErr w:type="spellStart"/>
-            <w:r>
-              <w:t>pt</w:t>
-            </w:r>
-            <w:proofErr w:type="spellEnd"/>
-            <w:r>
-              <w:t xml:space="preserve"> (= lettergrootte in Word en Excel).</w:t>
+              <w:t>De rijen in Excel worden gelijkmatig verdeeld. Dit getal specificeert de hoogte van iedere rij in pt (= lettergrootte in Word en Excel).</w:t>
             </w:r>
           </w:p>
         </w:tc>
@@ -8768,13 +7114,8 @@
             <w:tcW w:w="3296" w:type="dxa"/>
           </w:tcPr>
           <w:p>
-            <w:proofErr w:type="spellStart"/>
-            <w:r>
-              <w:t>rij_hoogte_kop</w:t>
-            </w:r>
-            <w:proofErr w:type="spellEnd"/>
-            <w:r>
-              <w:t xml:space="preserve"> (E)</w:t>
+            <w:r>
+              <w:t>rij_hoogte_kop (E)</w:t>
             </w:r>
           </w:p>
         </w:tc>
@@ -8794,15 +7135,7 @@
           </w:tcPr>
           <w:p>
             <w:r>
-              <w:t xml:space="preserve">Het kan zijn dat de kolomkoppen een andere rijhoogte nodig hebben dan de normale rijen. Daarom is de hoogte van de koppen apart in te stellen. Wederom in </w:t>
-            </w:r>
-            <w:proofErr w:type="spellStart"/>
-            <w:r>
-              <w:t>pt</w:t>
-            </w:r>
-            <w:proofErr w:type="spellEnd"/>
-            <w:r>
-              <w:t>.</w:t>
+              <w:t>Het kan zijn dat de kolomkoppen een andere rijhoogte nodig hebben dan de normale rijen. Daarom is de hoogte van de koppen apart in te stellen. Wederom in pt.</w:t>
             </w:r>
           </w:p>
         </w:tc>
@@ -8813,13 +7146,8 @@
             <w:tcW w:w="3296" w:type="dxa"/>
           </w:tcPr>
           <w:p>
-            <w:proofErr w:type="spellStart"/>
-            <w:r>
-              <w:t>kolombreedte_antwoorden</w:t>
-            </w:r>
-            <w:proofErr w:type="spellEnd"/>
-            <w:r>
-              <w:t xml:space="preserve"> (E)</w:t>
+            <w:r>
+              <w:t>kolombreedte_antwoorden (E)</w:t>
             </w:r>
           </w:p>
         </w:tc>
@@ -8839,23 +7167,7 @@
           </w:tcPr>
           <w:p>
             <w:r>
-              <w:t xml:space="preserve">Breedte van de kolom met antwoordteksten in </w:t>
-            </w:r>
-            <w:proofErr w:type="spellStart"/>
-            <w:r>
-              <w:t>pt</w:t>
-            </w:r>
-            <w:proofErr w:type="spellEnd"/>
-            <w:r>
-              <w:t xml:space="preserve">. Let op: enkel functioneel in Excel. Voor de </w:t>
-            </w:r>
-            <w:proofErr w:type="spellStart"/>
-            <w:r>
-              <w:t>digitoegankelijke</w:t>
-            </w:r>
-            <w:proofErr w:type="spellEnd"/>
-            <w:r>
-              <w:t xml:space="preserve"> versie kan de template aangepast worden, zie </w:t>
+              <w:t xml:space="preserve">Breedte van de kolom met antwoordteksten in pt. Let op: enkel functioneel in Excel. Voor de digitoegankelijke versie kan de template aangepast worden, zie </w:t>
             </w:r>
             <w:hyperlink w:anchor="_Indeling_van_tabellen" w:history="1">
               <w:r>
@@ -8898,23 +7210,7 @@
           </w:tcPr>
           <w:p>
             <w:r>
-              <w:t xml:space="preserve">Breedte van de kolommen in </w:t>
-            </w:r>
-            <w:proofErr w:type="spellStart"/>
-            <w:r>
-              <w:t>pt</w:t>
-            </w:r>
-            <w:proofErr w:type="spellEnd"/>
-            <w:r>
-              <w:t xml:space="preserve">. Let op: enkel functioneel in Excel. In de </w:t>
-            </w:r>
-            <w:proofErr w:type="spellStart"/>
-            <w:r>
-              <w:t>digitoegankelijke</w:t>
-            </w:r>
-            <w:proofErr w:type="spellEnd"/>
-            <w:r>
-              <w:t xml:space="preserve"> versie schalen de kolommen automatisch mee met het scherm. (Zie ook </w:t>
+              <w:t xml:space="preserve">Breedte van de kolommen in pt. Let op: enkel functioneel in Excel. In de digitoegankelijke versie schalen de kolommen automatisch mee met het scherm. (Zie ook </w:t>
             </w:r>
             <w:hyperlink w:anchor="_Indeling_van_tabellen" w:history="1">
               <w:r>
@@ -8936,13 +7232,8 @@
             <w:tcW w:w="3296" w:type="dxa"/>
           </w:tcPr>
           <w:p>
-            <w:proofErr w:type="spellStart"/>
-            <w:r>
-              <w:t>label_max_lengte</w:t>
-            </w:r>
-            <w:proofErr w:type="spellEnd"/>
-            <w:r>
-              <w:t xml:space="preserve"> (E)</w:t>
+            <w:r>
+              <w:t>label_max_lengte (E)</w:t>
             </w:r>
           </w:p>
         </w:tc>
@@ -8962,17 +7253,8 @@
           </w:tcPr>
           <w:p>
             <w:r>
-              <w:t xml:space="preserve">Sommige </w:t>
-            </w:r>
-            <w:proofErr w:type="spellStart"/>
-            <w:r>
-              <w:t>variabelelabels</w:t>
-            </w:r>
-            <w:proofErr w:type="spellEnd"/>
-            <w:r>
-              <w:t xml:space="preserve"> zijn te lang om binnen de kolombreedte te passen. Excel kan automatisch tekstterugloop aanzetten, maar past niet automatisch de rijhoogte aan. Daarom dient handmatig te worden aangegeven na hoeveel karakters de rijhoogte voor een variabele groter moet worden. In de praktijk zal dit getal ongeveer overeenkomen met </w:t>
-            </w:r>
-            <w:proofErr w:type="spellStart"/>
+              <w:t xml:space="preserve">Sommige variabelelabels zijn te lang om binnen de kolombreedte te passen. Excel kan automatisch tekstterugloop aanzetten, maar past niet automatisch de rijhoogte aan. Daarom dient handmatig te worden aangegeven na hoeveel karakters de rijhoogte voor een variabele groter moet worden. In de praktijk zal dit getal ongeveer overeenkomen met </w:t>
+            </w:r>
             <w:r>
               <w:rPr>
                 <w:i/>
@@ -8980,7 +7262,6 @@
               </w:rPr>
               <w:t>kolombreedte_antwoorden</w:t>
             </w:r>
-            <w:proofErr w:type="spellEnd"/>
             <w:r>
               <w:t>.</w:t>
             </w:r>
@@ -8993,13 +7274,8 @@
             <w:tcW w:w="3296" w:type="dxa"/>
           </w:tcPr>
           <w:p>
-            <w:proofErr w:type="spellStart"/>
-            <w:r>
-              <w:t>border_tussen_gegevens</w:t>
-            </w:r>
-            <w:proofErr w:type="spellEnd"/>
-            <w:r>
-              <w:t xml:space="preserve"> (E)</w:t>
+            <w:r>
+              <w:t>border_tussen_gegevens (E)</w:t>
             </w:r>
           </w:p>
         </w:tc>
@@ -9030,13 +7306,8 @@
             <w:tcW w:w="3296" w:type="dxa"/>
           </w:tcPr>
           <w:p>
-            <w:proofErr w:type="spellStart"/>
-            <w:r>
-              <w:t>rijen_afwisselend_kleuren</w:t>
-            </w:r>
-            <w:proofErr w:type="spellEnd"/>
-            <w:r>
-              <w:t xml:space="preserve"> (E, H)</w:t>
+            <w:r>
+              <w:t>rijen_afwisselend_kleuren (E, H)</w:t>
             </w:r>
           </w:p>
         </w:tc>
@@ -9067,14 +7338,9 @@
             <w:tcW w:w="3296" w:type="dxa"/>
           </w:tcPr>
           <w:p>
-            <w:proofErr w:type="spellStart"/>
             <w:r>
               <w:lastRenderedPageBreak/>
-              <w:t>kolommen_afwisselend_kleuren</w:t>
-            </w:r>
-            <w:proofErr w:type="spellEnd"/>
-            <w:r>
-              <w:t xml:space="preserve"> (E, H)</w:t>
+              <w:t>kolommen_afwisselend_kleuren (E, H)</w:t>
             </w:r>
           </w:p>
         </w:tc>
@@ -9105,13 +7371,8 @@
             <w:tcW w:w="3296" w:type="dxa"/>
           </w:tcPr>
           <w:p>
-            <w:proofErr w:type="spellStart"/>
-            <w:r>
-              <w:t>kolommen_crossings_kleuren</w:t>
-            </w:r>
-            <w:proofErr w:type="spellEnd"/>
-            <w:r>
-              <w:t>(E, H)</w:t>
+            <w:r>
+              <w:t>kolommen_crossings_kleuren(E, H)</w:t>
             </w:r>
           </w:p>
         </w:tc>
@@ -9152,13 +7413,8 @@
             <w:tcW w:w="3296" w:type="dxa"/>
           </w:tcPr>
           <w:p>
-            <w:proofErr w:type="spellStart"/>
-            <w:r>
-              <w:t>header_stijl</w:t>
-            </w:r>
-            <w:proofErr w:type="spellEnd"/>
-            <w:r>
-              <w:t xml:space="preserve"> (E, H)</w:t>
+            <w:r>
+              <w:t>header_stijl (E, H)</w:t>
             </w:r>
           </w:p>
         </w:tc>
@@ -9189,13 +7445,8 @@
             <w:tcW w:w="3296" w:type="dxa"/>
           </w:tcPr>
           <w:p>
-            <w:proofErr w:type="spellStart"/>
-            <w:r>
-              <w:t>header_template</w:t>
-            </w:r>
-            <w:proofErr w:type="spellEnd"/>
-            <w:r>
-              <w:t xml:space="preserve"> (E, H)</w:t>
+            <w:r>
+              <w:t>header_template (E, H)</w:t>
             </w:r>
           </w:p>
         </w:tc>
@@ -9226,13 +7477,8 @@
             <w:tcW w:w="3296" w:type="dxa"/>
           </w:tcPr>
           <w:p>
-            <w:proofErr w:type="spellStart"/>
-            <w:r>
-              <w:t>crossing_headers_kleiner</w:t>
-            </w:r>
-            <w:proofErr w:type="spellEnd"/>
-            <w:r>
-              <w:t xml:space="preserve"> (E)</w:t>
+            <w:r>
+              <w:t>crossing_headers_kleiner (E)</w:t>
             </w:r>
           </w:p>
         </w:tc>
@@ -9263,13 +7509,8 @@
             <w:tcW w:w="3296" w:type="dxa"/>
           </w:tcPr>
           <w:p>
-            <w:proofErr w:type="spellStart"/>
-            <w:r>
-              <w:t>naam_tabellenboek</w:t>
-            </w:r>
-            <w:proofErr w:type="spellEnd"/>
-            <w:r>
-              <w:t xml:space="preserve"> (E, H)</w:t>
+            <w:r>
+              <w:t>naam_tabellenboek (E, H)</w:t>
             </w:r>
           </w:p>
         </w:tc>
@@ -9310,13 +7551,8 @@
             <w:tcW w:w="3296" w:type="dxa"/>
           </w:tcPr>
           <w:p>
-            <w:proofErr w:type="spellStart"/>
-            <w:r>
-              <w:t>verberg_lege_kolommen_crossing</w:t>
-            </w:r>
-            <w:proofErr w:type="spellEnd"/>
-            <w:r>
-              <w:t xml:space="preserve"> (E, H)</w:t>
+            <w:r>
+              <w:t>verberg_lege_kolommen_crossing (E, H)</w:t>
             </w:r>
           </w:p>
         </w:tc>
@@ -9367,13 +7603,8 @@
             <w:tcW w:w="3296" w:type="dxa"/>
           </w:tcPr>
           <w:p>
-            <w:proofErr w:type="spellStart"/>
-            <w:r>
-              <w:t>verberg_lege_kolommen_crossing</w:t>
-            </w:r>
-            <w:proofErr w:type="spellEnd"/>
-            <w:r>
-              <w:t xml:space="preserve"> (E, H)</w:t>
+            <w:r>
+              <w:t>verberg_lege_kolommen_crossing (E, H)</w:t>
             </w:r>
           </w:p>
         </w:tc>
@@ -9594,32 +7825,16 @@
           <w:i/>
           <w:iCs/>
         </w:rPr>
-        <w:t xml:space="preserve">N.B.: Beide varianten zijn </w:t>
-      </w:r>
-      <w:proofErr w:type="spellStart"/>
-      <w:r>
+        <w:t>N.B.: Beide varianten zijn digitoegankelijk, maar de enkele headerstijl is minder vermoeiend om naar te luisteren.</w:t>
+      </w:r>
+    </w:p>
+    <w:p>
+      <w:pPr>
+        <w:pStyle w:val="Geenafstand"/>
         <w:rPr>
           <w:i/>
           <w:iCs/>
         </w:rPr>
-        <w:t>digitoegankelijk</w:t>
-      </w:r>
-      <w:proofErr w:type="spellEnd"/>
-      <w:r>
-        <w:rPr>
-          <w:i/>
-          <w:iCs/>
-        </w:rPr>
-        <w:t>, maar de enkele headerstijl is minder vermoeiend om naar te luisteren.</w:t>
-      </w:r>
-    </w:p>
-    <w:p>
-      <w:pPr>
-        <w:pStyle w:val="Geenafstand"/>
-        <w:rPr>
-          <w:i/>
-          <w:iCs/>
-        </w:rPr>
       </w:pPr>
     </w:p>
     <w:p>
@@ -9637,13 +7852,8 @@
         <w:pStyle w:val="Kop2"/>
       </w:pPr>
       <w:r>
-        <w:t xml:space="preserve">7.14 </w:t>
-      </w:r>
-      <w:proofErr w:type="spellStart"/>
-      <w:r>
-        <w:t>swing_configuraties</w:t>
-      </w:r>
-      <w:proofErr w:type="spellEnd"/>
+        <w:t>7.14 swing_configuraties</w:t>
+      </w:r>
     </w:p>
     <w:p>
       <w:pPr>
@@ -9668,63 +7878,7 @@
         <w:t>éé</w:t>
       </w:r>
       <w:r>
-        <w:t xml:space="preserve">n rij per exportdoel met </w:t>
-      </w:r>
-      <w:proofErr w:type="spellStart"/>
-      <w:r>
-        <w:t>naam_dataset</w:t>
-      </w:r>
-      <w:proofErr w:type="spellEnd"/>
-      <w:r>
-        <w:t xml:space="preserve">, gebiedsniveau (bijv. </w:t>
-      </w:r>
-      <w:proofErr w:type="spellStart"/>
-      <w:r>
-        <w:t>ggd</w:t>
-      </w:r>
-      <w:proofErr w:type="spellEnd"/>
-      <w:r>
-        <w:t xml:space="preserve">, gemeente, </w:t>
-      </w:r>
-      <w:proofErr w:type="spellStart"/>
-      <w:r>
-        <w:t>nederland</w:t>
-      </w:r>
-      <w:proofErr w:type="spellEnd"/>
-      <w:r>
-        <w:t xml:space="preserve">), </w:t>
-      </w:r>
-      <w:proofErr w:type="spellStart"/>
-      <w:r>
-        <w:t>gebiedsindeling_kolom</w:t>
-      </w:r>
-      <w:proofErr w:type="spellEnd"/>
-      <w:r>
-        <w:t xml:space="preserve"> (indelingscode voor dat niveau), bron (monitorcode), </w:t>
-      </w:r>
-      <w:proofErr w:type="spellStart"/>
-      <w:r>
-        <w:t>jaar_voor_analyse</w:t>
-      </w:r>
-      <w:proofErr w:type="spellEnd"/>
-      <w:r>
-        <w:t xml:space="preserve">, </w:t>
-      </w:r>
-      <w:proofErr w:type="spellStart"/>
-      <w:r>
-        <w:t>type_periode</w:t>
-      </w:r>
-      <w:proofErr w:type="spellEnd"/>
-      <w:r>
-        <w:t xml:space="preserve"> (bijv. Jaar), </w:t>
-      </w:r>
-      <w:proofErr w:type="spellStart"/>
-      <w:r>
-        <w:t>geen_crossings</w:t>
-      </w:r>
-      <w:proofErr w:type="spellEnd"/>
-      <w:r>
-        <w:t xml:space="preserve"> (TRUE/FALSE).</w:t>
+        <w:t>n rij per exportdoel met naam_dataset, gebiedsniveau (bijv. ggd, gemeente, nederland), gebiedsindeling_kolom (indelingscode voor dat niveau), bron (monitorcode), jaar_voor_analyse, type_periode (bijv. Jaar), geen_crossings (TRUE/FALSE).</w:t>
       </w:r>
     </w:p>
     <w:p>
@@ -9732,13 +7886,8 @@
         <w:pStyle w:val="Kop2"/>
       </w:pPr>
       <w:r>
-        <w:t xml:space="preserve">7.15 </w:t>
-      </w:r>
-      <w:proofErr w:type="spellStart"/>
-      <w:r>
-        <w:t>swing_variabelen</w:t>
-      </w:r>
-      <w:proofErr w:type="spellEnd"/>
+        <w:t>7.15 swing_variabelen</w:t>
+      </w:r>
     </w:p>
     <w:p>
       <w:pPr>
@@ -9753,13 +7902,8 @@
         </w:rPr>
         <w:t>‑</w:t>
       </w:r>
-      <w:proofErr w:type="spellStart"/>
-      <w:r>
-        <w:t>overrides</w:t>
-      </w:r>
-      <w:proofErr w:type="spellEnd"/>
-      <w:r>
-        <w:t xml:space="preserve"> per dataset meegeven (weegfactor.d1, weegfactor.d2, </w:t>
+      <w:r>
+        <w:t xml:space="preserve">overrides per dataset meegeven (weegfactor.d1, weegfactor.d2, </w:t>
       </w:r>
       <w:r>
         <w:rPr>
@@ -9776,13 +7920,8 @@
         <w:pStyle w:val="Kop2"/>
       </w:pPr>
       <w:r>
-        <w:t xml:space="preserve">7.16 </w:t>
-      </w:r>
-      <w:proofErr w:type="spellStart"/>
-      <w:r>
-        <w:t>swing_crossings</w:t>
-      </w:r>
-      <w:proofErr w:type="spellEnd"/>
+        <w:t>7.16 swing_crossings</w:t>
+      </w:r>
     </w:p>
     <w:p>
       <w:pPr>
@@ -9807,15 +7946,7 @@
         <w:t>‑</w:t>
       </w:r>
       <w:r>
-        <w:t xml:space="preserve">export wanneer </w:t>
-      </w:r>
-      <w:proofErr w:type="spellStart"/>
-      <w:r>
-        <w:t>geen_crossings</w:t>
-      </w:r>
-      <w:proofErr w:type="spellEnd"/>
-      <w:r>
-        <w:t xml:space="preserve"> = FALSE.</w:t>
+        <w:t>export wanneer geen_crossings = FALSE.</w:t>
       </w:r>
     </w:p>
     <w:p/>
@@ -9936,23 +8067,7 @@
         <w:pStyle w:val="Geenafstand"/>
       </w:pPr>
       <w:r>
-        <w:t xml:space="preserve">Het vergelijken gebeurt op basis van de kolomselectie. Vanuit de configuratie wordt de onderliggende data voor iedere kolom bepaald, bestaande uit een dataset en optioneel een jaar of subset. Vanuit deze data worden </w:t>
-      </w:r>
-      <w:proofErr w:type="spellStart"/>
-      <w:r>
-        <w:t>dummies</w:t>
-      </w:r>
-      <w:proofErr w:type="spellEnd"/>
-      <w:r>
-        <w:t xml:space="preserve"> aangemaakt, welke aangeven of een rij bij een bepaalde kolom hoort. Wanneer een test wordt uitgevoerd wordt data geselecteerd op WAAR in beide bijbehorende </w:t>
-      </w:r>
-      <w:proofErr w:type="spellStart"/>
-      <w:r>
-        <w:t>dummies</w:t>
-      </w:r>
-      <w:proofErr w:type="spellEnd"/>
-      <w:r>
-        <w:t>, en vervolgens getest op WAAR voor de eerste dummy versus ONWAAR voor de eerste dummy. Dit klinkt ingewikkelder dan het is. Stel bijvoorbeeld dat we een splitsing hebben op gemeente (dus subset = Gemeentecode) en het totaal van deze gemeente willen vergelijken met het regionale totaal, zie onderstaande tabel. Data in de gemeentekolom (kolom a) bevindt zich per definitie ook in kolom b; gemeentedata behoort immers ook in de gehele regio, en dit bevindt zich in dezelfde dataset. De chi</w:t>
+        <w:t>Het vergelijken gebeurt op basis van de kolomselectie. Vanuit de configuratie wordt de onderliggende data voor iedere kolom bepaald, bestaande uit een dataset en optioneel een jaar of subset. Vanuit deze data worden dummies aangemaakt, welke aangeven of een rij bij een bepaalde kolom hoort. Wanneer een test wordt uitgevoerd wordt data geselecteerd op WAAR in beide bijbehorende dummies, en vervolgens getest op WAAR voor de eerste dummy versus ONWAAR voor de eerste dummy. Dit klinkt ingewikkelder dan het is. Stel bijvoorbeeld dat we een splitsing hebben op gemeente (dus subset = Gemeentecode) en het totaal van deze gemeente willen vergelijken met het regionale totaal, zie onderstaande tabel. Data in de gemeentekolom (kolom a) bevindt zich per definitie ook in kolom b; gemeentedata behoort immers ook in de gehele regio, en dit bevindt zich in dezelfde dataset. De chi</w:t>
       </w:r>
       <w:r>
         <w:rPr>
@@ -10410,7 +8525,6 @@
       <w:r>
         <w:t xml:space="preserve">Het aangeven van een afwijkende weegfactor kan op het tabblad </w:t>
       </w:r>
-      <w:proofErr w:type="spellStart"/>
       <w:r>
         <w:rPr>
           <w:i/>
@@ -10418,7 +8532,6 @@
         </w:rPr>
         <w:t>indeling_rijen</w:t>
       </w:r>
-      <w:proofErr w:type="spellEnd"/>
       <w:r>
         <w:rPr>
           <w:i/>
@@ -10428,15 +8541,7 @@
         <w:t xml:space="preserve">, </w:t>
       </w:r>
       <w:r>
-        <w:t>door het toevoegen van een kolom met de naam “weegfactor” (voor een andere weegfactor per variabele) of een kolom met de naam “</w:t>
-      </w:r>
-      <w:proofErr w:type="spellStart"/>
-      <w:r>
-        <w:t>weegfactor.d</w:t>
-      </w:r>
-      <w:proofErr w:type="spellEnd"/>
-      <w:r>
-        <w:t xml:space="preserve">_(datasetnaam)” (voor een weegfactor per variabele per jaar). Het is </w:t>
+        <w:t xml:space="preserve">door het toevoegen van een kolom met de naam “weegfactor” (voor een andere weegfactor per variabele) of een kolom met de naam “weegfactor.d_(datasetnaam)” (voor een weegfactor per variabele per jaar). Het is </w:t>
       </w:r>
       <w:r>
         <w:lastRenderedPageBreak/>
@@ -10450,23 +8555,7 @@
         <w:t>per dataset</w:t>
       </w:r>
       <w:r>
-        <w:t xml:space="preserve"> of per gehele variabele aan te geven. Als er voor jaar x een andere weegfactor geldt dan voor jaar y dienen deze jaren dus ingevoerd te worden als aparte datasets. Hiervoor kunnen dan twee kolommen worden toegevoegd: “</w:t>
-      </w:r>
-      <w:proofErr w:type="spellStart"/>
-      <w:r>
-        <w:t>weegfactor.d_datasetx</w:t>
-      </w:r>
-      <w:proofErr w:type="spellEnd"/>
-      <w:r>
-        <w:t>” en “</w:t>
-      </w:r>
-      <w:proofErr w:type="spellStart"/>
-      <w:r>
-        <w:t>weegfactor.d_datasety</w:t>
-      </w:r>
-      <w:proofErr w:type="spellEnd"/>
-      <w:r>
-        <w:t xml:space="preserve">”. </w:t>
+        <w:t xml:space="preserve"> of per gehele variabele aan te geven. Als er voor jaar x een andere weegfactor geldt dan voor jaar y dienen deze jaren dus ingevoerd te worden als aparte datasets. Hiervoor kunnen dan twee kolommen worden toegevoegd: “weegfactor.d_datasetx” en “weegfactor.d_datasety”. </w:t>
       </w:r>
     </w:p>
     <w:p>
@@ -10477,37 +8566,16 @@
           <w:numId w:val="12"/>
         </w:numPr>
       </w:pPr>
-      <w:proofErr w:type="spellStart"/>
-      <w:r>
-        <w:t>Digitoegankelijke</w:t>
-      </w:r>
-      <w:proofErr w:type="spellEnd"/>
-      <w:r>
-        <w:t xml:space="preserve"> versie</w:t>
-      </w:r>
-    </w:p>
-    <w:p>
-      <w:pPr>
-        <w:pStyle w:val="Geenafstand"/>
-      </w:pPr>
-      <w:r>
-        <w:t xml:space="preserve">De tabellenboeken in Excel zijn niet </w:t>
-      </w:r>
-      <w:proofErr w:type="spellStart"/>
-      <w:r>
-        <w:t>digitoegankelijk</w:t>
-      </w:r>
-      <w:proofErr w:type="spellEnd"/>
-      <w:r>
-        <w:t xml:space="preserve">, en ook niet gemakkelijk </w:t>
-      </w:r>
-      <w:proofErr w:type="spellStart"/>
-      <w:r>
-        <w:t>digitoegankelijk</w:t>
-      </w:r>
-      <w:proofErr w:type="spellEnd"/>
-      <w:r>
-        <w:t xml:space="preserve"> te maken. Daarnaast wordt het gebruik van Excel afgeraden, aangezien dit een besloten applicatie is (zie ook </w:t>
+      <w:r>
+        <w:t>Digitoegankelijke versie</w:t>
+      </w:r>
+    </w:p>
+    <w:p>
+      <w:pPr>
+        <w:pStyle w:val="Geenafstand"/>
+      </w:pPr>
+      <w:r>
+        <w:t xml:space="preserve">De tabellenboeken in Excel zijn niet digitoegankelijk, en ook niet gemakkelijk digitoegankelijk te maken. Daarnaast wordt het gebruik van Excel afgeraden, aangezien dit een besloten applicatie is (zie ook </w:t>
       </w:r>
       <w:hyperlink r:id="rId13" w:history="1">
         <w:r>
@@ -10518,15 +8586,7 @@
         </w:r>
       </w:hyperlink>
       <w:r>
-        <w:t xml:space="preserve">). Daarom is uitvoer ook mogelijk in HTML. Deze is volledig </w:t>
-      </w:r>
-      <w:proofErr w:type="spellStart"/>
-      <w:r>
-        <w:t>digitoegankelijk</w:t>
-      </w:r>
-      <w:proofErr w:type="spellEnd"/>
-      <w:r>
-        <w:t xml:space="preserve">, en kan in opmaak identiek gemaakt worden aan de uitvoer in Excel. Het meegeleverde voorbeeld zal in de meeste gevallen volstaan, maar voor specifieke opmaakwensen buiten de opties in het tabblad </w:t>
+        <w:t xml:space="preserve">). Daarom is uitvoer ook mogelijk in HTML. Deze is volledig digitoegankelijk, en kan in opmaak identiek gemaakt worden aan de uitvoer in Excel. Het meegeleverde voorbeeld zal in de meeste gevallen volstaan, maar voor specifieke opmaakwensen buiten de opties in het tabblad </w:t>
       </w:r>
       <w:r>
         <w:rPr>
@@ -10536,36 +8596,20 @@
         <w:t>opmaak</w:t>
       </w:r>
       <w:r>
-        <w:t xml:space="preserve"> is enige technische kennis vereist. (HTML, CSS, en mogelijk </w:t>
-      </w:r>
-      <w:proofErr w:type="spellStart"/>
-      <w:r>
-        <w:t>JavaScript</w:t>
-      </w:r>
-      <w:proofErr w:type="spellEnd"/>
-      <w:r>
-        <w:t>.)</w:t>
-      </w:r>
-    </w:p>
-    <w:p>
-      <w:pPr>
-        <w:pStyle w:val="Geenafstand"/>
-      </w:pPr>
-    </w:p>
-    <w:p>
-      <w:pPr>
-        <w:pStyle w:val="Geenafstand"/>
-      </w:pPr>
-      <w:r>
-        <w:t xml:space="preserve">De </w:t>
-      </w:r>
-      <w:proofErr w:type="spellStart"/>
-      <w:r>
-        <w:t>digitoegankelijke</w:t>
-      </w:r>
-      <w:proofErr w:type="spellEnd"/>
-      <w:r>
-        <w:t xml:space="preserve"> versie wordt via dezelfde logica opgebouwd als de Excelsheet. Tabellen worden ingevoegd voor het weergeven van resultaten, blokken worden aangemaakt voor titels/koppen/vragen/tekst, enz. Deze zijn ieder individueel op te maken. Hiervoor </w:t>
+        <w:t xml:space="preserve"> is enige technische kennis vereist. (HTML, CSS, en mogelijk JavaScript.)</w:t>
+      </w:r>
+    </w:p>
+    <w:p>
+      <w:pPr>
+        <w:pStyle w:val="Geenafstand"/>
+      </w:pPr>
+    </w:p>
+    <w:p>
+      <w:pPr>
+        <w:pStyle w:val="Geenafstand"/>
+      </w:pPr>
+      <w:r>
+        <w:t xml:space="preserve">De digitoegankelijke versie wordt via dezelfde logica opgebouwd als de Excelsheet. Tabellen worden ingevoegd voor het weergeven van resultaten, blokken worden aangemaakt voor titels/koppen/vragen/tekst, enz. Deze zijn ieder individueel op te maken. Hiervoor </w:t>
       </w:r>
       <w:r>
         <w:rPr>
@@ -10676,15 +8720,7 @@
               <w:t>introtekst</w:t>
             </w:r>
             <w:r>
-              <w:t>. Lege regels worden vervangen door &lt;</w:t>
-            </w:r>
-            <w:proofErr w:type="spellStart"/>
-            <w:r>
-              <w:t>br</w:t>
-            </w:r>
-            <w:proofErr w:type="spellEnd"/>
-            <w:r>
-              <w:t xml:space="preserve"> /&gt;, titels worden &lt;h1&gt;, enz.</w:t>
+              <w:t>. Lege regels worden vervangen door &lt;br /&gt;, titels worden &lt;h1&gt;, enz.</w:t>
             </w:r>
           </w:p>
         </w:tc>
@@ -10778,7 +8814,6 @@
             <w:r>
               <w:t xml:space="preserve">Het tabblad </w:t>
             </w:r>
-            <w:proofErr w:type="spellStart"/>
             <w:r>
               <w:rPr>
                 <w:i/>
@@ -10786,17 +8821,8 @@
               </w:rPr>
               <w:t>indeling_rijen</w:t>
             </w:r>
-            <w:proofErr w:type="spellEnd"/>
-            <w:r>
-              <w:t xml:space="preserve"> wordt omgezet naar </w:t>
-            </w:r>
-            <w:proofErr w:type="spellStart"/>
-            <w:r>
-              <w:t>digitoegankelijke</w:t>
-            </w:r>
-            <w:proofErr w:type="spellEnd"/>
-            <w:r>
-              <w:t xml:space="preserve"> tabellen en stijlelementen. De tekst-, kop- en vraagregels worden ingevoegd op de gewenste plek.</w:t>
+            <w:r>
+              <w:t xml:space="preserve"> wordt omgezet naar digitoegankelijke tabellen en stijlelementen. De tekst-, kop- en vraagregels worden ingevoegd op de gewenste plek.</w:t>
             </w:r>
           </w:p>
         </w:tc>
@@ -10825,15 +8851,7 @@
         <w:pStyle w:val="Geenafstand"/>
       </w:pPr>
       <w:r>
-        <w:t xml:space="preserve">De opmaak kan grotendeels in de configuratie worden gespecificeerd, om de opmaak zoveel mogelijk gelijk te houden tussen de Excelversie en de </w:t>
-      </w:r>
-      <w:proofErr w:type="spellStart"/>
-      <w:r>
-        <w:t>digitoegankelijke</w:t>
-      </w:r>
-      <w:proofErr w:type="spellEnd"/>
-      <w:r>
-        <w:t xml:space="preserve"> versie. Vrijwel alle elementen op het tabblad </w:t>
+        <w:t xml:space="preserve">De opmaak kan grotendeels in de configuratie worden gespecificeerd, om de opmaak zoveel mogelijk gelijk te houden tussen de Excelversie en de digitoegankelijke versie. Vrijwel alle elementen op het tabblad </w:t>
       </w:r>
       <w:r>
         <w:rPr>
@@ -10882,133 +8900,61 @@
         <w:rPr>
           <w:lang w:val="en-GB"/>
         </w:rPr>
-        <w:t>font-size: [</w:t>
-      </w:r>
-      <w:proofErr w:type="spellStart"/>
-      <w:r>
+        <w:t>font-size: [titel_size];</w:t>
+      </w:r>
+    </w:p>
+    <w:p>
+      <w:pPr>
+        <w:pStyle w:val="Geenafstand"/>
         <w:rPr>
           <w:lang w:val="en-GB"/>
         </w:rPr>
-        <w:t>titel_size</w:t>
-      </w:r>
-      <w:proofErr w:type="spellEnd"/>
+      </w:pPr>
       <w:r>
         <w:rPr>
           <w:lang w:val="en-GB"/>
         </w:rPr>
-        <w:t>];</w:t>
-      </w:r>
-    </w:p>
-    <w:p>
-      <w:pPr>
-        <w:pStyle w:val="Geenafstand"/>
+        <w:t xml:space="preserve">  </w:t>
+      </w:r>
+      <w:r>
         <w:rPr>
           <w:lang w:val="en-GB"/>
         </w:rPr>
-      </w:pPr>
-      <w:r>
+        <w:t>color: [titel_color];</w:t>
+      </w:r>
+    </w:p>
+    <w:p>
+      <w:pPr>
+        <w:pStyle w:val="Geenafstand"/>
         <w:rPr>
           <w:lang w:val="en-GB"/>
         </w:rPr>
+      </w:pPr>
+      <w:r>
+        <w:rPr>
+          <w:lang w:val="en-GB"/>
+        </w:rPr>
+        <w:t xml:space="preserve"> </w:t>
+      </w:r>
+      <w:r>
+        <w:rPr>
+          <w:lang w:val="en-GB"/>
+        </w:rPr>
+        <w:t xml:space="preserve"> background-color: [titel_fill];</w:t>
+      </w:r>
+    </w:p>
+    <w:p>
+      <w:pPr>
+        <w:pStyle w:val="Geenafstand"/>
+      </w:pPr>
+      <w:r>
+        <w:rPr>
+          <w:lang w:val="en-GB"/>
+        </w:rPr>
         <w:t xml:space="preserve">  </w:t>
       </w:r>
-      <w:proofErr w:type="spellStart"/>
-      <w:r>
-        <w:rPr>
-          <w:lang w:val="en-GB"/>
-        </w:rPr>
-        <w:t>color</w:t>
-      </w:r>
-      <w:proofErr w:type="spellEnd"/>
-      <w:r>
-        <w:rPr>
-          <w:lang w:val="en-GB"/>
-        </w:rPr>
-        <w:t>: [</w:t>
-      </w:r>
-      <w:proofErr w:type="spellStart"/>
-      <w:r>
-        <w:rPr>
-          <w:lang w:val="en-GB"/>
-        </w:rPr>
-        <w:t>titel_color</w:t>
-      </w:r>
-      <w:proofErr w:type="spellEnd"/>
-      <w:r>
-        <w:rPr>
-          <w:lang w:val="en-GB"/>
-        </w:rPr>
-        <w:t>];</w:t>
-      </w:r>
-    </w:p>
-    <w:p>
-      <w:pPr>
-        <w:pStyle w:val="Geenafstand"/>
-        <w:rPr>
-          <w:lang w:val="en-GB"/>
-        </w:rPr>
-      </w:pPr>
-      <w:r>
-        <w:rPr>
-          <w:lang w:val="en-GB"/>
-        </w:rPr>
-        <w:t xml:space="preserve"> </w:t>
-      </w:r>
-      <w:r>
-        <w:rPr>
-          <w:lang w:val="en-GB"/>
-        </w:rPr>
-        <w:t xml:space="preserve"> background-</w:t>
-      </w:r>
-      <w:proofErr w:type="spellStart"/>
-      <w:r>
-        <w:rPr>
-          <w:lang w:val="en-GB"/>
-        </w:rPr>
-        <w:t>color</w:t>
-      </w:r>
-      <w:proofErr w:type="spellEnd"/>
-      <w:r>
-        <w:rPr>
-          <w:lang w:val="en-GB"/>
-        </w:rPr>
-        <w:t>: [</w:t>
-      </w:r>
-      <w:proofErr w:type="spellStart"/>
-      <w:r>
-        <w:rPr>
-          <w:lang w:val="en-GB"/>
-        </w:rPr>
-        <w:t>titel_fill</w:t>
-      </w:r>
-      <w:proofErr w:type="spellEnd"/>
-      <w:r>
-        <w:rPr>
-          <w:lang w:val="en-GB"/>
-        </w:rPr>
-        <w:t>];</w:t>
-      </w:r>
-    </w:p>
-    <w:p>
-      <w:pPr>
-        <w:pStyle w:val="Geenafstand"/>
-      </w:pPr>
-      <w:r>
-        <w:rPr>
-          <w:lang w:val="en-GB"/>
-        </w:rPr>
-        <w:t xml:space="preserve">  </w:t>
-      </w:r>
-      <w:r>
-        <w:t>[</w:t>
-      </w:r>
-      <w:proofErr w:type="spellStart"/>
-      <w:r>
-        <w:t>titel_decoration</w:t>
-      </w:r>
-      <w:proofErr w:type="spellEnd"/>
-      <w:r>
-        <w:t>]</w:t>
+      <w:r>
+        <w:t>[titel_decoration]</w:t>
       </w:r>
     </w:p>
     <w:p>
@@ -11032,31 +8978,7 @@
         <w:t>Let hierbij o</w:t>
       </w:r>
       <w:r>
-        <w:t>p het gebruik van [</w:t>
-      </w:r>
-      <w:proofErr w:type="spellStart"/>
-      <w:r>
-        <w:t>titel_decoration</w:t>
-      </w:r>
-      <w:proofErr w:type="spellEnd"/>
-      <w:r>
-        <w:t xml:space="preserve">]. Aangezien de stijlen </w:t>
-      </w:r>
-      <w:proofErr w:type="spellStart"/>
-      <w:r>
-        <w:t>bold</w:t>
-      </w:r>
-      <w:proofErr w:type="spellEnd"/>
-      <w:r>
-        <w:t>/italic/</w:t>
-      </w:r>
-      <w:proofErr w:type="spellStart"/>
-      <w:r>
-        <w:t>underline</w:t>
-      </w:r>
-      <w:proofErr w:type="spellEnd"/>
-      <w:r>
-        <w:t xml:space="preserve"> in Excel binnen één veld passen, maar binnen CSS verschillende eigenschappen zijn, voegt het script hier zelf de juiste eigenschap toe. Voeg hier dus </w:t>
+        <w:t xml:space="preserve">p het gebruik van [titel_decoration]. Aangezien de stijlen bold/italic/underline in Excel binnen één veld passen, maar binnen CSS verschillende eigenschappen zijn, voegt het script hier zelf de juiste eigenschap toe. Voeg hier dus </w:t>
       </w:r>
       <w:r>
         <w:rPr>
@@ -11068,262 +8990,191 @@
       <w:r>
         <w:t xml:space="preserve"> </w:t>
       </w:r>
-      <w:proofErr w:type="spellStart"/>
       <w:r>
         <w:rPr>
           <w:i/>
           <w:iCs/>
         </w:rPr>
-        <w:t>text-decoration</w:t>
-      </w:r>
-      <w:proofErr w:type="spellEnd"/>
+        <w:t>text-decoration: [titel_decoration];</w:t>
+      </w:r>
+      <w:r>
+        <w:t xml:space="preserve"> toe!</w:t>
+      </w:r>
+    </w:p>
+    <w:p>
+      <w:pPr>
+        <w:pStyle w:val="Geenafstand"/>
+      </w:pPr>
+    </w:p>
+    <w:p>
+      <w:pPr>
+        <w:pStyle w:val="Kop3"/>
+      </w:pPr>
+      <w:bookmarkStart w:id="1" w:name="_Indeling_van_tabellen"/>
+      <w:bookmarkEnd w:id="1"/>
+      <w:r>
+        <w:t>Indeling van tabellen</w:t>
+      </w:r>
+    </w:p>
+    <w:p>
+      <w:r>
+        <w:t>Niet alle elementen zijn één-op-één gelijk te trekken tussen HTML en Excel. Een belangrijk onderdeel hiervan is de weergave van tabellen. Binnen Excel gaat dit in punten (zoals gebruikt in lettergrootte, niet in pixels) en vaste afmetingen, binnen HTML in pixels of percentages. Daarnaast is HTML schaalbaar, in tegenstelling tot Excel, waardoor de afmetingen anders gedefinieerd moeten worden. De afmetingen zijn in de template ingesteld op een gelijkwaardige verdeling over het scherm, met uitzondering van de eerste kolom, waarin de antwoordtekst staat. Dit gebeurt met de volgende CSS:</w:t>
+      </w:r>
+    </w:p>
+    <w:p>
+      <w:pPr>
+        <w:rPr>
+          <w:lang w:val="en-GB"/>
+        </w:rPr>
+      </w:pPr>
+      <w:r>
+        <w:t xml:space="preserve">            </w:t>
+      </w:r>
+      <w:r>
+        <w:rPr>
+          <w:lang w:val="en-GB"/>
+        </w:rPr>
+        <w:t>table {</w:t>
+      </w:r>
+    </w:p>
+    <w:p>
+      <w:pPr>
+        <w:rPr>
+          <w:lang w:val="en-GB"/>
+        </w:rPr>
+      </w:pPr>
+      <w:r>
+        <w:rPr>
+          <w:lang w:val="en-GB"/>
+        </w:rPr>
+        <w:t xml:space="preserve">                width: 100%;</w:t>
+      </w:r>
+    </w:p>
+    <w:p>
+      <w:pPr>
+        <w:rPr>
+          <w:lang w:val="en-GB"/>
+        </w:rPr>
+      </w:pPr>
+      <w:r>
+        <w:rPr>
+          <w:lang w:val="en-GB"/>
+        </w:rPr>
+        <w:t xml:space="preserve">                border-collapse: collapse;</w:t>
+      </w:r>
+    </w:p>
+    <w:p>
+      <w:pPr>
+        <w:rPr>
+          <w:lang w:val="en-US"/>
+        </w:rPr>
+      </w:pPr>
+      <w:r>
+        <w:rPr>
+          <w:lang w:val="en-GB"/>
+        </w:rPr>
+        <w:t xml:space="preserve">                </w:t>
+      </w:r>
+      <w:r>
+        <w:rPr>
+          <w:lang w:val="en-US"/>
+        </w:rPr>
+        <w:t>table-layout: fixed;</w:t>
+      </w:r>
+    </w:p>
+    <w:p>
+      <w:pPr>
+        <w:rPr>
+          <w:lang w:val="en-US"/>
+        </w:rPr>
+      </w:pPr>
+      <w:r>
+        <w:rPr>
+          <w:lang w:val="en-US"/>
+        </w:rPr>
+        <w:t xml:space="preserve">            }</w:t>
+      </w:r>
+    </w:p>
+    <w:p>
+      <w:pPr>
+        <w:rPr>
+          <w:lang w:val="en-US"/>
+        </w:rPr>
+      </w:pPr>
+    </w:p>
+    <w:p>
+      <w:pPr>
+        <w:rPr>
+          <w:lang w:val="en-US"/>
+        </w:rPr>
+      </w:pPr>
+      <w:r>
+        <w:rPr>
+          <w:lang w:val="en-US"/>
+        </w:rPr>
+        <w:t xml:space="preserve">            colgroup:first-of-type col:first-of-type {</w:t>
+      </w:r>
+    </w:p>
+    <w:p>
+      <w:r>
+        <w:rPr>
+          <w:lang w:val="en-US"/>
+        </w:rPr>
+        <w:t xml:space="preserve">                </w:t>
+      </w:r>
+      <w:r>
+        <w:t>width: 15%;</w:t>
+      </w:r>
+    </w:p>
+    <w:p>
+      <w:r>
+        <w:t xml:space="preserve">            }</w:t>
+      </w:r>
+    </w:p>
+    <w:p>
+      <w:pPr>
+        <w:pStyle w:val="Geenafstand"/>
+      </w:pPr>
+      <w:r>
+        <w:t>De eerste kolom wordt in het tweede blokje groter gemaakt (</w:t>
+      </w:r>
       <w:r>
         <w:rPr>
           <w:i/>
           <w:iCs/>
         </w:rPr>
-        <w:t>: [</w:t>
-      </w:r>
-      <w:proofErr w:type="spellStart"/>
+        <w:t>width: 15%</w:t>
+      </w:r>
+      <w:r>
+        <w:t>), waardoor alleen deze kolom breder is en de overige kolommen evenredig verdeeld worden over het restant van het scherm. Het aanpassen van deze breedte kan alleen in CSS, door de template aan te passen. Hierbij is het aanpassen van dit percentage (</w:t>
+      </w:r>
+      <w:r>
+        <w:rPr>
+          <w:b/>
+          <w:bCs/>
+        </w:rPr>
+        <w:t>let op:</w:t>
+      </w:r>
+      <w:r>
+        <w:t xml:space="preserve"> alleen de 15% dient aangepast worden) in de praktijk afdoende. De waardes </w:t>
+      </w:r>
       <w:r>
         <w:rPr>
           <w:i/>
           <w:iCs/>
         </w:rPr>
-        <w:t>titel_decoration</w:t>
-      </w:r>
-      <w:proofErr w:type="spellEnd"/>
+        <w:t>kolombreedte</w:t>
+      </w:r>
+      <w:r>
+        <w:t xml:space="preserve"> en </w:t>
+      </w:r>
       <w:r>
         <w:rPr>
           <w:i/>
           <w:iCs/>
         </w:rPr>
-        <w:t>];</w:t>
-      </w:r>
-      <w:r>
-        <w:t xml:space="preserve"> toe!</w:t>
-      </w:r>
-    </w:p>
-    <w:p>
-      <w:pPr>
-        <w:pStyle w:val="Geenafstand"/>
-      </w:pPr>
-    </w:p>
-    <w:p>
-      <w:pPr>
-        <w:pStyle w:val="Kop3"/>
-      </w:pPr>
-      <w:bookmarkStart w:id="1" w:name="_Indeling_van_tabellen"/>
-      <w:bookmarkEnd w:id="1"/>
-      <w:r>
-        <w:t>Indeling van tabellen</w:t>
-      </w:r>
-    </w:p>
-    <w:p>
-      <w:r>
-        <w:t>Niet alle elementen zijn één-op-één gelijk te trekken tussen HTML en Excel. Een belangrijk onderdeel hiervan is de weergave van tabellen. Binnen Excel gaat dit in punten (zoals gebruikt in lettergrootte, niet in pixels) en vaste afmetingen, binnen HTML in pixels of percentages. Daarnaast is HTML schaalbaar, in tegenstelling tot Excel, waardoor de afmetingen anders gedefinieerd moeten worden. De afmetingen zijn in de template ingesteld op een gelijkwaardige verdeling over het scherm, met uitzondering van de eerste kolom, waarin de antwoordtekst staat. Dit gebeurt met de volgende CSS:</w:t>
-      </w:r>
-    </w:p>
-    <w:p>
-      <w:r>
-        <w:t xml:space="preserve">            </w:t>
-      </w:r>
-      <w:proofErr w:type="spellStart"/>
-      <w:r>
-        <w:t>table</w:t>
-      </w:r>
-      <w:proofErr w:type="spellEnd"/>
-      <w:r>
-        <w:t xml:space="preserve"> {</w:t>
-      </w:r>
-    </w:p>
-    <w:p>
-      <w:r>
-        <w:t xml:space="preserve">                </w:t>
-      </w:r>
-      <w:proofErr w:type="spellStart"/>
-      <w:r>
-        <w:t>width</w:t>
-      </w:r>
-      <w:proofErr w:type="spellEnd"/>
-      <w:r>
-        <w:t>: 100%;</w:t>
-      </w:r>
-    </w:p>
-    <w:p>
-      <w:r>
-        <w:t xml:space="preserve">                border-</w:t>
-      </w:r>
-      <w:proofErr w:type="spellStart"/>
-      <w:r>
-        <w:t>collapse</w:t>
-      </w:r>
-      <w:proofErr w:type="spellEnd"/>
-      <w:r>
-        <w:t xml:space="preserve">: </w:t>
-      </w:r>
-      <w:proofErr w:type="spellStart"/>
-      <w:r>
-        <w:t>collapse</w:t>
-      </w:r>
-      <w:proofErr w:type="spellEnd"/>
-      <w:r>
-        <w:t>;</w:t>
-      </w:r>
-    </w:p>
-    <w:p>
-      <w:pPr>
-        <w:rPr>
-          <w:lang w:val="en-US"/>
-        </w:rPr>
-      </w:pPr>
-      <w:r>
-        <w:t xml:space="preserve">                </w:t>
-      </w:r>
-      <w:r>
-        <w:rPr>
-          <w:lang w:val="en-US"/>
-        </w:rPr>
-        <w:t>table-layout: fixed;</w:t>
-      </w:r>
-    </w:p>
-    <w:p>
-      <w:pPr>
-        <w:rPr>
-          <w:lang w:val="en-US"/>
-        </w:rPr>
-      </w:pPr>
-      <w:r>
-        <w:rPr>
-          <w:lang w:val="en-US"/>
-        </w:rPr>
-        <w:t xml:space="preserve">            }</w:t>
-      </w:r>
-    </w:p>
-    <w:p>
-      <w:pPr>
-        <w:rPr>
-          <w:lang w:val="en-US"/>
-        </w:rPr>
-      </w:pPr>
-    </w:p>
-    <w:p>
-      <w:pPr>
-        <w:rPr>
-          <w:lang w:val="en-US"/>
-        </w:rPr>
-      </w:pPr>
-      <w:r>
-        <w:rPr>
-          <w:lang w:val="en-US"/>
-        </w:rPr>
-        <w:t xml:space="preserve">            </w:t>
-      </w:r>
-      <w:proofErr w:type="spellStart"/>
-      <w:r>
-        <w:rPr>
-          <w:lang w:val="en-US"/>
-        </w:rPr>
-        <w:t>colgroup:first-of-type</w:t>
-      </w:r>
-      <w:proofErr w:type="spellEnd"/>
-      <w:r>
-        <w:rPr>
-          <w:lang w:val="en-US"/>
-        </w:rPr>
-        <w:t xml:space="preserve"> </w:t>
-      </w:r>
-      <w:proofErr w:type="spellStart"/>
-      <w:r>
-        <w:rPr>
-          <w:lang w:val="en-US"/>
-        </w:rPr>
-        <w:t>col:first-of-type</w:t>
-      </w:r>
-      <w:proofErr w:type="spellEnd"/>
-      <w:r>
-        <w:rPr>
-          <w:lang w:val="en-US"/>
-        </w:rPr>
-        <w:t xml:space="preserve"> {</w:t>
-      </w:r>
-    </w:p>
-    <w:p>
-      <w:r>
-        <w:rPr>
-          <w:lang w:val="en-US"/>
-        </w:rPr>
-        <w:t xml:space="preserve">                </w:t>
-      </w:r>
-      <w:proofErr w:type="spellStart"/>
-      <w:r>
-        <w:t>width</w:t>
-      </w:r>
-      <w:proofErr w:type="spellEnd"/>
-      <w:r>
-        <w:t>: 15%;</w:t>
-      </w:r>
-    </w:p>
-    <w:p>
-      <w:r>
-        <w:t xml:space="preserve">            }</w:t>
-      </w:r>
-    </w:p>
-    <w:p>
-      <w:pPr>
-        <w:pStyle w:val="Geenafstand"/>
-      </w:pPr>
-      <w:r>
-        <w:t>De eerste kolom wordt in het tweede blokje groter gemaakt (</w:t>
-      </w:r>
-      <w:proofErr w:type="spellStart"/>
-      <w:r>
-        <w:rPr>
-          <w:i/>
-          <w:iCs/>
-        </w:rPr>
-        <w:t>width</w:t>
-      </w:r>
-      <w:proofErr w:type="spellEnd"/>
-      <w:r>
-        <w:rPr>
-          <w:i/>
-          <w:iCs/>
-        </w:rPr>
-        <w:t>: 15%</w:t>
-      </w:r>
-      <w:r>
-        <w:t>), waardoor alleen deze kolom breder is en de overige kolommen evenredig verdeeld worden over het restant van het scherm. Het aanpassen van deze breedte kan alleen in CSS, door de template aan te passen. Hierbij is het aanpassen van dit percentage (</w:t>
-      </w:r>
-      <w:r>
-        <w:rPr>
-          <w:b/>
-          <w:bCs/>
-        </w:rPr>
-        <w:t>let op:</w:t>
-      </w:r>
-      <w:r>
-        <w:t xml:space="preserve"> alleen de 15% dient aangepast worden) in de praktijk afdoende. De waardes </w:t>
-      </w:r>
-      <w:r>
-        <w:rPr>
-          <w:i/>
-          <w:iCs/>
-        </w:rPr>
-        <w:t>kolombreedte</w:t>
-      </w:r>
-      <w:r>
-        <w:t xml:space="preserve"> en </w:t>
-      </w:r>
-      <w:proofErr w:type="spellStart"/>
-      <w:r>
-        <w:rPr>
-          <w:i/>
-          <w:iCs/>
-        </w:rPr>
         <w:t>kolombreedte_antwoorden</w:t>
       </w:r>
-      <w:proofErr w:type="spellEnd"/>
       <w:r>
         <w:t xml:space="preserve"> in de configuratie doen niks in de HTML-weergave.  </w:t>
       </w:r>
@@ -11410,57 +9261,8 @@
               <w:pStyle w:val="Geenafstand"/>
             </w:pPr>
             <w:r>
-              <w:t>Tabellen worden opgebouwd uit een &lt;</w:t>
-            </w:r>
-            <w:proofErr w:type="spellStart"/>
-            <w:r>
-              <w:t>table</w:t>
-            </w:r>
-            <w:proofErr w:type="spellEnd"/>
-            <w:r>
-              <w:t>&gt;, een &lt;</w:t>
-            </w:r>
-            <w:proofErr w:type="spellStart"/>
-            <w:r>
-              <w:t>caption</w:t>
-            </w:r>
-            <w:proofErr w:type="spellEnd"/>
-            <w:r>
-              <w:t>&gt; met de vraagstelling, een &lt;</w:t>
-            </w:r>
-            <w:proofErr w:type="spellStart"/>
-            <w:r>
-              <w:t>thead</w:t>
-            </w:r>
-            <w:proofErr w:type="spellEnd"/>
-            <w:r>
-              <w:t>&gt; met de bijbehorende &lt;</w:t>
-            </w:r>
-            <w:proofErr w:type="spellStart"/>
-            <w:r>
-              <w:t>colgroup</w:t>
-            </w:r>
-            <w:proofErr w:type="spellEnd"/>
-            <w:r>
-              <w:t>&gt; en meerdere &lt;</w:t>
-            </w:r>
-            <w:proofErr w:type="spellStart"/>
-            <w:r>
-              <w:t>th</w:t>
-            </w:r>
-            <w:proofErr w:type="spellEnd"/>
-            <w:r>
-              <w:t>&gt;-elementen met bijbehorende scope, en een &lt;</w:t>
-            </w:r>
-            <w:proofErr w:type="spellStart"/>
-            <w:r>
-              <w:t>tbody</w:t>
-            </w:r>
-            <w:proofErr w:type="spellEnd"/>
-            <w:r>
-              <w:t xml:space="preserve">&gt; met de resultaten. Significante resultaten krijgen de klasse </w:t>
-            </w:r>
-            <w:proofErr w:type="spellStart"/>
+              <w:t xml:space="preserve">Tabellen worden opgebouwd uit een &lt;table&gt;, een &lt;caption&gt; met de vraagstelling, een &lt;thead&gt; met de bijbehorende &lt;colgroup&gt; en meerdere &lt;th&gt;-elementen met bijbehorende scope, en een &lt;tbody&gt; met de resultaten. Significante resultaten krijgen de klasse </w:t>
+            </w:r>
             <w:r>
               <w:rPr>
                 <w:i/>
@@ -11468,7 +9270,6 @@
               </w:rPr>
               <w:t>sign</w:t>
             </w:r>
-            <w:proofErr w:type="spellEnd"/>
             <w:r>
               <w:t>. (Indien aangegeven in de configuratie.)</w:t>
             </w:r>
@@ -11498,60 +9299,103 @@
               <w:pStyle w:val="Geenafstand"/>
             </w:pPr>
             <w:r>
-              <w:t>Elke rij bestaat uit een &lt;</w:t>
-            </w:r>
-            <w:proofErr w:type="spellStart"/>
-            <w:r>
-              <w:t>tr</w:t>
-            </w:r>
-            <w:proofErr w:type="spellEnd"/>
-            <w:r>
-              <w:t>&gt; met één &lt;</w:t>
-            </w:r>
-            <w:proofErr w:type="spellStart"/>
-            <w:r>
-              <w:t>th</w:t>
-            </w:r>
-            <w:proofErr w:type="spellEnd"/>
-            <w:r>
-              <w:t>&gt;, gevolgd door het gewenste aantal kolommen met ieder een &lt;</w:t>
-            </w:r>
-            <w:proofErr w:type="spellStart"/>
-            <w:r>
-              <w:t>td</w:t>
-            </w:r>
-            <w:proofErr w:type="spellEnd"/>
-            <w:r>
-              <w:t xml:space="preserve">&gt;. Om afwisselende kleuren mogelijk te maken ontvangen deze rijen de klasse </w:t>
-            </w:r>
-            <w:proofErr w:type="spellStart"/>
+              <w:t xml:space="preserve">Elke rij bestaat uit een &lt;tr&gt; met één &lt;th&gt;, gevolgd door het gewenste aantal kolommen met ieder een &lt;td&gt;. Om afwisselende kleuren mogelijk te maken ontvangen deze rijen de klasse </w:t>
+            </w:r>
             <w:r>
               <w:rPr>
                 <w:i/>
                 <w:iCs/>
               </w:rPr>
-              <w:t>rij_a</w:t>
-            </w:r>
-            <w:proofErr w:type="spellEnd"/>
+              <w:t xml:space="preserve">rij_a </w:t>
+            </w:r>
+            <w:r>
+              <w:t xml:space="preserve">of </w:t>
+            </w:r>
             <w:r>
               <w:rPr>
                 <w:i/>
                 <w:iCs/>
               </w:rPr>
-              <w:t xml:space="preserve"> </w:t>
-            </w:r>
-            <w:r>
-              <w:t xml:space="preserve">of </w:t>
-            </w:r>
-            <w:proofErr w:type="spellStart"/>
+              <w:t>rij_b</w:t>
+            </w:r>
+            <w:r>
+              <w:t>. (Indien aangegeven in de configuratie.)</w:t>
+            </w:r>
+          </w:p>
+        </w:tc>
+      </w:tr>
+      <w:tr>
+        <w:tc>
+          <w:tcPr>
+            <w:tcW w:w="0" w:type="auto"/>
+          </w:tcPr>
+          <w:p>
+            <w:pPr>
+              <w:pStyle w:val="Geenafstand"/>
+            </w:pPr>
+            <w:r>
+              <w:t>Kolommen</w:t>
+            </w:r>
+          </w:p>
+        </w:tc>
+        <w:tc>
+          <w:tcPr>
+            <w:tcW w:w="0" w:type="auto"/>
+          </w:tcPr>
+          <w:p>
+            <w:pPr>
+              <w:pStyle w:val="Geenafstand"/>
+            </w:pPr>
+            <w:r>
+              <w:t xml:space="preserve">Kolommen zijn met de &lt;colgroup&gt; van de tabel ingedeeld, waardoor screenreaders automatisch de bijbehorende labels kunnen vinden. (Zowel bij enkele als dubbele headers.) Kolommen krijgen afwisselend de klasse </w:t>
+            </w:r>
             <w:r>
               <w:rPr>
                 <w:i/>
                 <w:iCs/>
               </w:rPr>
-              <w:t>rij_b</w:t>
-            </w:r>
-            <w:proofErr w:type="spellEnd"/>
+              <w:t xml:space="preserve">kolom_a </w:t>
+            </w:r>
+            <w:r>
+              <w:t xml:space="preserve">of </w:t>
+            </w:r>
+            <w:r>
+              <w:rPr>
+                <w:i/>
+                <w:iCs/>
+              </w:rPr>
+              <w:t>kolom_b</w:t>
+            </w:r>
+            <w:r>
+              <w:t xml:space="preserve">. (Indien aangegeven in de configuratie.) Significante elementen krijgen de klasse </w:t>
+            </w:r>
+            <w:r>
+              <w:rPr>
+                <w:i/>
+                <w:iCs/>
+              </w:rPr>
+              <w:t xml:space="preserve">sign </w:t>
+            </w:r>
+            <w:r>
+              <w:t xml:space="preserve">en een extra element </w:t>
+            </w:r>
+            <w:r>
+              <w:rPr>
+                <w:i/>
+                <w:iCs/>
+              </w:rPr>
+              <w:t>title</w:t>
+            </w:r>
+            <w:r>
+              <w:t xml:space="preserve">, gevuld met de tekst in </w:t>
+            </w:r>
+            <w:r>
+              <w:rPr>
+                <w:i/>
+                <w:iCs/>
+              </w:rPr>
+              <w:t>sign_hovertekst</w:t>
+            </w:r>
             <w:r>
               <w:t>. (Indien aangegeven in de configuratie.)</w:t>
             </w:r>
@@ -11568,7 +9412,7 @@
               <w:pStyle w:val="Geenafstand"/>
             </w:pPr>
             <w:r>
-              <w:t>Kolommen</w:t>
+              <w:t>Titels en koppen</w:t>
             </w:r>
           </w:p>
         </w:tc>
@@ -11581,355 +9425,172 @@
               <w:pStyle w:val="Geenafstand"/>
             </w:pPr>
             <w:r>
-              <w:t>Kolommen zijn met de &lt;</w:t>
-            </w:r>
-            <w:proofErr w:type="spellStart"/>
-            <w:r>
-              <w:t>colgroup</w:t>
-            </w:r>
-            <w:proofErr w:type="spellEnd"/>
-            <w:r>
-              <w:t xml:space="preserve">&gt; van de tabel ingedeeld, waardoor screenreaders automatisch de bijbehorende labels kunnen vinden. (Zowel bij enkele als dubbele headers.) Kolommen krijgen afwisselend de klasse </w:t>
-            </w:r>
-            <w:proofErr w:type="spellStart"/>
+              <w:t>Titels en koppen worden opgemaakt in header-elementen.</w:t>
+            </w:r>
+          </w:p>
+          <w:p>
+            <w:pPr>
+              <w:pStyle w:val="Geenafstand"/>
+            </w:pPr>
+          </w:p>
+          <w:p>
+            <w:pPr>
+              <w:pStyle w:val="Geenafstand"/>
+              <w:rPr>
+                <w:b/>
+                <w:bCs/>
+              </w:rPr>
+            </w:pPr>
+            <w:r>
+              <w:rPr>
+                <w:b/>
+                <w:bCs/>
+              </w:rPr>
+              <w:lastRenderedPageBreak/>
+              <w:t>Binnen de introtekst</w:t>
+            </w:r>
+          </w:p>
+          <w:p>
+            <w:pPr>
+              <w:pStyle w:val="Geenafstand"/>
+            </w:pPr>
+            <w:r>
+              <w:t xml:space="preserve">Titels worden omgezet naar &lt;h1&gt;, koppen naar &lt;h2&gt;. Deze zijn eventueel los te stijlen door gebruik te maken van een CSS-selector (bijv. </w:t>
+            </w:r>
             <w:r>
               <w:rPr>
                 <w:i/>
                 <w:iCs/>
               </w:rPr>
-              <w:t>kolom_a</w:t>
-            </w:r>
-            <w:proofErr w:type="spellEnd"/>
+              <w:t>#intro h2</w:t>
+            </w:r>
+            <w:r>
+              <w:t xml:space="preserve">). </w:t>
+            </w:r>
+          </w:p>
+          <w:p>
+            <w:pPr>
+              <w:pStyle w:val="Geenafstand"/>
+            </w:pPr>
+          </w:p>
+          <w:p>
+            <w:pPr>
+              <w:pStyle w:val="Geenafstand"/>
+              <w:rPr>
+                <w:b/>
+                <w:bCs/>
+              </w:rPr>
+            </w:pPr>
+            <w:r>
+              <w:rPr>
+                <w:b/>
+                <w:bCs/>
+              </w:rPr>
+              <w:t>Buiten de introtekst</w:t>
+            </w:r>
+          </w:p>
+          <w:p>
+            <w:pPr>
+              <w:pStyle w:val="Geenafstand"/>
+            </w:pPr>
+            <w:r>
+              <w:t xml:space="preserve">Titels worden omgezet naar &lt;h2&gt;, koppen en vragen naar &lt;h3&gt;. Deze krijgen allemaal de klasse </w:t>
+            </w:r>
             <w:r>
               <w:rPr>
                 <w:i/>
                 <w:iCs/>
               </w:rPr>
-              <w:t xml:space="preserve"> </w:t>
-            </w:r>
-            <w:r>
-              <w:t xml:space="preserve">of </w:t>
-            </w:r>
-            <w:proofErr w:type="spellStart"/>
+              <w:t>heading</w:t>
+            </w:r>
+            <w:r>
+              <w:t xml:space="preserve">, en vragen krijgen daarnaast de klasse </w:t>
+            </w:r>
             <w:r>
               <w:rPr>
                 <w:i/>
                 <w:iCs/>
               </w:rPr>
-              <w:t>kolom_b</w:t>
-            </w:r>
-            <w:proofErr w:type="spellEnd"/>
-            <w:r>
-              <w:t xml:space="preserve">. (Indien aangegeven in de configuratie.) Significante elementen krijgen de klasse </w:t>
-            </w:r>
-            <w:proofErr w:type="spellStart"/>
+              <w:t>vraag</w:t>
+            </w:r>
+            <w:r>
+              <w:t xml:space="preserve">. Verder krijgen al deze elementen een id, in de vorm </w:t>
+            </w:r>
             <w:r>
               <w:rPr>
                 <w:i/>
                 <w:iCs/>
               </w:rPr>
-              <w:t>sign</w:t>
-            </w:r>
-            <w:proofErr w:type="spellEnd"/>
+              <w:t>heading_(volgnummer)</w:t>
+            </w:r>
+            <w:r>
+              <w:t>. Hiermee kan een zwevend menu worden opgebouwd. (Zie ook de meegeleverde template voor een voorbeeld.)</w:t>
+            </w:r>
+          </w:p>
+        </w:tc>
+      </w:tr>
+      <w:tr>
+        <w:tc>
+          <w:tcPr>
+            <w:tcW w:w="0" w:type="auto"/>
+          </w:tcPr>
+          <w:p>
+            <w:pPr>
+              <w:pStyle w:val="Geenafstand"/>
+            </w:pPr>
+            <w:r>
+              <w:lastRenderedPageBreak/>
+              <w:t>Afbeeldingen</w:t>
+            </w:r>
+          </w:p>
+        </w:tc>
+        <w:tc>
+          <w:tcPr>
+            <w:tcW w:w="0" w:type="auto"/>
+          </w:tcPr>
+          <w:p>
+            <w:pPr>
+              <w:pStyle w:val="Geenafstand"/>
+            </w:pPr>
+            <w:r>
+              <w:t xml:space="preserve">Afbeeldingen krijgen enkel een </w:t>
+            </w:r>
             <w:r>
               <w:rPr>
                 <w:i/>
                 <w:iCs/>
               </w:rPr>
-              <w:t xml:space="preserve"> </w:t>
-            </w:r>
-            <w:r>
-              <w:t xml:space="preserve">en een extra element </w:t>
-            </w:r>
-            <w:proofErr w:type="spellStart"/>
+              <w:t>width</w:t>
+            </w:r>
+            <w:r>
+              <w:t xml:space="preserve"> en </w:t>
+            </w:r>
             <w:r>
               <w:rPr>
                 <w:i/>
                 <w:iCs/>
               </w:rPr>
-              <w:t>title</w:t>
-            </w:r>
-            <w:proofErr w:type="spellEnd"/>
-            <w:r>
-              <w:t xml:space="preserve">, gevuld met de tekst in </w:t>
-            </w:r>
-            <w:proofErr w:type="spellStart"/>
+              <w:t>height</w:t>
+            </w:r>
+            <w:r>
+              <w:t xml:space="preserve"> mee, zoals aangegeven in de configuratie. Plaatsing is helaas niet gelijk te trekken met de logica binnen Excel, en zal handmatig moeten gebeuren. Het makkelijkste is om deze op te maken met een CSS-selector. Wanneer er een id opgegeven is krijgt de &lt;img&gt;-tag verder een </w:t>
+            </w:r>
             <w:r>
               <w:rPr>
                 <w:i/>
                 <w:iCs/>
               </w:rPr>
-              <w:t>sign_hovertekst</w:t>
-            </w:r>
-            <w:proofErr w:type="spellEnd"/>
-            <w:r>
-              <w:t>. (Indien aangegeven in de configuratie.)</w:t>
-            </w:r>
-          </w:p>
-        </w:tc>
-      </w:tr>
-      <w:tr>
-        <w:tc>
-          <w:tcPr>
-            <w:tcW w:w="0" w:type="auto"/>
-          </w:tcPr>
-          <w:p>
-            <w:pPr>
-              <w:pStyle w:val="Geenafstand"/>
-            </w:pPr>
-            <w:r>
-              <w:t>Titels en koppen</w:t>
-            </w:r>
-          </w:p>
-        </w:tc>
-        <w:tc>
-          <w:tcPr>
-            <w:tcW w:w="0" w:type="auto"/>
-          </w:tcPr>
-          <w:p>
-            <w:pPr>
-              <w:pStyle w:val="Geenafstand"/>
-            </w:pPr>
-            <w:r>
-              <w:t>Titels en koppen worden opgemaakt in header-elementen.</w:t>
-            </w:r>
-          </w:p>
-          <w:p>
-            <w:pPr>
-              <w:pStyle w:val="Geenafstand"/>
-            </w:pPr>
-          </w:p>
-          <w:p>
-            <w:pPr>
-              <w:pStyle w:val="Geenafstand"/>
-              <w:rPr>
-                <w:b/>
-                <w:bCs/>
-              </w:rPr>
-            </w:pPr>
-            <w:r>
-              <w:rPr>
-                <w:b/>
-                <w:bCs/>
-              </w:rPr>
-              <w:lastRenderedPageBreak/>
-              <w:t>Binnen de introtekst</w:t>
-            </w:r>
-          </w:p>
-          <w:p>
-            <w:pPr>
-              <w:pStyle w:val="Geenafstand"/>
-            </w:pPr>
-            <w:r>
-              <w:t>Titels worden omgezet naar &lt;h1&gt;, koppen naar &lt;h2&gt;. Deze zijn eventueel los te stijlen door gebruik te maken van een CSS-</w:t>
-            </w:r>
-            <w:proofErr w:type="spellStart"/>
-            <w:r>
-              <w:t>selector</w:t>
-            </w:r>
-            <w:proofErr w:type="spellEnd"/>
-            <w:r>
-              <w:t xml:space="preserve"> (bijv. </w:t>
+              <w:t>id</w:t>
+            </w:r>
+            <w:r>
+              <w:t xml:space="preserve"> mee, in de vorm </w:t>
             </w:r>
             <w:r>
               <w:rPr>
                 <w:i/>
                 <w:iCs/>
               </w:rPr>
-              <w:t>#intro h2</w:t>
-            </w:r>
-            <w:r>
-              <w:t xml:space="preserve">). </w:t>
-            </w:r>
-          </w:p>
-          <w:p>
-            <w:pPr>
-              <w:pStyle w:val="Geenafstand"/>
-            </w:pPr>
-          </w:p>
-          <w:p>
-            <w:pPr>
-              <w:pStyle w:val="Geenafstand"/>
-              <w:rPr>
-                <w:b/>
-                <w:bCs/>
-              </w:rPr>
-            </w:pPr>
-            <w:r>
-              <w:rPr>
-                <w:b/>
-                <w:bCs/>
-              </w:rPr>
-              <w:t>Buiten de introtekst</w:t>
-            </w:r>
-          </w:p>
-          <w:p>
-            <w:pPr>
-              <w:pStyle w:val="Geenafstand"/>
-            </w:pPr>
-            <w:r>
-              <w:t xml:space="preserve">Titels worden omgezet naar &lt;h2&gt;, koppen en vragen naar &lt;h3&gt;. Deze krijgen allemaal de klasse </w:t>
-            </w:r>
-            <w:proofErr w:type="spellStart"/>
-            <w:r>
-              <w:rPr>
-                <w:i/>
-                <w:iCs/>
-              </w:rPr>
-              <w:t>heading</w:t>
-            </w:r>
-            <w:proofErr w:type="spellEnd"/>
-            <w:r>
-              <w:t xml:space="preserve">, en vragen krijgen daarnaast de klasse </w:t>
-            </w:r>
-            <w:r>
-              <w:rPr>
-                <w:i/>
-                <w:iCs/>
-              </w:rPr>
-              <w:t>vraag</w:t>
-            </w:r>
-            <w:r>
-              <w:t xml:space="preserve">. Verder krijgen al deze elementen een </w:t>
-            </w:r>
-            <w:proofErr w:type="spellStart"/>
-            <w:r>
-              <w:t>id</w:t>
-            </w:r>
-            <w:proofErr w:type="spellEnd"/>
-            <w:r>
-              <w:t xml:space="preserve">, in de vorm </w:t>
-            </w:r>
-            <w:proofErr w:type="spellStart"/>
-            <w:r>
-              <w:rPr>
-                <w:i/>
-                <w:iCs/>
-              </w:rPr>
-              <w:t>heading</w:t>
-            </w:r>
-            <w:proofErr w:type="spellEnd"/>
-            <w:r>
-              <w:rPr>
-                <w:i/>
-                <w:iCs/>
-              </w:rPr>
-              <w:t>_(volgnummer)</w:t>
-            </w:r>
-            <w:r>
-              <w:t>. Hiermee kan een zwevend menu worden opgebouwd. (Zie ook de meegeleverde template voor een voorbeeld.)</w:t>
-            </w:r>
-          </w:p>
-        </w:tc>
-      </w:tr>
-      <w:tr>
-        <w:tc>
-          <w:tcPr>
-            <w:tcW w:w="0" w:type="auto"/>
-          </w:tcPr>
-          <w:p>
-            <w:pPr>
-              <w:pStyle w:val="Geenafstand"/>
-            </w:pPr>
-            <w:r>
-              <w:lastRenderedPageBreak/>
-              <w:t>Afbeeldingen</w:t>
-            </w:r>
-          </w:p>
-        </w:tc>
-        <w:tc>
-          <w:tcPr>
-            <w:tcW w:w="0" w:type="auto"/>
-          </w:tcPr>
-          <w:p>
-            <w:pPr>
-              <w:pStyle w:val="Geenafstand"/>
-            </w:pPr>
-            <w:r>
-              <w:t xml:space="preserve">Afbeeldingen krijgen enkel een </w:t>
-            </w:r>
-            <w:proofErr w:type="spellStart"/>
-            <w:r>
-              <w:rPr>
-                <w:i/>
-                <w:iCs/>
-              </w:rPr>
-              <w:t>width</w:t>
-            </w:r>
-            <w:proofErr w:type="spellEnd"/>
-            <w:r>
-              <w:t xml:space="preserve"> en </w:t>
-            </w:r>
-            <w:proofErr w:type="spellStart"/>
-            <w:r>
-              <w:rPr>
-                <w:i/>
-                <w:iCs/>
-              </w:rPr>
-              <w:t>height</w:t>
-            </w:r>
-            <w:proofErr w:type="spellEnd"/>
-            <w:r>
-              <w:t xml:space="preserve"> mee, zoals aangegeven in de configuratie. Plaatsing is helaas niet gelijk te trekken met de logica binnen Excel, en zal handmatig moeten gebeuren. Het makkelijkste is om deze op te maken met een CSS-</w:t>
-            </w:r>
-            <w:proofErr w:type="spellStart"/>
-            <w:r>
-              <w:t>selector</w:t>
-            </w:r>
-            <w:proofErr w:type="spellEnd"/>
-            <w:r>
-              <w:t xml:space="preserve">. Wanneer er een </w:t>
-            </w:r>
-            <w:proofErr w:type="spellStart"/>
-            <w:r>
-              <w:t>id</w:t>
-            </w:r>
-            <w:proofErr w:type="spellEnd"/>
-            <w:r>
-              <w:t xml:space="preserve"> opgegeven is krijgt de &lt;</w:t>
-            </w:r>
-            <w:proofErr w:type="spellStart"/>
-            <w:r>
-              <w:t>img</w:t>
-            </w:r>
-            <w:proofErr w:type="spellEnd"/>
-            <w:r>
-              <w:t xml:space="preserve">&gt;-tag verder een </w:t>
-            </w:r>
-            <w:proofErr w:type="spellStart"/>
-            <w:r>
-              <w:rPr>
-                <w:i/>
-                <w:iCs/>
-              </w:rPr>
-              <w:t>id</w:t>
-            </w:r>
-            <w:proofErr w:type="spellEnd"/>
-            <w:r>
-              <w:t xml:space="preserve"> mee, in de vorm </w:t>
-            </w:r>
-            <w:r>
-              <w:rPr>
-                <w:i/>
-                <w:iCs/>
-              </w:rPr>
-              <w:t>logo_(</w:t>
-            </w:r>
-            <w:proofErr w:type="spellStart"/>
-            <w:r>
-              <w:rPr>
-                <w:i/>
-                <w:iCs/>
-              </w:rPr>
-              <w:t>id</w:t>
-            </w:r>
-            <w:proofErr w:type="spellEnd"/>
-            <w:r>
-              <w:rPr>
-                <w:i/>
-                <w:iCs/>
-              </w:rPr>
-              <w:t>)</w:t>
+              <w:t>logo_(id)</w:t>
             </w:r>
             <w:r>
               <w:t>.</w:t>
@@ -11988,15 +9649,7 @@
         <w:sym w:font="Wingdings" w:char="F0E0"/>
       </w:r>
       <w:r>
-        <w:t xml:space="preserve"> 4), maar Excel niet. Hierdoor rondt Excel 2,5 af naar 3, R naar 2. 2,51 wordt wel door beiden afgerond naar 3, en 2,49 door beiden naar 2. Het is daardoor mogelijk dat de Excelversie en de </w:t>
-      </w:r>
-      <w:proofErr w:type="spellStart"/>
-      <w:r>
-        <w:t>digitoegankelijke</w:t>
-      </w:r>
-      <w:proofErr w:type="spellEnd"/>
-      <w:r>
-        <w:t xml:space="preserve"> versie andere percentages weergeven. Hier is helaas geen makkelijke oplossing voor. De kans dat een percentage precies eindigt op 0,5000 is gelukkig erg klein, waardoor dit waarschijnlijk niet vaak voor zal komen.</w:t>
+        <w:t xml:space="preserve"> 4), maar Excel niet. Hierdoor rondt Excel 2,5 af naar 3, R naar 2. 2,51 wordt wel door beiden afgerond naar 3, en 2,49 door beiden naar 2. Het is daardoor mogelijk dat de Excelversie en de digitoegankelijke versie andere percentages weergeven. Hier is helaas geen makkelijke oplossing voor. De kans dat een percentage precies eindigt op 0,5000 is gelukkig erg klein, waardoor dit waarschijnlijk niet vaak voor zal komen.</w:t>
       </w:r>
     </w:p>
     <w:p/>
@@ -12009,13 +9662,8 @@
         </w:numPr>
       </w:pPr>
       <w:r>
-        <w:t xml:space="preserve">Foutmeldingen &amp; </w:t>
-      </w:r>
-      <w:proofErr w:type="spellStart"/>
-      <w:r>
-        <w:t>troubleshooting</w:t>
-      </w:r>
-      <w:proofErr w:type="spellEnd"/>
+        <w:t>Foutmeldingen &amp; troubleshooting</w:t>
+      </w:r>
     </w:p>
     <w:p>
       <w:pPr>
@@ -12111,7 +9759,7 @@
 </file>
 
 <file path=word/numbering.xml><?xml version="1.0" encoding="utf-8"?>
-<w:numbering xmlns:wpc="http://schemas.microsoft.com/office/word/2010/wordprocessingCanvas" xmlns:cx="http://schemas.microsoft.com/office/drawing/2014/chartex" xmlns:cx1="http://schemas.microsoft.com/office/drawing/2015/9/8/chartex" xmlns:cx2="http://schemas.microsoft.com/office/drawing/2015/10/21/chartex" xmlns:cx3="http://schemas.microsoft.com/office/drawing/2016/5/9/chartex" xmlns:cx4="http://schemas.microsoft.com/office/drawing/2016/5/10/chartex" xmlns:cx5="http://schemas.microsoft.com/office/drawing/2016/5/11/chartex" xmlns:cx6="http://schemas.microsoft.com/office/drawing/2016/5/12/chartex" xmlns:cx7="http://schemas.microsoft.com/office/drawing/2016/5/13/chartex" xmlns:cx8="http://schemas.microsoft.com/office/drawing/2016/5/14/chartex" xmlns:mc="http://schemas.openxmlformats.org/markup-compatibility/2006" xmlns:aink="http://schemas.microsoft.com/office/drawing/2016/ink" xmlns:am3d="http://schemas.microsoft.com/office/drawing/2017/model3d" xmlns:o="urn:schemas-microsoft-com:office:office" xmlns:oel="http://schemas.microsoft.com/office/2019/extlst" xmlns:r="http://schemas.openxmlformats.org/officeDocument/2006/relationships" xmlns:m="http://schemas.openxmlformats.org/officeDocument/2006/math" xmlns:v="urn:schemas-microsoft-com:vml" xmlns:wp14="http://schemas.microsoft.com/office/word/2010/wordprocessingDrawing" xmlns:wp="http://schemas.openxmlformats.org/drawingml/2006/wordprocessingDrawing" xmlns:w10="urn:schemas-microsoft-com:office:word" xmlns:w="http://schemas.openxmlformats.org/wordprocessingml/2006/main" xmlns:w14="http://schemas.microsoft.com/office/word/2010/wordml" xmlns:w15="http://schemas.microsoft.com/office/word/2012/wordml" xmlns:w16cex="http://schemas.microsoft.com/office/word/2018/wordml/cex" xmlns:w16cid="http://schemas.microsoft.com/office/word/2016/wordml/cid" xmlns:w16="http://schemas.microsoft.com/office/word/2018/wordml" xmlns:w16du="http://schemas.microsoft.com/office/word/2023/wordml/word16du" xmlns:w16sdtdh="http://schemas.microsoft.com/office/word/2020/wordml/sdtdatahash" xmlns:w16se="http://schemas.microsoft.com/office/word/2015/wordml/symex" xmlns:wpg="http://schemas.microsoft.com/office/word/2010/wordprocessingGroup" xmlns:wpi="http://schemas.microsoft.com/office/word/2010/wordprocessingInk" xmlns:wne="http://schemas.microsoft.com/office/word/2006/wordml" xmlns:wps="http://schemas.microsoft.com/office/word/2010/wordprocessingShape" mc:Ignorable="w14 w15 w16se w16cid w16 w16cex w16sdtdh w16du wp14">
+<w:numbering xmlns:wpc="http://schemas.microsoft.com/office/word/2010/wordprocessingCanvas" xmlns:cx="http://schemas.microsoft.com/office/drawing/2014/chartex" xmlns:cx1="http://schemas.microsoft.com/office/drawing/2015/9/8/chartex" xmlns:cx2="http://schemas.microsoft.com/office/drawing/2015/10/21/chartex" xmlns:cx3="http://schemas.microsoft.com/office/drawing/2016/5/9/chartex" xmlns:cx4="http://schemas.microsoft.com/office/drawing/2016/5/10/chartex" xmlns:cx5="http://schemas.microsoft.com/office/drawing/2016/5/11/chartex" xmlns:cx6="http://schemas.microsoft.com/office/drawing/2016/5/12/chartex" xmlns:cx7="http://schemas.microsoft.com/office/drawing/2016/5/13/chartex" xmlns:cx8="http://schemas.microsoft.com/office/drawing/2016/5/14/chartex" xmlns:mc="http://schemas.openxmlformats.org/markup-compatibility/2006" xmlns:aink="http://schemas.microsoft.com/office/drawing/2016/ink" xmlns:am3d="http://schemas.microsoft.com/office/drawing/2017/model3d" xmlns:o="urn:schemas-microsoft-com:office:office" xmlns:oel="http://schemas.microsoft.com/office/2019/extlst" xmlns:r="http://schemas.openxmlformats.org/officeDocument/2006/relationships" xmlns:m="http://schemas.openxmlformats.org/officeDocument/2006/math" xmlns:v="urn:schemas-microsoft-com:vml" xmlns:wp14="http://schemas.microsoft.com/office/word/2010/wordprocessingDrawing" xmlns:wp="http://schemas.openxmlformats.org/drawingml/2006/wordprocessingDrawing" xmlns:w10="urn:schemas-microsoft-com:office:word" xmlns:w="http://schemas.openxmlformats.org/wordprocessingml/2006/main" xmlns:w14="http://schemas.microsoft.com/office/word/2010/wordml" xmlns:w15="http://schemas.microsoft.com/office/word/2012/wordml" xmlns:w16cex="http://schemas.microsoft.com/office/word/2018/wordml/cex" xmlns:w16cid="http://schemas.microsoft.com/office/word/2016/wordml/cid" xmlns:w16="http://schemas.microsoft.com/office/word/2018/wordml" xmlns:w16du="http://schemas.microsoft.com/office/word/2023/wordml/word16du" xmlns:w16sdtdh="http://schemas.microsoft.com/office/word/2020/wordml/sdtdatahash" xmlns:w16sdtfl="http://schemas.microsoft.com/office/word/2024/wordml/sdtformatlock" xmlns:w16se="http://schemas.microsoft.com/office/word/2015/wordml/symex" xmlns:wpg="http://schemas.microsoft.com/office/word/2010/wordprocessingGroup" xmlns:wpi="http://schemas.microsoft.com/office/word/2010/wordprocessingInk" xmlns:wne="http://schemas.microsoft.com/office/word/2006/wordml" xmlns:wps="http://schemas.microsoft.com/office/word/2010/wordprocessingShape" mc:Ignorable="w14 w15 w16se w16cid w16 w16cex w16sdtdh w16sdtfl w16du wp14">
   <w:abstractNum w:abstractNumId="0" w15:restartNumberingAfterBreak="0">
     <w:nsid w:val="05CE66DB"/>
     <w:multiLevelType w:val="hybridMultilevel"/>
@@ -14570,7 +12218,7 @@
 </file>
 
 <file path=word/styles.xml><?xml version="1.0" encoding="utf-8"?>
-<w:styles xmlns:mc="http://schemas.openxmlformats.org/markup-compatibility/2006" xmlns:r="http://schemas.openxmlformats.org/officeDocument/2006/relationships" xmlns:w="http://schemas.openxmlformats.org/wordprocessingml/2006/main" xmlns:w14="http://schemas.microsoft.com/office/word/2010/wordml" xmlns:w15="http://schemas.microsoft.com/office/word/2012/wordml" xmlns:w16cex="http://schemas.microsoft.com/office/word/2018/wordml/cex" xmlns:w16cid="http://schemas.microsoft.com/office/word/2016/wordml/cid" xmlns:w16="http://schemas.microsoft.com/office/word/2018/wordml" xmlns:w16du="http://schemas.microsoft.com/office/word/2023/wordml/word16du" xmlns:w16sdtdh="http://schemas.microsoft.com/office/word/2020/wordml/sdtdatahash" xmlns:w16se="http://schemas.microsoft.com/office/word/2015/wordml/symex" mc:Ignorable="w14 w15 w16se w16cid w16 w16cex w16sdtdh w16du">
+<w:styles xmlns:mc="http://schemas.openxmlformats.org/markup-compatibility/2006" xmlns:r="http://schemas.openxmlformats.org/officeDocument/2006/relationships" xmlns:w="http://schemas.openxmlformats.org/wordprocessingml/2006/main" xmlns:w14="http://schemas.microsoft.com/office/word/2010/wordml" xmlns:w15="http://schemas.microsoft.com/office/word/2012/wordml" xmlns:w16cex="http://schemas.microsoft.com/office/word/2018/wordml/cex" xmlns:w16cid="http://schemas.microsoft.com/office/word/2016/wordml/cid" xmlns:w16="http://schemas.microsoft.com/office/word/2018/wordml" xmlns:w16du="http://schemas.microsoft.com/office/word/2023/wordml/word16du" xmlns:w16sdtdh="http://schemas.microsoft.com/office/word/2020/wordml/sdtdatahash" xmlns:w16sdtfl="http://schemas.microsoft.com/office/word/2024/wordml/sdtformatlock" xmlns:w16se="http://schemas.microsoft.com/office/word/2015/wordml/symex" mc:Ignorable="w14 w15 w16se w16cid w16 w16cex w16sdtdh w16sdtfl w16du">
   <w:docDefaults>
     <w:rPrDefault>
       <w:rPr>
@@ -15515,4 +13163,10 @@
     <ds:schemaRef ds:uri="http://schemas.openxmlformats.org/officeDocument/2006/bibliography"/>
   </ds:schemaRefs>
 </ds:datastoreItem>
+</file>
+
+<file path=docMetadata/LabelInfo.xml><?xml version="1.0" encoding="utf-8"?>
+<clbl:labelList xmlns:clbl="http://schemas.microsoft.com/office/2020/mipLabelMetadata">
+  <clbl:label id="{b4bf6224-2c81-4ea6-976b-a3e2a0d992db}" enabled="1" method="Standard" siteId="{6485e4ee-e92a-48ea-83c4-0d404781e21f}" removed="0"/>
+</clbl:labelList>
 </file>
--- a/Handleiding configuratie.docx
+++ b/Handleiding configuratie.docx
@@ -1,6 +1,6 @@
 
 <file path=word/document.xml><?xml version="1.0" encoding="utf-8"?>
-<w:document xmlns:wpc="http://schemas.microsoft.com/office/word/2010/wordprocessingCanvas" xmlns:cx="http://schemas.microsoft.com/office/drawing/2014/chartex" xmlns:cx1="http://schemas.microsoft.com/office/drawing/2015/9/8/chartex" xmlns:cx2="http://schemas.microsoft.com/office/drawing/2015/10/21/chartex" xmlns:cx3="http://schemas.microsoft.com/office/drawing/2016/5/9/chartex" xmlns:cx4="http://schemas.microsoft.com/office/drawing/2016/5/10/chartex" xmlns:cx5="http://schemas.microsoft.com/office/drawing/2016/5/11/chartex" xmlns:cx6="http://schemas.microsoft.com/office/drawing/2016/5/12/chartex" xmlns:cx7="http://schemas.microsoft.com/office/drawing/2016/5/13/chartex" xmlns:cx8="http://schemas.microsoft.com/office/drawing/2016/5/14/chartex" xmlns:mc="http://schemas.openxmlformats.org/markup-compatibility/2006" xmlns:aink="http://schemas.microsoft.com/office/drawing/2016/ink" xmlns:am3d="http://schemas.microsoft.com/office/drawing/2017/model3d" xmlns:o="urn:schemas-microsoft-com:office:office" xmlns:oel="http://schemas.microsoft.com/office/2019/extlst" xmlns:r="http://schemas.openxmlformats.org/officeDocument/2006/relationships" xmlns:m="http://schemas.openxmlformats.org/officeDocument/2006/math" xmlns:v="urn:schemas-microsoft-com:vml" xmlns:wp14="http://schemas.microsoft.com/office/word/2010/wordprocessingDrawing" xmlns:wp="http://schemas.openxmlformats.org/drawingml/2006/wordprocessingDrawing" xmlns:w10="urn:schemas-microsoft-com:office:word" xmlns:w="http://schemas.openxmlformats.org/wordprocessingml/2006/main" xmlns:w14="http://schemas.microsoft.com/office/word/2010/wordml" xmlns:w15="http://schemas.microsoft.com/office/word/2012/wordml" xmlns:w16cex="http://schemas.microsoft.com/office/word/2018/wordml/cex" xmlns:w16cid="http://schemas.microsoft.com/office/word/2016/wordml/cid" xmlns:w16="http://schemas.microsoft.com/office/word/2018/wordml" xmlns:w16du="http://schemas.microsoft.com/office/word/2023/wordml/word16du" xmlns:w16sdtdh="http://schemas.microsoft.com/office/word/2020/wordml/sdtdatahash" xmlns:w16sdtfl="http://schemas.microsoft.com/office/word/2024/wordml/sdtformatlock" xmlns:w16se="http://schemas.microsoft.com/office/word/2015/wordml/symex" xmlns:wpg="http://schemas.microsoft.com/office/word/2010/wordprocessingGroup" xmlns:wpi="http://schemas.microsoft.com/office/word/2010/wordprocessingInk" xmlns:wne="http://schemas.microsoft.com/office/word/2006/wordml" xmlns:wps="http://schemas.microsoft.com/office/word/2010/wordprocessingShape" mc:Ignorable="w14 w15 w16se w16cid w16 w16cex w16sdtdh w16sdtfl w16du wp14">
+<w:document xmlns:wpc="http://schemas.microsoft.com/office/word/2010/wordprocessingCanvas" xmlns:cx="http://schemas.microsoft.com/office/drawing/2014/chartex" xmlns:cx1="http://schemas.microsoft.com/office/drawing/2015/9/8/chartex" xmlns:cx2="http://schemas.microsoft.com/office/drawing/2015/10/21/chartex" xmlns:cx3="http://schemas.microsoft.com/office/drawing/2016/5/9/chartex" xmlns:cx4="http://schemas.microsoft.com/office/drawing/2016/5/10/chartex" xmlns:cx5="http://schemas.microsoft.com/office/drawing/2016/5/11/chartex" xmlns:cx6="http://schemas.microsoft.com/office/drawing/2016/5/12/chartex" xmlns:cx7="http://schemas.microsoft.com/office/drawing/2016/5/13/chartex" xmlns:cx8="http://schemas.microsoft.com/office/drawing/2016/5/14/chartex" xmlns:mc="http://schemas.openxmlformats.org/markup-compatibility/2006" xmlns:aink="http://schemas.microsoft.com/office/drawing/2016/ink" xmlns:am3d="http://schemas.microsoft.com/office/drawing/2017/model3d" xmlns:o="urn:schemas-microsoft-com:office:office" xmlns:oel="http://schemas.microsoft.com/office/2019/extlst" xmlns:r="http://schemas.openxmlformats.org/officeDocument/2006/relationships" xmlns:m="http://schemas.openxmlformats.org/officeDocument/2006/math" xmlns:v="urn:schemas-microsoft-com:vml" xmlns:wp14="http://schemas.microsoft.com/office/word/2010/wordprocessingDrawing" xmlns:wp="http://schemas.openxmlformats.org/drawingml/2006/wordprocessingDrawing" xmlns:w10="urn:schemas-microsoft-com:office:word" xmlns:w="http://schemas.openxmlformats.org/wordprocessingml/2006/main" xmlns:w14="http://schemas.microsoft.com/office/word/2010/wordml" xmlns:w15="http://schemas.microsoft.com/office/word/2012/wordml" xmlns:w16cex="http://schemas.microsoft.com/office/word/2018/wordml/cex" xmlns:w16cid="http://schemas.microsoft.com/office/word/2016/wordml/cid" xmlns:w16="http://schemas.microsoft.com/office/word/2018/wordml" xmlns:w16du="http://schemas.microsoft.com/office/word/2023/wordml/word16du" xmlns:w16sdtdh="http://schemas.microsoft.com/office/word/2020/wordml/sdtdatahash" xmlns:w16se="http://schemas.microsoft.com/office/word/2015/wordml/symex" xmlns:wpg="http://schemas.microsoft.com/office/word/2010/wordprocessingGroup" xmlns:wpi="http://schemas.microsoft.com/office/word/2010/wordprocessingInk" xmlns:wne="http://schemas.microsoft.com/office/word/2006/wordml" xmlns:wps="http://schemas.microsoft.com/office/word/2010/wordprocessingShape" mc:Ignorable="w14 w15 w16se w16cid w16 w16cex w16sdtdh w16du wp14">
   <w:body>
     <w:p>
       <w:pPr>
@@ -31,7 +31,15 @@
       </w:r>
       <w:r>
         <w:noBreakHyphen/>
-        <w:t>script waarmee data uit gezondheidsmonitors wordt omgezet naar tabellenboeken voor verschillende niveaus (bijv. gemeenten, subregio’s, GGD</w:t>
+        <w:t xml:space="preserve">script waarmee data uit gezondheidsmonitors wordt omgezet naar tabellenboeken voor verschillende niveaus (bijv. gemeenten, </w:t>
+      </w:r>
+      <w:proofErr w:type="spellStart"/>
+      <w:r>
+        <w:t>subregio’s</w:t>
+      </w:r>
+      <w:proofErr w:type="spellEnd"/>
+      <w:r>
+        <w:t>, GGD</w:t>
       </w:r>
       <w:r>
         <w:noBreakHyphen/>
@@ -41,7 +49,23 @@
         <w:t>, etc.</w:t>
       </w:r>
       <w:r>
-        <w:t>) en verschillende vormen van uitvoer (Excel, digitoegankelijke HTML, onderzoeksexport). Het script is modulair, werkt configuratie</w:t>
+        <w:t xml:space="preserve">) en verschillende vormen van uitvoer (Excel, </w:t>
+      </w:r>
+      <w:proofErr w:type="spellStart"/>
+      <w:r>
+        <w:t>digitoegankelijke</w:t>
+      </w:r>
+      <w:proofErr w:type="spellEnd"/>
+      <w:r>
+        <w:t xml:space="preserve"> HTML, </w:t>
+      </w:r>
+      <w:proofErr w:type="spellStart"/>
+      <w:r>
+        <w:t>onderzoeksexport</w:t>
+      </w:r>
+      <w:proofErr w:type="spellEnd"/>
+      <w:r>
+        <w:t>). Het script is modulair, werkt configuratie</w:t>
       </w:r>
       <w:r>
         <w:noBreakHyphen/>
@@ -69,7 +93,15 @@
       </w:r>
       <w:r>
         <w:noBreakHyphen/>
-        <w:t>bestanden, met correcte labels en missings.</w:t>
+        <w:t xml:space="preserve">bestanden, met correcte labels en </w:t>
+      </w:r>
+      <w:proofErr w:type="spellStart"/>
+      <w:r>
+        <w:t>missings</w:t>
+      </w:r>
+      <w:proofErr w:type="spellEnd"/>
+      <w:r>
+        <w:t>.</w:t>
       </w:r>
     </w:p>
     <w:p>
@@ -90,11 +122,27 @@
         <w:t>survey design</w:t>
       </w:r>
       <w:r>
-        <w:t xml:space="preserve"> (weging/strata), chi²</w:t>
+        <w:t xml:space="preserve"> (weging/</w:t>
+      </w:r>
+      <w:proofErr w:type="spellStart"/>
+      <w:r>
+        <w:t>strata</w:t>
+      </w:r>
+      <w:proofErr w:type="spellEnd"/>
+      <w:r>
+        <w:t>), chi²</w:t>
       </w:r>
       <w:r>
         <w:noBreakHyphen/>
-        <w:t>toetsen en optionele multiple testing correcties.</w:t>
+        <w:t xml:space="preserve">toetsen en optionele multiple </w:t>
+      </w:r>
+      <w:proofErr w:type="spellStart"/>
+      <w:r>
+        <w:t>testing</w:t>
+      </w:r>
+      <w:proofErr w:type="spellEnd"/>
+      <w:r>
+        <w:t xml:space="preserve"> correcties.</w:t>
       </w:r>
     </w:p>
     <w:p>
@@ -113,8 +161,17 @@
       </w:r>
       <w:r>
         <w:noBreakHyphen/>
-        <w:t xml:space="preserve">tabellenboek, HTML (digitoegankelijk), </w:t>
-      </w:r>
+        <w:t>tabellenboek, HTML (</w:t>
+      </w:r>
+      <w:proofErr w:type="spellStart"/>
+      <w:r>
+        <w:t>digitoegankelijk</w:t>
+      </w:r>
+      <w:proofErr w:type="spellEnd"/>
+      <w:r>
+        <w:t xml:space="preserve">), </w:t>
+      </w:r>
+      <w:proofErr w:type="spellStart"/>
       <w:r>
         <w:rPr>
           <w:i/>
@@ -122,6 +179,7 @@
         </w:rPr>
         <w:t>resultaten_csv</w:t>
       </w:r>
+      <w:proofErr w:type="spellEnd"/>
       <w:r>
         <w:t xml:space="preserve"> voor hergebruik in rapportages, en (nieuw) kubusdata voor Swing.</w:t>
       </w:r>
@@ -141,7 +199,31 @@
         <w:br/>
       </w:r>
       <w:r>
-        <w:t xml:space="preserve">Dit script is een herschreven versie van het tabellenboekscript dat al een paar jaar circuleert en telkens wordt uitgebreid. Deze situatie werd na het vijf keer doorgeven van het auteurschap onhoudbaar, waarop er vanuit GGData een werkgroep is opgezet om één universeel script op te zetten, welke voor alle monitors gebruikt kan worden. Het script zal daarom vanaf heden worden onderhouden door deze werkgroep. De laatste versie is altijd beschikbaar vanaf de Github van GGData: </w:t>
+        <w:t xml:space="preserve">Dit script is een herschreven versie van het tabellenboekscript dat al een paar jaar circuleert en telkens wordt uitgebreid. Deze situatie werd na het vijf keer doorgeven van het auteurschap onhoudbaar, waarop er vanuit </w:t>
+      </w:r>
+      <w:proofErr w:type="spellStart"/>
+      <w:r>
+        <w:t>GGData</w:t>
+      </w:r>
+      <w:proofErr w:type="spellEnd"/>
+      <w:r>
+        <w:t xml:space="preserve"> een werkgroep is opgezet om één universeel script op te zetten, welke voor alle monitors gebruikt kan worden. Het script zal daarom vanaf heden worden onderhouden door deze werkgroep. De laatste versie is altijd beschikbaar vanaf de </w:t>
+      </w:r>
+      <w:proofErr w:type="spellStart"/>
+      <w:r>
+        <w:t>Github</w:t>
+      </w:r>
+      <w:proofErr w:type="spellEnd"/>
+      <w:r>
+        <w:t xml:space="preserve"> van </w:t>
+      </w:r>
+      <w:proofErr w:type="spellStart"/>
+      <w:r>
+        <w:t>GGData</w:t>
+      </w:r>
+      <w:proofErr w:type="spellEnd"/>
+      <w:r>
+        <w:t xml:space="preserve">: </w:t>
       </w:r>
       <w:hyperlink r:id="rId6" w:history="1">
         <w:r>
@@ -157,8 +239,13 @@
       <w:pPr>
         <w:pStyle w:val="Geenafstand"/>
       </w:pPr>
-      <w:r>
-        <w:t>Werkgroepleden:</w:t>
+      <w:proofErr w:type="spellStart"/>
+      <w:r>
+        <w:t>Werkgroepleden</w:t>
+      </w:r>
+      <w:proofErr w:type="spellEnd"/>
+      <w:r>
+        <w:t>:</w:t>
       </w:r>
     </w:p>
     <w:p>
@@ -207,7 +294,15 @@
         <w:pStyle w:val="Geenafstand"/>
       </w:pPr>
       <w:r>
-        <w:t xml:space="preserve">Voor foutmeldingen en functionaliteitsaanvragen verwijzen we in eerste instantie naar de ‘Issues’ pagina op Github: </w:t>
+        <w:t xml:space="preserve">Voor foutmeldingen en functionaliteitsaanvragen verwijzen we in eerste instantie naar de ‘Issues’ pagina op </w:t>
+      </w:r>
+      <w:proofErr w:type="spellStart"/>
+      <w:r>
+        <w:t>Github</w:t>
+      </w:r>
+      <w:proofErr w:type="spellEnd"/>
+      <w:r>
+        <w:t xml:space="preserve">: </w:t>
       </w:r>
       <w:hyperlink r:id="rId7" w:history="1">
         <w:r>
@@ -224,7 +319,15 @@
     <w:p/>
     <w:p>
       <w:r>
-        <w:t>Nieuwe functionaliteiten die in het script (+configuratiebestand) gebouwd worden zullen altijd backwards compatible  moeten zijn! Concreet betekent dit dat oude configuraties probleemloos in het nieuwe script moeten werken. Er verschijnen dan wel waarschuwing over de nieuw toegevoegde functies, maar deze kunnen genegeerd worden als de functies niet gewenst zijn.</w:t>
+        <w:t xml:space="preserve">Nieuwe functionaliteiten die in het script (+configuratiebestand) gebouwd worden zullen altijd </w:t>
+      </w:r>
+      <w:proofErr w:type="spellStart"/>
+      <w:r>
+        <w:t>backwards</w:t>
+      </w:r>
+      <w:proofErr w:type="spellEnd"/>
+      <w:r>
+        <w:t xml:space="preserve"> compatible  moeten zijn! Concreet betekent dit dat oude configuraties probleemloos in het nieuwe script moeten werken. Er verschijnen dan wel waarschuwing over de nieuw toegevoegde functies, maar deze kunnen genegeerd worden als de functies niet gewenst zijn.</w:t>
       </w:r>
     </w:p>
     <w:p/>
@@ -317,7 +420,55 @@
         <w:t>‑</w:t>
       </w:r>
       <w:r>
-        <w:t>export maak je vanuit hetzelfde script direct platte kubusdata voor Swing. Je configureert dit via drie tabbladen (swing_configuraties, swing_variabelen, swing_crossings) en enkele opties in algemeen (swing_output, swing_output_bestandsnaam, swing_afkapwaarde).</w:t>
+        <w:t>export maak je vanuit hetzelfde script direct platte kubusdata voor Swing. Je configureert dit via drie tabbladen (</w:t>
+      </w:r>
+      <w:proofErr w:type="spellStart"/>
+      <w:r>
+        <w:t>swing_configuraties</w:t>
+      </w:r>
+      <w:proofErr w:type="spellEnd"/>
+      <w:r>
+        <w:t xml:space="preserve">, </w:t>
+      </w:r>
+      <w:proofErr w:type="spellStart"/>
+      <w:r>
+        <w:t>swing_variabelen</w:t>
+      </w:r>
+      <w:proofErr w:type="spellEnd"/>
+      <w:r>
+        <w:t xml:space="preserve">, </w:t>
+      </w:r>
+      <w:proofErr w:type="spellStart"/>
+      <w:r>
+        <w:t>swing_crossings</w:t>
+      </w:r>
+      <w:proofErr w:type="spellEnd"/>
+      <w:r>
+        <w:t>) en enkele opties in algemeen (</w:t>
+      </w:r>
+      <w:proofErr w:type="spellStart"/>
+      <w:r>
+        <w:t>swing_output</w:t>
+      </w:r>
+      <w:proofErr w:type="spellEnd"/>
+      <w:r>
+        <w:t xml:space="preserve">, </w:t>
+      </w:r>
+      <w:proofErr w:type="spellStart"/>
+      <w:r>
+        <w:t>swing_output_bestandsnaam</w:t>
+      </w:r>
+      <w:proofErr w:type="spellEnd"/>
+      <w:r>
+        <w:t xml:space="preserve">, </w:t>
+      </w:r>
+      <w:proofErr w:type="spellStart"/>
+      <w:r>
+        <w:t>swing_afkapwaarde</w:t>
+      </w:r>
+      <w:proofErr w:type="spellEnd"/>
+      <w:r>
+        <w:t>).</w:t>
       </w:r>
     </w:p>
     <w:p>
@@ -336,12 +487,14 @@
         <w:t xml:space="preserve"> </w:t>
       </w:r>
       <w:hyperlink r:id="rId8" w:history="1">
+        <w:proofErr w:type="spellStart"/>
         <w:r>
           <w:rPr>
             <w:rStyle w:val="Hyperlink"/>
           </w:rPr>
           <w:t>swing_kubusdata_wizard</w:t>
         </w:r>
+        <w:proofErr w:type="spellEnd"/>
       </w:hyperlink>
       <w:r>
         <w:t>.</w:t>
@@ -387,8 +540,13 @@
           <w:numId w:val="19"/>
         </w:numPr>
       </w:pPr>
-      <w:r>
-        <w:t xml:space="preserve">tabellenboek_output: </w:t>
+      <w:proofErr w:type="spellStart"/>
+      <w:r>
+        <w:t>tabellenboek_output</w:t>
+      </w:r>
+      <w:proofErr w:type="spellEnd"/>
+      <w:r>
+        <w:t xml:space="preserve">: </w:t>
       </w:r>
       <w:r>
         <w:rPr>
@@ -409,9 +567,11 @@
           <w:numId w:val="19"/>
         </w:numPr>
       </w:pPr>
+      <w:proofErr w:type="spellStart"/>
       <w:r>
         <w:t>swing_output</w:t>
       </w:r>
+      <w:proofErr w:type="spellEnd"/>
       <w:r>
         <w:t>: wel/</w:t>
       </w:r>
@@ -434,9 +594,11 @@
           <w:numId w:val="19"/>
         </w:numPr>
       </w:pPr>
+      <w:proofErr w:type="spellStart"/>
       <w:r>
         <w:t>swing_output_bestandsnaam</w:t>
       </w:r>
+      <w:proofErr w:type="spellEnd"/>
     </w:p>
     <w:p>
       <w:pPr>
@@ -446,9 +608,11 @@
           <w:numId w:val="19"/>
         </w:numPr>
       </w:pPr>
+      <w:proofErr w:type="spellStart"/>
       <w:r>
         <w:t>swing_afkapwaarde</w:t>
       </w:r>
+      <w:proofErr w:type="spellEnd"/>
     </w:p>
     <w:p>
       <w:pPr>
@@ -458,8 +622,13 @@
           <w:numId w:val="19"/>
         </w:numPr>
       </w:pPr>
-      <w:r>
-        <w:t>swing_configuraties (nieuw tabblad)</w:t>
+      <w:proofErr w:type="spellStart"/>
+      <w:r>
+        <w:t>swing_configuraties</w:t>
+      </w:r>
+      <w:proofErr w:type="spellEnd"/>
+      <w:r>
+        <w:t xml:space="preserve"> (nieuw tabblad)</w:t>
       </w:r>
     </w:p>
     <w:p>
@@ -470,8 +639,13 @@
           <w:numId w:val="19"/>
         </w:numPr>
       </w:pPr>
-      <w:r>
-        <w:t>swing_variabelen (nieuw tabblad)</w:t>
+      <w:proofErr w:type="spellStart"/>
+      <w:r>
+        <w:t>swing_variabelen</w:t>
+      </w:r>
+      <w:proofErr w:type="spellEnd"/>
+      <w:r>
+        <w:t xml:space="preserve"> (nieuw tabblad)</w:t>
       </w:r>
     </w:p>
     <w:p>
@@ -482,8 +656,13 @@
           <w:numId w:val="19"/>
         </w:numPr>
       </w:pPr>
-      <w:r>
-        <w:t>swing_crossings (nieuw tabblad)</w:t>
+      <w:proofErr w:type="spellStart"/>
+      <w:r>
+        <w:t>swing_crossings</w:t>
+      </w:r>
+      <w:proofErr w:type="spellEnd"/>
+      <w:r>
+        <w:t xml:space="preserve"> (nieuw tabblad)</w:t>
       </w:r>
     </w:p>
     <w:p/>
@@ -499,7 +678,39 @@
           <w:b/>
           <w:bCs/>
         </w:rPr>
-        <w:t>Multiple Testing Correction (MTC)</w:t>
+        <w:t xml:space="preserve">Multiple </w:t>
+      </w:r>
+      <w:proofErr w:type="spellStart"/>
+      <w:r>
+        <w:rPr>
+          <w:b/>
+          <w:bCs/>
+        </w:rPr>
+        <w:t>Testing</w:t>
+      </w:r>
+      <w:proofErr w:type="spellEnd"/>
+      <w:r>
+        <w:rPr>
+          <w:b/>
+          <w:bCs/>
+        </w:rPr>
+        <w:t xml:space="preserve"> </w:t>
+      </w:r>
+      <w:proofErr w:type="spellStart"/>
+      <w:r>
+        <w:rPr>
+          <w:b/>
+          <w:bCs/>
+        </w:rPr>
+        <w:t>Correction</w:t>
+      </w:r>
+      <w:proofErr w:type="spellEnd"/>
+      <w:r>
+        <w:rPr>
+          <w:b/>
+          <w:bCs/>
+        </w:rPr>
+        <w:t xml:space="preserve"> (MTC)</w:t>
       </w:r>
     </w:p>
     <w:p>
@@ -523,7 +734,15 @@
         </w:numPr>
       </w:pPr>
       <w:r>
-        <w:t>Alleen toetsen die relevant zijn voor eindoutput tellen mee (mtc_include).</w:t>
+        <w:t>Alleen toetsen die relevant zijn voor eindoutput tellen mee (</w:t>
+      </w:r>
+      <w:proofErr w:type="spellStart"/>
+      <w:r>
+        <w:t>mtc_include</w:t>
+      </w:r>
+      <w:proofErr w:type="spellEnd"/>
+      <w:r>
+        <w:t>).</w:t>
       </w:r>
     </w:p>
     <w:p>
@@ -535,7 +754,31 @@
         </w:numPr>
       </w:pPr>
       <w:r>
-        <w:t>Gecorrigeerde alpha’s worden opgeslagen in resultaten_csv/alphas_... en later per subset toegepast bij HTML/Excel-output.</w:t>
+        <w:t xml:space="preserve">Gecorrigeerde </w:t>
+      </w:r>
+      <w:proofErr w:type="spellStart"/>
+      <w:r>
+        <w:t>alpha’s</w:t>
+      </w:r>
+      <w:proofErr w:type="spellEnd"/>
+      <w:r>
+        <w:t xml:space="preserve"> worden opgeslagen in </w:t>
+      </w:r>
+      <w:proofErr w:type="spellStart"/>
+      <w:r>
+        <w:t>resultaten_csv</w:t>
+      </w:r>
+      <w:proofErr w:type="spellEnd"/>
+      <w:r>
+        <w:t>/</w:t>
+      </w:r>
+      <w:proofErr w:type="spellStart"/>
+      <w:r>
+        <w:t>alphas</w:t>
+      </w:r>
+      <w:proofErr w:type="spellEnd"/>
+      <w:r>
+        <w:t>_... en later per subset toegepast bij HTML/Excel-output.</w:t>
       </w:r>
     </w:p>
     <w:p/>
@@ -572,7 +815,15 @@
         </w:numPr>
       </w:pPr>
       <w:r>
-        <w:t>Er is nu centrale include-logica via helper:</w:t>
+        <w:t xml:space="preserve">Er is nu centrale </w:t>
+      </w:r>
+      <w:proofErr w:type="spellStart"/>
+      <w:r>
+        <w:t>include</w:t>
+      </w:r>
+      <w:proofErr w:type="spellEnd"/>
+      <w:r>
+        <w:t>-logica via helper:</w:t>
       </w:r>
     </w:p>
     <w:p>
@@ -583,8 +834,13 @@
           <w:numId w:val="21"/>
         </w:numPr>
       </w:pPr>
-      <w:r>
-        <w:t>display_include: wat in tabellen getoond wordt.</w:t>
+      <w:proofErr w:type="spellStart"/>
+      <w:r>
+        <w:t>display_include</w:t>
+      </w:r>
+      <w:proofErr w:type="spellEnd"/>
+      <w:r>
+        <w:t>: wat in tabellen getoond wordt.</w:t>
       </w:r>
     </w:p>
     <w:p>
@@ -595,8 +851,21 @@
           <w:numId w:val="21"/>
         </w:numPr>
       </w:pPr>
-      <w:r>
-        <w:t>mtc_include: wat meetelt in multiple-testing-correctie.</w:t>
+      <w:proofErr w:type="spellStart"/>
+      <w:r>
+        <w:t>mtc_include</w:t>
+      </w:r>
+      <w:proofErr w:type="spellEnd"/>
+      <w:r>
+        <w:t>: wat meetelt in multiple-</w:t>
+      </w:r>
+      <w:proofErr w:type="spellStart"/>
+      <w:r>
+        <w:t>testing</w:t>
+      </w:r>
+      <w:proofErr w:type="spellEnd"/>
+      <w:r>
+        <w:t>-correctie.</w:t>
       </w:r>
     </w:p>
     <w:p>
@@ -608,7 +877,15 @@
         </w:numPr>
       </w:pPr>
       <w:r>
-        <w:t>Deze flags worden:</w:t>
+        <w:t xml:space="preserve">Deze </w:t>
+      </w:r>
+      <w:proofErr w:type="spellStart"/>
+      <w:r>
+        <w:t>flags</w:t>
+      </w:r>
+      <w:proofErr w:type="spellEnd"/>
+      <w:r>
+        <w:t xml:space="preserve"> worden:</w:t>
       </w:r>
     </w:p>
     <w:p>
@@ -644,7 +921,15 @@
         </w:numPr>
       </w:pPr>
       <w:r>
-        <w:t>Hiermee is oude, verspreide dichotoomlogica vervangen door één centrale route.</w:t>
+        <w:t xml:space="preserve">Hiermee is oude, verspreide </w:t>
+      </w:r>
+      <w:proofErr w:type="spellStart"/>
+      <w:r>
+        <w:t>dichotoomlogica</w:t>
+      </w:r>
+      <w:proofErr w:type="spellEnd"/>
+      <w:r>
+        <w:t xml:space="preserve"> vervangen door één centrale route.</w:t>
       </w:r>
     </w:p>
     <w:p/>
@@ -684,7 +969,23 @@
         <w:t>‑</w:t>
       </w:r>
       <w:r>
-        <w:t>scripts met prefix tbl_ (waarvan tbl_maken.R de entry</w:t>
+        <w:t xml:space="preserve">scripts met prefix </w:t>
+      </w:r>
+      <w:proofErr w:type="spellStart"/>
+      <w:r>
+        <w:t>tbl</w:t>
+      </w:r>
+      <w:proofErr w:type="spellEnd"/>
+      <w:r>
+        <w:t xml:space="preserve">_ (waarvan </w:t>
+      </w:r>
+      <w:proofErr w:type="spellStart"/>
+      <w:r>
+        <w:t>tbl_maken.R</w:t>
+      </w:r>
+      <w:proofErr w:type="spellEnd"/>
+      <w:r>
+        <w:t xml:space="preserve"> de entry</w:t>
       </w:r>
       <w:r>
         <w:rPr>
@@ -717,7 +1018,15 @@
         </w:numPr>
       </w:pPr>
       <w:r>
-        <w:t>Uitvoer: map output met tabellenboeken/bestanden, map resultaten_csv met tussenresultaten en herbruikbare cijfers.</w:t>
+        <w:t xml:space="preserve">Uitvoer: map output met tabellenboeken/bestanden, map </w:t>
+      </w:r>
+      <w:proofErr w:type="spellStart"/>
+      <w:r>
+        <w:t>resultaten_csv</w:t>
+      </w:r>
+      <w:proofErr w:type="spellEnd"/>
+      <w:r>
+        <w:t xml:space="preserve"> met tussenresultaten en herbruikbare cijfers.</w:t>
       </w:r>
     </w:p>
     <w:p>
@@ -764,7 +1073,23 @@
         </w:numPr>
       </w:pPr>
       <w:r>
-        <w:t>Samenstellen ‘superdataset’ (indien meerdere datasets): weegfactoren/strata en interne dummies voor selectie.</w:t>
+        <w:t>Samenstellen ‘superdataset’ (indien meerdere datasets): weegfactoren/</w:t>
+      </w:r>
+      <w:proofErr w:type="spellStart"/>
+      <w:r>
+        <w:t>strata</w:t>
+      </w:r>
+      <w:proofErr w:type="spellEnd"/>
+      <w:r>
+        <w:t xml:space="preserve"> en interne </w:t>
+      </w:r>
+      <w:proofErr w:type="spellStart"/>
+      <w:r>
+        <w:t>dummies</w:t>
+      </w:r>
+      <w:proofErr w:type="spellEnd"/>
+      <w:r>
+        <w:t xml:space="preserve"> voor selectie.</w:t>
       </w:r>
     </w:p>
     <w:p>
@@ -785,7 +1110,15 @@
         <w:t>‑</w:t>
       </w:r>
       <w:r>
-        <w:t>toetsen (intern, of tegen totaal/andere kolom), multiple testing (optioneel).</w:t>
+        <w:t xml:space="preserve">toetsen (intern, of tegen totaal/andere kolom), multiple </w:t>
+      </w:r>
+      <w:proofErr w:type="spellStart"/>
+      <w:r>
+        <w:t>testing</w:t>
+      </w:r>
+      <w:proofErr w:type="spellEnd"/>
+      <w:r>
+        <w:t xml:space="preserve"> (optioneel).</w:t>
       </w:r>
     </w:p>
     <w:p>
@@ -796,8 +1129,21 @@
           <w:numId w:val="12"/>
         </w:numPr>
       </w:pPr>
-      <w:r>
-        <w:t>Cachen van resultaten om latere runs te versnellen (alleen layoutwijzigingen → geen herberekening).</w:t>
+      <w:proofErr w:type="spellStart"/>
+      <w:r>
+        <w:t>Cachen</w:t>
+      </w:r>
+      <w:proofErr w:type="spellEnd"/>
+      <w:r>
+        <w:t xml:space="preserve"> van resultaten om latere runs te versnellen (alleen </w:t>
+      </w:r>
+      <w:proofErr w:type="spellStart"/>
+      <w:r>
+        <w:t>layoutwijzigingen</w:t>
+      </w:r>
+      <w:proofErr w:type="spellEnd"/>
+      <w:r>
+        <w:t xml:space="preserve"> → geen herberekening).</w:t>
       </w:r>
     </w:p>
     <w:p>
@@ -809,7 +1155,15 @@
         </w:numPr>
       </w:pPr>
       <w:r>
-        <w:t>Export naar Excel / HTML / onderzoeksexport / Swing</w:t>
+        <w:t xml:space="preserve">Export naar Excel / HTML / </w:t>
+      </w:r>
+      <w:proofErr w:type="spellStart"/>
+      <w:r>
+        <w:t>onderzoeksexport</w:t>
+      </w:r>
+      <w:proofErr w:type="spellEnd"/>
+      <w:r>
+        <w:t xml:space="preserve"> / Swing</w:t>
       </w:r>
       <w:r>
         <w:rPr>
@@ -827,7 +1181,31 @@
         <w:pStyle w:val="Geenafstand"/>
       </w:pPr>
       <w:r>
-        <w:t>Het script bestaat uit een aantal R-bestanden (te herkennen aan de prefix “tbl_”), deze handleiding, en een configuratiebestand in Excel. Het uitvoeren van het script gebeurt door tbl_maken.R uit te voeren in R of Rstudio; de andere onderdelen worden vanuit dit script automatisch ingeladen.</w:t>
+        <w:t>Het script bestaat uit een aantal R-bestanden (te herkennen aan de prefix “</w:t>
+      </w:r>
+      <w:proofErr w:type="spellStart"/>
+      <w:r>
+        <w:t>tbl</w:t>
+      </w:r>
+      <w:proofErr w:type="spellEnd"/>
+      <w:r>
+        <w:t xml:space="preserve">_”), deze handleiding, en een configuratiebestand in Excel. Het uitvoeren van het script gebeurt door </w:t>
+      </w:r>
+      <w:proofErr w:type="spellStart"/>
+      <w:r>
+        <w:t>tbl_maken.R</w:t>
+      </w:r>
+      <w:proofErr w:type="spellEnd"/>
+      <w:r>
+        <w:t xml:space="preserve"> uit te voeren in R of </w:t>
+      </w:r>
+      <w:proofErr w:type="spellStart"/>
+      <w:r>
+        <w:t>Rstudio</w:t>
+      </w:r>
+      <w:proofErr w:type="spellEnd"/>
+      <w:r>
+        <w:t>; de andere onderdelen worden vanuit dit script automatisch ingeladen.</w:t>
       </w:r>
     </w:p>
     <w:p>
@@ -840,7 +1218,23 @@
         <w:pStyle w:val="Geenafstand"/>
       </w:pPr>
       <w:r>
-        <w:t>Het script kan data verwerken uit één of meerdere datasets. Als er meerdere datasets zijn worden deze gecombineerd tot één ‘superdataset’, waarin automatisch ‘superweegfactoren’ en ‘superstrata’ worden aangemaakt. Hierbij dient wel te worden aangegeven welke variabelen de strata en de weegfactoren bevatten. (Zie de naslag hieronder.)</w:t>
+        <w:t>Het script kan data verwerken uit één of meerdere datasets. Als er meerdere datasets zijn worden deze gecombineerd tot één ‘superdataset’, waarin automatisch ‘superweegfactoren’ en ‘</w:t>
+      </w:r>
+      <w:proofErr w:type="spellStart"/>
+      <w:r>
+        <w:t>superstrata</w:t>
+      </w:r>
+      <w:proofErr w:type="spellEnd"/>
+      <w:r>
+        <w:t xml:space="preserve">’ worden aangemaakt. Hierbij dient wel te worden aangegeven welke variabelen de </w:t>
+      </w:r>
+      <w:proofErr w:type="spellStart"/>
+      <w:r>
+        <w:t>strata</w:t>
+      </w:r>
+      <w:proofErr w:type="spellEnd"/>
+      <w:r>
+        <w:t xml:space="preserve"> en de weegfactoren bevatten. (Zie de naslag hieronder.)</w:t>
       </w:r>
     </w:p>
     <w:p>
@@ -882,7 +1276,15 @@
         <w:t>survey</w:t>
       </w:r>
       <w:r>
-        <w:t xml:space="preserve"> package van Thomas Lumley. Deze werkt volgens dezelfde principes als </w:t>
+        <w:t xml:space="preserve"> package van Thomas </w:t>
+      </w:r>
+      <w:proofErr w:type="spellStart"/>
+      <w:r>
+        <w:t>Lumley</w:t>
+      </w:r>
+      <w:proofErr w:type="spellEnd"/>
+      <w:r>
+        <w:t xml:space="preserve">. Deze werkt volgens dezelfde principes als </w:t>
       </w:r>
       <w:r>
         <w:rPr>
@@ -957,7 +1359,15 @@
         </w:numPr>
       </w:pPr>
       <w:r>
-        <w:t>R en (optioneel) RStudio.</w:t>
+        <w:t xml:space="preserve">R en (optioneel) </w:t>
+      </w:r>
+      <w:proofErr w:type="spellStart"/>
+      <w:r>
+        <w:t>RStudio</w:t>
+      </w:r>
+      <w:proofErr w:type="spellEnd"/>
+      <w:r>
+        <w:t>.</w:t>
       </w:r>
     </w:p>
     <w:p>
@@ -978,7 +1388,15 @@
         <w:t>‑</w:t>
       </w:r>
       <w:r>
-        <w:t>bestanden met valide variabelen, labels en missings.</w:t>
+        <w:t xml:space="preserve">bestanden met valide variabelen, labels en </w:t>
+      </w:r>
+      <w:proofErr w:type="spellStart"/>
+      <w:r>
+        <w:t>missings</w:t>
+      </w:r>
+      <w:proofErr w:type="spellEnd"/>
+      <w:r>
+        <w:t>.</w:t>
       </w:r>
     </w:p>
     <w:p>
@@ -1088,12 +1506,21 @@
           <w:numId w:val="17"/>
         </w:numPr>
       </w:pPr>
+      <w:proofErr w:type="spellStart"/>
       <w:r>
         <w:rPr>
           <w:i/>
           <w:iCs/>
         </w:rPr>
-        <w:t>resultaten_csv/</w:t>
+        <w:t>resultaten_csv</w:t>
+      </w:r>
+      <w:proofErr w:type="spellEnd"/>
+      <w:r>
+        <w:rPr>
+          <w:i/>
+          <w:iCs/>
+        </w:rPr>
+        <w:t>/</w:t>
       </w:r>
       <w:r>
         <w:t xml:space="preserve"> (wordt automatisch aangemaakt)</w:t>
@@ -1223,10 +1650,26 @@
         </w:rPr>
       </w:pPr>
       <w:r>
-        <w:t>Open R of Rstudio en vo</w:t>
-      </w:r>
-      <w:r>
-        <w:t xml:space="preserve">er tbl_maken.R uit. </w:t>
+        <w:t xml:space="preserve">Open R of </w:t>
+      </w:r>
+      <w:proofErr w:type="spellStart"/>
+      <w:r>
+        <w:t>Rstudio</w:t>
+      </w:r>
+      <w:proofErr w:type="spellEnd"/>
+      <w:r>
+        <w:t xml:space="preserve"> en vo</w:t>
+      </w:r>
+      <w:r>
+        <w:t xml:space="preserve">er </w:t>
+      </w:r>
+      <w:proofErr w:type="spellStart"/>
+      <w:r>
+        <w:t>tbl_maken.R</w:t>
+      </w:r>
+      <w:proofErr w:type="spellEnd"/>
+      <w:r>
+        <w:t xml:space="preserve"> uit. </w:t>
       </w:r>
       <w:r>
         <w:rPr>
@@ -1356,7 +1799,15 @@
         </w:numPr>
       </w:pPr>
       <w:r>
-        <w:t>De resultaten kunnen ook gebruikt worden voor verdere analyse of het maken van een rapportage. Voer tbl_onderzoeksexport.R uit om hier een leesbare tabel van te maken.</w:t>
+        <w:t xml:space="preserve">De resultaten kunnen ook gebruikt worden voor verdere analyse of het maken van een rapportage. Voer </w:t>
+      </w:r>
+      <w:proofErr w:type="spellStart"/>
+      <w:r>
+        <w:t>tbl_onderzoeksexport.R</w:t>
+      </w:r>
+      <w:proofErr w:type="spellEnd"/>
+      <w:r>
+        <w:t xml:space="preserve"> uit om hier een leesbare tabel van te maken.</w:t>
       </w:r>
     </w:p>
     <w:p/>
@@ -1414,7 +1865,15 @@
         <w:pStyle w:val="Kop2"/>
       </w:pPr>
       <w:r>
-        <w:t>HTML (digitoegankelijk)</w:t>
+        <w:t>HTML (</w:t>
+      </w:r>
+      <w:proofErr w:type="spellStart"/>
+      <w:r>
+        <w:t>digitoegankelijk</w:t>
+      </w:r>
+      <w:proofErr w:type="spellEnd"/>
+      <w:r>
+        <w:t>)</w:t>
       </w:r>
     </w:p>
     <w:p>
@@ -1428,20 +1887,46 @@
         <w:t>‑</w:t>
       </w:r>
       <w:r>
-        <w:t>versie met dezelfde inhoudslogica als Excel, maar opgebouwd met semantische tabellen, captions, colgroup en toegankelijke headers. Opmaak via CSS en template.</w:t>
+        <w:t xml:space="preserve">versie met dezelfde inhoudslogica als Excel, maar opgebouwd met semantische tabellen, </w:t>
+      </w:r>
+      <w:proofErr w:type="spellStart"/>
+      <w:r>
+        <w:t>captions</w:t>
+      </w:r>
+      <w:proofErr w:type="spellEnd"/>
+      <w:r>
+        <w:t xml:space="preserve">, </w:t>
+      </w:r>
+      <w:proofErr w:type="spellStart"/>
+      <w:r>
+        <w:t>colgroup</w:t>
+      </w:r>
+      <w:proofErr w:type="spellEnd"/>
+      <w:r>
+        <w:t xml:space="preserve"> en toegankelijke headers. Opmaak via CSS en template.</w:t>
       </w:r>
     </w:p>
     <w:p>
       <w:pPr>
         <w:pStyle w:val="Kop2"/>
       </w:pPr>
+      <w:proofErr w:type="spellStart"/>
       <w:r>
         <w:t>Onderzoeksexport</w:t>
       </w:r>
-    </w:p>
-    <w:p>
-      <w:r>
-        <w:t>Uitvoer van tussenresultaten naar leesbare tabellen voor gebruik in rapportage (via tbl_onderzoeksexport.R).</w:t>
+      <w:proofErr w:type="spellEnd"/>
+    </w:p>
+    <w:p>
+      <w:r>
+        <w:t xml:space="preserve">Uitvoer van tussenresultaten naar leesbare tabellen voor gebruik in rapportage (via </w:t>
+      </w:r>
+      <w:proofErr w:type="spellStart"/>
+      <w:r>
+        <w:t>tbl_onderzoeksexport.R</w:t>
+      </w:r>
+      <w:proofErr w:type="spellEnd"/>
+      <w:r>
+        <w:t>).</w:t>
       </w:r>
     </w:p>
     <w:p>
@@ -1455,12 +1940,21 @@
       <w:r>
         <w:t xml:space="preserve">Map </w:t>
       </w:r>
+      <w:proofErr w:type="spellStart"/>
       <w:r>
         <w:rPr>
           <w:i/>
           <w:iCs/>
         </w:rPr>
-        <w:t>resultaten_csv/</w:t>
+        <w:t>resultaten_csv</w:t>
+      </w:r>
+      <w:proofErr w:type="spellEnd"/>
+      <w:r>
+        <w:rPr>
+          <w:i/>
+          <w:iCs/>
+        </w:rPr>
+        <w:t>/</w:t>
       </w:r>
     </w:p>
     <w:p>
@@ -1510,13 +2004,69 @@
     </w:p>
     <w:p>
       <w:r>
-        <w:t>Zet in algemeen → swing_output = kubusdata om deze export te activeren.</w:t>
+        <w:t xml:space="preserve">Zet in algemeen → </w:t>
+      </w:r>
+      <w:proofErr w:type="spellStart"/>
+      <w:r>
+        <w:t>swing_output</w:t>
+      </w:r>
+      <w:proofErr w:type="spellEnd"/>
+      <w:r>
+        <w:t xml:space="preserve"> = kubusdata om deze export te activeren.</w:t>
       </w:r>
       <w:r>
         <w:t xml:space="preserve"> </w:t>
       </w:r>
       <w:r>
-        <w:t>Stel optioneel een swing_output_bestandsnaam in en bepaal de placeholder voor onderdrukte cellen via swing_afkapwaarde (in jouw configuratie: -99996). De kubusdata gebruikt de tabbladen swing_configuraties (per exportdoel), swing_variabelen (indicatoren, optioneel eigen weegfactor per dataset), en swing_crossings (optionele uitsplitsingen).</w:t>
+        <w:t xml:space="preserve">Stel optioneel een </w:t>
+      </w:r>
+      <w:proofErr w:type="spellStart"/>
+      <w:r>
+        <w:t>swing_output_bestandsnaam</w:t>
+      </w:r>
+      <w:proofErr w:type="spellEnd"/>
+      <w:r>
+        <w:t xml:space="preserve"> in en bepaal de </w:t>
+      </w:r>
+      <w:proofErr w:type="spellStart"/>
+      <w:r>
+        <w:t>placeholder</w:t>
+      </w:r>
+      <w:proofErr w:type="spellEnd"/>
+      <w:r>
+        <w:t xml:space="preserve"> voor onderdrukte cellen via </w:t>
+      </w:r>
+      <w:proofErr w:type="spellStart"/>
+      <w:r>
+        <w:t>swing_afkapwaarde</w:t>
+      </w:r>
+      <w:proofErr w:type="spellEnd"/>
+      <w:r>
+        <w:t xml:space="preserve"> (in jouw configuratie: -99996). De kubusdata gebruikt de tabbladen </w:t>
+      </w:r>
+      <w:proofErr w:type="spellStart"/>
+      <w:r>
+        <w:t>swing_configuraties</w:t>
+      </w:r>
+      <w:proofErr w:type="spellEnd"/>
+      <w:r>
+        <w:t xml:space="preserve"> (per exportdoel), </w:t>
+      </w:r>
+      <w:proofErr w:type="spellStart"/>
+      <w:r>
+        <w:t>swing_variabelen</w:t>
+      </w:r>
+      <w:proofErr w:type="spellEnd"/>
+      <w:r>
+        <w:t xml:space="preserve"> (indicatoren, optioneel eigen weegfactor per dataset), en </w:t>
+      </w:r>
+      <w:proofErr w:type="spellStart"/>
+      <w:r>
+        <w:t>swing_crossings</w:t>
+      </w:r>
+      <w:proofErr w:type="spellEnd"/>
+      <w:r>
+        <w:t xml:space="preserve"> (optionele uitsplitsingen).</w:t>
       </w:r>
     </w:p>
     <w:p>
@@ -1561,6 +2111,7 @@
       <w:r>
         <w:t xml:space="preserve">en </w:t>
       </w:r>
+      <w:proofErr w:type="spellStart"/>
       <w:r>
         <w:rPr>
           <w:i/>
@@ -1568,6 +2119,7 @@
         </w:rPr>
         <w:t>indeling_rijen</w:t>
       </w:r>
+      <w:proofErr w:type="spellEnd"/>
       <w:r>
         <w:t>; daar is alles belangrijk om aan te passen naar eigen huisstijl. Let erop dat alle instellingen hierin, inclusief de namen van de tabbladen en de gebruikte variabelen in SPSS, hoofdlettergevoelig zijn. Extra tabbladen toevoegen is geen probleem, tabbladen verwijderen zal leiden tot een fout in het script. Verplaatsen van tabbladen is eveneens geen probleem: het script zoekt op basis van naam. Daarnaast kunnen tabbladen overgenomen worden uit andere configuraties.</w:t>
       </w:r>
@@ -1681,10 +2233,12 @@
             <w:tcW w:w="2689" w:type="dxa"/>
           </w:tcPr>
           <w:p>
+            <w:proofErr w:type="spellStart"/>
             <w:r>
               <w:lastRenderedPageBreak/>
               <w:t>min_observaties_per_vraag</w:t>
             </w:r>
+            <w:proofErr w:type="spellEnd"/>
           </w:p>
         </w:tc>
         <w:tc>
@@ -1714,9 +2268,11 @@
             <w:tcW w:w="2689" w:type="dxa"/>
           </w:tcPr>
           <w:p>
+            <w:proofErr w:type="spellStart"/>
             <w:r>
               <w:t>min_observaties_per_antwoord</w:t>
             </w:r>
+            <w:proofErr w:type="spellEnd"/>
           </w:p>
         </w:tc>
         <w:tc>
@@ -1746,9 +2302,11 @@
             <w:tcW w:w="2689" w:type="dxa"/>
           </w:tcPr>
           <w:p>
+            <w:proofErr w:type="spellStart"/>
             <w:r>
               <w:t>afkapwaarde_antwoord</w:t>
             </w:r>
+            <w:proofErr w:type="spellEnd"/>
           </w:p>
         </w:tc>
         <w:tc>
@@ -1769,6 +2327,7 @@
             <w:r>
               <w:t xml:space="preserve">Indien gewenst kan bij een percentage onder deze afkapwaarde het percentage worden verborgen. Getallen kleiner dan of gelijk aan deze waarde worden vervangen door de tekst in </w:t>
             </w:r>
+            <w:proofErr w:type="spellStart"/>
             <w:r>
               <w:rPr>
                 <w:i/>
@@ -1776,6 +2335,7 @@
               </w:rPr>
               <w:t>tekst_min_antwoord_niet_gehaald</w:t>
             </w:r>
+            <w:proofErr w:type="spellEnd"/>
             <w:r>
               <w:t>.</w:t>
             </w:r>
@@ -1788,9 +2348,11 @@
             <w:tcW w:w="2689" w:type="dxa"/>
           </w:tcPr>
           <w:p>
+            <w:proofErr w:type="spellStart"/>
             <w:r>
               <w:t>vraag_verbergen_bij_missend_antwoord</w:t>
             </w:r>
+            <w:proofErr w:type="spellEnd"/>
           </w:p>
         </w:tc>
         <w:tc>
@@ -1830,9 +2392,11 @@
             <w:tcW w:w="2689" w:type="dxa"/>
           </w:tcPr>
           <w:p>
+            <w:proofErr w:type="spellStart"/>
             <w:r>
               <w:t>tekst_min_vraag_niet_gehaald</w:t>
             </w:r>
+            <w:proofErr w:type="spellEnd"/>
           </w:p>
         </w:tc>
         <w:tc>
@@ -1862,9 +2426,11 @@
             <w:tcW w:w="2689" w:type="dxa"/>
           </w:tcPr>
           <w:p>
+            <w:proofErr w:type="spellStart"/>
             <w:r>
               <w:t>tekst_min_antwoord_niet_gehaald</w:t>
             </w:r>
+            <w:proofErr w:type="spellEnd"/>
           </w:p>
         </w:tc>
         <w:tc>
@@ -1894,9 +2460,11 @@
             <w:tcW w:w="2689" w:type="dxa"/>
           </w:tcPr>
           <w:p>
+            <w:proofErr w:type="spellStart"/>
             <w:r>
               <w:t>tekst_missende_data</w:t>
             </w:r>
+            <w:proofErr w:type="spellEnd"/>
           </w:p>
         </w:tc>
         <w:tc>
@@ -1932,6 +2500,7 @@
                 <w:bCs/>
               </w:rPr>
             </w:pPr>
+            <w:proofErr w:type="spellStart"/>
             <w:r>
               <w:rPr>
                 <w:b/>
@@ -1939,6 +2508,7 @@
               </w:rPr>
               <w:t>sign_toetsen</w:t>
             </w:r>
+            <w:proofErr w:type="spellEnd"/>
           </w:p>
         </w:tc>
         <w:tc>
@@ -1962,6 +2532,7 @@
             <w:r>
               <w:t xml:space="preserve">end. Het niveau kan worden aangepast middels de waarde in </w:t>
             </w:r>
+            <w:proofErr w:type="spellStart"/>
             <w:r>
               <w:rPr>
                 <w:i/>
@@ -1969,6 +2540,7 @@
               </w:rPr>
               <w:t>confidence_level</w:t>
             </w:r>
+            <w:proofErr w:type="spellEnd"/>
             <w:r>
               <w:t xml:space="preserve">. De vergelijking die getoetst moet worden dient gespecificeerd te worden in </w:t>
             </w:r>
@@ -1982,6 +2554,7 @@
             <w:r>
               <w:t xml:space="preserve">Significante verschillen worden standaard dikgedrukt weergegeven. (Dit kan desgewenst worden aangepast in </w:t>
             </w:r>
+            <w:proofErr w:type="spellStart"/>
             <w:r>
               <w:rPr>
                 <w:i/>
@@ -1989,8 +2562,17 @@
               </w:rPr>
               <w:t>tbl_MakeExcel.R</w:t>
             </w:r>
-            <w:r>
-              <w:t>, zoek op “style.sign”.)</w:t>
+            <w:proofErr w:type="spellEnd"/>
+            <w:r>
+              <w:t>, zoek op “</w:t>
+            </w:r>
+            <w:proofErr w:type="spellStart"/>
+            <w:r>
+              <w:t>style.sign</w:t>
+            </w:r>
+            <w:proofErr w:type="spellEnd"/>
+            <w:r>
+              <w:t>”.)</w:t>
             </w:r>
           </w:p>
         </w:tc>
@@ -2001,9 +2583,11 @@
             <w:tcW w:w="2689" w:type="dxa"/>
           </w:tcPr>
           <w:p>
+            <w:proofErr w:type="spellStart"/>
             <w:r>
               <w:t>multiple_testing_correction</w:t>
             </w:r>
+            <w:proofErr w:type="spellEnd"/>
           </w:p>
         </w:tc>
         <w:tc>
@@ -2020,20 +2604,42 @@
               <w:rPr>
                 <w:lang w:val="en-US"/>
               </w:rPr>
-              <w:t>“bonferroni” / “BH</w:t>
-            </w:r>
+              <w:t>“</w:t>
+            </w:r>
+            <w:proofErr w:type="spellStart"/>
             <w:r>
               <w:rPr>
                 <w:lang w:val="en-US"/>
               </w:rPr>
+              <w:t>bonferroni</w:t>
+            </w:r>
+            <w:proofErr w:type="spellEnd"/>
+            <w:r>
+              <w:rPr>
+                <w:lang w:val="en-US"/>
+              </w:rPr>
+              <w:t>” / “BH</w:t>
+            </w:r>
+            <w:r>
+              <w:rPr>
+                <w:lang w:val="en-US"/>
+              </w:rPr>
               <w:t>”</w:t>
             </w:r>
             <w:r>
               <w:rPr>
                 <w:lang w:val="en-US"/>
               </w:rPr>
-              <w:t xml:space="preserve"> / leeg</w:t>
-            </w:r>
+              <w:t xml:space="preserve"> / </w:t>
+            </w:r>
+            <w:proofErr w:type="spellStart"/>
+            <w:r>
+              <w:rPr>
+                <w:lang w:val="en-US"/>
+              </w:rPr>
+              <w:t>leeg</w:t>
+            </w:r>
+            <w:proofErr w:type="spellEnd"/>
           </w:p>
         </w:tc>
         <w:tc>
@@ -2042,8 +2648,65 @@
           </w:tcPr>
           <w:p>
             <w:r>
-              <w:t xml:space="preserve">Indien gewenst kan multiple testing correction worden uitgevoerd op de resultaten. De opties zijn Bonferroni- of Benjamini-Hochberg-correctie. (De laatste wordt aangeraden door de werkgroep statistiek.) Let op: bij Benjamini-Hochberg-correctie wordt de waarde in </w:t>
-            </w:r>
+              <w:t xml:space="preserve">Indien gewenst kan multiple </w:t>
+            </w:r>
+            <w:proofErr w:type="spellStart"/>
+            <w:r>
+              <w:t>testing</w:t>
+            </w:r>
+            <w:proofErr w:type="spellEnd"/>
+            <w:r>
+              <w:t xml:space="preserve"> </w:t>
+            </w:r>
+            <w:proofErr w:type="spellStart"/>
+            <w:r>
+              <w:t>correction</w:t>
+            </w:r>
+            <w:proofErr w:type="spellEnd"/>
+            <w:r>
+              <w:t xml:space="preserve"> worden uitgevoerd op de resultaten. De opties zijn </w:t>
+            </w:r>
+            <w:proofErr w:type="spellStart"/>
+            <w:r>
+              <w:t>Bonferroni</w:t>
+            </w:r>
+            <w:proofErr w:type="spellEnd"/>
+            <w:r>
+              <w:t xml:space="preserve">- of </w:t>
+            </w:r>
+            <w:proofErr w:type="spellStart"/>
+            <w:r>
+              <w:t>Benjamini</w:t>
+            </w:r>
+            <w:proofErr w:type="spellEnd"/>
+            <w:r>
+              <w:t>-</w:t>
+            </w:r>
+            <w:proofErr w:type="spellStart"/>
+            <w:r>
+              <w:t>Hochberg</w:t>
+            </w:r>
+            <w:proofErr w:type="spellEnd"/>
+            <w:r>
+              <w:t xml:space="preserve">-correctie. (De laatste wordt aangeraden door de werkgroep statistiek.) Let op: bij </w:t>
+            </w:r>
+            <w:proofErr w:type="spellStart"/>
+            <w:r>
+              <w:t>Benjamini</w:t>
+            </w:r>
+            <w:proofErr w:type="spellEnd"/>
+            <w:r>
+              <w:t>-</w:t>
+            </w:r>
+            <w:proofErr w:type="spellStart"/>
+            <w:r>
+              <w:t>Hochberg</w:t>
+            </w:r>
+            <w:proofErr w:type="spellEnd"/>
+            <w:r>
+              <w:t xml:space="preserve">-correctie wordt de waarde in </w:t>
+            </w:r>
+            <w:proofErr w:type="spellStart"/>
             <w:r>
               <w:rPr>
                 <w:i/>
@@ -2051,8 +2714,33 @@
               </w:rPr>
               <w:t>confidence_level</w:t>
             </w:r>
-            <w:r>
-              <w:t xml:space="preserve"> aangenomen als gewenste false discovery rate.</w:t>
+            <w:proofErr w:type="spellEnd"/>
+            <w:r>
+              <w:t xml:space="preserve"> aangenomen als gewenste </w:t>
+            </w:r>
+            <w:proofErr w:type="spellStart"/>
+            <w:r>
+              <w:t>false</w:t>
+            </w:r>
+            <w:proofErr w:type="spellEnd"/>
+            <w:r>
+              <w:t xml:space="preserve"> </w:t>
+            </w:r>
+            <w:proofErr w:type="spellStart"/>
+            <w:r>
+              <w:t>discovery</w:t>
+            </w:r>
+            <w:proofErr w:type="spellEnd"/>
+            <w:r>
+              <w:t xml:space="preserve"> </w:t>
+            </w:r>
+            <w:proofErr w:type="spellStart"/>
+            <w:r>
+              <w:t>rate</w:t>
+            </w:r>
+            <w:proofErr w:type="spellEnd"/>
+            <w:r>
+              <w:t>.</w:t>
             </w:r>
           </w:p>
         </w:tc>
@@ -2063,9 +2751,11 @@
             <w:tcW w:w="2689" w:type="dxa"/>
           </w:tcPr>
           <w:p>
+            <w:proofErr w:type="spellStart"/>
             <w:r>
               <w:t>aantal_toetsen</w:t>
             </w:r>
+            <w:proofErr w:type="spellEnd"/>
           </w:p>
         </w:tc>
         <w:tc>
@@ -2078,12 +2768,28 @@
                 <w:lang w:val="en-US"/>
               </w:rPr>
             </w:pPr>
+            <w:proofErr w:type="spellStart"/>
             <w:r>
               <w:rPr>
                 <w:lang w:val="en-US"/>
               </w:rPr>
-              <w:t>Getal / leeg</w:t>
-            </w:r>
+              <w:t>Getal</w:t>
+            </w:r>
+            <w:proofErr w:type="spellEnd"/>
+            <w:r>
+              <w:rPr>
+                <w:lang w:val="en-US"/>
+              </w:rPr>
+              <w:t xml:space="preserve"> / </w:t>
+            </w:r>
+            <w:proofErr w:type="spellStart"/>
+            <w:r>
+              <w:rPr>
+                <w:lang w:val="en-US"/>
+              </w:rPr>
+              <w:t>leeg</w:t>
+            </w:r>
+            <w:proofErr w:type="spellEnd"/>
           </w:p>
         </w:tc>
         <w:tc>
@@ -2092,7 +2798,23 @@
           </w:tcPr>
           <w:p>
             <w:r>
-              <w:t>Voor multiple testing correction kan het wensel</w:t>
+              <w:t xml:space="preserve">Voor multiple </w:t>
+            </w:r>
+            <w:proofErr w:type="spellStart"/>
+            <w:r>
+              <w:t>testing</w:t>
+            </w:r>
+            <w:proofErr w:type="spellEnd"/>
+            <w:r>
+              <w:t xml:space="preserve"> </w:t>
+            </w:r>
+            <w:proofErr w:type="spellStart"/>
+            <w:r>
+              <w:t>correction</w:t>
+            </w:r>
+            <w:proofErr w:type="spellEnd"/>
+            <w:r>
+              <w:t xml:space="preserve"> kan het wensel</w:t>
             </w:r>
             <w:r>
               <w:t xml:space="preserve">ijk zijn om het aantal toetsen handmatig op te geven. Dat kan met deze waarde. </w:t>
@@ -2122,6 +2844,7 @@
                 <w:bCs/>
               </w:rPr>
             </w:pPr>
+            <w:proofErr w:type="spellStart"/>
             <w:r>
               <w:rPr>
                 <w:b/>
@@ -2130,6 +2853,7 @@
               <w:lastRenderedPageBreak/>
               <w:t>sign_hovertekst</w:t>
             </w:r>
+            <w:proofErr w:type="spellEnd"/>
           </w:p>
         </w:tc>
         <w:tc>
@@ -2148,7 +2872,23 @@
           </w:tcPr>
           <w:p>
             <w:r>
-              <w:t>In de digitoegankelijke versie krijgen significante resultaten een ‘hover’ die informatie geeft over de opmaak. Hierdoor kan een screenreader lezen wat met de opmaak bedoelt wordt, en voor gebruikers zonder toegankelijkheidsproblemen is dit leesbaar als een tekstballon wanneer er op de cel gewezen wordt met de muis. De tekst die hierbij wordt weergegeven is via deze waarde op te geven.</w:t>
+              <w:t xml:space="preserve">In de </w:t>
+            </w:r>
+            <w:proofErr w:type="spellStart"/>
+            <w:r>
+              <w:t>digitoegankelijke</w:t>
+            </w:r>
+            <w:proofErr w:type="spellEnd"/>
+            <w:r>
+              <w:t xml:space="preserve"> versie krijgen significante resultaten een ‘</w:t>
+            </w:r>
+            <w:proofErr w:type="spellStart"/>
+            <w:r>
+              <w:t>hover</w:t>
+            </w:r>
+            <w:proofErr w:type="spellEnd"/>
+            <w:r>
+              <w:t>’ die informatie geeft over de opmaak. Hierdoor kan een screenreader lezen wat met de opmaak bedoelt wordt, en voor gebruikers zonder toegankelijkheidsproblemen is dit leesbaar als een tekstballon wanneer er op de cel gewezen wordt met de muis. De tekst die hierbij wordt weergegeven is via deze waarde op te geven.</w:t>
             </w:r>
           </w:p>
         </w:tc>
@@ -2159,9 +2899,11 @@
             <w:tcW w:w="2689" w:type="dxa"/>
           </w:tcPr>
           <w:p>
+            <w:proofErr w:type="spellStart"/>
             <w:r>
               <w:t>sign_verbergen_wanneer_afgerond_gelijk</w:t>
             </w:r>
+            <w:proofErr w:type="spellEnd"/>
           </w:p>
         </w:tc>
         <w:tc>
@@ -2208,9 +2950,11 @@
                 <w:bCs/>
               </w:rPr>
             </w:pPr>
+            <w:proofErr w:type="spellStart"/>
             <w:r>
               <w:t>confidence_level</w:t>
             </w:r>
+            <w:proofErr w:type="spellEnd"/>
           </w:p>
         </w:tc>
         <w:tc>
@@ -2246,6 +2990,7 @@
             <w:r>
               <w:t xml:space="preserve"> </w:t>
             </w:r>
+            <w:proofErr w:type="spellStart"/>
             <w:r>
               <w:rPr>
                 <w:i/>
@@ -2253,6 +2998,7 @@
               </w:rPr>
               <w:t>indeling_kolommen</w:t>
             </w:r>
+            <w:proofErr w:type="spellEnd"/>
             <w:r>
               <w:t>.)</w:t>
             </w:r>
@@ -2265,12 +3011,66 @@
             <w:tcW w:w="2689" w:type="dxa"/>
           </w:tcPr>
           <w:p>
+            <w:proofErr w:type="spellStart"/>
+            <w:r>
+              <w:t>benader_chisq</w:t>
+            </w:r>
+            <w:proofErr w:type="spellEnd"/>
+          </w:p>
+        </w:tc>
+        <w:tc>
+          <w:tcPr>
+            <w:tcW w:w="1701" w:type="dxa"/>
+          </w:tcPr>
+          <w:p>
+            <w:r>
+              <w:t>WAAR / ONWAAR</w:t>
+            </w:r>
+          </w:p>
+        </w:tc>
+        <w:tc>
+          <w:tcPr>
+            <w:tcW w:w="4672" w:type="dxa"/>
+          </w:tcPr>
+          <w:p>
+            <w:r>
+              <w:t xml:space="preserve">Bij kleine aantallen kan het voorkomen dat er in de gewogen </w:t>
+            </w:r>
+            <w:proofErr w:type="spellStart"/>
+            <w:r>
+              <w:t>chi</w:t>
+            </w:r>
+            <w:proofErr w:type="spellEnd"/>
+            <w:r>
+              <w:t xml:space="preserve"> kwadraat toetsen niet goed gecorrigeerd kan worden voor het survey design effect. In die gevallen kan er gekozen worden voor een minder betrouwbare schatting. Zie </w:t>
+            </w:r>
+            <w:hyperlink r:id="rId9" w:history="1">
+              <w:r>
+                <w:rPr>
+                  <w:rStyle w:val="Hyperlink"/>
+                </w:rPr>
+                <w:t>hier</w:t>
+              </w:r>
+            </w:hyperlink>
+            <w:r>
+              <w:t>.</w:t>
+            </w:r>
+          </w:p>
+        </w:tc>
+      </w:tr>
+      <w:tr>
+        <w:tc>
+          <w:tcPr>
+            <w:tcW w:w="2689" w:type="dxa"/>
+          </w:tcPr>
+          <w:p>
             <w:pPr>
               <w:rPr>
                 <w:b/>
                 <w:bCs/>
               </w:rPr>
             </w:pPr>
+            <w:proofErr w:type="spellStart"/>
             <w:r>
               <w:rPr>
                 <w:b/>
@@ -2278,6 +3078,7 @@
               </w:rPr>
               <w:t>missing_weegfactoren</w:t>
             </w:r>
+            <w:proofErr w:type="spellEnd"/>
           </w:p>
         </w:tc>
         <w:tc>
@@ -2308,7 +3109,15 @@
               <w:t>t</w:t>
             </w:r>
             <w:r>
-              <w:t xml:space="preserve"> als er missings zijn op de weegfactoren. “fout”</w:t>
+              <w:t xml:space="preserve"> als er </w:t>
+            </w:r>
+            <w:proofErr w:type="spellStart"/>
+            <w:r>
+              <w:t>missings</w:t>
+            </w:r>
+            <w:proofErr w:type="spellEnd"/>
+            <w:r>
+              <w:t xml:space="preserve"> zijn op de weegfactoren. “fout”</w:t>
             </w:r>
             <w:r>
               <w:t xml:space="preserve"> </w:t>
@@ -2326,7 +3135,15 @@
               <w:t>g</w:t>
             </w:r>
             <w:r>
-              <w:t>t alle missings met dat nummer.</w:t>
+              <w:t xml:space="preserve">t alle </w:t>
+            </w:r>
+            <w:proofErr w:type="spellStart"/>
+            <w:r>
+              <w:t>missings</w:t>
+            </w:r>
+            <w:proofErr w:type="spellEnd"/>
+            <w:r>
+              <w:t xml:space="preserve"> met dat nummer.</w:t>
             </w:r>
           </w:p>
         </w:tc>
@@ -2343,6 +3160,7 @@
                 <w:bCs/>
               </w:rPr>
             </w:pPr>
+            <w:proofErr w:type="spellStart"/>
             <w:r>
               <w:rPr>
                 <w:b/>
@@ -2350,6 +3168,7 @@
               </w:rPr>
               <w:t>waarden_dichotoom</w:t>
             </w:r>
+            <w:proofErr w:type="spellEnd"/>
           </w:p>
         </w:tc>
         <w:tc>
@@ -2385,9 +3204,11 @@
             <w:tcW w:w="2689" w:type="dxa"/>
           </w:tcPr>
           <w:p>
+            <w:proofErr w:type="spellStart"/>
             <w:r>
               <w:t>vergelijk_variabelelabels</w:t>
             </w:r>
+            <w:proofErr w:type="spellEnd"/>
           </w:p>
         </w:tc>
         <w:tc>
@@ -2433,13 +3254,16 @@
                 <w:bCs/>
               </w:rPr>
             </w:pPr>
+            <w:proofErr w:type="spellStart"/>
             <w:r>
               <w:rPr>
                 <w:b/>
                 <w:bCs/>
               </w:rPr>
+              <w:lastRenderedPageBreak/>
               <w:t>template_html</w:t>
             </w:r>
+            <w:proofErr w:type="spellEnd"/>
           </w:p>
         </w:tc>
         <w:tc>
@@ -2468,11 +3292,7 @@
               <w:t>template_digitoegankelijk.html</w:t>
             </w:r>
             <w:r>
-              <w:t xml:space="preserve">) afdoende zijn. Indien gewenst kan hier een eigen bestand </w:t>
-            </w:r>
-            <w:r>
-              <w:lastRenderedPageBreak/>
-              <w:t xml:space="preserve">worden ingevoerd, door hiervan de bestandsnaam op te geven. Het pad is relatief vanaf de configuratie, of de term </w:t>
+              <w:t xml:space="preserve">) afdoende zijn. Indien gewenst kan hier een eigen bestand worden ingevoerd, door hiervan de bestandsnaam op te geven. Het pad is relatief vanaf de configuratie, of de term </w:t>
             </w:r>
             <w:r>
               <w:rPr>
@@ -2482,7 +3302,15 @@
               <w:t>{script}</w:t>
             </w:r>
             <w:r>
-              <w:t xml:space="preserve"> kan gebruikt worden om het pad van het script aan te geven. Als deze variabele leeg is worden er geen HTML-bestanden gemaakt.</w:t>
+              <w:t xml:space="preserve"> kan gebruikt worden om het pad van het script aan te geven. Als deze variabele leeg is worden er geen </w:t>
+            </w:r>
+            <w:proofErr w:type="spellStart"/>
+            <w:r>
+              <w:t>HTML-bestanden</w:t>
+            </w:r>
+            <w:proofErr w:type="spellEnd"/>
+            <w:r>
+              <w:t xml:space="preserve"> gemaakt.</w:t>
             </w:r>
           </w:p>
         </w:tc>
@@ -2494,7 +3322,6 @@
           </w:tcPr>
           <w:p>
             <w:r>
-              <w:lastRenderedPageBreak/>
               <w:t>weergave</w:t>
             </w:r>
           </w:p>
@@ -2515,7 +3342,15 @@
           </w:tcPr>
           <w:p>
             <w:r>
-              <w:t xml:space="preserve">Het kan soms handig zijn om de aantallen per antwoord uit te draaien. Hiervoor is in principe de onderzoeksexport gemaakt, maar indien gewenst kan ook een tabellenboek met aantallen worden uitgedraaid. Als hier de waarde “n” wordt opgegeven zullen er aantallen in de cellen staan, i.p.v. percentages. </w:t>
+              <w:t xml:space="preserve">Het kan soms handig zijn om de aantallen per antwoord uit te draaien. Hiervoor is in principe de </w:t>
+            </w:r>
+            <w:proofErr w:type="spellStart"/>
+            <w:r>
+              <w:t>onderzoeksexport</w:t>
+            </w:r>
+            <w:proofErr w:type="spellEnd"/>
+            <w:r>
+              <w:t xml:space="preserve"> gemaakt, maar indien gewenst kan ook een tabellenboek met aantallen worden uitgedraaid. Als hier de waarde “n” wordt opgegeven zullen er aantallen in de cellen staan, i.p.v. percentages. </w:t>
             </w:r>
             <w:r>
               <w:rPr>
@@ -2536,9 +3371,11 @@
             <w:tcW w:w="2689" w:type="dxa"/>
           </w:tcPr>
           <w:p>
+            <w:proofErr w:type="spellStart"/>
             <w:r>
               <w:t>forceer_berekening</w:t>
             </w:r>
+            <w:proofErr w:type="spellEnd"/>
           </w:p>
         </w:tc>
         <w:tc>
@@ -2557,7 +3394,23 @@
           </w:tcPr>
           <w:p>
             <w:r>
-              <w:t>Als dit ONWAAR is (de standaard), zal een berekening niet opnieuw worden uitgevoerd als er als resultaten voor een configuratie bekend zijn in de submap resultaten_csv. Als dit WAAR is, worden resultaten berekend, ongeacht of er al resultaten bekend zijn.</w:t>
+              <w:t xml:space="preserve">Als dit ONWAAR is (de standaard), zal een berekening niet opnieuw worden uitgevoerd als er als resultaten voor een configuratie bekend zijn in de </w:t>
+            </w:r>
+            <w:proofErr w:type="spellStart"/>
+            <w:r>
+              <w:t>submap</w:t>
+            </w:r>
+            <w:proofErr w:type="spellEnd"/>
+            <w:r>
+              <w:t xml:space="preserve"> </w:t>
+            </w:r>
+            <w:proofErr w:type="spellStart"/>
+            <w:r>
+              <w:t>resultaten_csv</w:t>
+            </w:r>
+            <w:proofErr w:type="spellEnd"/>
+            <w:r>
+              <w:t>. Als dit WAAR is, worden resultaten berekend, ongeacht of er al resultaten bekend zijn.</w:t>
             </w:r>
           </w:p>
         </w:tc>
@@ -2568,9 +3421,11 @@
             <w:tcW w:w="2689" w:type="dxa"/>
           </w:tcPr>
           <w:p>
+            <w:proofErr w:type="spellStart"/>
             <w:r>
               <w:t>swing_output</w:t>
             </w:r>
+            <w:proofErr w:type="spellEnd"/>
           </w:p>
         </w:tc>
         <w:tc>
@@ -2589,7 +3444,31 @@
           </w:tcPr>
           <w:p>
             <w:r>
-              <w:t>Als dit WAAR is dan word van ook platte kubus bestanden voor Swing als output gegenereerd. De instellingen hiervoor worden in de tabbladen swing_configuraties, swing_variabelen en swing_crossings verder gedefinieerd.</w:t>
+              <w:t xml:space="preserve">Als dit WAAR is dan word van ook platte kubus bestanden voor Swing als output gegenereerd. De instellingen hiervoor worden in de tabbladen </w:t>
+            </w:r>
+            <w:proofErr w:type="spellStart"/>
+            <w:r>
+              <w:t>swing_configuraties</w:t>
+            </w:r>
+            <w:proofErr w:type="spellEnd"/>
+            <w:r>
+              <w:t xml:space="preserve">, </w:t>
+            </w:r>
+            <w:proofErr w:type="spellStart"/>
+            <w:r>
+              <w:t>swing_variabelen</w:t>
+            </w:r>
+            <w:proofErr w:type="spellEnd"/>
+            <w:r>
+              <w:t xml:space="preserve"> en </w:t>
+            </w:r>
+            <w:proofErr w:type="spellStart"/>
+            <w:r>
+              <w:t>swing_crossings</w:t>
+            </w:r>
+            <w:proofErr w:type="spellEnd"/>
+            <w:r>
+              <w:t xml:space="preserve"> verder gedefinieerd.</w:t>
             </w:r>
           </w:p>
         </w:tc>
@@ -2600,9 +3479,11 @@
             <w:tcW w:w="2689" w:type="dxa"/>
           </w:tcPr>
           <w:p>
+            <w:proofErr w:type="spellStart"/>
             <w:r>
               <w:t>swing_output_bestandsnaam</w:t>
             </w:r>
+            <w:proofErr w:type="spellEnd"/>
           </w:p>
         </w:tc>
         <w:tc>
@@ -2641,9 +3522,11 @@
             <w:tcW w:w="2689" w:type="dxa"/>
           </w:tcPr>
           <w:p>
+            <w:proofErr w:type="spellStart"/>
             <w:r>
               <w:t>swing_afkapwaarde</w:t>
             </w:r>
+            <w:proofErr w:type="spellEnd"/>
           </w:p>
         </w:tc>
         <w:tc>
@@ -2673,9 +3556,11 @@
             <w:tcW w:w="2689" w:type="dxa"/>
           </w:tcPr>
           <w:p>
+            <w:proofErr w:type="spellStart"/>
             <w:r>
               <w:t>swing_unit</w:t>
             </w:r>
+            <w:proofErr w:type="spellEnd"/>
           </w:p>
         </w:tc>
         <w:tc>
@@ -2710,8 +3595,13 @@
         <w:pStyle w:val="Kop2"/>
       </w:pPr>
       <w:r>
-        <w:t>7.2 crossings</w:t>
-      </w:r>
+        <w:t xml:space="preserve">7.2 </w:t>
+      </w:r>
+      <w:proofErr w:type="spellStart"/>
+      <w:r>
+        <w:t>crossings</w:t>
+      </w:r>
+      <w:proofErr w:type="spellEnd"/>
     </w:p>
     <w:p>
       <w:pPr>
@@ -2736,7 +3626,15 @@
         <w:t xml:space="preserve">toetsen per crossing aan/uit te zetten). </w:t>
       </w:r>
       <w:r>
-        <w:t xml:space="preserve">In de praktijk zal dit bijvoorbeeld geslacht, SES, of opleidingsniveau zijn. Meerdere crossings zijn mogelijk. </w:t>
+        <w:t xml:space="preserve">In de praktijk zal dit bijvoorbeeld geslacht, SES, of opleidingsniveau zijn. Meerdere </w:t>
+      </w:r>
+      <w:proofErr w:type="spellStart"/>
+      <w:r>
+        <w:t>crossings</w:t>
+      </w:r>
+      <w:proofErr w:type="spellEnd"/>
+      <w:r>
+        <w:t xml:space="preserve"> zijn mogelijk. </w:t>
       </w:r>
     </w:p>
     <w:tbl>
@@ -2908,11 +3806,27 @@
               <w:pStyle w:val="Geenafstand"/>
             </w:pPr>
             <w:r>
-              <w:t xml:space="preserve">Als crossings (intern) getoetst worden (zie ‘onderdelen’) staat deze variabele standaard op WAAR. De gebruiker kan ervoor kiezen toetsen voor een crossvar op ONWAAR te zetten. </w:t>
+              <w:t xml:space="preserve">Als </w:t>
+            </w:r>
+            <w:proofErr w:type="spellStart"/>
+            <w:r>
+              <w:t>crossings</w:t>
+            </w:r>
+            <w:proofErr w:type="spellEnd"/>
+            <w:r>
+              <w:t xml:space="preserve"> (intern) getoetst worden (zie ‘onderdelen’) staat deze variabele </w:t>
             </w:r>
             <w:r>
               <w:lastRenderedPageBreak/>
-              <w:t>Dan wordt daar niet getoetst.</w:t>
+              <w:t xml:space="preserve">standaard op WAAR. De gebruiker kan ervoor kiezen toetsen voor een </w:t>
+            </w:r>
+            <w:proofErr w:type="spellStart"/>
+            <w:r>
+              <w:t>crossvar</w:t>
+            </w:r>
+            <w:proofErr w:type="spellEnd"/>
+            <w:r>
+              <w:t xml:space="preserve"> op ONWAAR te zetten. Dan wordt daar niet getoetst.</w:t>
             </w:r>
           </w:p>
         </w:tc>
@@ -3027,6 +3941,7 @@
                 <w:bCs/>
               </w:rPr>
             </w:pPr>
+            <w:proofErr w:type="spellStart"/>
             <w:r>
               <w:rPr>
                 <w:b/>
@@ -3034,6 +3949,7 @@
               </w:rPr>
               <w:t>naam_dataset</w:t>
             </w:r>
+            <w:proofErr w:type="spellEnd"/>
           </w:p>
         </w:tc>
         <w:tc>
@@ -3133,7 +4049,15 @@
               <w:pStyle w:val="Geenafstand"/>
             </w:pPr>
             <w:r>
-              <w:t xml:space="preserve">Bestandsnaam van de dataset. Het script neemt aan dat dit bestand in dezelfde map staat als de configuratie. Een relatief pad (bijv. “../2021/data.sav”) is mogelijk, maar niet aan te raden vanwege de onleesbaarheid. N.B.: Wachtwoordbeveiliging van de databestanden is </w:t>
+              <w:t>Bestandsnaam van de dataset. Het script neemt aan dat dit bestand in dezelfde map staat als de configuratie. Een relatief pad (bijv. “../2021/</w:t>
+            </w:r>
+            <w:proofErr w:type="spellStart"/>
+            <w:r>
+              <w:t>data.sav</w:t>
+            </w:r>
+            <w:proofErr w:type="spellEnd"/>
+            <w:r>
+              <w:t xml:space="preserve">”) is mogelijk, maar niet aan te raden vanwege de onleesbaarheid. N.B.: Wachtwoordbeveiliging van de databestanden is </w:t>
             </w:r>
             <w:r>
               <w:rPr>
@@ -3170,8 +4094,13 @@
             <w:pPr>
               <w:pStyle w:val="Geenafstand"/>
             </w:pPr>
-            <w:r>
-              <w:t>Variabelenaam / leeg</w:t>
+            <w:proofErr w:type="spellStart"/>
+            <w:r>
+              <w:t>Variabelenaam</w:t>
+            </w:r>
+            <w:proofErr w:type="spellEnd"/>
+            <w:r>
+              <w:t xml:space="preserve"> / leeg</w:t>
             </w:r>
           </w:p>
         </w:tc>
@@ -3224,8 +4153,13 @@
             <w:pPr>
               <w:pStyle w:val="Geenafstand"/>
             </w:pPr>
-            <w:r>
-              <w:t>Variabelenaam / leeg</w:t>
+            <w:proofErr w:type="spellStart"/>
+            <w:r>
+              <w:t>Variabelenaam</w:t>
+            </w:r>
+            <w:proofErr w:type="spellEnd"/>
+            <w:r>
+              <w:t xml:space="preserve"> / leeg</w:t>
             </w:r>
           </w:p>
         </w:tc>
@@ -3250,8 +4184,13 @@
             <w:pPr>
               <w:pStyle w:val="Geenafstand"/>
             </w:pPr>
-            <w:r>
-              <w:t xml:space="preserve">Variabelenaam met informatie over de weging van het design. Als deze leeg is wordt er een ongewogen design gebruikt. </w:t>
+            <w:proofErr w:type="spellStart"/>
+            <w:r>
+              <w:t>Variabelenaam</w:t>
+            </w:r>
+            <w:proofErr w:type="spellEnd"/>
+            <w:r>
+              <w:t xml:space="preserve"> met informatie over de weging van het design. Als deze leeg is wordt er een ongewogen design gebruikt. </w:t>
             </w:r>
             <w:r>
               <w:rPr>
@@ -3298,8 +4237,13 @@
             <w:pPr>
               <w:pStyle w:val="Geenafstand"/>
             </w:pPr>
-            <w:r>
-              <w:t>Variabelenaam / leeg</w:t>
+            <w:proofErr w:type="spellStart"/>
+            <w:r>
+              <w:t>Variabelenaam</w:t>
+            </w:r>
+            <w:proofErr w:type="spellEnd"/>
+            <w:r>
+              <w:t xml:space="preserve"> / leeg</w:t>
             </w:r>
           </w:p>
         </w:tc>
@@ -3324,8 +4268,13 @@
             <w:pPr>
               <w:pStyle w:val="Geenafstand"/>
             </w:pPr>
-            <w:r>
-              <w:t>Variabelenaam met informatie over de indeling van het design. Als deze leeg is wordt er een ongewogen design gebruikt.</w:t>
+            <w:proofErr w:type="spellStart"/>
+            <w:r>
+              <w:t>Variabelenaam</w:t>
+            </w:r>
+            <w:proofErr w:type="spellEnd"/>
+            <w:r>
+              <w:t xml:space="preserve"> met informatie over de indeling van het design. Als deze leeg is wordt er een ongewogen design gebruikt.</w:t>
             </w:r>
           </w:p>
         </w:tc>
@@ -3379,7 +4328,15 @@
               <w:pStyle w:val="Geenafstand"/>
             </w:pPr>
             <w:r>
-              <w:t>Als dit gevuld is moet het een geldige dplyr::filter() expressie zijn als tekst. Dus bijv.:  `geslacht == 1`</w:t>
+              <w:t xml:space="preserve">Als dit gevuld is moet het een geldige </w:t>
+            </w:r>
+            <w:proofErr w:type="spellStart"/>
+            <w:r>
+              <w:t>dplyr</w:t>
+            </w:r>
+            <w:proofErr w:type="spellEnd"/>
+            <w:r>
+              <w:t>::filter() expressie zijn als tekst. Dus bijv.:  `geslacht == 1`</w:t>
             </w:r>
           </w:p>
         </w:tc>
@@ -3398,8 +4355,13 @@
         <w:t>7.4 dichotoom</w:t>
       </w:r>
       <w:r>
-        <w:t xml:space="preserve"> en niet_dichotoom</w:t>
-      </w:r>
+        <w:t xml:space="preserve"> en </w:t>
+      </w:r>
+      <w:proofErr w:type="spellStart"/>
+      <w:r>
+        <w:t>niet_dichotoom</w:t>
+      </w:r>
+      <w:proofErr w:type="spellEnd"/>
     </w:p>
     <w:p>
       <w:pPr>
@@ -3408,6 +4370,7 @@
       <w:r>
         <w:t xml:space="preserve">Dichotome variabelen worden in theorie automatisch herkend door het script, en kunnen nog verder geborgd worden middels </w:t>
       </w:r>
+      <w:proofErr w:type="spellStart"/>
       <w:r>
         <w:rPr>
           <w:i/>
@@ -3415,6 +4378,7 @@
         </w:rPr>
         <w:t>waarden_dichotoom</w:t>
       </w:r>
+      <w:proofErr w:type="spellEnd"/>
       <w:r>
         <w:t xml:space="preserve"> op het tabblad </w:t>
       </w:r>
@@ -3426,7 +4390,39 @@
         <w:t>algemeen</w:t>
       </w:r>
       <w:r>
-        <w:t>. Mocht er alsnog een variabele zijn die wel dichotoom is, maar niet zo gelezen wordt door het script, of vice versa, dan kunnen deze worden geplaatst in het bijbehorende tabblad. Hiermee wordt de detectie omzeild en de status als wel/niet dichotoom geforceerd. Beide tabbladen bestaan simpelweg uit een lijst met variabelenamen. (Één variabelenaam per rij.)</w:t>
+        <w:t xml:space="preserve">. Mocht er alsnog een variabele zijn die wel dichotoom is, maar niet zo gelezen wordt door het script, of </w:t>
+      </w:r>
+      <w:proofErr w:type="spellStart"/>
+      <w:r>
+        <w:t>vice</w:t>
+      </w:r>
+      <w:proofErr w:type="spellEnd"/>
+      <w:r>
+        <w:t xml:space="preserve"> versa, dan kunnen deze worden geplaatst in het bijbehorende tabblad. Hiermee wordt de detectie omzeild en de status als wel/niet dichotoom geforceerd. Beide tabbladen bestaan simpelweg uit een lijst met </w:t>
+      </w:r>
+      <w:proofErr w:type="spellStart"/>
+      <w:r>
+        <w:t>variabelenamen</w:t>
+      </w:r>
+      <w:proofErr w:type="spellEnd"/>
+      <w:r>
+        <w:t>. (</w:t>
+      </w:r>
+      <w:proofErr w:type="spellStart"/>
+      <w:r>
+        <w:t>Één</w:t>
+      </w:r>
+      <w:proofErr w:type="spellEnd"/>
+      <w:r>
+        <w:t xml:space="preserve"> </w:t>
+      </w:r>
+      <w:proofErr w:type="spellStart"/>
+      <w:r>
+        <w:t>variabelenaam</w:t>
+      </w:r>
+      <w:proofErr w:type="spellEnd"/>
+      <w:r>
+        <w:t xml:space="preserve"> per rij.)</w:t>
       </w:r>
     </w:p>
     <w:p>
@@ -3439,8 +4435,14 @@
         <w:pStyle w:val="Kop2"/>
       </w:pPr>
       <w:r>
-        <w:t>7.6 forceer_datatypen</w:t>
-      </w:r>
+        <w:lastRenderedPageBreak/>
+        <w:t xml:space="preserve">7.6 </w:t>
+      </w:r>
+      <w:proofErr w:type="spellStart"/>
+      <w:r>
+        <w:t>forceer_datatypen</w:t>
+      </w:r>
+      <w:proofErr w:type="spellEnd"/>
     </w:p>
     <w:p>
       <w:pPr>
@@ -3529,9 +4531,11 @@
             <w:pPr>
               <w:pStyle w:val="Geenafstand"/>
             </w:pPr>
+            <w:proofErr w:type="spellStart"/>
             <w:r>
               <w:t>Variabelenaam</w:t>
             </w:r>
+            <w:proofErr w:type="spellEnd"/>
           </w:p>
         </w:tc>
         <w:tc>
@@ -3571,7 +4575,23 @@
               <w:pStyle w:val="Geenafstand"/>
             </w:pPr>
             <w:r>
-              <w:t>“numeric” / “character”</w:t>
+              <w:t>“</w:t>
+            </w:r>
+            <w:proofErr w:type="spellStart"/>
+            <w:r>
+              <w:t>numeric</w:t>
+            </w:r>
+            <w:proofErr w:type="spellEnd"/>
+            <w:r>
+              <w:t>” / “</w:t>
+            </w:r>
+            <w:proofErr w:type="spellStart"/>
+            <w:r>
+              <w:t>character</w:t>
+            </w:r>
+            <w:proofErr w:type="spellEnd"/>
+            <w:r>
+              <w:t>”</w:t>
             </w:r>
           </w:p>
         </w:tc>
@@ -3584,7 +4604,23 @@
               <w:pStyle w:val="Geenafstand"/>
             </w:pPr>
             <w:r>
-              <w:t xml:space="preserve">Gewenst datatype. Er zijn momenteel twee opties ingebouwd: getallen (“numeric”) en strings (“character”). De variabele wordt binnen R omgezet naar het gewenste type. </w:t>
+              <w:t>Gewenst datatype. Er zijn momenteel twee opties ingebouwd: getallen (“</w:t>
+            </w:r>
+            <w:proofErr w:type="spellStart"/>
+            <w:r>
+              <w:t>numeric</w:t>
+            </w:r>
+            <w:proofErr w:type="spellEnd"/>
+            <w:r>
+              <w:t>”) en strings (“</w:t>
+            </w:r>
+            <w:proofErr w:type="spellStart"/>
+            <w:r>
+              <w:t>character</w:t>
+            </w:r>
+            <w:proofErr w:type="spellEnd"/>
+            <w:r>
+              <w:t xml:space="preserve">”). De variabele wordt binnen R omgezet naar het gewenste type. </w:t>
             </w:r>
             <w:r>
               <w:rPr>
@@ -3625,15 +4661,28 @@
         <w:pStyle w:val="Kop2"/>
       </w:pPr>
       <w:r>
-        <w:t>7.7 headers_afkortingen</w:t>
-      </w:r>
+        <w:t xml:space="preserve">7.7 </w:t>
+      </w:r>
+      <w:proofErr w:type="spellStart"/>
+      <w:r>
+        <w:t>headers_afkortingen</w:t>
+      </w:r>
+      <w:proofErr w:type="spellEnd"/>
     </w:p>
     <w:p>
       <w:pPr>
         <w:pStyle w:val="Geenafstand"/>
       </w:pPr>
       <w:r>
-        <w:t>Het kan voorkomen dat de volledige waarde van een categorie te groot is voor een cel. Voor dit geval is er een mogelijkheid om afkortingen op te geven, middels een simpele tekst/vervanging combinatie. In NOG wordt de regio bijvoorbeeld onderverdeeld in subregio’s, die te lange namen hebben voor het tabellenboek:</w:t>
+        <w:t xml:space="preserve">Het kan voorkomen dat de volledige waarde van een categorie te groot is voor een cel. Voor dit geval is er een mogelijkheid om afkortingen op te geven, middels een simpele tekst/vervanging combinatie. In NOG wordt de regio bijvoorbeeld onderverdeeld in </w:t>
+      </w:r>
+      <w:proofErr w:type="spellStart"/>
+      <w:r>
+        <w:t>subregio’s</w:t>
+      </w:r>
+      <w:proofErr w:type="spellEnd"/>
+      <w:r>
+        <w:t>, die te lange namen hebben voor het tabellenboek:</w:t>
       </w:r>
     </w:p>
     <w:p>
@@ -3879,15 +4928,52 @@
         <w:pStyle w:val="Kop2"/>
       </w:pPr>
       <w:r>
-        <w:t>7.8 indeling_rijen</w:t>
-      </w:r>
+        <w:t xml:space="preserve">7.8 </w:t>
+      </w:r>
+      <w:proofErr w:type="spellStart"/>
+      <w:r>
+        <w:t>indeling_rijen</w:t>
+      </w:r>
+      <w:proofErr w:type="spellEnd"/>
     </w:p>
     <w:p>
       <w:pPr>
         <w:pStyle w:val="Geenafstand"/>
       </w:pPr>
       <w:r>
-        <w:t>Hier bouw je de inhoud &amp; volgorde van het tabellenboek op: type (titel/kop/vraag/var/nvar/aantallen/tekst), inhoud (variabelenaam of tekst), waardes (subset of aangepaste volgorde), kolomkoppen (override), verberg_crossings (display</w:t>
+        <w:t>Hier bouw je de inhoud &amp; volgorde van het tabellenboek op: type (titel/kop/vraag/var/</w:t>
+      </w:r>
+      <w:proofErr w:type="spellStart"/>
+      <w:r>
+        <w:t>nvar</w:t>
+      </w:r>
+      <w:proofErr w:type="spellEnd"/>
+      <w:r>
+        <w:t>/aantallen/tekst), inhoud (</w:t>
+      </w:r>
+      <w:proofErr w:type="spellStart"/>
+      <w:r>
+        <w:t>variabelenaam</w:t>
+      </w:r>
+      <w:proofErr w:type="spellEnd"/>
+      <w:r>
+        <w:t xml:space="preserve"> of tekst), waardes (subset of aangepaste volgorde), kolomkoppen (</w:t>
+      </w:r>
+      <w:proofErr w:type="spellStart"/>
+      <w:r>
+        <w:t>override</w:t>
+      </w:r>
+      <w:proofErr w:type="spellEnd"/>
+      <w:r>
+        <w:t xml:space="preserve">), </w:t>
+      </w:r>
+      <w:proofErr w:type="spellStart"/>
+      <w:r>
+        <w:t>verberg_crossings</w:t>
+      </w:r>
+      <w:proofErr w:type="spellEnd"/>
+      <w:r>
+        <w:t xml:space="preserve"> (display</w:t>
       </w:r>
       <w:r>
         <w:rPr>
@@ -3895,8 +4981,13 @@
         </w:rPr>
         <w:t>‑</w:t>
       </w:r>
-      <w:r>
-        <w:t>only verbergen), en weegfactor</w:t>
+      <w:proofErr w:type="spellStart"/>
+      <w:r>
+        <w:t>only</w:t>
+      </w:r>
+      <w:proofErr w:type="spellEnd"/>
+      <w:r>
+        <w:t xml:space="preserve"> verbergen), en weegfactor</w:t>
       </w:r>
       <w:r>
         <w:rPr>
@@ -3904,8 +4995,13 @@
         </w:rPr>
         <w:t>‑</w:t>
       </w:r>
-      <w:r>
-        <w:t xml:space="preserve">overrides per dataset (weegfactor.d1, weegfactor.d2, </w:t>
+      <w:proofErr w:type="spellStart"/>
+      <w:r>
+        <w:t>overrides</w:t>
+      </w:r>
+      <w:proofErr w:type="spellEnd"/>
+      <w:r>
+        <w:t xml:space="preserve"> per dataset (weegfactor.d1, weegfactor.d2, </w:t>
       </w:r>
       <w:r>
         <w:rPr>
@@ -3973,6 +5069,7 @@
         <w:rPr>
           <w:noProof/>
         </w:rPr>
+        <w:lastRenderedPageBreak/>
         <w:drawing>
           <wp:anchor distT="0" distB="0" distL="114300" distR="114300" simplePos="0" relativeHeight="251658240" behindDoc="0" locked="0" layoutInCell="1" allowOverlap="1" wp14:anchorId="33831486" wp14:editId="6DEB4DC8">
             <wp:simplePos x="0" y="0"/>
@@ -3997,7 +5094,7 @@
                     <pic:cNvPicPr/>
                   </pic:nvPicPr>
                   <pic:blipFill>
-                    <a:blip r:embed="rId9">
+                    <a:blip r:embed="rId10">
                       <a:extLst>
                         <a:ext uri="{28A0092B-C50C-407E-A947-70E740481C1C}">
                           <a14:useLocalDpi xmlns:a14="http://schemas.microsoft.com/office/drawing/2010/main" val="0"/>
@@ -4267,7 +5364,6 @@
         <w:pStyle w:val="Geenafstand"/>
       </w:pPr>
       <w:r>
-        <w:lastRenderedPageBreak/>
         <w:t>De kolomkoppen (Man/Vrouw) worden aangemaakt door de kop of vraag, niet door de variabelen. Het al dan niet zwaar vinden van het geven van mantelzorg (ZHMZGA406) is geen dichotome variabele, en krijgt daardoor zelf kolomkoppen:</w:t>
       </w:r>
     </w:p>
@@ -4369,7 +5465,7 @@
                     <pic:cNvPicPr/>
                   </pic:nvPicPr>
                   <pic:blipFill>
-                    <a:blip r:embed="rId10">
+                    <a:blip r:embed="rId11">
                       <a:extLst>
                         <a:ext uri="{28A0092B-C50C-407E-A947-70E740481C1C}">
                           <a14:useLocalDpi xmlns:a14="http://schemas.microsoft.com/office/drawing/2010/main" val="0"/>
@@ -4430,7 +5526,15 @@
         <w:pStyle w:val="Geenafstand"/>
       </w:pPr>
       <w:r>
-        <w:t xml:space="preserve">Er kunnen afwijkende weegfactoren per variabele worden aangegeven door het toevoegen van een kolom met de naam “weegfactor” (voor de hele variabele) of “weegfactor.d_(naam)” (voor een splitsing per dataset). (Specifiek voor VO: als er gebruik wordt gemaakt van een combinatiebestand met meerdere jaren kan er dus gebruik gemaakt worden van een kolom met de naam “weegfactor”, als er gebruik wordt gemaakt van een bestand per jaar dient dit per dataset te worden aangegeven.) Als deze kolommen ontbreken wordt de weegfactor van het tabblad </w:t>
+        <w:t>Er kunnen afwijkende weegfactoren per variabele worden aangegeven door het toevoegen van een kolom met de naam “weegfactor” (voor de hele variabele) of “</w:t>
+      </w:r>
+      <w:proofErr w:type="spellStart"/>
+      <w:r>
+        <w:t>weegfactor.d</w:t>
+      </w:r>
+      <w:proofErr w:type="spellEnd"/>
+      <w:r>
+        <w:t xml:space="preserve">_(naam)” (voor een splitsing per dataset). (Specifiek voor VO: als er gebruik wordt gemaakt van een combinatiebestand met meerdere jaren kan er dus gebruik gemaakt worden van een kolom met de naam “weegfactor”, als er gebruik wordt gemaakt van een bestand per jaar dient dit per dataset te worden aangegeven.) Als deze kolommen ontbreken wordt de weegfactor van het tabblad </w:t>
       </w:r>
       <w:r>
         <w:rPr>
@@ -4498,6 +5602,7 @@
           </w:tcPr>
           <w:p>
             <w:r>
+              <w:lastRenderedPageBreak/>
               <w:t>type</w:t>
             </w:r>
           </w:p>
@@ -4590,6 +5695,7 @@
             <w:r>
               <w:t xml:space="preserve">Tekst kan ingevoerd worden tussen variabelen voor meer uitleg. Een lege tekstregel kan gebruikt worden om een extra witregel in te voegen. Let op: introtekst bevindt zich op een aparte pagina: </w:t>
             </w:r>
+            <w:proofErr w:type="spellStart"/>
             <w:r>
               <w:rPr>
                 <w:i/>
@@ -4597,6 +5703,7 @@
               </w:rPr>
               <w:t>intro_tekst</w:t>
             </w:r>
+            <w:proofErr w:type="spellEnd"/>
             <w:r>
               <w:t>.</w:t>
             </w:r>
@@ -4682,7 +5789,15 @@
           </w:tcPr>
           <w:p>
             <w:r>
-              <w:t>“var” / “nvar”</w:t>
+              <w:t>“var” / “</w:t>
+            </w:r>
+            <w:proofErr w:type="spellStart"/>
+            <w:r>
+              <w:t>nvar</w:t>
+            </w:r>
+            <w:proofErr w:type="spellEnd"/>
+            <w:r>
+              <w:t>”</w:t>
             </w:r>
           </w:p>
         </w:tc>
@@ -4692,7 +5807,15 @@
           </w:tcPr>
           <w:p>
             <w:r>
-              <w:t xml:space="preserve">Geeft de genoemde variabele weer. Bij “nvar” wordt onder het procentteken een extra regel toegevoegd met het aantal respondenten bij die vraag. </w:t>
+              <w:t>Geeft de genoemde variabele weer. Bij “</w:t>
+            </w:r>
+            <w:proofErr w:type="spellStart"/>
+            <w:r>
+              <w:t>nvar</w:t>
+            </w:r>
+            <w:proofErr w:type="spellEnd"/>
+            <w:r>
+              <w:t xml:space="preserve">” wordt onder het procentteken een extra regel toegevoegd met het aantal respondenten bij die vraag. </w:t>
             </w:r>
             <w:r>
               <w:rPr>
@@ -4723,8 +5846,13 @@
             <w:tcW w:w="1824" w:type="dxa"/>
           </w:tcPr>
           <w:p>
-            <w:r>
-              <w:t>Variabelenaam / tekst / leeg</w:t>
+            <w:proofErr w:type="spellStart"/>
+            <w:r>
+              <w:t>Variabelenaam</w:t>
+            </w:r>
+            <w:proofErr w:type="spellEnd"/>
+            <w:r>
+              <w:t xml:space="preserve"> / tekst / leeg</w:t>
             </w:r>
           </w:p>
         </w:tc>
@@ -4734,7 +5862,15 @@
           </w:tcPr>
           <w:p>
             <w:r>
-              <w:t>In dit veld kan de bijbehorende tekst danwel variabele ingevuld worden.</w:t>
+              <w:t xml:space="preserve">In dit veld kan de bijbehorende tekst </w:t>
+            </w:r>
+            <w:proofErr w:type="spellStart"/>
+            <w:r>
+              <w:t>danwel</w:t>
+            </w:r>
+            <w:proofErr w:type="spellEnd"/>
+            <w:r>
+              <w:t xml:space="preserve"> variabele ingevuld worden.</w:t>
             </w:r>
           </w:p>
         </w:tc>
@@ -4756,11 +5892,7 @@
           </w:tcPr>
           <w:p>
             <w:r>
-              <w:t xml:space="preserve">Getallen gescheiden door </w:t>
-            </w:r>
-            <w:r>
-              <w:lastRenderedPageBreak/>
-              <w:t>rechte streepjes (|) / leeg</w:t>
+              <w:t>Getallen gescheiden door rechte streepjes (|) / leeg</w:t>
             </w:r>
           </w:p>
         </w:tc>
@@ -4770,12 +5902,7 @@
           </w:tcPr>
           <w:p>
             <w:r>
-              <w:lastRenderedPageBreak/>
-              <w:t xml:space="preserve">Indien er een beperkte subset of een andere volgorde van antwoorden moet worden weergegeven kunnen </w:t>
-            </w:r>
-            <w:r>
-              <w:lastRenderedPageBreak/>
-              <w:t xml:space="preserve">deze hier worden opgegeven in de gewenste volgorde, gescheiden door |. De volgorde van drie categorieën kan zo bijvoorbeeld omgedraaid worden met “3|2|1”. </w:t>
+              <w:t xml:space="preserve">Indien er een beperkte subset of een andere volgorde van antwoorden moet worden weergegeven kunnen deze hier worden opgegeven in de gewenste volgorde, gescheiden door |. De volgorde van drie categorieën kan zo bijvoorbeeld omgedraaid worden met “3|2|1”. </w:t>
             </w:r>
             <w:r>
               <w:rPr>
@@ -4807,7 +5934,6 @@
           </w:tcPr>
           <w:p>
             <w:r>
-              <w:lastRenderedPageBreak/>
               <w:t>kolomkoppen</w:t>
             </w:r>
           </w:p>
@@ -4838,7 +5964,15 @@
               <w:t xml:space="preserve">Let op: </w:t>
             </w:r>
             <w:r>
-              <w:t>deze variabele heeft alleen effect in de uitvoer in Excel-bestanden. Vanwege de vereisten van digitoegankelijkheid is het niet mogelijk om een tabel zonder kolomkoppen aan te maken in HTML.</w:t>
+              <w:t xml:space="preserve">deze variabele heeft alleen effect in de uitvoer in Excel-bestanden. Vanwege de vereisten van </w:t>
+            </w:r>
+            <w:proofErr w:type="spellStart"/>
+            <w:r>
+              <w:t>digitoegankelijkheid</w:t>
+            </w:r>
+            <w:proofErr w:type="spellEnd"/>
+            <w:r>
+              <w:t xml:space="preserve"> is het niet mogelijk om een tabel zonder kolomkoppen aan te maken in HTML.</w:t>
             </w:r>
           </w:p>
         </w:tc>
@@ -4849,9 +5983,11 @@
             <w:tcW w:w="2019" w:type="dxa"/>
           </w:tcPr>
           <w:p>
+            <w:proofErr w:type="spellStart"/>
             <w:r>
               <w:t>verberg_crossings</w:t>
             </w:r>
+            <w:proofErr w:type="spellEnd"/>
           </w:p>
         </w:tc>
         <w:tc>
@@ -4870,23 +6006,40 @@
           </w:tcPr>
           <w:p>
             <w:r>
-              <w:t xml:space="preserve">Het kan wenselijk zijn om de uitsplitsing in crossings uit te zetten bij specifieke variabelen, bijvoorbeeld als er sprake is van lage aantallen. Door in deze kolom iets toe te voegen worden de percentages niet uitgesplitst. In plaats daarvan wordt het symbool voor missende data weergegeven (zie </w:t>
-            </w:r>
+              <w:t xml:space="preserve">Het kan wenselijk zijn om de uitsplitsing in </w:t>
+            </w:r>
+            <w:proofErr w:type="spellStart"/>
+            <w:r>
+              <w:t>crossings</w:t>
+            </w:r>
+            <w:proofErr w:type="spellEnd"/>
+            <w:r>
+              <w:t xml:space="preserve"> uit te zetten bij specifieke variabelen, bijvoorbeeld als er sprake is van lage aantallen. Door in deze kolom iets toe te voegen worden de percentages niet uitgesplitst. In plaats daarvan wordt het symbool voor missende data weergegeven (zie </w:t>
+            </w:r>
+            <w:proofErr w:type="spellStart"/>
             <w:r>
               <w:rPr>
                 <w:i/>
                 <w:iCs/>
               </w:rPr>
-              <w:t xml:space="preserve">tekst_missende_data </w:t>
-            </w:r>
-            <w:r>
-              <w:t xml:space="preserve">op het tabblad </w:t>
-            </w:r>
+              <w:t>tekst_missende_data</w:t>
+            </w:r>
+            <w:proofErr w:type="spellEnd"/>
             <w:r>
               <w:rPr>
                 <w:i/>
                 <w:iCs/>
               </w:rPr>
+              <w:t xml:space="preserve"> </w:t>
+            </w:r>
+            <w:r>
+              <w:t xml:space="preserve">op het tabblad </w:t>
+            </w:r>
+            <w:r>
+              <w:rPr>
+                <w:i/>
+                <w:iCs/>
+              </w:rPr>
               <w:t>algemeen</w:t>
             </w:r>
             <w:r>
@@ -4900,8 +6053,13 @@
               <w:t xml:space="preserve">Let op: </w:t>
             </w:r>
             <w:r>
-              <w:t xml:space="preserve">filtering op basis van lage aantallen gebeurt in principe via </w:t>
-            </w:r>
+              <w:t xml:space="preserve">filtering op basis </w:t>
+            </w:r>
+            <w:r>
+              <w:lastRenderedPageBreak/>
+              <w:t xml:space="preserve">van lage aantallen gebeurt in principe via </w:t>
+            </w:r>
+            <w:proofErr w:type="spellStart"/>
             <w:r>
               <w:rPr>
                 <w:i/>
@@ -4909,9 +6067,11 @@
               </w:rPr>
               <w:t>min_observaties_per_vraag</w:t>
             </w:r>
+            <w:proofErr w:type="spellEnd"/>
             <w:r>
               <w:t xml:space="preserve"> en </w:t>
             </w:r>
+            <w:proofErr w:type="spellStart"/>
             <w:r>
               <w:rPr>
                 <w:i/>
@@ -4919,6 +6079,7 @@
               </w:rPr>
               <w:t>min_observaties_per_antwoord</w:t>
             </w:r>
+            <w:proofErr w:type="spellEnd"/>
             <w:r>
               <w:rPr>
                 <w:i/>
@@ -4952,6 +6113,7 @@
           </w:tcPr>
           <w:p>
             <w:r>
+              <w:lastRenderedPageBreak/>
               <w:t>weegfactor</w:t>
             </w:r>
           </w:p>
@@ -4961,8 +6123,13 @@
             <w:tcW w:w="1824" w:type="dxa"/>
           </w:tcPr>
           <w:p>
-            <w:r>
-              <w:t>Variabelenaam / leeg</w:t>
+            <w:proofErr w:type="spellStart"/>
+            <w:r>
+              <w:t>Variabelenaam</w:t>
+            </w:r>
+            <w:proofErr w:type="spellEnd"/>
+            <w:r>
+              <w:t xml:space="preserve"> / leeg</w:t>
             </w:r>
           </w:p>
         </w:tc>
@@ -5033,8 +6200,13 @@
             <w:tcW w:w="2019" w:type="dxa"/>
           </w:tcPr>
           <w:p>
-            <w:r>
-              <w:t>weegfactor.d(getal)</w:t>
+            <w:proofErr w:type="spellStart"/>
+            <w:r>
+              <w:t>weegfactor.d</w:t>
+            </w:r>
+            <w:proofErr w:type="spellEnd"/>
+            <w:r>
+              <w:t>(getal)</w:t>
             </w:r>
           </w:p>
         </w:tc>
@@ -5043,8 +6215,13 @@
             <w:tcW w:w="1824" w:type="dxa"/>
           </w:tcPr>
           <w:p>
-            <w:r>
-              <w:t>Variabelenaam / leeg</w:t>
+            <w:proofErr w:type="spellStart"/>
+            <w:r>
+              <w:t>Variabelenaam</w:t>
+            </w:r>
+            <w:proofErr w:type="spellEnd"/>
+            <w:r>
+              <w:t xml:space="preserve"> / leeg</w:t>
             </w:r>
           </w:p>
         </w:tc>
@@ -5075,8 +6252,13 @@
             <w:tcW w:w="2019" w:type="dxa"/>
           </w:tcPr>
           <w:p>
-            <w:r>
-              <w:t>weegfactor.d_(naam)</w:t>
+            <w:proofErr w:type="spellStart"/>
+            <w:r>
+              <w:t>weegfactor.d</w:t>
+            </w:r>
+            <w:proofErr w:type="spellEnd"/>
+            <w:r>
+              <w:t>_(naam)</w:t>
             </w:r>
           </w:p>
         </w:tc>
@@ -5085,8 +6267,13 @@
             <w:tcW w:w="1824" w:type="dxa"/>
           </w:tcPr>
           <w:p>
-            <w:r>
-              <w:t>Variabelenaam / leeg</w:t>
+            <w:proofErr w:type="spellStart"/>
+            <w:r>
+              <w:t>Variabelenaam</w:t>
+            </w:r>
+            <w:proofErr w:type="spellEnd"/>
+            <w:r>
+              <w:t xml:space="preserve"> / leeg</w:t>
             </w:r>
           </w:p>
         </w:tc>
@@ -5096,7 +6283,15 @@
           </w:tcPr>
           <w:p>
             <w:r>
-              <w:t>Identiek aan de kolom hierboven, maar dan op basis van de naam van een dataset i.p.v. het volggetal. N.B.: Het script differentieert tussen deze twee mogelijkheden door het zoeken naar een underscore (_). Deze is daarom verplicht.</w:t>
+              <w:t xml:space="preserve">Identiek aan de kolom hierboven, maar dan op basis van de naam van een dataset i.p.v. het volggetal. N.B.: Het script differentieert tussen deze twee mogelijkheden door het zoeken naar een </w:t>
+            </w:r>
+            <w:proofErr w:type="spellStart"/>
+            <w:r>
+              <w:t>underscore</w:t>
+            </w:r>
+            <w:proofErr w:type="spellEnd"/>
+            <w:r>
+              <w:t xml:space="preserve"> (_). Deze is daarom verplicht.</w:t>
             </w:r>
           </w:p>
         </w:tc>
@@ -5132,16 +6327,36 @@
         <w:pStyle w:val="Kop2"/>
       </w:pPr>
       <w:r>
-        <w:lastRenderedPageBreak/>
-        <w:t>7.9 intro_tekst</w:t>
-      </w:r>
+        <w:t xml:space="preserve">7.9 </w:t>
+      </w:r>
+      <w:proofErr w:type="spellStart"/>
+      <w:r>
+        <w:t>intro_tekst</w:t>
+      </w:r>
+      <w:proofErr w:type="spellEnd"/>
     </w:p>
     <w:p>
       <w:pPr>
         <w:pStyle w:val="Geenafstand"/>
       </w:pPr>
       <w:r>
-        <w:t>Introductietekst voor het tabellenboek. Ondersteunt titel/kop/tekst als type en placeholders zoals [naam] en [subregio].</w:t>
+        <w:t xml:space="preserve">Introductietekst voor het tabellenboek. Ondersteunt titel/kop/tekst als type en </w:t>
+      </w:r>
+      <w:proofErr w:type="spellStart"/>
+      <w:r>
+        <w:t>placeholders</w:t>
+      </w:r>
+      <w:proofErr w:type="spellEnd"/>
+      <w:r>
+        <w:t xml:space="preserve"> zoals [naam] en [</w:t>
+      </w:r>
+      <w:proofErr w:type="spellStart"/>
+      <w:r>
+        <w:t>subregio</w:t>
+      </w:r>
+      <w:proofErr w:type="spellEnd"/>
+      <w:r>
+        <w:t>].</w:t>
       </w:r>
       <w:r>
         <w:t xml:space="preserve"> Dit staat op een apart tabblad voor de overzichtelijkheid en om de opmaak makkelijker te maken in het script.</w:t>
@@ -5279,7 +6494,31 @@
           </w:tcPr>
           <w:p>
             <w:r>
-              <w:t>De weer te geven tekst. Een witregel kan gemaakt worden door deze leeg te laten. “[naam]” wordt vervangen door de naam van het tabellenboek. (Bijvoorbeeld de gemeentenaam.) Daarnaast kunnen de benodigde waardes van andere subsets ook worden weergegeven, middels “[variabelenaam]”, dus bijvoorbeeld “[subregio]” als de tweede subset over de variabele subregio gaat. Let op: “{logo}” kan gebruikt worden voor het invoegen van logo’s op een gewenste plek, zie hieronder. Deze wordt bij de Excelversie verwijderd.</w:t>
+              <w:t>De weer te geven tekst. Een witregel kan gemaakt worden door deze leeg te laten. “[naam]” wordt vervangen door de naam van het tabellenboek. (Bijvoorbeeld de gemeentenaam.) Daarnaast kunnen de benodigde waardes van andere subsets ook worden weergegeven, middels “[</w:t>
+            </w:r>
+            <w:proofErr w:type="spellStart"/>
+            <w:r>
+              <w:t>variabelenaam</w:t>
+            </w:r>
+            <w:proofErr w:type="spellEnd"/>
+            <w:r>
+              <w:t>]”, dus bijvoorbeeld “[</w:t>
+            </w:r>
+            <w:proofErr w:type="spellStart"/>
+            <w:r>
+              <w:t>subregio</w:t>
+            </w:r>
+            <w:proofErr w:type="spellEnd"/>
+            <w:r>
+              <w:t xml:space="preserve">]” als de tweede subset over de variabele </w:t>
+            </w:r>
+            <w:proofErr w:type="spellStart"/>
+            <w:r>
+              <w:t>subregio</w:t>
+            </w:r>
+            <w:proofErr w:type="spellEnd"/>
+            <w:r>
+              <w:t xml:space="preserve"> gaat. Let op: “{logo}” kan gebruikt worden voor het invoegen van logo’s op een gewenste plek, zie hieronder. Deze wordt bij de Excelversie verwijderd.</w:t>
             </w:r>
           </w:p>
         </w:tc>
@@ -5300,6 +6539,7 @@
         <w:pStyle w:val="Kop2"/>
       </w:pPr>
       <w:r>
+        <w:lastRenderedPageBreak/>
         <w:t>7.10 labelcorrectie</w:t>
       </w:r>
     </w:p>
@@ -5317,7 +6557,31 @@
         <w:t>‑</w:t>
       </w:r>
       <w:r>
-        <w:t xml:space="preserve"> en antwoordlabels. Je kunt targetten op var, of (met waarschuwing) over alle variabelen zoeken/vervangen op antwoordlabels.</w:t>
+        <w:t xml:space="preserve"> en </w:t>
+      </w:r>
+      <w:proofErr w:type="spellStart"/>
+      <w:r>
+        <w:t>antwoordlabels</w:t>
+      </w:r>
+      <w:proofErr w:type="spellEnd"/>
+      <w:r>
+        <w:t xml:space="preserve">. Je kunt </w:t>
+      </w:r>
+      <w:proofErr w:type="spellStart"/>
+      <w:r>
+        <w:t>targetten</w:t>
+      </w:r>
+      <w:proofErr w:type="spellEnd"/>
+      <w:r>
+        <w:t xml:space="preserve"> op var, of (met waarschuwing) over alle variabelen zoeken/vervangen op </w:t>
+      </w:r>
+      <w:proofErr w:type="spellStart"/>
+      <w:r>
+        <w:t>antwoordlabels</w:t>
+      </w:r>
+      <w:proofErr w:type="spellEnd"/>
+      <w:r>
+        <w:t>.</w:t>
       </w:r>
     </w:p>
     <w:p>
@@ -5327,7 +6591,31 @@
     </w:p>
     <w:p>
       <w:r>
-        <w:t xml:space="preserve">De labels in de dataset zijn soms onduidelijk of te lang voor een tabellenboek. Dit kan in principe gecorrigeerd worden in SPSS, aangezien het script de labels uit SPSS haalt, maar in veel gevallen zal de dataset niet voor niets zo opgezet zijn. Daarom is er in het script de mogelijkheid om labels aan te passen. Dit is zeer foutgevoelig, dus een dubbel- of triplecheck is aan te raden. Zowel variabelelabels als antwoordlabels kunnen worden aangepast. Hierbij is het van belang om te kijken welk type het is, aangezien het script hier zelf niet slim genoeg voor is. Bij een dichotome waarde wordt de </w:t>
+        <w:t xml:space="preserve">De labels in de dataset zijn soms onduidelijk of te lang voor een tabellenboek. Dit kan in principe gecorrigeerd worden in SPSS, aangezien het script de labels uit SPSS haalt, maar in veel gevallen zal de dataset niet voor niets zo opgezet zijn. Daarom is er in het script de mogelijkheid om labels aan te passen. Dit is zeer foutgevoelig, dus een dubbel- of </w:t>
+      </w:r>
+      <w:proofErr w:type="spellStart"/>
+      <w:r>
+        <w:t>triplecheck</w:t>
+      </w:r>
+      <w:proofErr w:type="spellEnd"/>
+      <w:r>
+        <w:t xml:space="preserve"> is aan te raden. Zowel </w:t>
+      </w:r>
+      <w:proofErr w:type="spellStart"/>
+      <w:r>
+        <w:t>variabelelabels</w:t>
+      </w:r>
+      <w:proofErr w:type="spellEnd"/>
+      <w:r>
+        <w:t xml:space="preserve"> als </w:t>
+      </w:r>
+      <w:proofErr w:type="spellStart"/>
+      <w:r>
+        <w:t>antwoordlabels</w:t>
+      </w:r>
+      <w:proofErr w:type="spellEnd"/>
+      <w:r>
+        <w:t xml:space="preserve"> kunnen worden aangepast. Hierbij is het van belang om te kijken welk type het is, aangezien het script hier zelf niet slim genoeg voor is. Bij een dichotome waarde wordt de </w:t>
       </w:r>
       <w:r>
         <w:rPr>
@@ -5337,7 +6625,15 @@
         <w:t>vraag</w:t>
       </w:r>
       <w:r>
-        <w:t xml:space="preserve"> (= variabelelabel) als label weergegeven, bij een niet-dichotome waarde wordt het </w:t>
+        <w:t xml:space="preserve"> (= </w:t>
+      </w:r>
+      <w:proofErr w:type="spellStart"/>
+      <w:r>
+        <w:t>variabelelabel</w:t>
+      </w:r>
+      <w:proofErr w:type="spellEnd"/>
+      <w:r>
+        <w:t xml:space="preserve">) als label weergegeven, bij een niet-dichotome waarde wordt het </w:t>
       </w:r>
       <w:r>
         <w:rPr>
@@ -5420,8 +6716,13 @@
             <w:tcW w:w="0" w:type="auto"/>
           </w:tcPr>
           <w:p>
-            <w:r>
-              <w:t>Variabelenaam / leeg</w:t>
+            <w:proofErr w:type="spellStart"/>
+            <w:r>
+              <w:t>Variabelenaam</w:t>
+            </w:r>
+            <w:proofErr w:type="spellEnd"/>
+            <w:r>
+              <w:t xml:space="preserve"> / leeg</w:t>
             </w:r>
           </w:p>
         </w:tc>
@@ -5433,6 +6734,7 @@
             <w:r>
               <w:t xml:space="preserve">Alleen indien </w:t>
             </w:r>
+            <w:proofErr w:type="spellStart"/>
             <w:r>
               <w:rPr>
                 <w:i/>
@@ -5440,15 +6742,25 @@
               </w:rPr>
               <w:t>var_label</w:t>
             </w:r>
+            <w:proofErr w:type="spellEnd"/>
             <w:r>
               <w:t xml:space="preserve"> of </w:t>
             </w:r>
+            <w:proofErr w:type="spellStart"/>
             <w:r>
               <w:rPr>
                 <w:i/>
                 <w:iCs/>
               </w:rPr>
-              <w:t xml:space="preserve">antwoord_waarde </w:t>
+              <w:t>antwoord_waarde</w:t>
+            </w:r>
+            <w:proofErr w:type="spellEnd"/>
+            <w:r>
+              <w:rPr>
+                <w:i/>
+                <w:iCs/>
+              </w:rPr>
+              <w:t xml:space="preserve"> </w:t>
             </w:r>
             <w:r>
               <w:t>is ingevuld, optioneel voor antwoorden met zoektekst.</w:t>
@@ -5472,9 +6784,11 @@
             <w:tcW w:w="0" w:type="auto"/>
           </w:tcPr>
           <w:p>
+            <w:proofErr w:type="spellStart"/>
             <w:r>
               <w:t>var_label</w:t>
             </w:r>
+            <w:proofErr w:type="spellEnd"/>
           </w:p>
         </w:tc>
         <w:tc>
@@ -5514,9 +6828,11 @@
             <w:tcW w:w="0" w:type="auto"/>
           </w:tcPr>
           <w:p>
+            <w:proofErr w:type="spellStart"/>
             <w:r>
               <w:t>antwoord_waarde</w:t>
             </w:r>
+            <w:proofErr w:type="spellEnd"/>
           </w:p>
         </w:tc>
         <w:tc>
@@ -5537,12 +6853,21 @@
             <w:r>
               <w:t xml:space="preserve">Alleen indien </w:t>
             </w:r>
+            <w:proofErr w:type="spellStart"/>
             <w:r>
               <w:rPr>
                 <w:i/>
                 <w:iCs/>
               </w:rPr>
-              <w:t xml:space="preserve">antwoord_oud </w:t>
+              <w:t>antwoord_oud</w:t>
+            </w:r>
+            <w:proofErr w:type="spellEnd"/>
+            <w:r>
+              <w:rPr>
+                <w:i/>
+                <w:iCs/>
+              </w:rPr>
+              <w:t xml:space="preserve"> </w:t>
             </w:r>
             <w:r>
               <w:t>leeg is.</w:t>
@@ -5566,9 +6891,11 @@
             <w:tcW w:w="0" w:type="auto"/>
           </w:tcPr>
           <w:p>
+            <w:proofErr w:type="spellStart"/>
             <w:r>
               <w:t>antwoord_oud</w:t>
             </w:r>
+            <w:proofErr w:type="spellEnd"/>
           </w:p>
         </w:tc>
         <w:tc>
@@ -5589,6 +6916,7 @@
             <w:r>
               <w:t xml:space="preserve">Alleen indien </w:t>
             </w:r>
+            <w:proofErr w:type="spellStart"/>
             <w:r>
               <w:rPr>
                 <w:i/>
@@ -5596,19 +6924,25 @@
               </w:rPr>
               <w:t>antwoord_nieuw</w:t>
             </w:r>
-            <w:r>
-              <w:t xml:space="preserve"> is </w:t>
-            </w:r>
-            <w:r>
-              <w:lastRenderedPageBreak/>
-              <w:t xml:space="preserve">ingevuld en </w:t>
-            </w:r>
+            <w:proofErr w:type="spellEnd"/>
+            <w:r>
+              <w:t xml:space="preserve"> is ingevuld en </w:t>
+            </w:r>
+            <w:proofErr w:type="spellStart"/>
             <w:r>
               <w:rPr>
                 <w:i/>
                 <w:iCs/>
               </w:rPr>
-              <w:t xml:space="preserve">antwoord_waarde </w:t>
+              <w:t>antwoord_waarde</w:t>
+            </w:r>
+            <w:proofErr w:type="spellEnd"/>
+            <w:r>
+              <w:rPr>
+                <w:i/>
+                <w:iCs/>
+              </w:rPr>
+              <w:t xml:space="preserve"> </w:t>
             </w:r>
             <w:r>
               <w:rPr>
@@ -5628,12 +6962,7 @@
           </w:tcPr>
           <w:p>
             <w:r>
-              <w:lastRenderedPageBreak/>
-              <w:t xml:space="preserve">Zoekwaarde om te vervangen. Deze dient </w:t>
-            </w:r>
-            <w:r>
-              <w:lastRenderedPageBreak/>
-              <w:t>precies identiek te zijn aan de waarde in SPSS. (Dit kan ook gekopieerd worden uit het tabellenboek.)</w:t>
+              <w:t>Zoekwaarde om te vervangen. Deze dient precies identiek te zijn aan de waarde in SPSS. (Dit kan ook gekopieerd worden uit het tabellenboek.)</w:t>
             </w:r>
           </w:p>
           <w:p>
@@ -5676,10 +7005,11 @@
             <w:tcW w:w="0" w:type="auto"/>
           </w:tcPr>
           <w:p>
-            <w:r>
-              <w:lastRenderedPageBreak/>
+            <w:proofErr w:type="spellStart"/>
+            <w:r>
               <w:t>antwoord_nieuw</w:t>
             </w:r>
+            <w:proofErr w:type="spellEnd"/>
           </w:p>
         </w:tc>
         <w:tc>
@@ -5789,9 +7119,11 @@
             <w:tcW w:w="587" w:type="pct"/>
           </w:tcPr>
           <w:p>
+            <w:proofErr w:type="spellStart"/>
             <w:r>
               <w:t>id</w:t>
             </w:r>
+            <w:proofErr w:type="spellEnd"/>
           </w:p>
         </w:tc>
         <w:tc>
@@ -5810,7 +7142,35 @@
           </w:tcPr>
           <w:p>
             <w:r>
-              <w:t>Optionele identifier voor het plaatsen in de digitoegankelijke versie. Deze werkt anders dan Excel, waardoor logo’s op verschillende plekken in het document geplaatst moeten kunnen worden. Dit veld kan gebruikt worden om de locatie aan te geven; de tekst “{logo (id)}” wordt vervangen door de afbeelding wanneer er een waarde opgegeven is. Zo niet, dan wordt deze geplaatst ter vervanging van “{logo}”. Let op: {logo} kan ook toegevoegd worden in de introtekst, indien gewenst.</w:t>
+              <w:t xml:space="preserve">Optionele </w:t>
+            </w:r>
+            <w:proofErr w:type="spellStart"/>
+            <w:r>
+              <w:t>identifier</w:t>
+            </w:r>
+            <w:proofErr w:type="spellEnd"/>
+            <w:r>
+              <w:t xml:space="preserve"> voor het plaatsen in de </w:t>
+            </w:r>
+            <w:proofErr w:type="spellStart"/>
+            <w:r>
+              <w:t>digitoegankelijke</w:t>
+            </w:r>
+            <w:proofErr w:type="spellEnd"/>
+            <w:r>
+              <w:t xml:space="preserve"> versie. Deze werkt anders dan Excel, waardoor logo’s op verschillende plekken in het document geplaatst moeten kunnen worden. Dit veld kan gebruikt worden om de locatie aan te geven; de tekst “{logo (</w:t>
+            </w:r>
+            <w:proofErr w:type="spellStart"/>
+            <w:r>
+              <w:t>id</w:t>
+            </w:r>
+            <w:proofErr w:type="spellEnd"/>
+            <w:r>
+              <w:t xml:space="preserve">)}” wordt vervangen door de afbeelding wanneer er een waarde opgegeven is. Zo niet, dan wordt deze geplaatst ter vervanging van </w:t>
+            </w:r>
+            <w:r>
+              <w:lastRenderedPageBreak/>
+              <w:t>“{logo}”. Let op: {logo} kan ook toegevoegd worden in de introtekst, indien gewenst.</w:t>
             </w:r>
           </w:p>
         </w:tc>
@@ -5832,6 +7192,7 @@
                 <w:b/>
                 <w:bCs/>
               </w:rPr>
+              <w:lastRenderedPageBreak/>
               <w:t>bestand</w:t>
             </w:r>
           </w:p>
@@ -6059,7 +7420,47 @@
         <w:pStyle w:val="Geenafstand"/>
       </w:pPr>
       <w:r>
-        <w:t>Definieer kolommen in je tabellenboek: per rij een dataset + subset + (optioneel) jaar + wel/geen crossings + testlogica (sign_crossing intern/totaal/kolomnummer, sign_totaal doelkolom dataset/kolomnr, sign_doelkolom weergave verschuiven).</w:t>
+        <w:t xml:space="preserve">Definieer kolommen in je tabellenboek: per rij een dataset + subset + (optioneel) jaar + wel/geen </w:t>
+      </w:r>
+      <w:proofErr w:type="spellStart"/>
+      <w:r>
+        <w:t>crossings</w:t>
+      </w:r>
+      <w:proofErr w:type="spellEnd"/>
+      <w:r>
+        <w:t xml:space="preserve"> + testlogica (</w:t>
+      </w:r>
+      <w:proofErr w:type="spellStart"/>
+      <w:r>
+        <w:t>sign_crossing</w:t>
+      </w:r>
+      <w:proofErr w:type="spellEnd"/>
+      <w:r>
+        <w:t xml:space="preserve"> intern/totaal/kolomnummer, </w:t>
+      </w:r>
+      <w:proofErr w:type="spellStart"/>
+      <w:r>
+        <w:t>sign_totaal</w:t>
+      </w:r>
+      <w:proofErr w:type="spellEnd"/>
+      <w:r>
+        <w:t xml:space="preserve"> doelkolom dataset/</w:t>
+      </w:r>
+      <w:proofErr w:type="spellStart"/>
+      <w:r>
+        <w:t>kolomnr</w:t>
+      </w:r>
+      <w:proofErr w:type="spellEnd"/>
+      <w:r>
+        <w:t xml:space="preserve">, </w:t>
+      </w:r>
+      <w:proofErr w:type="spellStart"/>
+      <w:r>
+        <w:t>sign_doelkolom</w:t>
+      </w:r>
+      <w:proofErr w:type="spellEnd"/>
+      <w:r>
+        <w:t xml:space="preserve"> weergave verschuiven).</w:t>
       </w:r>
     </w:p>
     <w:p>
@@ -6145,8 +7546,13 @@
                 <w:iCs/>
               </w:rPr>
             </w:pPr>
-            <w:r>
-              <w:t xml:space="preserve">naam_dataset uit het tabblad </w:t>
+            <w:proofErr w:type="spellStart"/>
+            <w:r>
+              <w:t>naam_dataset</w:t>
+            </w:r>
+            <w:proofErr w:type="spellEnd"/>
+            <w:r>
+              <w:t xml:space="preserve"> uit het tabblad </w:t>
             </w:r>
             <w:r>
               <w:rPr>
@@ -6184,8 +7590,13 @@
             <w:tcW w:w="0" w:type="auto"/>
           </w:tcPr>
           <w:p>
-            <w:r>
-              <w:t>Variabelenaam / leeg</w:t>
+            <w:proofErr w:type="spellStart"/>
+            <w:r>
+              <w:t>Variabelenaam</w:t>
+            </w:r>
+            <w:proofErr w:type="spellEnd"/>
+            <w:r>
+              <w:t xml:space="preserve"> / leeg</w:t>
             </w:r>
           </w:p>
         </w:tc>
@@ -6207,6 +7618,7 @@
             <w:r>
               <w:t xml:space="preserve"> als subset heeft, en de tweede regel </w:t>
             </w:r>
+            <w:proofErr w:type="spellStart"/>
             <w:r>
               <w:rPr>
                 <w:i/>
@@ -6214,8 +7626,17 @@
               </w:rPr>
               <w:t>subregio</w:t>
             </w:r>
-            <w:r>
-              <w:t xml:space="preserve">, dan wordt de subregio waarin de gemeente zich bevind meegenomen. </w:t>
+            <w:proofErr w:type="spellEnd"/>
+            <w:r>
+              <w:t xml:space="preserve">, dan wordt de </w:t>
+            </w:r>
+            <w:proofErr w:type="spellStart"/>
+            <w:r>
+              <w:t>subregio</w:t>
+            </w:r>
+            <w:proofErr w:type="spellEnd"/>
+            <w:r>
+              <w:t xml:space="preserve"> waarin de gemeente zich bevind meegenomen. </w:t>
             </w:r>
             <w:r>
               <w:t>Indien</w:t>
@@ -6276,9 +7697,12 @@
             <w:tcW w:w="0" w:type="auto"/>
           </w:tcPr>
           <w:p>
-            <w:r>
+            <w:proofErr w:type="spellStart"/>
+            <w:r>
+              <w:lastRenderedPageBreak/>
               <w:t>met_crossing</w:t>
             </w:r>
+            <w:proofErr w:type="spellEnd"/>
           </w:p>
         </w:tc>
         <w:tc>
@@ -6299,6 +7723,7 @@
             <w:r>
               <w:t xml:space="preserve">Legt vast of dit onderdeel verder uitgesplitst moet worden met kruisvariabelen. (Zie ook tabblad </w:t>
             </w:r>
+            <w:proofErr w:type="spellStart"/>
             <w:r>
               <w:rPr>
                 <w:i/>
@@ -6306,6 +7731,7 @@
               </w:rPr>
               <w:t>crossings</w:t>
             </w:r>
+            <w:proofErr w:type="spellEnd"/>
             <w:r>
               <w:t>.)</w:t>
             </w:r>
@@ -6318,9 +7744,11 @@
             <w:tcW w:w="0" w:type="auto"/>
           </w:tcPr>
           <w:p>
+            <w:proofErr w:type="spellStart"/>
             <w:r>
               <w:t>sign_crossing</w:t>
             </w:r>
+            <w:proofErr w:type="spellEnd"/>
           </w:p>
         </w:tc>
         <w:tc>
@@ -6360,6 +7788,7 @@
             <w:r>
               <w:t xml:space="preserve">als </w:t>
             </w:r>
+            <w:proofErr w:type="spellStart"/>
             <w:r>
               <w:rPr>
                 <w:i/>
@@ -6367,6 +7796,7 @@
               </w:rPr>
               <w:t>sign_toetsen</w:t>
             </w:r>
+            <w:proofErr w:type="spellEnd"/>
             <w:r>
               <w:t xml:space="preserve"> op het tabblad </w:t>
             </w:r>
@@ -6389,9 +7819,11 @@
             <w:tcW w:w="0" w:type="auto"/>
           </w:tcPr>
           <w:p>
+            <w:proofErr w:type="spellStart"/>
             <w:r>
               <w:t>sign_totaal</w:t>
             </w:r>
+            <w:proofErr w:type="spellEnd"/>
           </w:p>
         </w:tc>
         <w:tc>
@@ -6463,11 +7895,15 @@
               <w:t>met</w:t>
             </w:r>
             <w:r>
-              <w:t xml:space="preserve"> subset, maar wel andersom. Het is bijvoorbeeld wel mogelijk om vanuit de totaalkolom van een gemeente te vergelijken met het </w:t>
-            </w:r>
-            <w:r>
-              <w:lastRenderedPageBreak/>
-              <w:t xml:space="preserve">totaal van Nederland, maar niet vice versa. De reden is wat lastig uit te leggen; voor nu gewoon niet doen. (Vraag het een keer op een fysieke bijeenkomst, dan doe ik een poging. - AD) Van een kolom </w:t>
+              <w:t xml:space="preserve"> subset, maar wel andersom. Het is bijvoorbeeld wel mogelijk om vanuit de totaalkolom van een gemeente te vergelijken met het totaal van Nederland, maar niet </w:t>
+            </w:r>
+            <w:proofErr w:type="spellStart"/>
+            <w:r>
+              <w:t>vice</w:t>
+            </w:r>
+            <w:proofErr w:type="spellEnd"/>
+            <w:r>
+              <w:t xml:space="preserve"> versa. De reden is wat lastig uit te leggen; voor nu gewoon niet doen. (Vraag het een keer op een fysieke bijeenkomst, dan doe ik een poging. - AD) Van een kolom </w:t>
             </w:r>
             <w:r>
               <w:rPr>
@@ -6508,10 +7944,11 @@
             <w:tcW w:w="0" w:type="auto"/>
           </w:tcPr>
           <w:p>
-            <w:r>
-              <w:lastRenderedPageBreak/>
+            <w:proofErr w:type="spellStart"/>
+            <w:r>
               <w:t>sign_doelkolom</w:t>
             </w:r>
+            <w:proofErr w:type="spellEnd"/>
           </w:p>
         </w:tc>
         <w:tc>
@@ -6532,6 +7969,7 @@
             <w:r>
               <w:t xml:space="preserve">Indien het wenselijk is om de significantie in de kolom met het ‘hogere’ niveau weer te geven (in andere woorden: bij een vergelijking tussen gemeente en regio moet de regiokolom aangemerkt worden als significant), dan kan dat met deze instelling. Hiermee wordt de weergave verschoven naar de doelkolom, oftewel de kolom die is aangegeven bij </w:t>
             </w:r>
+            <w:proofErr w:type="spellStart"/>
             <w:r>
               <w:rPr>
                 <w:i/>
@@ -6539,6 +7977,7 @@
               </w:rPr>
               <w:t>sign_totaal</w:t>
             </w:r>
+            <w:proofErr w:type="spellEnd"/>
             <w:r>
               <w:t>.</w:t>
             </w:r>
@@ -6608,6 +8047,7 @@
         <w:pStyle w:val="Kop2"/>
       </w:pPr>
       <w:r>
+        <w:lastRenderedPageBreak/>
         <w:t>7.13 opmaak</w:t>
       </w:r>
     </w:p>
@@ -6634,7 +8074,15 @@
         <w:t>‑</w:t>
       </w:r>
       <w:r>
-        <w:t xml:space="preserve">lengte, afwisselende kleuren voor rijen/kolommen, verbergen lege kolommen in/uit crossings, en titeltemplate. </w:t>
+        <w:t xml:space="preserve">lengte, afwisselende kleuren voor rijen/kolommen, verbergen lege kolommen in/uit </w:t>
+      </w:r>
+      <w:proofErr w:type="spellStart"/>
+      <w:r>
+        <w:t>crossings</w:t>
+      </w:r>
+      <w:proofErr w:type="spellEnd"/>
+      <w:r>
+        <w:t xml:space="preserve">, en titeltemplate. </w:t>
       </w:r>
     </w:p>
     <w:p>
@@ -6653,7 +8101,39 @@
         <w:pStyle w:val="Geenafstand"/>
       </w:pPr>
       <w:r>
-        <w:t>Voor alle waarden in dit tabblad geldt dat ze optioneel zijn. Indien een waarde mist wordt een standaardwaarde aangehouden. De opmaak voor vragen is later toegevoegd, waardoor er voor terugwerkende functionaliteit gekozen is om de opmaak van een kop over te nemen als opmaak voor een vraag mist. (Dus simpel gezegd: als vraag_size = leeg, dan vraag_size = kop_size.) Verder zijn niet alle opties beschikbaar in de digitoegankelijke (HTML) versie. Dit is aangegeven per optie met haakjes: (E) voor Excel, (H) voor HTML.</w:t>
+        <w:t xml:space="preserve">Voor alle waarden in dit tabblad geldt dat ze optioneel zijn. Indien een waarde mist wordt een standaardwaarde aangehouden. De opmaak voor vragen is later toegevoegd, waardoor er voor terugwerkende functionaliteit gekozen is om de opmaak van een kop over te nemen als opmaak voor een vraag mist. (Dus simpel gezegd: als </w:t>
+      </w:r>
+      <w:proofErr w:type="spellStart"/>
+      <w:r>
+        <w:t>vraag_size</w:t>
+      </w:r>
+      <w:proofErr w:type="spellEnd"/>
+      <w:r>
+        <w:t xml:space="preserve"> = leeg, dan </w:t>
+      </w:r>
+      <w:proofErr w:type="spellStart"/>
+      <w:r>
+        <w:t>vraag_size</w:t>
+      </w:r>
+      <w:proofErr w:type="spellEnd"/>
+      <w:r>
+        <w:t xml:space="preserve"> = </w:t>
+      </w:r>
+      <w:proofErr w:type="spellStart"/>
+      <w:r>
+        <w:t>kop_size</w:t>
+      </w:r>
+      <w:proofErr w:type="spellEnd"/>
+      <w:r>
+        <w:t xml:space="preserve">.) Verder zijn niet alle opties beschikbaar in de </w:t>
+      </w:r>
+      <w:proofErr w:type="spellStart"/>
+      <w:r>
+        <w:t>digitoegankelijke</w:t>
+      </w:r>
+      <w:proofErr w:type="spellEnd"/>
+      <w:r>
+        <w:t xml:space="preserve"> (HTML) versie. Dit is aangegeven per optie met haakjes: (E) voor Excel, (H) voor HTML.</w:t>
       </w:r>
     </w:p>
     <w:tbl>
@@ -6706,7 +8186,15 @@
           </w:tcPr>
           <w:p>
             <w:r>
-              <w:t>(vraag/kop/titel)_size (E, H)</w:t>
+              <w:t>(vraag/kop/titel)_</w:t>
+            </w:r>
+            <w:proofErr w:type="spellStart"/>
+            <w:r>
+              <w:t>size</w:t>
+            </w:r>
+            <w:proofErr w:type="spellEnd"/>
+            <w:r>
+              <w:t xml:space="preserve"> (E, H)</w:t>
             </w:r>
           </w:p>
         </w:tc>
@@ -6726,7 +8214,15 @@
           </w:tcPr>
           <w:p>
             <w:r>
-              <w:t>Grootte van vragen/koppen/titels in pt (= lettergrootte in Word en Excel).</w:t>
+              <w:t xml:space="preserve">Grootte van vragen/koppen/titels in </w:t>
+            </w:r>
+            <w:proofErr w:type="spellStart"/>
+            <w:r>
+              <w:t>pt</w:t>
+            </w:r>
+            <w:proofErr w:type="spellEnd"/>
+            <w:r>
+              <w:t xml:space="preserve"> (= lettergrootte in Word en Excel).</w:t>
             </w:r>
           </w:p>
         </w:tc>
@@ -6738,7 +8234,15 @@
           </w:tcPr>
           <w:p>
             <w:r>
-              <w:t>(vraag/kop/titel)_color (E, H)</w:t>
+              <w:t>(vraag/kop/titel)_</w:t>
+            </w:r>
+            <w:proofErr w:type="spellStart"/>
+            <w:r>
+              <w:t>color</w:t>
+            </w:r>
+            <w:proofErr w:type="spellEnd"/>
+            <w:r>
+              <w:t xml:space="preserve"> (E, H)</w:t>
             </w:r>
           </w:p>
         </w:tc>
@@ -6769,13 +8273,55 @@
               <w:rPr>
                 <w:lang w:val="en-US"/>
               </w:rPr>
-              <w:t>Excel accepteert hexadecimale codes (#FFFFFF) of</w:t>
-            </w:r>
+              <w:t xml:space="preserve">Excel </w:t>
+            </w:r>
+            <w:proofErr w:type="spellStart"/>
             <w:r>
               <w:rPr>
                 <w:lang w:val="en-US"/>
               </w:rPr>
-              <w:t xml:space="preserve"> namen (green/red).</w:t>
+              <w:t>accepteert</w:t>
+            </w:r>
+            <w:proofErr w:type="spellEnd"/>
+            <w:r>
+              <w:rPr>
+                <w:lang w:val="en-US"/>
+              </w:rPr>
+              <w:t xml:space="preserve"> </w:t>
+            </w:r>
+            <w:proofErr w:type="spellStart"/>
+            <w:r>
+              <w:rPr>
+                <w:lang w:val="en-US"/>
+              </w:rPr>
+              <w:t>hexadecimale</w:t>
+            </w:r>
+            <w:proofErr w:type="spellEnd"/>
+            <w:r>
+              <w:rPr>
+                <w:lang w:val="en-US"/>
+              </w:rPr>
+              <w:t xml:space="preserve"> codes (#FFFFFF) of</w:t>
+            </w:r>
+            <w:r>
+              <w:rPr>
+                <w:lang w:val="en-US"/>
+              </w:rPr>
+              <w:t xml:space="preserve"> </w:t>
+            </w:r>
+            <w:proofErr w:type="spellStart"/>
+            <w:r>
+              <w:rPr>
+                <w:lang w:val="en-US"/>
+              </w:rPr>
+              <w:t>namen</w:t>
+            </w:r>
+            <w:proofErr w:type="spellEnd"/>
+            <w:r>
+              <w:rPr>
+                <w:lang w:val="en-US"/>
+              </w:rPr>
+              <w:t xml:space="preserve"> (green/red).</w:t>
             </w:r>
           </w:p>
         </w:tc>
@@ -6787,7 +8333,15 @@
           </w:tcPr>
           <w:p>
             <w:r>
-              <w:t>(vraag/kop/titel)_decoration (E, H)</w:t>
+              <w:t>(vraag/kop/titel)_</w:t>
+            </w:r>
+            <w:proofErr w:type="spellStart"/>
+            <w:r>
+              <w:t>decoration</w:t>
+            </w:r>
+            <w:proofErr w:type="spellEnd"/>
+            <w:r>
+              <w:t xml:space="preserve"> (E, H)</w:t>
             </w:r>
           </w:p>
         </w:tc>
@@ -6852,7 +8406,31 @@
               <w:t xml:space="preserve">Let op: </w:t>
             </w:r>
             <w:r>
-              <w:t>binnen de digitoegankelijke versie is alleen bold / italic / underline toegestaan.</w:t>
+              <w:t xml:space="preserve">binnen de </w:t>
+            </w:r>
+            <w:proofErr w:type="spellStart"/>
+            <w:r>
+              <w:t>digitoegankelijke</w:t>
+            </w:r>
+            <w:proofErr w:type="spellEnd"/>
+            <w:r>
+              <w:t xml:space="preserve"> versie is alleen </w:t>
+            </w:r>
+            <w:proofErr w:type="spellStart"/>
+            <w:r>
+              <w:t>bold</w:t>
+            </w:r>
+            <w:proofErr w:type="spellEnd"/>
+            <w:r>
+              <w:t xml:space="preserve"> / italic / </w:t>
+            </w:r>
+            <w:proofErr w:type="spellStart"/>
+            <w:r>
+              <w:t>underline</w:t>
+            </w:r>
+            <w:proofErr w:type="spellEnd"/>
+            <w:r>
+              <w:t xml:space="preserve"> toegestaan.</w:t>
             </w:r>
           </w:p>
         </w:tc>
@@ -6864,7 +8442,15 @@
           </w:tcPr>
           <w:p>
             <w:r>
-              <w:t>(vraag/kop/titel)_fill (E, H)</w:t>
+              <w:t>(vraag/kop/titel)_</w:t>
+            </w:r>
+            <w:proofErr w:type="spellStart"/>
+            <w:r>
+              <w:t>fill</w:t>
+            </w:r>
+            <w:proofErr w:type="spellEnd"/>
+            <w:r>
+              <w:t xml:space="preserve"> (E, H)</w:t>
             </w:r>
           </w:p>
         </w:tc>
@@ -6897,18 +8483,53 @@
               </w:rPr>
               <w:t xml:space="preserve">Excel </w:t>
             </w:r>
+            <w:proofErr w:type="spellStart"/>
             <w:r>
               <w:rPr>
                 <w:lang w:val="en-US"/>
               </w:rPr>
-              <w:lastRenderedPageBreak/>
-              <w:t>accepteert hexadecimale codes (#FFFFFF) of</w:t>
-            </w:r>
+              <w:t>accepteert</w:t>
+            </w:r>
+            <w:proofErr w:type="spellEnd"/>
             <w:r>
               <w:rPr>
                 <w:lang w:val="en-US"/>
               </w:rPr>
-              <w:t xml:space="preserve"> namen (green/red).</w:t>
+              <w:t xml:space="preserve"> </w:t>
+            </w:r>
+            <w:proofErr w:type="spellStart"/>
+            <w:r>
+              <w:rPr>
+                <w:lang w:val="en-US"/>
+              </w:rPr>
+              <w:t>hexadecimale</w:t>
+            </w:r>
+            <w:proofErr w:type="spellEnd"/>
+            <w:r>
+              <w:rPr>
+                <w:lang w:val="en-US"/>
+              </w:rPr>
+              <w:t xml:space="preserve"> codes (#FFFFFF) of</w:t>
+            </w:r>
+            <w:r>
+              <w:rPr>
+                <w:lang w:val="en-US"/>
+              </w:rPr>
+              <w:t xml:space="preserve"> </w:t>
+            </w:r>
+            <w:proofErr w:type="spellStart"/>
+            <w:r>
+              <w:rPr>
+                <w:lang w:val="en-US"/>
+              </w:rPr>
+              <w:t>namen</w:t>
+            </w:r>
+            <w:proofErr w:type="spellEnd"/>
+            <w:r>
+              <w:rPr>
+                <w:lang w:val="en-US"/>
+              </w:rPr>
+              <w:t xml:space="preserve"> (green/red).</w:t>
             </w:r>
           </w:p>
         </w:tc>
@@ -6924,12 +8545,19 @@
                 <w:lang w:val="en-US"/>
               </w:rPr>
             </w:pPr>
+            <w:proofErr w:type="spellStart"/>
             <w:r>
               <w:rPr>
                 <w:lang w:val="en-US"/>
               </w:rPr>
-              <w:lastRenderedPageBreak/>
-              <w:t xml:space="preserve">font_color </w:t>
+              <w:t>font_color</w:t>
+            </w:r>
+            <w:proofErr w:type="spellEnd"/>
+            <w:r>
+              <w:rPr>
+                <w:lang w:val="en-US"/>
+              </w:rPr>
+              <w:t xml:space="preserve"> </w:t>
             </w:r>
             <w:r>
               <w:t>(E, H)</w:t>
@@ -6946,11 +8574,19 @@
                 <w:lang w:val="en-US"/>
               </w:rPr>
             </w:pPr>
+            <w:proofErr w:type="spellStart"/>
             <w:r>
               <w:rPr>
                 <w:lang w:val="en-US"/>
               </w:rPr>
-              <w:t>Hexadecimale code of naam</w:t>
+              <w:t>Hexadecimale</w:t>
+            </w:r>
+            <w:proofErr w:type="spellEnd"/>
+            <w:r>
+              <w:rPr>
+                <w:lang w:val="en-US"/>
+              </w:rPr>
+              <w:t xml:space="preserve"> code of naam</w:t>
             </w:r>
           </w:p>
         </w:tc>
@@ -6979,11 +8615,19 @@
                 <w:lang w:val="en-US"/>
               </w:rPr>
             </w:pPr>
+            <w:proofErr w:type="spellStart"/>
             <w:r>
               <w:rPr>
                 <w:lang w:val="en-US"/>
               </w:rPr>
-              <w:t xml:space="preserve">font_type </w:t>
+              <w:t>font_type</w:t>
+            </w:r>
+            <w:proofErr w:type="spellEnd"/>
+            <w:r>
+              <w:rPr>
+                <w:lang w:val="en-US"/>
+              </w:rPr>
+              <w:t xml:space="preserve"> </w:t>
             </w:r>
             <w:r>
               <w:t>(E, H)</w:t>
@@ -7004,8 +8648,16 @@
               <w:rPr>
                 <w:lang w:val="en-US"/>
               </w:rPr>
-              <w:t>Naam van lettertype</w:t>
-            </w:r>
+              <w:t xml:space="preserve">Naam van </w:t>
+            </w:r>
+            <w:proofErr w:type="spellStart"/>
+            <w:r>
+              <w:rPr>
+                <w:lang w:val="en-US"/>
+              </w:rPr>
+              <w:t>lettertype</w:t>
+            </w:r>
+            <w:proofErr w:type="spellEnd"/>
           </w:p>
         </w:tc>
         <w:tc>
@@ -7033,11 +8685,19 @@
                 <w:lang w:val="en-US"/>
               </w:rPr>
             </w:pPr>
+            <w:proofErr w:type="spellStart"/>
             <w:r>
               <w:rPr>
                 <w:lang w:val="en-US"/>
               </w:rPr>
-              <w:t xml:space="preserve">font_size </w:t>
+              <w:t>font_size</w:t>
+            </w:r>
+            <w:proofErr w:type="spellEnd"/>
+            <w:r>
+              <w:rPr>
+                <w:lang w:val="en-US"/>
+              </w:rPr>
+              <w:t xml:space="preserve"> </w:t>
             </w:r>
             <w:r>
               <w:t>(E, H)</w:t>
@@ -7054,12 +8714,14 @@
                 <w:lang w:val="en-US"/>
               </w:rPr>
             </w:pPr>
+            <w:proofErr w:type="spellStart"/>
             <w:r>
               <w:rPr>
                 <w:lang w:val="en-US"/>
               </w:rPr>
               <w:t>Getal</w:t>
             </w:r>
+            <w:proofErr w:type="spellEnd"/>
           </w:p>
         </w:tc>
         <w:tc>
@@ -7071,7 +8733,15 @@
               <w:t>Grootte van de tekst i</w:t>
             </w:r>
             <w:r>
-              <w:t>n pt (= lettergrootte in Word en Excel). Dit geldt voor zowel introtekst als tekst tussen en bij variabelen.</w:t>
+              <w:t xml:space="preserve">n </w:t>
+            </w:r>
+            <w:proofErr w:type="spellStart"/>
+            <w:r>
+              <w:t>pt</w:t>
+            </w:r>
+            <w:proofErr w:type="spellEnd"/>
+            <w:r>
+              <w:t xml:space="preserve"> (= lettergrootte in Word en Excel). Dit geldt voor zowel introtekst als tekst tussen en bij variabelen.</w:t>
             </w:r>
           </w:p>
         </w:tc>
@@ -7082,8 +8752,13 @@
             <w:tcW w:w="3296" w:type="dxa"/>
           </w:tcPr>
           <w:p>
-            <w:r>
-              <w:t>rij_hoogte (E)</w:t>
+            <w:proofErr w:type="spellStart"/>
+            <w:r>
+              <w:t>rij_hoogte</w:t>
+            </w:r>
+            <w:proofErr w:type="spellEnd"/>
+            <w:r>
+              <w:t xml:space="preserve"> (E)</w:t>
             </w:r>
           </w:p>
         </w:tc>
@@ -7103,7 +8778,15 @@
           </w:tcPr>
           <w:p>
             <w:r>
-              <w:t>De rijen in Excel worden gelijkmatig verdeeld. Dit getal specificeert de hoogte van iedere rij in pt (= lettergrootte in Word en Excel).</w:t>
+              <w:t xml:space="preserve">De rijen in Excel worden gelijkmatig verdeeld. Dit getal specificeert de hoogte van iedere rij in </w:t>
+            </w:r>
+            <w:proofErr w:type="spellStart"/>
+            <w:r>
+              <w:t>pt</w:t>
+            </w:r>
+            <w:proofErr w:type="spellEnd"/>
+            <w:r>
+              <w:t xml:space="preserve"> (= lettergrootte in Word en Excel).</w:t>
             </w:r>
           </w:p>
         </w:tc>
@@ -7114,8 +8797,13 @@
             <w:tcW w:w="3296" w:type="dxa"/>
           </w:tcPr>
           <w:p>
-            <w:r>
-              <w:t>rij_hoogte_kop (E)</w:t>
+            <w:proofErr w:type="spellStart"/>
+            <w:r>
+              <w:t>rij_hoogte_kop</w:t>
+            </w:r>
+            <w:proofErr w:type="spellEnd"/>
+            <w:r>
+              <w:t xml:space="preserve"> (E)</w:t>
             </w:r>
           </w:p>
         </w:tc>
@@ -7135,7 +8823,15 @@
           </w:tcPr>
           <w:p>
             <w:r>
-              <w:t>Het kan zijn dat de kolomkoppen een andere rijhoogte nodig hebben dan de normale rijen. Daarom is de hoogte van de koppen apart in te stellen. Wederom in pt.</w:t>
+              <w:t xml:space="preserve">Het kan zijn dat de kolomkoppen een andere rijhoogte nodig hebben dan de normale rijen. Daarom is de hoogte van de koppen apart in te stellen. Wederom in </w:t>
+            </w:r>
+            <w:proofErr w:type="spellStart"/>
+            <w:r>
+              <w:t>pt</w:t>
+            </w:r>
+            <w:proofErr w:type="spellEnd"/>
+            <w:r>
+              <w:t>.</w:t>
             </w:r>
           </w:p>
         </w:tc>
@@ -7146,8 +8842,14 @@
             <w:tcW w:w="3296" w:type="dxa"/>
           </w:tcPr>
           <w:p>
-            <w:r>
-              <w:t>kolombreedte_antwoorden (E)</w:t>
+            <w:proofErr w:type="spellStart"/>
+            <w:r>
+              <w:lastRenderedPageBreak/>
+              <w:t>kolombreedte_antwoorden</w:t>
+            </w:r>
+            <w:proofErr w:type="spellEnd"/>
+            <w:r>
+              <w:t xml:space="preserve"> (E)</w:t>
             </w:r>
           </w:p>
         </w:tc>
@@ -7167,7 +8869,23 @@
           </w:tcPr>
           <w:p>
             <w:r>
-              <w:t xml:space="preserve">Breedte van de kolom met antwoordteksten in pt. Let op: enkel functioneel in Excel. Voor de digitoegankelijke versie kan de template aangepast worden, zie </w:t>
+              <w:t xml:space="preserve">Breedte van de kolom met antwoordteksten in </w:t>
+            </w:r>
+            <w:proofErr w:type="spellStart"/>
+            <w:r>
+              <w:t>pt</w:t>
+            </w:r>
+            <w:proofErr w:type="spellEnd"/>
+            <w:r>
+              <w:t xml:space="preserve">. Let op: enkel functioneel in Excel. Voor de </w:t>
+            </w:r>
+            <w:proofErr w:type="spellStart"/>
+            <w:r>
+              <w:t>digitoegankelijke</w:t>
+            </w:r>
+            <w:proofErr w:type="spellEnd"/>
+            <w:r>
+              <w:t xml:space="preserve"> versie kan de template aangepast worden, zie </w:t>
             </w:r>
             <w:hyperlink w:anchor="_Indeling_van_tabellen" w:history="1">
               <w:r>
@@ -7210,7 +8928,23 @@
           </w:tcPr>
           <w:p>
             <w:r>
-              <w:t xml:space="preserve">Breedte van de kolommen in pt. Let op: enkel functioneel in Excel. In de digitoegankelijke versie schalen de kolommen automatisch mee met het scherm. (Zie ook </w:t>
+              <w:t xml:space="preserve">Breedte van de kolommen in </w:t>
+            </w:r>
+            <w:proofErr w:type="spellStart"/>
+            <w:r>
+              <w:t>pt</w:t>
+            </w:r>
+            <w:proofErr w:type="spellEnd"/>
+            <w:r>
+              <w:t xml:space="preserve">. Let op: enkel functioneel in Excel. In de </w:t>
+            </w:r>
+            <w:proofErr w:type="spellStart"/>
+            <w:r>
+              <w:t>digitoegankelijke</w:t>
+            </w:r>
+            <w:proofErr w:type="spellEnd"/>
+            <w:r>
+              <w:t xml:space="preserve"> versie schalen de kolommen automatisch mee met het scherm. (Zie ook </w:t>
             </w:r>
             <w:hyperlink w:anchor="_Indeling_van_tabellen" w:history="1">
               <w:r>
@@ -7232,8 +8966,13 @@
             <w:tcW w:w="3296" w:type="dxa"/>
           </w:tcPr>
           <w:p>
-            <w:r>
-              <w:t>label_max_lengte (E)</w:t>
+            <w:proofErr w:type="spellStart"/>
+            <w:r>
+              <w:t>label_max_lengte</w:t>
+            </w:r>
+            <w:proofErr w:type="spellEnd"/>
+            <w:r>
+              <w:t xml:space="preserve"> (E)</w:t>
             </w:r>
           </w:p>
         </w:tc>
@@ -7253,8 +8992,17 @@
           </w:tcPr>
           <w:p>
             <w:r>
-              <w:t xml:space="preserve">Sommige variabelelabels zijn te lang om binnen de kolombreedte te passen. Excel kan automatisch tekstterugloop aanzetten, maar past niet automatisch de rijhoogte aan. Daarom dient handmatig te worden aangegeven na hoeveel karakters de rijhoogte voor een variabele groter moet worden. In de praktijk zal dit getal ongeveer overeenkomen met </w:t>
-            </w:r>
+              <w:t xml:space="preserve">Sommige </w:t>
+            </w:r>
+            <w:proofErr w:type="spellStart"/>
+            <w:r>
+              <w:t>variabelelabels</w:t>
+            </w:r>
+            <w:proofErr w:type="spellEnd"/>
+            <w:r>
+              <w:t xml:space="preserve"> zijn te lang om binnen de kolombreedte te passen. Excel kan automatisch tekstterugloop aanzetten, maar past niet automatisch de rijhoogte aan. Daarom dient handmatig te worden aangegeven na hoeveel karakters de rijhoogte voor een variabele groter moet worden. In de praktijk zal dit getal ongeveer overeenkomen met </w:t>
+            </w:r>
+            <w:proofErr w:type="spellStart"/>
             <w:r>
               <w:rPr>
                 <w:i/>
@@ -7262,6 +9010,7 @@
               </w:rPr>
               <w:t>kolombreedte_antwoorden</w:t>
             </w:r>
+            <w:proofErr w:type="spellEnd"/>
             <w:r>
               <w:t>.</w:t>
             </w:r>
@@ -7274,8 +9023,13 @@
             <w:tcW w:w="3296" w:type="dxa"/>
           </w:tcPr>
           <w:p>
-            <w:r>
-              <w:t>border_tussen_gegevens (E)</w:t>
+            <w:proofErr w:type="spellStart"/>
+            <w:r>
+              <w:t>border_tussen_gegevens</w:t>
+            </w:r>
+            <w:proofErr w:type="spellEnd"/>
+            <w:r>
+              <w:t xml:space="preserve"> (E)</w:t>
             </w:r>
           </w:p>
         </w:tc>
@@ -7306,8 +9060,13 @@
             <w:tcW w:w="3296" w:type="dxa"/>
           </w:tcPr>
           <w:p>
-            <w:r>
-              <w:t>rijen_afwisselend_kleuren (E, H)</w:t>
+            <w:proofErr w:type="spellStart"/>
+            <w:r>
+              <w:t>rijen_afwisselend_kleuren</w:t>
+            </w:r>
+            <w:proofErr w:type="spellEnd"/>
+            <w:r>
+              <w:t xml:space="preserve"> (E, H)</w:t>
             </w:r>
           </w:p>
         </w:tc>
@@ -7338,9 +9097,13 @@
             <w:tcW w:w="3296" w:type="dxa"/>
           </w:tcPr>
           <w:p>
-            <w:r>
-              <w:lastRenderedPageBreak/>
-              <w:t>kolommen_afwisselend_kleuren (E, H)</w:t>
+            <w:proofErr w:type="spellStart"/>
+            <w:r>
+              <w:t>kolommen_afwisselend_kleuren</w:t>
+            </w:r>
+            <w:proofErr w:type="spellEnd"/>
+            <w:r>
+              <w:t xml:space="preserve"> (E, H)</w:t>
             </w:r>
           </w:p>
         </w:tc>
@@ -7371,8 +9134,13 @@
             <w:tcW w:w="3296" w:type="dxa"/>
           </w:tcPr>
           <w:p>
-            <w:r>
-              <w:t>kolommen_crossings_kleuren(E, H)</w:t>
+            <w:proofErr w:type="spellStart"/>
+            <w:r>
+              <w:t>kolommen_crossings_kleuren</w:t>
+            </w:r>
+            <w:proofErr w:type="spellEnd"/>
+            <w:r>
+              <w:t>(E, H)</w:t>
             </w:r>
           </w:p>
         </w:tc>
@@ -7413,8 +9181,13 @@
             <w:tcW w:w="3296" w:type="dxa"/>
           </w:tcPr>
           <w:p>
-            <w:r>
-              <w:t>header_stijl (E, H)</w:t>
+            <w:proofErr w:type="spellStart"/>
+            <w:r>
+              <w:t>header_stijl</w:t>
+            </w:r>
+            <w:proofErr w:type="spellEnd"/>
+            <w:r>
+              <w:t xml:space="preserve"> (E, H)</w:t>
             </w:r>
           </w:p>
         </w:tc>
@@ -7445,8 +9218,13 @@
             <w:tcW w:w="3296" w:type="dxa"/>
           </w:tcPr>
           <w:p>
-            <w:r>
-              <w:t>header_template (E, H)</w:t>
+            <w:proofErr w:type="spellStart"/>
+            <w:r>
+              <w:t>header_template</w:t>
+            </w:r>
+            <w:proofErr w:type="spellEnd"/>
+            <w:r>
+              <w:t xml:space="preserve"> (E, H)</w:t>
             </w:r>
           </w:p>
         </w:tc>
@@ -7477,8 +9255,13 @@
             <w:tcW w:w="3296" w:type="dxa"/>
           </w:tcPr>
           <w:p>
-            <w:r>
-              <w:t>crossing_headers_kleiner (E)</w:t>
+            <w:proofErr w:type="spellStart"/>
+            <w:r>
+              <w:t>crossing_headers_kleiner</w:t>
+            </w:r>
+            <w:proofErr w:type="spellEnd"/>
+            <w:r>
+              <w:t xml:space="preserve"> (E)</w:t>
             </w:r>
           </w:p>
         </w:tc>
@@ -7498,7 +9281,11 @@
           </w:tcPr>
           <w:p>
             <w:r>
-              <w:t>Om onderscheid te maken tussen de kruisvariabelen en totaalkolommen kan ervoor gekozen worden om de kruisvariabelen een kleiner label te geven. Indien WAAR worden alleen de labels van totaalkolommen vet, bij ONWAAR worden alle labels vet.</w:t>
+              <w:t xml:space="preserve">Om onderscheid te maken tussen de kruisvariabelen en totaalkolommen kan ervoor </w:t>
+            </w:r>
+            <w:r>
+              <w:lastRenderedPageBreak/>
+              <w:t>gekozen worden om de kruisvariabelen een kleiner label te geven. Indien WAAR worden alleen de labels van totaalkolommen vet, bij ONWAAR worden alle labels vet.</w:t>
             </w:r>
           </w:p>
         </w:tc>
@@ -7509,8 +9296,14 @@
             <w:tcW w:w="3296" w:type="dxa"/>
           </w:tcPr>
           <w:p>
-            <w:r>
-              <w:t>naam_tabellenboek (E, H)</w:t>
+            <w:proofErr w:type="spellStart"/>
+            <w:r>
+              <w:lastRenderedPageBreak/>
+              <w:t>naam_tabellenboek</w:t>
+            </w:r>
+            <w:proofErr w:type="spellEnd"/>
+            <w:r>
+              <w:t xml:space="preserve"> (E, H)</w:t>
             </w:r>
           </w:p>
         </w:tc>
@@ -7551,8 +9344,13 @@
             <w:tcW w:w="3296" w:type="dxa"/>
           </w:tcPr>
           <w:p>
-            <w:r>
-              <w:t>verberg_lege_kolommen_crossing (E, H)</w:t>
+            <w:proofErr w:type="spellStart"/>
+            <w:r>
+              <w:t>verberg_lege_kolommen_crossing</w:t>
+            </w:r>
+            <w:proofErr w:type="spellEnd"/>
+            <w:r>
+              <w:t xml:space="preserve"> (E, H)</w:t>
             </w:r>
           </w:p>
         </w:tc>
@@ -7603,8 +9401,13 @@
             <w:tcW w:w="3296" w:type="dxa"/>
           </w:tcPr>
           <w:p>
-            <w:r>
-              <w:t>verberg_lege_kolommen_crossing (E, H)</w:t>
+            <w:proofErr w:type="spellStart"/>
+            <w:r>
+              <w:t>verberg_lege_kolommen_crossing</w:t>
+            </w:r>
+            <w:proofErr w:type="spellEnd"/>
+            <w:r>
+              <w:t xml:space="preserve"> (E, H)</w:t>
             </w:r>
           </w:p>
         </w:tc>
@@ -7634,11 +9437,7 @@
               <w:t>alle</w:t>
             </w:r>
             <w:r>
-              <w:t xml:space="preserve"> </w:t>
-            </w:r>
-            <w:r>
-              <w:lastRenderedPageBreak/>
-              <w:t xml:space="preserve">variabelen) te verbergen. Hiermee wordt alleen de weergave van het tabellenboek aangepast, de berekening verloopt hetzelfde. Deze optie verbergt lege kolommen </w:t>
+              <w:t xml:space="preserve"> variabelen) te verbergen. Hiermee wordt alleen de weergave van het tabellenboek aangepast, de berekening verloopt hetzelfde. Deze optie verbergt lege kolommen </w:t>
             </w:r>
             <w:r>
               <w:rPr>
@@ -7712,7 +9511,7 @@
                     <pic:cNvPicPr/>
                   </pic:nvPicPr>
                   <pic:blipFill>
-                    <a:blip r:embed="rId11">
+                    <a:blip r:embed="rId12">
                       <a:extLst>
                         <a:ext uri="{28A0092B-C50C-407E-A947-70E740481C1C}">
                           <a14:useLocalDpi xmlns:a14="http://schemas.microsoft.com/office/drawing/2010/main" val="0"/>
@@ -7785,7 +9584,7 @@
                     <pic:cNvPicPr/>
                   </pic:nvPicPr>
                   <pic:blipFill>
-                    <a:blip r:embed="rId12">
+                    <a:blip r:embed="rId13">
                       <a:extLst>
                         <a:ext uri="{28A0092B-C50C-407E-A947-70E740481C1C}">
                           <a14:useLocalDpi xmlns:a14="http://schemas.microsoft.com/office/drawing/2010/main" val="0"/>
@@ -7825,21 +9624,32 @@
           <w:i/>
           <w:iCs/>
         </w:rPr>
-        <w:t>N.B.: Beide varianten zijn digitoegankelijk, maar de enkele headerstijl is minder vermoeiend om naar te luisteren.</w:t>
-      </w:r>
-    </w:p>
-    <w:p>
-      <w:pPr>
-        <w:pStyle w:val="Geenafstand"/>
+        <w:t xml:space="preserve">N.B.: Beide varianten zijn </w:t>
+      </w:r>
+      <w:proofErr w:type="spellStart"/>
+      <w:r>
         <w:rPr>
           <w:i/>
           <w:iCs/>
         </w:rPr>
-      </w:pPr>
+        <w:t>digitoegankelijk</w:t>
+      </w:r>
+      <w:proofErr w:type="spellEnd"/>
+      <w:r>
+        <w:rPr>
+          <w:i/>
+          <w:iCs/>
+        </w:rPr>
+        <w:t>, maar de enkele headerstijl is minder vermoeiend om naar te luisteren.</w:t>
+      </w:r>
     </w:p>
     <w:p>
       <w:pPr>
         <w:pStyle w:val="Geenafstand"/>
+        <w:rPr>
+          <w:i/>
+          <w:iCs/>
+        </w:rPr>
       </w:pPr>
     </w:p>
     <w:p>
@@ -7849,11 +9659,21 @@
     </w:p>
     <w:p>
       <w:pPr>
+        <w:pStyle w:val="Geenafstand"/>
+      </w:pPr>
+    </w:p>
+    <w:p>
+      <w:pPr>
         <w:pStyle w:val="Kop2"/>
       </w:pPr>
       <w:r>
-        <w:t>7.14 swing_configuraties</w:t>
-      </w:r>
+        <w:t xml:space="preserve">7.14 </w:t>
+      </w:r>
+      <w:proofErr w:type="spellStart"/>
+      <w:r>
+        <w:t>swing_configuraties</w:t>
+      </w:r>
+      <w:proofErr w:type="spellEnd"/>
     </w:p>
     <w:p>
       <w:pPr>
@@ -7878,7 +9698,63 @@
         <w:t>éé</w:t>
       </w:r>
       <w:r>
-        <w:t>n rij per exportdoel met naam_dataset, gebiedsniveau (bijv. ggd, gemeente, nederland), gebiedsindeling_kolom (indelingscode voor dat niveau), bron (monitorcode), jaar_voor_analyse, type_periode (bijv. Jaar), geen_crossings (TRUE/FALSE).</w:t>
+        <w:t xml:space="preserve">n rij per exportdoel met </w:t>
+      </w:r>
+      <w:proofErr w:type="spellStart"/>
+      <w:r>
+        <w:t>naam_dataset</w:t>
+      </w:r>
+      <w:proofErr w:type="spellEnd"/>
+      <w:r>
+        <w:t xml:space="preserve">, gebiedsniveau (bijv. </w:t>
+      </w:r>
+      <w:proofErr w:type="spellStart"/>
+      <w:r>
+        <w:t>ggd</w:t>
+      </w:r>
+      <w:proofErr w:type="spellEnd"/>
+      <w:r>
+        <w:t xml:space="preserve">, gemeente, </w:t>
+      </w:r>
+      <w:proofErr w:type="spellStart"/>
+      <w:r>
+        <w:t>nederland</w:t>
+      </w:r>
+      <w:proofErr w:type="spellEnd"/>
+      <w:r>
+        <w:t xml:space="preserve">), </w:t>
+      </w:r>
+      <w:proofErr w:type="spellStart"/>
+      <w:r>
+        <w:t>gebiedsindeling_kolom</w:t>
+      </w:r>
+      <w:proofErr w:type="spellEnd"/>
+      <w:r>
+        <w:t xml:space="preserve"> (indelingscode voor dat niveau), bron (monitorcode), </w:t>
+      </w:r>
+      <w:proofErr w:type="spellStart"/>
+      <w:r>
+        <w:t>jaar_voor_analyse</w:t>
+      </w:r>
+      <w:proofErr w:type="spellEnd"/>
+      <w:r>
+        <w:t xml:space="preserve">, </w:t>
+      </w:r>
+      <w:proofErr w:type="spellStart"/>
+      <w:r>
+        <w:t>type_periode</w:t>
+      </w:r>
+      <w:proofErr w:type="spellEnd"/>
+      <w:r>
+        <w:t xml:space="preserve"> (bijv. Jaar), </w:t>
+      </w:r>
+      <w:proofErr w:type="spellStart"/>
+      <w:r>
+        <w:t>geen_crossings</w:t>
+      </w:r>
+      <w:proofErr w:type="spellEnd"/>
+      <w:r>
+        <w:t xml:space="preserve"> (TRUE/FALSE).</w:t>
       </w:r>
     </w:p>
     <w:p>
@@ -7886,8 +9762,13 @@
         <w:pStyle w:val="Kop2"/>
       </w:pPr>
       <w:r>
-        <w:t>7.15 swing_variabelen</w:t>
-      </w:r>
+        <w:t xml:space="preserve">7.15 </w:t>
+      </w:r>
+      <w:proofErr w:type="spellStart"/>
+      <w:r>
+        <w:t>swing_variabelen</w:t>
+      </w:r>
+      <w:proofErr w:type="spellEnd"/>
     </w:p>
     <w:p>
       <w:pPr>
@@ -7902,8 +9783,13 @@
         </w:rPr>
         <w:t>‑</w:t>
       </w:r>
-      <w:r>
-        <w:t xml:space="preserve">overrides per dataset meegeven (weegfactor.d1, weegfactor.d2, </w:t>
+      <w:proofErr w:type="spellStart"/>
+      <w:r>
+        <w:t>overrides</w:t>
+      </w:r>
+      <w:proofErr w:type="spellEnd"/>
+      <w:r>
+        <w:t xml:space="preserve"> per dataset meegeven (weegfactor.d1, weegfactor.d2, </w:t>
       </w:r>
       <w:r>
         <w:rPr>
@@ -7920,8 +9806,13 @@
         <w:pStyle w:val="Kop2"/>
       </w:pPr>
       <w:r>
-        <w:t>7.16 swing_crossings</w:t>
-      </w:r>
+        <w:t xml:space="preserve">7.16 </w:t>
+      </w:r>
+      <w:proofErr w:type="spellStart"/>
+      <w:r>
+        <w:t>swing_crossings</w:t>
+      </w:r>
+      <w:proofErr w:type="spellEnd"/>
     </w:p>
     <w:p>
       <w:pPr>
@@ -7946,7 +9837,15 @@
         <w:t>‑</w:t>
       </w:r>
       <w:r>
-        <w:t>export wanneer geen_crossings = FALSE.</w:t>
+        <w:t xml:space="preserve">export wanneer </w:t>
+      </w:r>
+      <w:proofErr w:type="spellStart"/>
+      <w:r>
+        <w:t>geen_crossings</w:t>
+      </w:r>
+      <w:proofErr w:type="spellEnd"/>
+      <w:r>
+        <w:t xml:space="preserve"> = FALSE.</w:t>
       </w:r>
     </w:p>
     <w:p/>
@@ -8031,11 +9930,7 @@
         <w:t>2</w:t>
       </w:r>
       <w:r>
-        <w:t xml:space="preserve">-test worden uitgevoerd; deze is vanzelfsprekend </w:t>
-      </w:r>
-      <w:r>
-        <w:lastRenderedPageBreak/>
-        <w:t>significant. Als er gesplitst wordt op 18-44, 44-65, en 65+, dan zijn er twee volledige groepen leeg, en zal de functie vastlopen. In zo’n geval zal het script een waarschuwing weergeven en wordt de chi</w:t>
+        <w:t>-test worden uitgevoerd; deze is vanzelfsprekend significant. Als er gesplitst wordt op 18-44, 44-65, en 65+, dan zijn er twee volledige groepen leeg, en zal de functie vastlopen. In zo’n geval zal het script een waarschuwing weergeven en wordt de chi</w:t>
       </w:r>
       <w:r>
         <w:rPr>
@@ -8067,7 +9962,23 @@
         <w:pStyle w:val="Geenafstand"/>
       </w:pPr>
       <w:r>
-        <w:t>Het vergelijken gebeurt op basis van de kolomselectie. Vanuit de configuratie wordt de onderliggende data voor iedere kolom bepaald, bestaande uit een dataset en optioneel een jaar of subset. Vanuit deze data worden dummies aangemaakt, welke aangeven of een rij bij een bepaalde kolom hoort. Wanneer een test wordt uitgevoerd wordt data geselecteerd op WAAR in beide bijbehorende dummies, en vervolgens getest op WAAR voor de eerste dummy versus ONWAAR voor de eerste dummy. Dit klinkt ingewikkelder dan het is. Stel bijvoorbeeld dat we een splitsing hebben op gemeente (dus subset = Gemeentecode) en het totaal van deze gemeente willen vergelijken met het regionale totaal, zie onderstaande tabel. Data in de gemeentekolom (kolom a) bevindt zich per definitie ook in kolom b; gemeentedata behoort immers ook in de gehele regio, en dit bevindt zich in dezelfde dataset. De chi</w:t>
+        <w:t xml:space="preserve">Het vergelijken gebeurt op basis van de kolomselectie. Vanuit de configuratie wordt de onderliggende data voor iedere kolom bepaald, bestaande uit een dataset en optioneel een jaar of subset. Vanuit deze data worden </w:t>
+      </w:r>
+      <w:proofErr w:type="spellStart"/>
+      <w:r>
+        <w:t>dummies</w:t>
+      </w:r>
+      <w:proofErr w:type="spellEnd"/>
+      <w:r>
+        <w:t xml:space="preserve"> aangemaakt, welke aangeven of een rij bij een bepaalde kolom hoort. Wanneer een test wordt uitgevoerd wordt data geselecteerd op WAAR in beide bijbehorende </w:t>
+      </w:r>
+      <w:proofErr w:type="spellStart"/>
+      <w:r>
+        <w:t>dummies</w:t>
+      </w:r>
+      <w:proofErr w:type="spellEnd"/>
+      <w:r>
+        <w:t>, en vervolgens getest op WAAR voor de eerste dummy versus ONWAAR voor de eerste dummy. Dit klinkt ingewikkelder dan het is. Stel bijvoorbeeld dat we een splitsing hebben op gemeente (dus subset = Gemeentecode) en het totaal van deze gemeente willen vergelijken met het regionale totaal, zie onderstaande tabel. Data in de gemeentekolom (kolom a) bevindt zich per definitie ook in kolom b; gemeentedata behoort immers ook in de gehele regio, en dit bevindt zich in dezelfde dataset. De chi</w:t>
       </w:r>
       <w:r>
         <w:rPr>
@@ -8284,6 +10195,7 @@
         <w:pStyle w:val="Geenafstand"/>
       </w:pPr>
       <w:r>
+        <w:lastRenderedPageBreak/>
         <w:t xml:space="preserve">Vergelijk dit met de situatie waarin een totaalkolom van een gemeente uit een regionale dataset wordt vergeleken met het totaal van de landelijke dataset, zie onderstaande tabel. Data uit kolom c kan voorkomen in kolom d, maar dit is op basis van een universeel script niet te herleiden. Daarom zal een test op deze vergelijking mogelijk ook data bevatten van de gemeente in kolom c. De vergelijking vindt daarom plaats tussen data van de gemeente in de regionale dataset versus </w:t>
       </w:r>
       <w:r>
@@ -8525,6 +10437,7 @@
       <w:r>
         <w:t xml:space="preserve">Het aangeven van een afwijkende weegfactor kan op het tabblad </w:t>
       </w:r>
+      <w:proofErr w:type="spellStart"/>
       <w:r>
         <w:rPr>
           <w:i/>
@@ -8532,6 +10445,7 @@
         </w:rPr>
         <w:t>indeling_rijen</w:t>
       </w:r>
+      <w:proofErr w:type="spellEnd"/>
       <w:r>
         <w:rPr>
           <w:i/>
@@ -8541,11 +10455,15 @@
         <w:t xml:space="preserve">, </w:t>
       </w:r>
       <w:r>
-        <w:t xml:space="preserve">door het toevoegen van een kolom met de naam “weegfactor” (voor een andere weegfactor per variabele) of een kolom met de naam “weegfactor.d_(datasetnaam)” (voor een weegfactor per variabele per jaar). Het is </w:t>
-      </w:r>
-      <w:r>
-        <w:lastRenderedPageBreak/>
-        <w:t xml:space="preserve">enkel mogelijk een andere weegfactor </w:t>
+        <w:t>door het toevoegen van een kolom met de naam “weegfactor” (voor een andere weegfactor per variabele) of een kolom met de naam “</w:t>
+      </w:r>
+      <w:proofErr w:type="spellStart"/>
+      <w:r>
+        <w:t>weegfactor.d</w:t>
+      </w:r>
+      <w:proofErr w:type="spellEnd"/>
+      <w:r>
+        <w:t xml:space="preserve">_(datasetnaam)” (voor een weegfactor per variabele per jaar). Het is enkel mogelijk een andere weegfactor </w:t>
       </w:r>
       <w:r>
         <w:rPr>
@@ -8555,7 +10473,23 @@
         <w:t>per dataset</w:t>
       </w:r>
       <w:r>
-        <w:t xml:space="preserve"> of per gehele variabele aan te geven. Als er voor jaar x een andere weegfactor geldt dan voor jaar y dienen deze jaren dus ingevoerd te worden als aparte datasets. Hiervoor kunnen dan twee kolommen worden toegevoegd: “weegfactor.d_datasetx” en “weegfactor.d_datasety”. </w:t>
+        <w:t xml:space="preserve"> of per gehele variabele aan te geven. Als er voor jaar x een andere weegfactor geldt dan voor jaar y dienen deze jaren dus ingevoerd te worden als aparte datasets. Hiervoor kunnen dan twee kolommen worden toegevoegd: “</w:t>
+      </w:r>
+      <w:proofErr w:type="spellStart"/>
+      <w:r>
+        <w:t>weegfactor.d_datasetx</w:t>
+      </w:r>
+      <w:proofErr w:type="spellEnd"/>
+      <w:r>
+        <w:t>” en “</w:t>
+      </w:r>
+      <w:proofErr w:type="spellStart"/>
+      <w:r>
+        <w:t>weegfactor.d_datasety</w:t>
+      </w:r>
+      <w:proofErr w:type="spellEnd"/>
+      <w:r>
+        <w:t xml:space="preserve">”. </w:t>
       </w:r>
     </w:p>
     <w:p>
@@ -8566,8 +10500,13 @@
           <w:numId w:val="12"/>
         </w:numPr>
       </w:pPr>
-      <w:r>
-        <w:t>Digitoegankelijke versie</w:t>
+      <w:proofErr w:type="spellStart"/>
+      <w:r>
+        <w:t>Digitoegankelijke</w:t>
+      </w:r>
+      <w:proofErr w:type="spellEnd"/>
+      <w:r>
+        <w:t xml:space="preserve"> versie</w:t>
       </w:r>
     </w:p>
     <w:p>
@@ -8575,9 +10514,25 @@
         <w:pStyle w:val="Geenafstand"/>
       </w:pPr>
       <w:r>
-        <w:t xml:space="preserve">De tabellenboeken in Excel zijn niet digitoegankelijk, en ook niet gemakkelijk digitoegankelijk te maken. Daarnaast wordt het gebruik van Excel afgeraden, aangezien dit een besloten applicatie is (zie ook </w:t>
-      </w:r>
-      <w:hyperlink r:id="rId13" w:history="1">
+        <w:t xml:space="preserve">De tabellenboeken in Excel zijn niet </w:t>
+      </w:r>
+      <w:proofErr w:type="spellStart"/>
+      <w:r>
+        <w:t>digitoegankelijk</w:t>
+      </w:r>
+      <w:proofErr w:type="spellEnd"/>
+      <w:r>
+        <w:t xml:space="preserve">, en ook niet gemakkelijk </w:t>
+      </w:r>
+      <w:proofErr w:type="spellStart"/>
+      <w:r>
+        <w:t>digitoegankelijk</w:t>
+      </w:r>
+      <w:proofErr w:type="spellEnd"/>
+      <w:r>
+        <w:t xml:space="preserve"> te maken. Daarnaast wordt het gebruik van Excel afgeraden, aangezien dit een besloten applicatie is (zie ook </w:t>
+      </w:r>
+      <w:hyperlink r:id="rId14" w:history="1">
         <w:r>
           <w:rPr>
             <w:rStyle w:val="Hyperlink"/>
@@ -8586,7 +10541,15 @@
         </w:r>
       </w:hyperlink>
       <w:r>
-        <w:t xml:space="preserve">). Daarom is uitvoer ook mogelijk in HTML. Deze is volledig digitoegankelijk, en kan in opmaak identiek gemaakt worden aan de uitvoer in Excel. Het meegeleverde voorbeeld zal in de meeste gevallen volstaan, maar voor specifieke opmaakwensen buiten de opties in het tabblad </w:t>
+        <w:t xml:space="preserve">). Daarom is uitvoer ook mogelijk in HTML. Deze is volledig </w:t>
+      </w:r>
+      <w:proofErr w:type="spellStart"/>
+      <w:r>
+        <w:t>digitoegankelijk</w:t>
+      </w:r>
+      <w:proofErr w:type="spellEnd"/>
+      <w:r>
+        <w:t xml:space="preserve">, en kan in opmaak identiek gemaakt worden aan de uitvoer in Excel. Het meegeleverde voorbeeld zal in de meeste gevallen volstaan, maar voor specifieke opmaakwensen buiten de opties in het tabblad </w:t>
       </w:r>
       <w:r>
         <w:rPr>
@@ -8596,7 +10559,15 @@
         <w:t>opmaak</w:t>
       </w:r>
       <w:r>
-        <w:t xml:space="preserve"> is enige technische kennis vereist. (HTML, CSS, en mogelijk JavaScript.)</w:t>
+        <w:t xml:space="preserve"> is enige technische kennis vereist. (HTML, CSS, en mogelijk </w:t>
+      </w:r>
+      <w:proofErr w:type="spellStart"/>
+      <w:r>
+        <w:t>JavaScript</w:t>
+      </w:r>
+      <w:proofErr w:type="spellEnd"/>
+      <w:r>
+        <w:t>.)</w:t>
       </w:r>
     </w:p>
     <w:p>
@@ -8609,7 +10580,15 @@
         <w:pStyle w:val="Geenafstand"/>
       </w:pPr>
       <w:r>
-        <w:t xml:space="preserve">De digitoegankelijke versie wordt via dezelfde logica opgebouwd als de Excelsheet. Tabellen worden ingevoegd voor het weergeven van resultaten, blokken worden aangemaakt voor titels/koppen/vragen/tekst, enz. Deze zijn ieder individueel op te maken. Hiervoor </w:t>
+        <w:t xml:space="preserve">De </w:t>
+      </w:r>
+      <w:proofErr w:type="spellStart"/>
+      <w:r>
+        <w:t>digitoegankelijke</w:t>
+      </w:r>
+      <w:proofErr w:type="spellEnd"/>
+      <w:r>
+        <w:t xml:space="preserve"> versie wordt via dezelfde logica opgebouwd als de Excelsheet. Tabellen worden ingevoegd voor het weergeven van resultaten, blokken worden aangemaakt voor titels/koppen/vragen/tekst, enz. Deze zijn ieder individueel op te maken. Hiervoor </w:t>
       </w:r>
       <w:r>
         <w:rPr>
@@ -8720,7 +10699,15 @@
               <w:t>introtekst</w:t>
             </w:r>
             <w:r>
-              <w:t>. Lege regels worden vervangen door &lt;br /&gt;, titels worden &lt;h1&gt;, enz.</w:t>
+              <w:t>. Lege regels worden vervangen door &lt;</w:t>
+            </w:r>
+            <w:proofErr w:type="spellStart"/>
+            <w:r>
+              <w:t>br</w:t>
+            </w:r>
+            <w:proofErr w:type="spellEnd"/>
+            <w:r>
+              <w:t xml:space="preserve"> /&gt;, titels worden &lt;h1&gt;, enz.</w:t>
             </w:r>
           </w:p>
         </w:tc>
@@ -8735,6 +10722,7 @@
               <w:pStyle w:val="Geenafstand"/>
             </w:pPr>
             <w:r>
+              <w:lastRenderedPageBreak/>
               <w:t>{logo}</w:t>
             </w:r>
           </w:p>
@@ -8814,6 +10802,7 @@
             <w:r>
               <w:t xml:space="preserve">Het tabblad </w:t>
             </w:r>
+            <w:proofErr w:type="spellStart"/>
             <w:r>
               <w:rPr>
                 <w:i/>
@@ -8821,8 +10810,17 @@
               </w:rPr>
               <w:t>indeling_rijen</w:t>
             </w:r>
-            <w:r>
-              <w:t xml:space="preserve"> wordt omgezet naar digitoegankelijke tabellen en stijlelementen. De tekst-, kop- en vraagregels worden ingevoegd op de gewenste plek.</w:t>
+            <w:proofErr w:type="spellEnd"/>
+            <w:r>
+              <w:t xml:space="preserve"> wordt omgezet naar </w:t>
+            </w:r>
+            <w:proofErr w:type="spellStart"/>
+            <w:r>
+              <w:t>digitoegankelijke</w:t>
+            </w:r>
+            <w:proofErr w:type="spellEnd"/>
+            <w:r>
+              <w:t xml:space="preserve"> tabellen en stijlelementen. De tekst-, kop- en vraagregels worden ingevoegd op de gewenste plek.</w:t>
             </w:r>
           </w:p>
         </w:tc>
@@ -8851,7 +10849,15 @@
         <w:pStyle w:val="Geenafstand"/>
       </w:pPr>
       <w:r>
-        <w:t xml:space="preserve">De opmaak kan grotendeels in de configuratie worden gespecificeerd, om de opmaak zoveel mogelijk gelijk te houden tussen de Excelversie en de digitoegankelijke versie. Vrijwel alle elementen op het tabblad </w:t>
+        <w:t xml:space="preserve">De opmaak kan grotendeels in de configuratie worden gespecificeerd, om de opmaak zoveel mogelijk gelijk te houden tussen de Excelversie en de </w:t>
+      </w:r>
+      <w:proofErr w:type="spellStart"/>
+      <w:r>
+        <w:t>digitoegankelijke</w:t>
+      </w:r>
+      <w:proofErr w:type="spellEnd"/>
+      <w:r>
+        <w:t xml:space="preserve"> versie. Vrijwel alle elementen op het tabblad </w:t>
       </w:r>
       <w:r>
         <w:rPr>
@@ -8900,7 +10906,21 @@
         <w:rPr>
           <w:lang w:val="en-GB"/>
         </w:rPr>
-        <w:t>font-size: [titel_size];</w:t>
+        <w:t>font-size: [</w:t>
+      </w:r>
+      <w:proofErr w:type="spellStart"/>
+      <w:r>
+        <w:rPr>
+          <w:lang w:val="en-GB"/>
+        </w:rPr>
+        <w:t>titel_size</w:t>
+      </w:r>
+      <w:proofErr w:type="spellEnd"/>
+      <w:r>
+        <w:rPr>
+          <w:lang w:val="en-GB"/>
+        </w:rPr>
+        <w:t>];</w:t>
       </w:r>
     </w:p>
     <w:p>
@@ -8916,11 +10936,33 @@
         </w:rPr>
         <w:t xml:space="preserve">  </w:t>
       </w:r>
+      <w:proofErr w:type="spellStart"/>
       <w:r>
         <w:rPr>
           <w:lang w:val="en-GB"/>
         </w:rPr>
-        <w:t>color: [titel_color];</w:t>
+        <w:t>color</w:t>
+      </w:r>
+      <w:proofErr w:type="spellEnd"/>
+      <w:r>
+        <w:rPr>
+          <w:lang w:val="en-GB"/>
+        </w:rPr>
+        <w:t>: [</w:t>
+      </w:r>
+      <w:proofErr w:type="spellStart"/>
+      <w:r>
+        <w:rPr>
+          <w:lang w:val="en-GB"/>
+        </w:rPr>
+        <w:t>titel_color</w:t>
+      </w:r>
+      <w:proofErr w:type="spellEnd"/>
+      <w:r>
+        <w:rPr>
+          <w:lang w:val="en-GB"/>
+        </w:rPr>
+        <w:t>];</w:t>
       </w:r>
     </w:p>
     <w:p>
@@ -8940,7 +10982,35 @@
         <w:rPr>
           <w:lang w:val="en-GB"/>
         </w:rPr>
-        <w:t xml:space="preserve"> background-color: [titel_fill];</w:t>
+        <w:t xml:space="preserve"> background-</w:t>
+      </w:r>
+      <w:proofErr w:type="spellStart"/>
+      <w:r>
+        <w:rPr>
+          <w:lang w:val="en-GB"/>
+        </w:rPr>
+        <w:t>color</w:t>
+      </w:r>
+      <w:proofErr w:type="spellEnd"/>
+      <w:r>
+        <w:rPr>
+          <w:lang w:val="en-GB"/>
+        </w:rPr>
+        <w:t>: [</w:t>
+      </w:r>
+      <w:proofErr w:type="spellStart"/>
+      <w:r>
+        <w:rPr>
+          <w:lang w:val="en-GB"/>
+        </w:rPr>
+        <w:t>titel_fill</w:t>
+      </w:r>
+      <w:proofErr w:type="spellEnd"/>
+      <w:r>
+        <w:rPr>
+          <w:lang w:val="en-GB"/>
+        </w:rPr>
+        <w:t>];</w:t>
       </w:r>
     </w:p>
     <w:p>
@@ -8954,7 +11024,15 @@
         <w:t xml:space="preserve">  </w:t>
       </w:r>
       <w:r>
-        <w:t>[titel_decoration]</w:t>
+        <w:t>[</w:t>
+      </w:r>
+      <w:proofErr w:type="spellStart"/>
+      <w:r>
+        <w:t>titel_decoration</w:t>
+      </w:r>
+      <w:proofErr w:type="spellEnd"/>
+      <w:r>
+        <w:t>]</w:t>
       </w:r>
     </w:p>
     <w:p>
@@ -8978,7 +11056,31 @@
         <w:t>Let hierbij o</w:t>
       </w:r>
       <w:r>
-        <w:t xml:space="preserve">p het gebruik van [titel_decoration]. Aangezien de stijlen bold/italic/underline in Excel binnen één veld passen, maar binnen CSS verschillende eigenschappen zijn, voegt het script hier zelf de juiste eigenschap toe. Voeg hier dus </w:t>
+        <w:t>p het gebruik van [</w:t>
+      </w:r>
+      <w:proofErr w:type="spellStart"/>
+      <w:r>
+        <w:t>titel_decoration</w:t>
+      </w:r>
+      <w:proofErr w:type="spellEnd"/>
+      <w:r>
+        <w:t xml:space="preserve">]. Aangezien de stijlen </w:t>
+      </w:r>
+      <w:proofErr w:type="spellStart"/>
+      <w:r>
+        <w:t>bold</w:t>
+      </w:r>
+      <w:proofErr w:type="spellEnd"/>
+      <w:r>
+        <w:t>/italic/</w:t>
+      </w:r>
+      <w:proofErr w:type="spellStart"/>
+      <w:r>
+        <w:t>underline</w:t>
+      </w:r>
+      <w:proofErr w:type="spellEnd"/>
+      <w:r>
+        <w:t xml:space="preserve"> in Excel binnen één veld passen, maar binnen CSS verschillende eigenschappen zijn, voegt het script hier zelf de juiste eigenschap toe. Voeg hier dus </w:t>
       </w:r>
       <w:r>
         <w:rPr>
@@ -8990,12 +11092,37 @@
       <w:r>
         <w:t xml:space="preserve"> </w:t>
       </w:r>
+      <w:proofErr w:type="spellStart"/>
       <w:r>
         <w:rPr>
           <w:i/>
           <w:iCs/>
         </w:rPr>
-        <w:t>text-decoration: [titel_decoration];</w:t>
+        <w:t>text-decoration</w:t>
+      </w:r>
+      <w:proofErr w:type="spellEnd"/>
+      <w:r>
+        <w:rPr>
+          <w:i/>
+          <w:iCs/>
+        </w:rPr>
+        <w:t>: [</w:t>
+      </w:r>
+      <w:proofErr w:type="spellStart"/>
+      <w:r>
+        <w:rPr>
+          <w:i/>
+          <w:iCs/>
+        </w:rPr>
+        <w:t>titel_decoration</w:t>
+      </w:r>
+      <w:proofErr w:type="spellEnd"/>
+      <w:r>
+        <w:rPr>
+          <w:i/>
+          <w:iCs/>
+        </w:rPr>
+        <w:t>];</w:t>
       </w:r>
       <w:r>
         <w:t xml:space="preserve"> toe!</w:t>
@@ -9022,45 +11149,50 @@
       </w:r>
     </w:p>
     <w:p>
-      <w:pPr>
-        <w:rPr>
-          <w:lang w:val="en-GB"/>
-        </w:rPr>
-      </w:pPr>
       <w:r>
         <w:t xml:space="preserve">            </w:t>
       </w:r>
-      <w:r>
-        <w:rPr>
-          <w:lang w:val="en-GB"/>
-        </w:rPr>
-        <w:t>table {</w:t>
-      </w:r>
-    </w:p>
-    <w:p>
-      <w:pPr>
-        <w:rPr>
-          <w:lang w:val="en-GB"/>
-        </w:rPr>
-      </w:pPr>
-      <w:r>
-        <w:rPr>
-          <w:lang w:val="en-GB"/>
-        </w:rPr>
-        <w:t xml:space="preserve">                width: 100%;</w:t>
-      </w:r>
-    </w:p>
-    <w:p>
-      <w:pPr>
-        <w:rPr>
-          <w:lang w:val="en-GB"/>
-        </w:rPr>
-      </w:pPr>
-      <w:r>
-        <w:rPr>
-          <w:lang w:val="en-GB"/>
-        </w:rPr>
-        <w:t xml:space="preserve">                border-collapse: collapse;</w:t>
+      <w:proofErr w:type="spellStart"/>
+      <w:r>
+        <w:t>table</w:t>
+      </w:r>
+      <w:proofErr w:type="spellEnd"/>
+      <w:r>
+        <w:t xml:space="preserve"> {</w:t>
+      </w:r>
+    </w:p>
+    <w:p>
+      <w:r>
+        <w:t xml:space="preserve">                </w:t>
+      </w:r>
+      <w:proofErr w:type="spellStart"/>
+      <w:r>
+        <w:t>width</w:t>
+      </w:r>
+      <w:proofErr w:type="spellEnd"/>
+      <w:r>
+        <w:t>: 100%;</w:t>
+      </w:r>
+    </w:p>
+    <w:p>
+      <w:r>
+        <w:t xml:space="preserve">                border-</w:t>
+      </w:r>
+      <w:proofErr w:type="spellStart"/>
+      <w:r>
+        <w:t>collapse</w:t>
+      </w:r>
+      <w:proofErr w:type="spellEnd"/>
+      <w:r>
+        <w:t xml:space="preserve">: </w:t>
+      </w:r>
+      <w:proofErr w:type="spellStart"/>
+      <w:r>
+        <w:t>collapse</w:t>
+      </w:r>
+      <w:proofErr w:type="spellEnd"/>
+      <w:r>
+        <w:t>;</w:t>
       </w:r>
     </w:p>
     <w:p>
@@ -9070,9 +11202,6 @@
         </w:rPr>
       </w:pPr>
       <w:r>
-        <w:rPr>
-          <w:lang w:val="en-GB"/>
-        </w:rPr>
         <w:t xml:space="preserve">                </w:t>
       </w:r>
       <w:r>
@@ -9112,18 +11241,51 @@
         <w:rPr>
           <w:lang w:val="en-US"/>
         </w:rPr>
-        <w:t xml:space="preserve">            colgroup:first-of-type col:first-of-type {</w:t>
-      </w:r>
-    </w:p>
-    <w:p>
+        <w:t xml:space="preserve">            </w:t>
+      </w:r>
+      <w:proofErr w:type="spellStart"/>
       <w:r>
         <w:rPr>
           <w:lang w:val="en-US"/>
         </w:rPr>
+        <w:t>colgroup:first-of-type</w:t>
+      </w:r>
+      <w:proofErr w:type="spellEnd"/>
+      <w:r>
+        <w:rPr>
+          <w:lang w:val="en-US"/>
+        </w:rPr>
+        <w:t xml:space="preserve"> </w:t>
+      </w:r>
+      <w:proofErr w:type="spellStart"/>
+      <w:r>
+        <w:rPr>
+          <w:lang w:val="en-US"/>
+        </w:rPr>
+        <w:t>col:first-of-type</w:t>
+      </w:r>
+      <w:proofErr w:type="spellEnd"/>
+      <w:r>
+        <w:rPr>
+          <w:lang w:val="en-US"/>
+        </w:rPr>
+        <w:t xml:space="preserve"> {</w:t>
+      </w:r>
+    </w:p>
+    <w:p>
+      <w:r>
+        <w:rPr>
+          <w:lang w:val="en-US"/>
+        </w:rPr>
         <w:t xml:space="preserve">                </w:t>
       </w:r>
-      <w:r>
-        <w:t>width: 15%;</w:t>
+      <w:proofErr w:type="spellStart"/>
+      <w:r>
+        <w:t>width</w:t>
+      </w:r>
+      <w:proofErr w:type="spellEnd"/>
+      <w:r>
+        <w:t>: 15%;</w:t>
       </w:r>
     </w:p>
     <w:p>
@@ -9136,14 +11298,24 @@
         <w:pStyle w:val="Geenafstand"/>
       </w:pPr>
       <w:r>
+        <w:lastRenderedPageBreak/>
         <w:t>De eerste kolom wordt in het tweede blokje groter gemaakt (</w:t>
       </w:r>
+      <w:proofErr w:type="spellStart"/>
       <w:r>
         <w:rPr>
           <w:i/>
           <w:iCs/>
         </w:rPr>
-        <w:t>width: 15%</w:t>
+        <w:t>width</w:t>
+      </w:r>
+      <w:proofErr w:type="spellEnd"/>
+      <w:r>
+        <w:rPr>
+          <w:i/>
+          <w:iCs/>
+        </w:rPr>
+        <w:t>: 15%</w:t>
       </w:r>
       <w:r>
         <w:t>), waardoor alleen deze kolom breder is en de overige kolommen evenredig verdeeld worden over het restant van het scherm. Het aanpassen van deze breedte kan alleen in CSS, door de template aan te passen. Hierbij is het aanpassen van dit percentage (</w:t>
@@ -9168,6 +11340,7 @@
       <w:r>
         <w:t xml:space="preserve"> en </w:t>
       </w:r>
+      <w:proofErr w:type="spellStart"/>
       <w:r>
         <w:rPr>
           <w:i/>
@@ -9175,6 +11348,7 @@
         </w:rPr>
         <w:t>kolombreedte_antwoorden</w:t>
       </w:r>
+      <w:proofErr w:type="spellEnd"/>
       <w:r>
         <w:t xml:space="preserve"> in de configuratie doen niks in de HTML-weergave.  </w:t>
       </w:r>
@@ -9261,8 +11435,57 @@
               <w:pStyle w:val="Geenafstand"/>
             </w:pPr>
             <w:r>
-              <w:t xml:space="preserve">Tabellen worden opgebouwd uit een &lt;table&gt;, een &lt;caption&gt; met de vraagstelling, een &lt;thead&gt; met de bijbehorende &lt;colgroup&gt; en meerdere &lt;th&gt;-elementen met bijbehorende scope, en een &lt;tbody&gt; met de resultaten. Significante resultaten krijgen de klasse </w:t>
-            </w:r>
+              <w:t>Tabellen worden opgebouwd uit een &lt;</w:t>
+            </w:r>
+            <w:proofErr w:type="spellStart"/>
+            <w:r>
+              <w:t>table</w:t>
+            </w:r>
+            <w:proofErr w:type="spellEnd"/>
+            <w:r>
+              <w:t>&gt;, een &lt;</w:t>
+            </w:r>
+            <w:proofErr w:type="spellStart"/>
+            <w:r>
+              <w:t>caption</w:t>
+            </w:r>
+            <w:proofErr w:type="spellEnd"/>
+            <w:r>
+              <w:t>&gt; met de vraagstelling, een &lt;</w:t>
+            </w:r>
+            <w:proofErr w:type="spellStart"/>
+            <w:r>
+              <w:t>thead</w:t>
+            </w:r>
+            <w:proofErr w:type="spellEnd"/>
+            <w:r>
+              <w:t>&gt; met de bijbehorende &lt;</w:t>
+            </w:r>
+            <w:proofErr w:type="spellStart"/>
+            <w:r>
+              <w:t>colgroup</w:t>
+            </w:r>
+            <w:proofErr w:type="spellEnd"/>
+            <w:r>
+              <w:t>&gt; en meerdere &lt;</w:t>
+            </w:r>
+            <w:proofErr w:type="spellStart"/>
+            <w:r>
+              <w:t>th</w:t>
+            </w:r>
+            <w:proofErr w:type="spellEnd"/>
+            <w:r>
+              <w:t>&gt;-elementen met bijbehorende scope, en een &lt;</w:t>
+            </w:r>
+            <w:proofErr w:type="spellStart"/>
+            <w:r>
+              <w:t>tbody</w:t>
+            </w:r>
+            <w:proofErr w:type="spellEnd"/>
+            <w:r>
+              <w:t xml:space="preserve">&gt; met de resultaten. Significante resultaten krijgen de klasse </w:t>
+            </w:r>
+            <w:proofErr w:type="spellStart"/>
             <w:r>
               <w:rPr>
                 <w:i/>
@@ -9270,6 +11493,7 @@
               </w:rPr>
               <w:t>sign</w:t>
             </w:r>
+            <w:proofErr w:type="spellEnd"/>
             <w:r>
               <w:t>. (Indien aangegeven in de configuratie.)</w:t>
             </w:r>
@@ -9299,25 +11523,60 @@
               <w:pStyle w:val="Geenafstand"/>
             </w:pPr>
             <w:r>
-              <w:t xml:space="preserve">Elke rij bestaat uit een &lt;tr&gt; met één &lt;th&gt;, gevolgd door het gewenste aantal kolommen met ieder een &lt;td&gt;. Om afwisselende kleuren mogelijk te maken ontvangen deze rijen de klasse </w:t>
-            </w:r>
+              <w:t>Elke rij bestaat uit een &lt;</w:t>
+            </w:r>
+            <w:proofErr w:type="spellStart"/>
+            <w:r>
+              <w:t>tr</w:t>
+            </w:r>
+            <w:proofErr w:type="spellEnd"/>
+            <w:r>
+              <w:t>&gt; met één &lt;</w:t>
+            </w:r>
+            <w:proofErr w:type="spellStart"/>
+            <w:r>
+              <w:t>th</w:t>
+            </w:r>
+            <w:proofErr w:type="spellEnd"/>
+            <w:r>
+              <w:t>&gt;, gevolgd door het gewenste aantal kolommen met ieder een &lt;</w:t>
+            </w:r>
+            <w:proofErr w:type="spellStart"/>
+            <w:r>
+              <w:t>td</w:t>
+            </w:r>
+            <w:proofErr w:type="spellEnd"/>
+            <w:r>
+              <w:t xml:space="preserve">&gt;. Om afwisselende kleuren mogelijk te maken ontvangen deze rijen de klasse </w:t>
+            </w:r>
+            <w:proofErr w:type="spellStart"/>
             <w:r>
               <w:rPr>
                 <w:i/>
                 <w:iCs/>
               </w:rPr>
-              <w:t xml:space="preserve">rij_a </w:t>
-            </w:r>
-            <w:r>
-              <w:t xml:space="preserve">of </w:t>
-            </w:r>
+              <w:t>rij_a</w:t>
+            </w:r>
+            <w:proofErr w:type="spellEnd"/>
             <w:r>
               <w:rPr>
                 <w:i/>
                 <w:iCs/>
               </w:rPr>
+              <w:t xml:space="preserve"> </w:t>
+            </w:r>
+            <w:r>
+              <w:t xml:space="preserve">of </w:t>
+            </w:r>
+            <w:proofErr w:type="spellStart"/>
+            <w:r>
+              <w:rPr>
+                <w:i/>
+                <w:iCs/>
+              </w:rPr>
               <w:t>rij_b</w:t>
             </w:r>
+            <w:proofErr w:type="spellEnd"/>
             <w:r>
               <w:t>. (Indien aangegeven in de configuratie.)</w:t>
             </w:r>
@@ -9347,55 +11606,87 @@
               <w:pStyle w:val="Geenafstand"/>
             </w:pPr>
             <w:r>
-              <w:t xml:space="preserve">Kolommen zijn met de &lt;colgroup&gt; van de tabel ingedeeld, waardoor screenreaders automatisch de bijbehorende labels kunnen vinden. (Zowel bij enkele als dubbele headers.) Kolommen krijgen afwisselend de klasse </w:t>
-            </w:r>
+              <w:t>Kolommen zijn met de &lt;</w:t>
+            </w:r>
+            <w:proofErr w:type="spellStart"/>
+            <w:r>
+              <w:t>colgroup</w:t>
+            </w:r>
+            <w:proofErr w:type="spellEnd"/>
+            <w:r>
+              <w:t xml:space="preserve">&gt; van de tabel ingedeeld, waardoor screenreaders automatisch de bijbehorende labels kunnen vinden. (Zowel bij enkele als dubbele headers.) Kolommen krijgen afwisselend de klasse </w:t>
+            </w:r>
+            <w:proofErr w:type="spellStart"/>
             <w:r>
               <w:rPr>
                 <w:i/>
                 <w:iCs/>
               </w:rPr>
-              <w:t xml:space="preserve">kolom_a </w:t>
-            </w:r>
-            <w:r>
-              <w:t xml:space="preserve">of </w:t>
-            </w:r>
+              <w:t>kolom_a</w:t>
+            </w:r>
+            <w:proofErr w:type="spellEnd"/>
             <w:r>
               <w:rPr>
                 <w:i/>
                 <w:iCs/>
               </w:rPr>
-              <w:t>kolom_b</w:t>
-            </w:r>
-            <w:r>
-              <w:t xml:space="preserve">. (Indien aangegeven in de configuratie.) Significante elementen krijgen de klasse </w:t>
-            </w:r>
+              <w:t xml:space="preserve"> </w:t>
+            </w:r>
+            <w:r>
+              <w:t xml:space="preserve">of </w:t>
+            </w:r>
+            <w:proofErr w:type="spellStart"/>
             <w:r>
               <w:rPr>
                 <w:i/>
                 <w:iCs/>
               </w:rPr>
-              <w:t xml:space="preserve">sign </w:t>
-            </w:r>
-            <w:r>
-              <w:t xml:space="preserve">en een extra element </w:t>
-            </w:r>
+              <w:t>kolom_b</w:t>
+            </w:r>
+            <w:proofErr w:type="spellEnd"/>
+            <w:r>
+              <w:t xml:space="preserve">. (Indien aangegeven in de configuratie.) Significante elementen krijgen de klasse </w:t>
+            </w:r>
+            <w:proofErr w:type="spellStart"/>
             <w:r>
               <w:rPr>
                 <w:i/>
                 <w:iCs/>
               </w:rPr>
-              <w:t>title</w:t>
-            </w:r>
-            <w:r>
-              <w:t xml:space="preserve">, gevuld met de tekst in </w:t>
-            </w:r>
+              <w:t>sign</w:t>
+            </w:r>
+            <w:proofErr w:type="spellEnd"/>
             <w:r>
               <w:rPr>
                 <w:i/>
                 <w:iCs/>
               </w:rPr>
+              <w:t xml:space="preserve"> </w:t>
+            </w:r>
+            <w:r>
+              <w:t xml:space="preserve">en een extra element </w:t>
+            </w:r>
+            <w:proofErr w:type="spellStart"/>
+            <w:r>
+              <w:rPr>
+                <w:i/>
+                <w:iCs/>
+              </w:rPr>
+              <w:t>title</w:t>
+            </w:r>
+            <w:proofErr w:type="spellEnd"/>
+            <w:r>
+              <w:t xml:space="preserve">, gevuld met de tekst in </w:t>
+            </w:r>
+            <w:proofErr w:type="spellStart"/>
+            <w:r>
+              <w:rPr>
+                <w:i/>
+                <w:iCs/>
+              </w:rPr>
               <w:t>sign_hovertekst</w:t>
             </w:r>
+            <w:proofErr w:type="spellEnd"/>
             <w:r>
               <w:t>. (Indien aangegeven in de configuratie.)</w:t>
             </w:r>
@@ -9446,7 +11737,6 @@
                 <w:b/>
                 <w:bCs/>
               </w:rPr>
-              <w:lastRenderedPageBreak/>
               <w:t>Binnen de introtekst</w:t>
             </w:r>
           </w:p>
@@ -9455,7 +11745,15 @@
               <w:pStyle w:val="Geenafstand"/>
             </w:pPr>
             <w:r>
-              <w:t xml:space="preserve">Titels worden omgezet naar &lt;h1&gt;, koppen naar &lt;h2&gt;. Deze zijn eventueel los te stijlen door gebruik te maken van een CSS-selector (bijv. </w:t>
+              <w:t>Titels worden omgezet naar &lt;h1&gt;, koppen naar &lt;h2&gt;. Deze zijn eventueel los te stijlen door gebruik te maken van een CSS-</w:t>
+            </w:r>
+            <w:proofErr w:type="spellStart"/>
+            <w:r>
+              <w:t>selector</w:t>
+            </w:r>
+            <w:proofErr w:type="spellEnd"/>
+            <w:r>
+              <w:t xml:space="preserve"> (bijv. </w:t>
             </w:r>
             <w:r>
               <w:rPr>
@@ -9496,6 +11794,7 @@
             <w:r>
               <w:t xml:space="preserve">Titels worden omgezet naar &lt;h2&gt;, koppen en vragen naar &lt;h3&gt;. Deze krijgen allemaal de klasse </w:t>
             </w:r>
+            <w:proofErr w:type="spellStart"/>
             <w:r>
               <w:rPr>
                 <w:i/>
@@ -9503,6 +11802,7 @@
               </w:rPr>
               <w:t>heading</w:t>
             </w:r>
+            <w:proofErr w:type="spellEnd"/>
             <w:r>
               <w:t xml:space="preserve">, en vragen krijgen daarnaast de klasse </w:t>
             </w:r>
@@ -9514,14 +11814,31 @@
               <w:t>vraag</w:t>
             </w:r>
             <w:r>
-              <w:t xml:space="preserve">. Verder krijgen al deze elementen een id, in de vorm </w:t>
-            </w:r>
+              <w:t xml:space="preserve">. Verder krijgen al deze elementen een </w:t>
+            </w:r>
+            <w:proofErr w:type="spellStart"/>
+            <w:r>
+              <w:t>id</w:t>
+            </w:r>
+            <w:proofErr w:type="spellEnd"/>
+            <w:r>
+              <w:t xml:space="preserve">, in de vorm </w:t>
+            </w:r>
+            <w:proofErr w:type="spellStart"/>
             <w:r>
               <w:rPr>
                 <w:i/>
                 <w:iCs/>
               </w:rPr>
-              <w:t>heading_(volgnummer)</w:t>
+              <w:t>heading</w:t>
+            </w:r>
+            <w:proofErr w:type="spellEnd"/>
+            <w:r>
+              <w:rPr>
+                <w:i/>
+                <w:iCs/>
+              </w:rPr>
+              <w:t>_(volgnummer)</w:t>
             </w:r>
             <w:r>
               <w:t>. Hiermee kan een zwevend menu worden opgebouwd. (Zie ook de meegeleverde template voor een voorbeeld.)</w:t>
@@ -9539,7 +11856,6 @@
               <w:pStyle w:val="Geenafstand"/>
             </w:pPr>
             <w:r>
-              <w:lastRenderedPageBreak/>
               <w:t>Afbeeldingen</w:t>
             </w:r>
           </w:p>
@@ -9555,6 +11871,7 @@
             <w:r>
               <w:t xml:space="preserve">Afbeeldingen krijgen enkel een </w:t>
             </w:r>
+            <w:proofErr w:type="spellStart"/>
             <w:r>
               <w:rPr>
                 <w:i/>
@@ -9562,9 +11879,11 @@
               </w:rPr>
               <w:t>width</w:t>
             </w:r>
+            <w:proofErr w:type="spellEnd"/>
             <w:r>
               <w:t xml:space="preserve"> en </w:t>
             </w:r>
+            <w:proofErr w:type="spellStart"/>
             <w:r>
               <w:rPr>
                 <w:i/>
@@ -9572,9 +11891,35 @@
               </w:rPr>
               <w:t>height</w:t>
             </w:r>
-            <w:r>
-              <w:t xml:space="preserve"> mee, zoals aangegeven in de configuratie. Plaatsing is helaas niet gelijk te trekken met de logica binnen Excel, en zal handmatig moeten gebeuren. Het makkelijkste is om deze op te maken met een CSS-selector. Wanneer er een id opgegeven is krijgt de &lt;img&gt;-tag verder een </w:t>
-            </w:r>
+            <w:proofErr w:type="spellEnd"/>
+            <w:r>
+              <w:t xml:space="preserve"> mee, zoals aangegeven in de configuratie. Plaatsing is helaas niet gelijk te trekken met de logica binnen Excel, en zal handmatig moeten gebeuren. Het makkelijkste is om deze op te maken met een CSS-</w:t>
+            </w:r>
+            <w:proofErr w:type="spellStart"/>
+            <w:r>
+              <w:t>selector</w:t>
+            </w:r>
+            <w:proofErr w:type="spellEnd"/>
+            <w:r>
+              <w:t xml:space="preserve">. Wanneer er een </w:t>
+            </w:r>
+            <w:proofErr w:type="spellStart"/>
+            <w:r>
+              <w:t>id</w:t>
+            </w:r>
+            <w:proofErr w:type="spellEnd"/>
+            <w:r>
+              <w:t xml:space="preserve"> opgegeven is krijgt de &lt;</w:t>
+            </w:r>
+            <w:proofErr w:type="spellStart"/>
+            <w:r>
+              <w:t>img</w:t>
+            </w:r>
+            <w:proofErr w:type="spellEnd"/>
+            <w:r>
+              <w:t xml:space="preserve">&gt;-tag verder een </w:t>
+            </w:r>
+            <w:proofErr w:type="spellStart"/>
             <w:r>
               <w:rPr>
                 <w:i/>
@@ -9582,6 +11927,7 @@
               </w:rPr>
               <w:t>id</w:t>
             </w:r>
+            <w:proofErr w:type="spellEnd"/>
             <w:r>
               <w:t xml:space="preserve"> mee, in de vorm </w:t>
             </w:r>
@@ -9590,7 +11936,23 @@
                 <w:i/>
                 <w:iCs/>
               </w:rPr>
-              <w:t>logo_(id)</w:t>
+              <w:t>logo_(</w:t>
+            </w:r>
+            <w:proofErr w:type="spellStart"/>
+            <w:r>
+              <w:rPr>
+                <w:i/>
+                <w:iCs/>
+              </w:rPr>
+              <w:t>id</w:t>
+            </w:r>
+            <w:proofErr w:type="spellEnd"/>
+            <w:r>
+              <w:rPr>
+                <w:i/>
+                <w:iCs/>
+              </w:rPr>
+              <w:t>)</w:t>
             </w:r>
             <w:r>
               <w:t>.</w:t>
@@ -9649,7 +12011,19 @@
         <w:sym w:font="Wingdings" w:char="F0E0"/>
       </w:r>
       <w:r>
-        <w:t xml:space="preserve"> 4), maar Excel niet. Hierdoor rondt Excel 2,5 af naar 3, R naar 2. 2,51 wordt wel door beiden afgerond naar 3, en 2,49 door beiden naar 2. Het is daardoor mogelijk dat de Excelversie en de digitoegankelijke versie andere percentages weergeven. Hier is helaas geen makkelijke oplossing voor. De kans dat een percentage precies eindigt op 0,5000 is gelukkig erg klein, waardoor dit waarschijnlijk niet vaak voor zal komen.</w:t>
+        <w:t xml:space="preserve"> 4), maar Excel niet. Hierdoor rondt Excel 2,5 af naar 3, R naar 2. 2,51 wordt wel door beiden afgerond naar 3, en 2,49 door beiden naar 2. Het is daardoor mogelijk dat de Excelversie en de </w:t>
+      </w:r>
+      <w:proofErr w:type="spellStart"/>
+      <w:r>
+        <w:t>digitoegankelijke</w:t>
+      </w:r>
+      <w:proofErr w:type="spellEnd"/>
+      <w:r>
+        <w:t xml:space="preserve"> versie andere </w:t>
+      </w:r>
+      <w:r>
+        <w:lastRenderedPageBreak/>
+        <w:t>percentages weergeven. Hier is helaas geen makkelijke oplossing voor. De kans dat een percentage precies eindigt op 0,5000 is gelukkig erg klein, waardoor dit waarschijnlijk niet vaak voor zal komen.</w:t>
       </w:r>
     </w:p>
     <w:p/>
@@ -9662,8 +12036,13 @@
         </w:numPr>
       </w:pPr>
       <w:r>
-        <w:t>Foutmeldingen &amp; troubleshooting</w:t>
-      </w:r>
+        <w:t xml:space="preserve">Foutmeldingen &amp; </w:t>
+      </w:r>
+      <w:proofErr w:type="spellStart"/>
+      <w:r>
+        <w:t>troubleshooting</w:t>
+      </w:r>
+      <w:proofErr w:type="spellEnd"/>
     </w:p>
     <w:p>
       <w:pPr>
@@ -9759,7 +12138,7 @@
 </file>
 
 <file path=word/numbering.xml><?xml version="1.0" encoding="utf-8"?>
-<w:numbering xmlns:wpc="http://schemas.microsoft.com/office/word/2010/wordprocessingCanvas" xmlns:cx="http://schemas.microsoft.com/office/drawing/2014/chartex" xmlns:cx1="http://schemas.microsoft.com/office/drawing/2015/9/8/chartex" xmlns:cx2="http://schemas.microsoft.com/office/drawing/2015/10/21/chartex" xmlns:cx3="http://schemas.microsoft.com/office/drawing/2016/5/9/chartex" xmlns:cx4="http://schemas.microsoft.com/office/drawing/2016/5/10/chartex" xmlns:cx5="http://schemas.microsoft.com/office/drawing/2016/5/11/chartex" xmlns:cx6="http://schemas.microsoft.com/office/drawing/2016/5/12/chartex" xmlns:cx7="http://schemas.microsoft.com/office/drawing/2016/5/13/chartex" xmlns:cx8="http://schemas.microsoft.com/office/drawing/2016/5/14/chartex" xmlns:mc="http://schemas.openxmlformats.org/markup-compatibility/2006" xmlns:aink="http://schemas.microsoft.com/office/drawing/2016/ink" xmlns:am3d="http://schemas.microsoft.com/office/drawing/2017/model3d" xmlns:o="urn:schemas-microsoft-com:office:office" xmlns:oel="http://schemas.microsoft.com/office/2019/extlst" xmlns:r="http://schemas.openxmlformats.org/officeDocument/2006/relationships" xmlns:m="http://schemas.openxmlformats.org/officeDocument/2006/math" xmlns:v="urn:schemas-microsoft-com:vml" xmlns:wp14="http://schemas.microsoft.com/office/word/2010/wordprocessingDrawing" xmlns:wp="http://schemas.openxmlformats.org/drawingml/2006/wordprocessingDrawing" xmlns:w10="urn:schemas-microsoft-com:office:word" xmlns:w="http://schemas.openxmlformats.org/wordprocessingml/2006/main" xmlns:w14="http://schemas.microsoft.com/office/word/2010/wordml" xmlns:w15="http://schemas.microsoft.com/office/word/2012/wordml" xmlns:w16cex="http://schemas.microsoft.com/office/word/2018/wordml/cex" xmlns:w16cid="http://schemas.microsoft.com/office/word/2016/wordml/cid" xmlns:w16="http://schemas.microsoft.com/office/word/2018/wordml" xmlns:w16du="http://schemas.microsoft.com/office/word/2023/wordml/word16du" xmlns:w16sdtdh="http://schemas.microsoft.com/office/word/2020/wordml/sdtdatahash" xmlns:w16sdtfl="http://schemas.microsoft.com/office/word/2024/wordml/sdtformatlock" xmlns:w16se="http://schemas.microsoft.com/office/word/2015/wordml/symex" xmlns:wpg="http://schemas.microsoft.com/office/word/2010/wordprocessingGroup" xmlns:wpi="http://schemas.microsoft.com/office/word/2010/wordprocessingInk" xmlns:wne="http://schemas.microsoft.com/office/word/2006/wordml" xmlns:wps="http://schemas.microsoft.com/office/word/2010/wordprocessingShape" mc:Ignorable="w14 w15 w16se w16cid w16 w16cex w16sdtdh w16sdtfl w16du wp14">
+<w:numbering xmlns:wpc="http://schemas.microsoft.com/office/word/2010/wordprocessingCanvas" xmlns:cx="http://schemas.microsoft.com/office/drawing/2014/chartex" xmlns:cx1="http://schemas.microsoft.com/office/drawing/2015/9/8/chartex" xmlns:cx2="http://schemas.microsoft.com/office/drawing/2015/10/21/chartex" xmlns:cx3="http://schemas.microsoft.com/office/drawing/2016/5/9/chartex" xmlns:cx4="http://schemas.microsoft.com/office/drawing/2016/5/10/chartex" xmlns:cx5="http://schemas.microsoft.com/office/drawing/2016/5/11/chartex" xmlns:cx6="http://schemas.microsoft.com/office/drawing/2016/5/12/chartex" xmlns:cx7="http://schemas.microsoft.com/office/drawing/2016/5/13/chartex" xmlns:cx8="http://schemas.microsoft.com/office/drawing/2016/5/14/chartex" xmlns:mc="http://schemas.openxmlformats.org/markup-compatibility/2006" xmlns:aink="http://schemas.microsoft.com/office/drawing/2016/ink" xmlns:am3d="http://schemas.microsoft.com/office/drawing/2017/model3d" xmlns:o="urn:schemas-microsoft-com:office:office" xmlns:oel="http://schemas.microsoft.com/office/2019/extlst" xmlns:r="http://schemas.openxmlformats.org/officeDocument/2006/relationships" xmlns:m="http://schemas.openxmlformats.org/officeDocument/2006/math" xmlns:v="urn:schemas-microsoft-com:vml" xmlns:wp14="http://schemas.microsoft.com/office/word/2010/wordprocessingDrawing" xmlns:wp="http://schemas.openxmlformats.org/drawingml/2006/wordprocessingDrawing" xmlns:w10="urn:schemas-microsoft-com:office:word" xmlns:w="http://schemas.openxmlformats.org/wordprocessingml/2006/main" xmlns:w14="http://schemas.microsoft.com/office/word/2010/wordml" xmlns:w15="http://schemas.microsoft.com/office/word/2012/wordml" xmlns:w16cex="http://schemas.microsoft.com/office/word/2018/wordml/cex" xmlns:w16cid="http://schemas.microsoft.com/office/word/2016/wordml/cid" xmlns:w16="http://schemas.microsoft.com/office/word/2018/wordml" xmlns:w16du="http://schemas.microsoft.com/office/word/2023/wordml/word16du" xmlns:w16sdtdh="http://schemas.microsoft.com/office/word/2020/wordml/sdtdatahash" xmlns:w16se="http://schemas.microsoft.com/office/word/2015/wordml/symex" xmlns:wpg="http://schemas.microsoft.com/office/word/2010/wordprocessingGroup" xmlns:wpi="http://schemas.microsoft.com/office/word/2010/wordprocessingInk" xmlns:wne="http://schemas.microsoft.com/office/word/2006/wordml" xmlns:wps="http://schemas.microsoft.com/office/word/2010/wordprocessingShape" mc:Ignorable="w14 w15 w16se w16cid w16 w16cex w16sdtdh w16du wp14">
   <w:abstractNum w:abstractNumId="0" w15:restartNumberingAfterBreak="0">
     <w:nsid w:val="05CE66DB"/>
     <w:multiLevelType w:val="hybridMultilevel"/>
@@ -12218,7 +14597,7 @@
 </file>
 
 <file path=word/styles.xml><?xml version="1.0" encoding="utf-8"?>
-<w:styles xmlns:mc="http://schemas.openxmlformats.org/markup-compatibility/2006" xmlns:r="http://schemas.openxmlformats.org/officeDocument/2006/relationships" xmlns:w="http://schemas.openxmlformats.org/wordprocessingml/2006/main" xmlns:w14="http://schemas.microsoft.com/office/word/2010/wordml" xmlns:w15="http://schemas.microsoft.com/office/word/2012/wordml" xmlns:w16cex="http://schemas.microsoft.com/office/word/2018/wordml/cex" xmlns:w16cid="http://schemas.microsoft.com/office/word/2016/wordml/cid" xmlns:w16="http://schemas.microsoft.com/office/word/2018/wordml" xmlns:w16du="http://schemas.microsoft.com/office/word/2023/wordml/word16du" xmlns:w16sdtdh="http://schemas.microsoft.com/office/word/2020/wordml/sdtdatahash" xmlns:w16sdtfl="http://schemas.microsoft.com/office/word/2024/wordml/sdtformatlock" xmlns:w16se="http://schemas.microsoft.com/office/word/2015/wordml/symex" mc:Ignorable="w14 w15 w16se w16cid w16 w16cex w16sdtdh w16sdtfl w16du">
+<w:styles xmlns:mc="http://schemas.openxmlformats.org/markup-compatibility/2006" xmlns:r="http://schemas.openxmlformats.org/officeDocument/2006/relationships" xmlns:w="http://schemas.openxmlformats.org/wordprocessingml/2006/main" xmlns:w14="http://schemas.microsoft.com/office/word/2010/wordml" xmlns:w15="http://schemas.microsoft.com/office/word/2012/wordml" xmlns:w16cex="http://schemas.microsoft.com/office/word/2018/wordml/cex" xmlns:w16cid="http://schemas.microsoft.com/office/word/2016/wordml/cid" xmlns:w16="http://schemas.microsoft.com/office/word/2018/wordml" xmlns:w16du="http://schemas.microsoft.com/office/word/2023/wordml/word16du" xmlns:w16sdtdh="http://schemas.microsoft.com/office/word/2020/wordml/sdtdatahash" xmlns:w16se="http://schemas.microsoft.com/office/word/2015/wordml/symex" mc:Ignorable="w14 w15 w16se w16cid w16 w16cex w16sdtdh w16du">
   <w:docDefaults>
     <w:rPrDefault>
       <w:rPr>
